--- a/content/resume.docx
+++ b/content/resume.docx
@@ -4,7 +4,9 @@
   <w:body>
     <w:tbl>
       <w:tblPr>
-        <w:tblW w:w="0" w:type="auto"/>
+        <w:tblpPr w:leftFromText="180" w:rightFromText="180" w:vertAnchor="text" w:tblpY="1"/>
+        <w:tblOverlap w:val="never"/>
+        <w:tblW w:w="9350" w:type="dxa"/>
         <w:tblCellMar>
           <w:left w:w="0" w:type="dxa"/>
           <w:right w:w="0" w:type="dxa"/>
@@ -12,9 +14,10 @@
         <w:tblLook w:val="0600" w:firstRow="0" w:lastRow="0" w:firstColumn="0" w:lastColumn="0" w:noHBand="1" w:noVBand="1"/>
       </w:tblPr>
       <w:tblGrid>
-        <w:gridCol w:w="540"/>
-        <w:gridCol w:w="5850"/>
-        <w:gridCol w:w="2070"/>
+        <w:gridCol w:w="541"/>
+        <w:gridCol w:w="2117"/>
+        <w:gridCol w:w="3731"/>
+        <w:gridCol w:w="2071"/>
         <w:gridCol w:w="890"/>
       </w:tblGrid>
       <w:tr>
@@ -23,7 +26,7 @@
         </w:trPr>
         <w:tc>
           <w:tcPr>
-            <w:tcW w:w="6390" w:type="dxa"/>
+            <w:tcW w:w="2658" w:type="dxa"/>
             <w:gridSpan w:val="2"/>
             <w:tcBorders>
               <w:bottom w:val="single" w:sz="24" w:space="0" w:color="4A57E0"/>
@@ -72,8 +75,8 @@
         </w:tc>
         <w:tc>
           <w:tcPr>
-            <w:tcW w:w="2960" w:type="dxa"/>
-            <w:gridSpan w:val="2"/>
+            <w:tcW w:w="6692" w:type="dxa"/>
+            <w:gridSpan w:val="3"/>
             <w:tcBorders>
               <w:bottom w:val="single" w:sz="24" w:space="0" w:color="4A57E0"/>
             </w:tcBorders>
@@ -112,6 +115,17 @@
                 <w14:ligatures w14:val="none"/>
               </w:rPr>
               <w:t>Associate</w:t>
+            </w:r>
+            <w:r>
+              <w:rPr>
+                <w:rFonts w:ascii="Times New Roman" w:eastAsia="Gill Sans MT" w:hAnsi="Times New Roman" w:cs="Times New Roman"/>
+                <w:color w:val="172187"/>
+                <w:kern w:val="0"/>
+                <w:sz w:val="28"/>
+                <w:szCs w:val="36"/>
+                <w14:ligatures w14:val="none"/>
+              </w:rPr>
+              <w:t>/ML for Weather &amp; Climate</w:t>
             </w:r>
           </w:p>
           <w:p>
@@ -390,7 +404,349 @@
         <w:tc>
           <w:tcPr>
             <w:tcW w:w="9350" w:type="dxa"/>
-            <w:gridSpan w:val="4"/>
+            <w:gridSpan w:val="5"/>
+            <w:tcBorders>
+              <w:top w:val="single" w:sz="24" w:space="0" w:color="4A57E0"/>
+            </w:tcBorders>
+          </w:tcPr>
+          <w:p>
+            <w:pPr>
+              <w:spacing w:after="200" w:line="240" w:lineRule="auto"/>
+              <w:rPr>
+                <w:rFonts w:ascii="Times New Roman" w:eastAsia="Gill Sans MT" w:hAnsi="Times New Roman" w:cs="Times New Roman"/>
+                <w:caps/>
+                <w:color w:val="172187"/>
+                <w:spacing w:val="20"/>
+                <w:kern w:val="0"/>
+                <w14:ligatures w14:val="none"/>
+              </w:rPr>
+            </w:pPr>
+            <w:r>
+              <w:rPr>
+                <w:rFonts w:ascii="Times New Roman" w:eastAsia="Gill Sans MT" w:hAnsi="Times New Roman" w:cs="Times New Roman"/>
+                <w:caps/>
+                <w:color w:val="172187"/>
+                <w:spacing w:val="20"/>
+                <w:kern w:val="0"/>
+                <w14:ligatures w14:val="none"/>
+              </w:rPr>
+              <w:t>PROFESSONAL sUMMARY</w:t>
+            </w:r>
+          </w:p>
+        </w:tc>
+      </w:tr>
+      <w:tr>
+        <w:trPr>
+          <w:trHeight w:val="621"/>
+        </w:trPr>
+        <w:tc>
+          <w:tcPr>
+            <w:tcW w:w="9350" w:type="dxa"/>
+            <w:gridSpan w:val="5"/>
+          </w:tcPr>
+          <w:p>
+            <w:pPr>
+              <w:spacing w:after="0" w:line="240" w:lineRule="auto"/>
+              <w:jc w:val="both"/>
+              <w:rPr>
+                <w:rFonts w:ascii="Times New Roman" w:eastAsia="Gill Sans MT" w:hAnsi="Times New Roman" w:cs="Times New Roman"/>
+                <w:color w:val="000000"/>
+                <w:kern w:val="0"/>
+                <w:sz w:val="22"/>
+                <w:szCs w:val="22"/>
+                <w14:ligatures w14:val="none"/>
+              </w:rPr>
+            </w:pPr>
+            <w:r>
+              <w:rPr>
+                <w:rFonts w:ascii="Times New Roman" w:eastAsia="Gill Sans MT" w:hAnsi="Times New Roman" w:cs="Times New Roman"/>
+                <w:color w:val="000000"/>
+                <w:kern w:val="0"/>
+                <w:sz w:val="22"/>
+                <w:szCs w:val="22"/>
+                <w14:ligatures w14:val="none"/>
+              </w:rPr>
+              <w:t xml:space="preserve">Atmospheric scientist specializing in </w:t>
+            </w:r>
+            <w:r>
+              <w:rPr>
+                <w:rFonts w:ascii="Times New Roman" w:eastAsia="Gill Sans MT" w:hAnsi="Times New Roman" w:cs="Times New Roman"/>
+                <w:b/>
+                <w:bCs/>
+                <w:color w:val="000000"/>
+                <w:kern w:val="0"/>
+                <w:sz w:val="22"/>
+                <w:szCs w:val="22"/>
+                <w14:ligatures w14:val="none"/>
+              </w:rPr>
+              <w:t>AI-driven weather prediction and numerical weather modeling</w:t>
+            </w:r>
+            <w:r>
+              <w:rPr>
+                <w:rFonts w:ascii="Times New Roman" w:eastAsia="Gill Sans MT" w:hAnsi="Times New Roman" w:cs="Times New Roman"/>
+                <w:color w:val="000000"/>
+                <w:kern w:val="0"/>
+                <w:sz w:val="22"/>
+                <w:szCs w:val="22"/>
+                <w14:ligatures w14:val="none"/>
+              </w:rPr>
+              <w:t xml:space="preserve">, with expertise in </w:t>
+            </w:r>
+            <w:r>
+              <w:rPr>
+                <w:rFonts w:ascii="Times New Roman" w:eastAsia="Gill Sans MT" w:hAnsi="Times New Roman" w:cs="Times New Roman"/>
+                <w:b/>
+                <w:bCs/>
+                <w:color w:val="000000"/>
+                <w:kern w:val="0"/>
+                <w:sz w:val="22"/>
+                <w:szCs w:val="22"/>
+                <w14:ligatures w14:val="none"/>
+              </w:rPr>
+              <w:t>WRF simulations, statistical post-processing, and deep learning architectures</w:t>
+            </w:r>
+            <w:r>
+              <w:rPr>
+                <w:rFonts w:ascii="Times New Roman" w:eastAsia="Gill Sans MT" w:hAnsi="Times New Roman" w:cs="Times New Roman"/>
+                <w:color w:val="000000"/>
+                <w:kern w:val="0"/>
+                <w:sz w:val="22"/>
+                <w:szCs w:val="22"/>
+                <w14:ligatures w14:val="none"/>
+              </w:rPr>
+              <w:t xml:space="preserve"> for extreme weather applications</w:t>
+            </w:r>
+            <w:r>
+              <w:rPr>
+                <w:rFonts w:ascii="Times New Roman" w:eastAsia="Gill Sans MT" w:hAnsi="Times New Roman" w:cs="Times New Roman"/>
+                <w:color w:val="000000"/>
+                <w:kern w:val="0"/>
+                <w:sz w:val="22"/>
+                <w:szCs w:val="22"/>
+                <w14:ligatures w14:val="none"/>
+              </w:rPr>
+              <w:t xml:space="preserve"> using </w:t>
+            </w:r>
+            <w:proofErr w:type="spellStart"/>
+            <w:r>
+              <w:rPr>
+                <w:rFonts w:ascii="Times New Roman" w:eastAsia="Gill Sans MT" w:hAnsi="Times New Roman" w:cs="Times New Roman"/>
+                <w:b/>
+                <w:bCs/>
+                <w:color w:val="000000"/>
+                <w:kern w:val="0"/>
+                <w:sz w:val="22"/>
+                <w:szCs w:val="22"/>
+                <w14:ligatures w14:val="none"/>
+              </w:rPr>
+              <w:t>Mesonet</w:t>
+            </w:r>
+            <w:proofErr w:type="spellEnd"/>
+            <w:r>
+              <w:rPr>
+                <w:rFonts w:ascii="Times New Roman" w:eastAsia="Gill Sans MT" w:hAnsi="Times New Roman" w:cs="Times New Roman"/>
+                <w:color w:val="000000"/>
+                <w:kern w:val="0"/>
+                <w:sz w:val="22"/>
+                <w:szCs w:val="22"/>
+                <w14:ligatures w14:val="none"/>
+              </w:rPr>
+              <w:t xml:space="preserve"> observations</w:t>
+            </w:r>
+            <w:r>
+              <w:rPr>
+                <w:rFonts w:ascii="Times New Roman" w:eastAsia="Gill Sans MT" w:hAnsi="Times New Roman" w:cs="Times New Roman"/>
+                <w:color w:val="000000"/>
+                <w:kern w:val="0"/>
+                <w:sz w:val="22"/>
+                <w:szCs w:val="22"/>
+                <w14:ligatures w14:val="none"/>
+              </w:rPr>
+              <w:t xml:space="preserve">. Developed and published </w:t>
+            </w:r>
+            <w:r>
+              <w:rPr>
+                <w:rFonts w:ascii="Times New Roman" w:eastAsia="Gill Sans MT" w:hAnsi="Times New Roman" w:cs="Times New Roman"/>
+                <w:b/>
+                <w:bCs/>
+                <w:color w:val="000000"/>
+                <w:kern w:val="0"/>
+                <w:sz w:val="22"/>
+                <w:szCs w:val="22"/>
+                <w14:ligatures w14:val="none"/>
+              </w:rPr>
+              <w:t>novel ML frameworks</w:t>
+            </w:r>
+            <w:r>
+              <w:rPr>
+                <w:rFonts w:ascii="Times New Roman" w:eastAsia="Gill Sans MT" w:hAnsi="Times New Roman" w:cs="Times New Roman"/>
+                <w:color w:val="000000"/>
+                <w:kern w:val="0"/>
+                <w:sz w:val="22"/>
+                <w:szCs w:val="22"/>
+                <w14:ligatures w14:val="none"/>
+              </w:rPr>
+              <w:t xml:space="preserve"> for wind gust nowcasting</w:t>
+            </w:r>
+            <w:r>
+              <w:rPr>
+                <w:rFonts w:ascii="Times New Roman" w:eastAsia="Gill Sans MT" w:hAnsi="Times New Roman" w:cs="Times New Roman"/>
+                <w:b/>
+                <w:bCs/>
+                <w:color w:val="000000"/>
+                <w:kern w:val="0"/>
+                <w:sz w:val="22"/>
+                <w:szCs w:val="22"/>
+                <w14:ligatures w14:val="none"/>
+              </w:rPr>
+              <w:t>, precipitation forecasting, and vertical wind profile estimation</w:t>
+            </w:r>
+            <w:r>
+              <w:rPr>
+                <w:rFonts w:ascii="Times New Roman" w:eastAsia="Gill Sans MT" w:hAnsi="Times New Roman" w:cs="Times New Roman"/>
+                <w:color w:val="000000"/>
+                <w:kern w:val="0"/>
+                <w:sz w:val="22"/>
+                <w:szCs w:val="22"/>
+                <w14:ligatures w14:val="none"/>
+              </w:rPr>
+              <w:t xml:space="preserve"> using datasets such as </w:t>
+            </w:r>
+            <w:r>
+              <w:rPr>
+                <w:rFonts w:ascii="Times New Roman" w:eastAsia="Gill Sans MT" w:hAnsi="Times New Roman" w:cs="Times New Roman"/>
+                <w:b/>
+                <w:bCs/>
+                <w:color w:val="000000"/>
+                <w:kern w:val="0"/>
+                <w:sz w:val="22"/>
+                <w:szCs w:val="22"/>
+                <w14:ligatures w14:val="none"/>
+              </w:rPr>
+              <w:t>ERA5, CERRA, NOW23, and lidar profiler observations</w:t>
+            </w:r>
+            <w:r>
+              <w:rPr>
+                <w:rFonts w:ascii="Times New Roman" w:eastAsia="Gill Sans MT" w:hAnsi="Times New Roman" w:cs="Times New Roman"/>
+                <w:color w:val="000000"/>
+                <w:kern w:val="0"/>
+                <w:sz w:val="22"/>
+                <w:szCs w:val="22"/>
+                <w14:ligatures w14:val="none"/>
+              </w:rPr>
+              <w:t xml:space="preserve">. Proficient in </w:t>
+            </w:r>
+            <w:r>
+              <w:rPr>
+                <w:rFonts w:ascii="Times New Roman" w:eastAsia="Gill Sans MT" w:hAnsi="Times New Roman" w:cs="Times New Roman"/>
+                <w:b/>
+                <w:bCs/>
+                <w:color w:val="000000"/>
+                <w:kern w:val="0"/>
+                <w:sz w:val="22"/>
+                <w:szCs w:val="22"/>
+                <w14:ligatures w14:val="none"/>
+              </w:rPr>
+              <w:t xml:space="preserve">TensorFlow, </w:t>
+            </w:r>
+            <w:proofErr w:type="spellStart"/>
+            <w:r>
+              <w:rPr>
+                <w:rFonts w:ascii="Times New Roman" w:eastAsia="Gill Sans MT" w:hAnsi="Times New Roman" w:cs="Times New Roman"/>
+                <w:b/>
+                <w:bCs/>
+                <w:color w:val="000000"/>
+                <w:kern w:val="0"/>
+                <w:sz w:val="22"/>
+                <w:szCs w:val="22"/>
+                <w14:ligatures w14:val="none"/>
+              </w:rPr>
+              <w:t>PyTorch</w:t>
+            </w:r>
+            <w:proofErr w:type="spellEnd"/>
+            <w:r>
+              <w:rPr>
+                <w:rFonts w:ascii="Times New Roman" w:eastAsia="Gill Sans MT" w:hAnsi="Times New Roman" w:cs="Times New Roman"/>
+                <w:b/>
+                <w:bCs/>
+                <w:color w:val="000000"/>
+                <w:kern w:val="0"/>
+                <w:sz w:val="22"/>
+                <w:szCs w:val="22"/>
+                <w14:ligatures w14:val="none"/>
+              </w:rPr>
+              <w:t>, Scikit-Learn</w:t>
+            </w:r>
+            <w:r>
+              <w:rPr>
+                <w:rFonts w:ascii="Times New Roman" w:eastAsia="Gill Sans MT" w:hAnsi="Times New Roman" w:cs="Times New Roman"/>
+                <w:color w:val="000000"/>
+                <w:kern w:val="0"/>
+                <w:sz w:val="22"/>
+                <w:szCs w:val="22"/>
+                <w14:ligatures w14:val="none"/>
+              </w:rPr>
+              <w:t xml:space="preserve">, and advanced </w:t>
+            </w:r>
+            <w:r>
+              <w:rPr>
+                <w:rFonts w:ascii="Times New Roman" w:eastAsia="Gill Sans MT" w:hAnsi="Times New Roman" w:cs="Times New Roman"/>
+                <w:b/>
+                <w:bCs/>
+                <w:color w:val="000000"/>
+                <w:kern w:val="0"/>
+                <w:sz w:val="22"/>
+                <w:szCs w:val="22"/>
+                <w14:ligatures w14:val="none"/>
+              </w:rPr>
+              <w:t>HPC workflows</w:t>
+            </w:r>
+            <w:r>
+              <w:rPr>
+                <w:rFonts w:ascii="Times New Roman" w:eastAsia="Gill Sans MT" w:hAnsi="Times New Roman" w:cs="Times New Roman"/>
+                <w:color w:val="000000"/>
+                <w:kern w:val="0"/>
+                <w:sz w:val="22"/>
+                <w:szCs w:val="22"/>
+                <w14:ligatures w14:val="none"/>
+              </w:rPr>
+              <w:t xml:space="preserve">, with transferable skills for cloud environments. Strong record of </w:t>
+            </w:r>
+            <w:r>
+              <w:rPr>
+                <w:rFonts w:ascii="Times New Roman" w:eastAsia="Gill Sans MT" w:hAnsi="Times New Roman" w:cs="Times New Roman"/>
+                <w:b/>
+                <w:bCs/>
+                <w:color w:val="000000"/>
+                <w:kern w:val="0"/>
+                <w:sz w:val="22"/>
+                <w:szCs w:val="22"/>
+                <w14:ligatures w14:val="none"/>
+              </w:rPr>
+              <w:t>peer-reviewed publications, international conference presentations, and collaborative projects</w:t>
+            </w:r>
+            <w:r>
+              <w:rPr>
+                <w:rFonts w:ascii="Times New Roman" w:eastAsia="Gill Sans MT" w:hAnsi="Times New Roman" w:cs="Times New Roman"/>
+                <w:color w:val="000000"/>
+                <w:kern w:val="0"/>
+                <w:sz w:val="22"/>
+                <w:szCs w:val="22"/>
+                <w14:ligatures w14:val="none"/>
+              </w:rPr>
+              <w:t>, demonstrating ability to work independently while contributing to large-scale research efforts.</w:t>
+            </w:r>
+          </w:p>
+        </w:tc>
+      </w:tr>
+      <w:tr>
+        <w:trPr>
+          <w:trHeight w:val="552"/>
+        </w:trPr>
+        <w:tc>
+          <w:tcPr>
+            <w:tcW w:w="9350" w:type="dxa"/>
+            <w:gridSpan w:val="5"/>
             <w:tcBorders>
               <w:top w:val="single" w:sz="24" w:space="0" w:color="4A57E0"/>
             </w:tcBorders>
@@ -445,8 +801,8 @@
       <w:tr>
         <w:tc>
           <w:tcPr>
-            <w:tcW w:w="6390" w:type="dxa"/>
-            <w:gridSpan w:val="2"/>
+            <w:tcW w:w="6389" w:type="dxa"/>
+            <w:gridSpan w:val="3"/>
           </w:tcPr>
           <w:p>
             <w:pPr>
@@ -533,7 +889,7 @@
         </w:tc>
         <w:tc>
           <w:tcPr>
-            <w:tcW w:w="2960" w:type="dxa"/>
+            <w:tcW w:w="2961" w:type="dxa"/>
             <w:gridSpan w:val="2"/>
           </w:tcPr>
           <w:p>
@@ -631,12 +987,12 @@
       </w:tr>
       <w:tr>
         <w:trPr>
-          <w:trHeight w:val="360"/>
+          <w:trHeight w:val="621"/>
         </w:trPr>
         <w:tc>
           <w:tcPr>
             <w:tcW w:w="9350" w:type="dxa"/>
-            <w:gridSpan w:val="4"/>
+            <w:gridSpan w:val="5"/>
           </w:tcPr>
           <w:p>
             <w:pPr>
@@ -683,8 +1039,8 @@
       <w:tr>
         <w:tc>
           <w:tcPr>
-            <w:tcW w:w="6390" w:type="dxa"/>
-            <w:gridSpan w:val="2"/>
+            <w:tcW w:w="6389" w:type="dxa"/>
+            <w:gridSpan w:val="3"/>
           </w:tcPr>
           <w:p>
             <w:pPr>
@@ -747,7 +1103,7 @@
         </w:tc>
         <w:tc>
           <w:tcPr>
-            <w:tcW w:w="2960" w:type="dxa"/>
+            <w:tcW w:w="2961" w:type="dxa"/>
             <w:gridSpan w:val="2"/>
           </w:tcPr>
           <w:p>
@@ -830,7 +1186,7 @@
         <w:tc>
           <w:tcPr>
             <w:tcW w:w="9350" w:type="dxa"/>
-            <w:gridSpan w:val="4"/>
+            <w:gridSpan w:val="5"/>
             <w:tcBorders>
               <w:top w:val="single" w:sz="24" w:space="0" w:color="4A57E0"/>
             </w:tcBorders>
@@ -896,8 +1252,8 @@
       <w:tr>
         <w:tc>
           <w:tcPr>
-            <w:tcW w:w="6390" w:type="dxa"/>
-            <w:gridSpan w:val="2"/>
+            <w:tcW w:w="6389" w:type="dxa"/>
+            <w:gridSpan w:val="3"/>
           </w:tcPr>
           <w:p>
             <w:pPr>
@@ -989,7 +1345,7 @@
         </w:tc>
         <w:tc>
           <w:tcPr>
-            <w:tcW w:w="2960" w:type="dxa"/>
+            <w:tcW w:w="2961" w:type="dxa"/>
             <w:gridSpan w:val="2"/>
           </w:tcPr>
           <w:p>
@@ -1081,8 +1437,8 @@
       <w:tr>
         <w:tc>
           <w:tcPr>
-            <w:tcW w:w="6390" w:type="dxa"/>
-            <w:gridSpan w:val="2"/>
+            <w:tcW w:w="6389" w:type="dxa"/>
+            <w:gridSpan w:val="3"/>
           </w:tcPr>
           <w:p>
             <w:pPr>
@@ -1203,7 +1559,7 @@
         </w:tc>
         <w:tc>
           <w:tcPr>
-            <w:tcW w:w="2960" w:type="dxa"/>
+            <w:tcW w:w="2961" w:type="dxa"/>
             <w:gridSpan w:val="2"/>
           </w:tcPr>
           <w:p>
@@ -1295,8 +1651,8 @@
       <w:tr>
         <w:tc>
           <w:tcPr>
-            <w:tcW w:w="6390" w:type="dxa"/>
-            <w:gridSpan w:val="2"/>
+            <w:tcW w:w="6389" w:type="dxa"/>
+            <w:gridSpan w:val="3"/>
           </w:tcPr>
           <w:p>
             <w:pPr>
@@ -1359,7 +1715,7 @@
         </w:tc>
         <w:tc>
           <w:tcPr>
-            <w:tcW w:w="2960" w:type="dxa"/>
+            <w:tcW w:w="2961" w:type="dxa"/>
             <w:gridSpan w:val="2"/>
           </w:tcPr>
           <w:p>
@@ -1464,7 +1820,7 @@
         <w:tc>
           <w:tcPr>
             <w:tcW w:w="9350" w:type="dxa"/>
-            <w:gridSpan w:val="4"/>
+            <w:gridSpan w:val="5"/>
             <w:tcBorders>
               <w:top w:val="single" w:sz="24" w:space="0" w:color="4A57E0"/>
             </w:tcBorders>
@@ -1499,7 +1855,7 @@
         <w:tc>
           <w:tcPr>
             <w:tcW w:w="9350" w:type="dxa"/>
-            <w:gridSpan w:val="4"/>
+            <w:gridSpan w:val="5"/>
             <w:tcBorders>
               <w:bottom w:val="single" w:sz="24" w:space="0" w:color="4A57E0"/>
             </w:tcBorders>
@@ -1525,7 +1881,7 @@
                 <w:szCs w:val="22"/>
                 <w14:ligatures w14:val="none"/>
               </w:rPr>
-              <w:t>N</w:t>
+              <w:t>Numerical weather prediction; atmospheric boundary layer processes; machine learning for weather and climate; extreme weather and hydrometeorological prediction; deep learning for wind gust nowcasting and quantitative precipitation forecasting; statistical post-processing of NWP outputs; reanalysis and observational data integration (ERA5, CERRA, lidar profilers</w:t>
             </w:r>
             <w:r>
               <w:rPr>
@@ -1536,8 +1892,9 @@
                 <w:szCs w:val="22"/>
                 <w14:ligatures w14:val="none"/>
               </w:rPr>
-              <w:t>umerical weather prediction; atmospheric boundary layer processes; machine learning; renewable energy; wind resource modeling; solar resource modeling</w:t>
-            </w:r>
+              <w:t xml:space="preserve">, </w:t>
+            </w:r>
+            <w:proofErr w:type="spellStart"/>
             <w:r>
               <w:rPr>
                 <w:rFonts w:ascii="Times New Roman" w:eastAsia="Gill Sans MT" w:hAnsi="Times New Roman" w:cs="Times New Roman"/>
@@ -1547,8 +1904,9 @@
                 <w:szCs w:val="22"/>
                 <w14:ligatures w14:val="none"/>
               </w:rPr>
-              <w:t xml:space="preserve">, and </w:t>
-            </w:r>
+              <w:t>Mesonet</w:t>
+            </w:r>
+            <w:proofErr w:type="spellEnd"/>
             <w:r>
               <w:rPr>
                 <w:rFonts w:ascii="Times New Roman" w:eastAsia="Gill Sans MT" w:hAnsi="Times New Roman" w:cs="Times New Roman"/>
@@ -1558,7 +1916,7 @@
                 <w:szCs w:val="22"/>
                 <w14:ligatures w14:val="none"/>
               </w:rPr>
-              <w:t>t</w:t>
+              <w:t xml:space="preserve"> observations</w:t>
             </w:r>
             <w:r>
               <w:rPr>
@@ -1569,7 +1927,7 @@
                 <w:szCs w:val="22"/>
                 <w14:ligatures w14:val="none"/>
               </w:rPr>
-              <w:t>ropical cyclones;</w:t>
+              <w:t>).</w:t>
             </w:r>
           </w:p>
         </w:tc>
@@ -1578,7 +1936,7 @@
         <w:tc>
           <w:tcPr>
             <w:tcW w:w="9350" w:type="dxa"/>
-            <w:gridSpan w:val="4"/>
+            <w:gridSpan w:val="5"/>
             <w:tcBorders>
               <w:top w:val="single" w:sz="24" w:space="0" w:color="4A57E0"/>
             </w:tcBorders>
@@ -1604,6 +1962,7 @@
                 <w:kern w:val="0"/>
                 <w14:ligatures w14:val="none"/>
               </w:rPr>
+              <w:lastRenderedPageBreak/>
               <w:t>selected accomplishments</w:t>
             </w:r>
           </w:p>
@@ -1613,7 +1972,7 @@
         <w:tc>
           <w:tcPr>
             <w:tcW w:w="8460" w:type="dxa"/>
-            <w:gridSpan w:val="3"/>
+            <w:gridSpan w:val="4"/>
             <w:tcBorders>
               <w:bottom w:val="single" w:sz="24" w:space="0" w:color="4A57E0"/>
             </w:tcBorders>
@@ -1644,7 +2003,29 @@
                 <w:szCs w:val="22"/>
                 <w14:ligatures w14:val="none"/>
               </w:rPr>
-              <w:t>Fourth place of the NeurIPS-2024 competition:</w:t>
+              <w:t>Fourth place of the NeurIPS-202</w:t>
+            </w:r>
+            <w:r>
+              <w:rPr>
+                <w:rFonts w:ascii="Times New Roman" w:eastAsia="Gill Sans MT" w:hAnsi="Times New Roman" w:cs="Times New Roman"/>
+                <w:color w:val="000000"/>
+                <w:kern w:val="0"/>
+                <w:sz w:val="22"/>
+                <w:szCs w:val="22"/>
+                <w14:ligatures w14:val="none"/>
+              </w:rPr>
+              <w:t>3</w:t>
+            </w:r>
+            <w:r>
+              <w:rPr>
+                <w:rFonts w:ascii="Times New Roman" w:eastAsia="Gill Sans MT" w:hAnsi="Times New Roman" w:cs="Times New Roman"/>
+                <w:color w:val="000000"/>
+                <w:kern w:val="0"/>
+                <w:sz w:val="22"/>
+                <w:szCs w:val="22"/>
+                <w14:ligatures w14:val="none"/>
+              </w:rPr>
+              <w:t xml:space="preserve"> competition:</w:t>
             </w:r>
           </w:p>
           <w:p>
@@ -1670,7 +2051,18 @@
                 <w:szCs w:val="22"/>
                 <w14:ligatures w14:val="none"/>
               </w:rPr>
-              <w:t>https://weather4cast.net/</w:t>
+              <w:t>https://weather4cast.net/neurips2023</w:t>
+            </w:r>
+            <w:r>
+              <w:rPr>
+                <w:rFonts w:ascii="Times New Roman" w:eastAsia="Gill Sans MT" w:hAnsi="Times New Roman" w:cs="Times New Roman"/>
+                <w:color w:val="000000"/>
+                <w:kern w:val="0"/>
+                <w:sz w:val="22"/>
+                <w:szCs w:val="22"/>
+                <w14:ligatures w14:val="none"/>
+              </w:rPr>
+              <w:t>/</w:t>
             </w:r>
           </w:p>
         </w:tc>
@@ -1712,7 +2104,7 @@
         <w:tc>
           <w:tcPr>
             <w:tcW w:w="9350" w:type="dxa"/>
-            <w:gridSpan w:val="4"/>
+            <w:gridSpan w:val="5"/>
             <w:tcBorders>
               <w:top w:val="single" w:sz="24" w:space="0" w:color="4A57E0"/>
             </w:tcBorders>
@@ -1738,7 +2130,139 @@
                 <w:kern w:val="0"/>
                 <w14:ligatures w14:val="none"/>
               </w:rPr>
-              <w:t>MACHINE LEARNING ACTIVITIES</w:t>
+              <w:t>Grants</w:t>
+            </w:r>
+          </w:p>
+        </w:tc>
+      </w:tr>
+      <w:tr>
+        <w:tc>
+          <w:tcPr>
+            <w:tcW w:w="8460" w:type="dxa"/>
+            <w:gridSpan w:val="4"/>
+            <w:tcBorders>
+              <w:bottom w:val="single" w:sz="24" w:space="0" w:color="4A57E0"/>
+            </w:tcBorders>
+          </w:tcPr>
+          <w:p>
+            <w:pPr>
+              <w:pStyle w:val="ListParagraph"/>
+              <w:numPr>
+                <w:ilvl w:val="0"/>
+                <w:numId w:val="2"/>
+              </w:numPr>
+              <w:spacing w:after="0" w:line="259" w:lineRule="auto"/>
+              <w:rPr>
+                <w:rFonts w:ascii="Times New Roman" w:eastAsia="Gill Sans MT" w:hAnsi="Times New Roman" w:cs="Times New Roman"/>
+                <w:color w:val="000000"/>
+                <w:kern w:val="0"/>
+                <w:sz w:val="22"/>
+                <w:szCs w:val="22"/>
+                <w14:ligatures w14:val="none"/>
+              </w:rPr>
+            </w:pPr>
+            <w:r>
+              <w:rPr>
+                <w:rFonts w:ascii="Times New Roman" w:eastAsia="Gill Sans MT" w:hAnsi="Times New Roman" w:cs="Times New Roman"/>
+                <w:color w:val="000000"/>
+                <w:kern w:val="0"/>
+                <w:sz w:val="22"/>
+                <w:szCs w:val="22"/>
+                <w14:ligatures w14:val="none"/>
+              </w:rPr>
+              <w:t>NWO/EINF-grant EINF-8612</w:t>
+            </w:r>
+          </w:p>
+          <w:p>
+            <w:pPr>
+              <w:pStyle w:val="ListParagraph"/>
+              <w:spacing w:after="0" w:line="259" w:lineRule="auto"/>
+              <w:ind w:left="630"/>
+              <w:rPr>
+                <w:rFonts w:ascii="Times New Roman" w:eastAsia="Gill Sans MT" w:hAnsi="Times New Roman" w:cs="Times New Roman"/>
+                <w:color w:val="000000"/>
+                <w:kern w:val="0"/>
+                <w:sz w:val="22"/>
+                <w:szCs w:val="22"/>
+                <w14:ligatures w14:val="none"/>
+              </w:rPr>
+            </w:pPr>
+            <w:r>
+              <w:rPr>
+                <w:rFonts w:ascii="Times New Roman" w:eastAsia="Gill Sans MT" w:hAnsi="Times New Roman" w:cs="Times New Roman"/>
+                <w:color w:val="000000"/>
+                <w:kern w:val="0"/>
+                <w:sz w:val="22"/>
+                <w:szCs w:val="22"/>
+                <w14:ligatures w14:val="none"/>
+              </w:rPr>
+              <w:t>Awarded 1 million standard billing units (SBUs) for the proposal titled “</w:t>
+            </w:r>
+            <w:r>
+              <w:rPr>
+                <w:rFonts w:ascii="Times New Roman" w:eastAsia="Gill Sans MT" w:hAnsi="Times New Roman" w:cs="Times New Roman"/>
+                <w:color w:val="000000"/>
+                <w:kern w:val="0"/>
+                <w:sz w:val="22"/>
+                <w:szCs w:val="22"/>
+                <w14:ligatures w14:val="none"/>
+              </w:rPr>
+              <w:t>European Scalable Complementary Offshore Renewable Energy Sources (EU-SCORES) - Solar-Wind hindcasts (2024)</w:t>
+            </w:r>
+            <w:r>
+              <w:rPr>
+                <w:rFonts w:ascii="Times New Roman" w:eastAsia="Gill Sans MT" w:hAnsi="Times New Roman" w:cs="Times New Roman"/>
+                <w:color w:val="000000"/>
+                <w:kern w:val="0"/>
+                <w:sz w:val="22"/>
+                <w:szCs w:val="22"/>
+                <w14:ligatures w14:val="none"/>
+              </w:rPr>
+              <w:t>”</w:t>
+            </w:r>
+          </w:p>
+        </w:tc>
+        <w:tc>
+          <w:tcPr>
+            <w:tcW w:w="890" w:type="dxa"/>
+            <w:tcBorders>
+              <w:bottom w:val="single" w:sz="24" w:space="0" w:color="4A57E0"/>
+            </w:tcBorders>
+          </w:tcPr>
+          <w:p>
+            <w:pPr>
+              <w:spacing w:after="0" w:line="240" w:lineRule="auto"/>
+              <w:jc w:val="right"/>
+              <w:rPr>
+                <w:rFonts w:ascii="Times New Roman" w:eastAsia="Gill Sans MT" w:hAnsi="Times New Roman" w:cs="Times New Roman"/>
+                <w:color w:val="000000"/>
+                <w:kern w:val="0"/>
+                <w:sz w:val="22"/>
+                <w:szCs w:val="22"/>
+                <w14:ligatures w14:val="none"/>
+              </w:rPr>
+            </w:pPr>
+            <w:r>
+              <w:rPr>
+                <w:rFonts w:ascii="Times New Roman" w:eastAsia="Gill Sans MT" w:hAnsi="Times New Roman" w:cs="Times New Roman"/>
+                <w:color w:val="000000"/>
+                <w:kern w:val="0"/>
+                <w:sz w:val="22"/>
+                <w:szCs w:val="22"/>
+                <w14:ligatures w14:val="none"/>
+              </w:rPr>
+              <w:t>202</w:t>
+            </w:r>
+            <w:r>
+              <w:rPr>
+                <w:rFonts w:ascii="Times New Roman" w:eastAsia="Gill Sans MT" w:hAnsi="Times New Roman" w:cs="Times New Roman"/>
+                <w:color w:val="000000"/>
+                <w:kern w:val="0"/>
+                <w:sz w:val="22"/>
+                <w:szCs w:val="22"/>
+                <w14:ligatures w14:val="none"/>
+              </w:rPr>
+              <w:t>4</w:t>
             </w:r>
           </w:p>
         </w:tc>
@@ -1747,7 +2271,42 @@
         <w:tc>
           <w:tcPr>
             <w:tcW w:w="9350" w:type="dxa"/>
-            <w:gridSpan w:val="4"/>
+            <w:gridSpan w:val="5"/>
+            <w:tcBorders>
+              <w:top w:val="single" w:sz="24" w:space="0" w:color="4A57E0"/>
+            </w:tcBorders>
+          </w:tcPr>
+          <w:p>
+            <w:pPr>
+              <w:spacing w:after="200" w:line="240" w:lineRule="auto"/>
+              <w:rPr>
+                <w:rFonts w:ascii="Times New Roman" w:eastAsia="Gill Sans MT" w:hAnsi="Times New Roman" w:cs="Times New Roman"/>
+                <w:caps/>
+                <w:color w:val="172187"/>
+                <w:spacing w:val="20"/>
+                <w:kern w:val="0"/>
+                <w14:ligatures w14:val="none"/>
+              </w:rPr>
+            </w:pPr>
+            <w:r>
+              <w:rPr>
+                <w:rFonts w:ascii="Times New Roman" w:eastAsia="Gill Sans MT" w:hAnsi="Times New Roman" w:cs="Times New Roman"/>
+                <w:caps/>
+                <w:color w:val="172187"/>
+                <w:spacing w:val="20"/>
+                <w:kern w:val="0"/>
+                <w14:ligatures w14:val="none"/>
+              </w:rPr>
+              <w:t>MACHINE LEARNING ACTIVITIES</w:t>
+            </w:r>
+          </w:p>
+        </w:tc>
+      </w:tr>
+      <w:tr>
+        <w:tc>
+          <w:tcPr>
+            <w:tcW w:w="9350" w:type="dxa"/>
+            <w:gridSpan w:val="5"/>
           </w:tcPr>
           <w:p>
             <w:pPr>
@@ -1784,7 +2343,7 @@
         <w:tc>
           <w:tcPr>
             <w:tcW w:w="8460" w:type="dxa"/>
-            <w:gridSpan w:val="3"/>
+            <w:gridSpan w:val="4"/>
           </w:tcPr>
           <w:p>
             <w:pPr>
@@ -1812,7 +2371,29 @@
                 <w:szCs w:val="22"/>
                 <w14:ligatures w14:val="none"/>
               </w:rPr>
-              <w:t xml:space="preserve">NeurIPS-2024 Weather4Cast: Super-Resolution Rain Movie Prediction under Spatiotemporal Shifts </w:t>
+              <w:t>NeurIPS-202</w:t>
+            </w:r>
+            <w:r>
+              <w:rPr>
+                <w:rFonts w:ascii="Times New Roman" w:eastAsia="Gill Sans MT" w:hAnsi="Times New Roman" w:cs="Times New Roman"/>
+                <w:color w:val="000000"/>
+                <w:kern w:val="0"/>
+                <w:sz w:val="22"/>
+                <w:szCs w:val="22"/>
+                <w14:ligatures w14:val="none"/>
+              </w:rPr>
+              <w:t>3</w:t>
+            </w:r>
+            <w:r>
+              <w:rPr>
+                <w:rFonts w:ascii="Times New Roman" w:eastAsia="Gill Sans MT" w:hAnsi="Times New Roman" w:cs="Times New Roman"/>
+                <w:color w:val="000000"/>
+                <w:kern w:val="0"/>
+                <w:sz w:val="22"/>
+                <w:szCs w:val="22"/>
+                <w14:ligatures w14:val="none"/>
+              </w:rPr>
+              <w:t xml:space="preserve"> Weather4Cast: Super-Resolution Rain Movie Prediction under Spatiotemporal Shifts </w:t>
             </w:r>
           </w:p>
           <w:p>
@@ -1875,6 +2456,17 @@
                 </w:rPr>
                 <w:t>https://weather4cast.net/</w:t>
               </w:r>
+              <w:r>
+                <w:rPr>
+                  <w:rStyle w:val="Hyperlink"/>
+                  <w:rFonts w:ascii="Times New Roman" w:eastAsia="Gill Sans MT" w:hAnsi="Times New Roman" w:cs="Times New Roman"/>
+                  <w:kern w:val="0"/>
+                  <w:sz w:val="22"/>
+                  <w:szCs w:val="22"/>
+                  <w14:ligatures w14:val="none"/>
+                </w:rPr>
+                <w:t>neurips2023</w:t>
+              </w:r>
             </w:hyperlink>
           </w:p>
         </w:tc>
@@ -1918,7 +2510,7 @@
         <w:tc>
           <w:tcPr>
             <w:tcW w:w="9350" w:type="dxa"/>
-            <w:gridSpan w:val="4"/>
+            <w:gridSpan w:val="5"/>
           </w:tcPr>
           <w:p>
             <w:pPr>
@@ -1946,7 +2538,6 @@
                 <w:szCs w:val="22"/>
                 <w14:ligatures w14:val="none"/>
               </w:rPr>
-              <w:lastRenderedPageBreak/>
               <w:t>Online Courses</w:t>
             </w:r>
           </w:p>
@@ -1956,7 +2547,7 @@
         <w:tc>
           <w:tcPr>
             <w:tcW w:w="8460" w:type="dxa"/>
-            <w:gridSpan w:val="3"/>
+            <w:gridSpan w:val="4"/>
           </w:tcPr>
           <w:p>
             <w:pPr>
@@ -2033,7 +2624,7 @@
         <w:tc>
           <w:tcPr>
             <w:tcW w:w="9350" w:type="dxa"/>
-            <w:gridSpan w:val="4"/>
+            <w:gridSpan w:val="5"/>
             <w:tcBorders>
               <w:top w:val="single" w:sz="24" w:space="0" w:color="4A57E0"/>
             </w:tcBorders>
@@ -2059,7 +2650,7 @@
                 <w:kern w:val="0"/>
                 <w14:ligatures w14:val="none"/>
               </w:rPr>
-              <w:t>REviewing activities</w:t>
+              <w:t>Technical skills in machine learning</w:t>
             </w:r>
           </w:p>
         </w:tc>
@@ -2068,63 +2659,35 @@
         <w:tc>
           <w:tcPr>
             <w:tcW w:w="9350" w:type="dxa"/>
-            <w:gridSpan w:val="4"/>
+            <w:gridSpan w:val="5"/>
           </w:tcPr>
           <w:p>
             <w:pPr>
-              <w:spacing w:after="0" w:line="240" w:lineRule="auto"/>
-              <w:rPr>
-                <w:rFonts w:ascii="Times New Roman" w:eastAsia="Gill Sans MT" w:hAnsi="Times New Roman" w:cs="Times New Roman"/>
-                <w:color w:val="000000"/>
-                <w:kern w:val="0"/>
-                <w:sz w:val="20"/>
-                <w:szCs w:val="22"/>
-                <w14:ligatures w14:val="none"/>
-              </w:rPr>
-            </w:pPr>
-            <w:r>
-              <w:rPr>
-                <w:rFonts w:ascii="Times New Roman" w:eastAsia="Gill Sans MT" w:hAnsi="Times New Roman" w:cs="Times New Roman"/>
-                <w:color w:val="000000"/>
-                <w:kern w:val="0"/>
-                <w:sz w:val="20"/>
-                <w:szCs w:val="22"/>
-                <w14:ligatures w14:val="none"/>
-              </w:rPr>
-              <w:t xml:space="preserve">Papers reviewed for: </w:t>
-            </w:r>
-            <w:r>
-              <w:rPr>
-                <w:rFonts w:ascii="Times New Roman" w:eastAsia="Gill Sans MT" w:hAnsi="Times New Roman" w:cs="Times New Roman"/>
-                <w:color w:val="000000"/>
-                <w:kern w:val="0"/>
-                <w:sz w:val="20"/>
-                <w:szCs w:val="22"/>
-                <w14:ligatures w14:val="none"/>
-              </w:rPr>
-              <w:t xml:space="preserve">Environmental Research Letter; </w:t>
-            </w:r>
-            <w:r>
-              <w:rPr>
-                <w:rFonts w:ascii="Times New Roman" w:eastAsia="Gill Sans MT" w:hAnsi="Times New Roman" w:cs="Times New Roman"/>
-                <w:color w:val="000000"/>
-                <w:kern w:val="0"/>
-                <w:sz w:val="20"/>
-                <w:szCs w:val="22"/>
-                <w14:ligatures w14:val="none"/>
-              </w:rPr>
-              <w:t>Journal of Hydrology</w:t>
-            </w:r>
-            <w:r>
-              <w:rPr>
-                <w:rFonts w:ascii="Times New Roman" w:eastAsia="Gill Sans MT" w:hAnsi="Times New Roman" w:cs="Times New Roman"/>
-                <w:color w:val="000000"/>
-                <w:kern w:val="0"/>
-                <w:sz w:val="20"/>
-                <w:szCs w:val="22"/>
-                <w14:ligatures w14:val="none"/>
-              </w:rPr>
-              <w:t>.</w:t>
+              <w:keepNext/>
+              <w:keepLines/>
+              <w:spacing w:after="120" w:line="240" w:lineRule="auto"/>
+              <w:outlineLvl w:val="1"/>
+              <w:rPr>
+                <w:rFonts w:ascii="Times New Roman" w:eastAsia="Times New Roman" w:hAnsi="Times New Roman" w:cs="Times New Roman"/>
+                <w:bCs/>
+                <w:color w:val="404040"/>
+                <w:kern w:val="0"/>
+                <w:sz w:val="22"/>
+                <w:szCs w:val="22"/>
+                <w14:ligatures w14:val="none"/>
+              </w:rPr>
+            </w:pPr>
+            <w:r>
+              <w:rPr>
+                <w:rFonts w:ascii="Times New Roman" w:eastAsia="Times New Roman" w:hAnsi="Times New Roman" w:cs="Times New Roman"/>
+                <w:b/>
+                <w:color w:val="404040"/>
+                <w:kern w:val="0"/>
+                <w:sz w:val="22"/>
+                <w:szCs w:val="22"/>
+                <w14:ligatures w14:val="none"/>
+              </w:rPr>
+              <w:t>Frameworks &amp; Libraries</w:t>
             </w:r>
           </w:p>
         </w:tc>
@@ -2133,34 +2696,141 @@
         <w:tc>
           <w:tcPr>
             <w:tcW w:w="9350" w:type="dxa"/>
-            <w:gridSpan w:val="4"/>
-            <w:tcBorders>
-              <w:top w:val="single" w:sz="24" w:space="0" w:color="4A57E0"/>
-            </w:tcBorders>
+            <w:gridSpan w:val="5"/>
           </w:tcPr>
           <w:p>
             <w:pPr>
-              <w:spacing w:after="200" w:line="240" w:lineRule="auto"/>
-              <w:rPr>
-                <w:rFonts w:ascii="Times New Roman" w:eastAsia="Gill Sans MT" w:hAnsi="Times New Roman" w:cs="Times New Roman"/>
-                <w:caps/>
-                <w:color w:val="172187"/>
-                <w:spacing w:val="20"/>
-                <w:kern w:val="0"/>
-                <w14:ligatures w14:val="none"/>
-              </w:rPr>
-            </w:pPr>
-            <w:r>
-              <w:rPr>
-                <w:rFonts w:ascii="Times New Roman" w:eastAsia="Gill Sans MT" w:hAnsi="Times New Roman" w:cs="Times New Roman"/>
-                <w:caps/>
-                <w:color w:val="172187"/>
-                <w:spacing w:val="20"/>
-                <w:kern w:val="0"/>
-                <w14:ligatures w14:val="none"/>
-              </w:rPr>
-              <w:t>JOURNAL pUBLICATIONS</w:t>
-            </w:r>
+              <w:pStyle w:val="ListParagraph"/>
+              <w:keepNext/>
+              <w:keepLines/>
+              <w:numPr>
+                <w:ilvl w:val="0"/>
+                <w:numId w:val="2"/>
+              </w:numPr>
+              <w:spacing w:after="120" w:line="240" w:lineRule="auto"/>
+              <w:outlineLvl w:val="1"/>
+              <w:rPr>
+                <w:rFonts w:ascii="Times New Roman" w:eastAsia="Times New Roman" w:hAnsi="Times New Roman" w:cs="Times New Roman"/>
+                <w:bCs/>
+                <w:color w:val="404040"/>
+                <w:kern w:val="0"/>
+                <w:sz w:val="22"/>
+                <w:szCs w:val="22"/>
+                <w14:ligatures w14:val="none"/>
+              </w:rPr>
+            </w:pPr>
+            <w:r>
+              <w:rPr>
+                <w:rFonts w:ascii="Times New Roman" w:eastAsia="Times New Roman" w:hAnsi="Times New Roman" w:cs="Times New Roman"/>
+                <w:bCs/>
+                <w:color w:val="404040"/>
+                <w:kern w:val="0"/>
+                <w:sz w:val="22"/>
+                <w:szCs w:val="22"/>
+                <w14:ligatures w14:val="none"/>
+              </w:rPr>
+              <w:t>TensorFlow</w:t>
+            </w:r>
+            <w:r>
+              <w:rPr>
+                <w:rFonts w:ascii="Times New Roman" w:eastAsia="Times New Roman" w:hAnsi="Times New Roman" w:cs="Times New Roman"/>
+                <w:bCs/>
+                <w:color w:val="404040"/>
+                <w:kern w:val="0"/>
+                <w:sz w:val="22"/>
+                <w:szCs w:val="22"/>
+                <w14:ligatures w14:val="none"/>
+              </w:rPr>
+              <w:t xml:space="preserve">, </w:t>
+            </w:r>
+            <w:proofErr w:type="spellStart"/>
+            <w:r>
+              <w:rPr>
+                <w:rFonts w:ascii="Times New Roman" w:eastAsia="Times New Roman" w:hAnsi="Times New Roman" w:cs="Times New Roman"/>
+                <w:bCs/>
+                <w:color w:val="404040"/>
+                <w:kern w:val="0"/>
+                <w:sz w:val="22"/>
+                <w:szCs w:val="22"/>
+                <w14:ligatures w14:val="none"/>
+              </w:rPr>
+              <w:t>PyTorch</w:t>
+            </w:r>
+            <w:proofErr w:type="spellEnd"/>
+            <w:r>
+              <w:rPr>
+                <w:rFonts w:ascii="Times New Roman" w:eastAsia="Times New Roman" w:hAnsi="Times New Roman" w:cs="Times New Roman"/>
+                <w:bCs/>
+                <w:color w:val="404040"/>
+                <w:kern w:val="0"/>
+                <w:sz w:val="22"/>
+                <w:szCs w:val="22"/>
+                <w14:ligatures w14:val="none"/>
+              </w:rPr>
+              <w:t xml:space="preserve">, </w:t>
+            </w:r>
+            <w:r>
+              <w:rPr>
+                <w:rFonts w:ascii="Times New Roman" w:eastAsia="Times New Roman" w:hAnsi="Times New Roman" w:cs="Times New Roman"/>
+                <w:bCs/>
+                <w:color w:val="404040"/>
+                <w:kern w:val="0"/>
+                <w:sz w:val="22"/>
+                <w:szCs w:val="22"/>
+                <w14:ligatures w14:val="none"/>
+              </w:rPr>
+              <w:t>Torch Lightning</w:t>
+            </w:r>
+            <w:r>
+              <w:rPr>
+                <w:rFonts w:ascii="Times New Roman" w:eastAsia="Times New Roman" w:hAnsi="Times New Roman" w:cs="Times New Roman"/>
+                <w:bCs/>
+                <w:color w:val="404040"/>
+                <w:kern w:val="0"/>
+                <w:sz w:val="22"/>
+                <w:szCs w:val="22"/>
+                <w14:ligatures w14:val="none"/>
+              </w:rPr>
+              <w:t xml:space="preserve">, </w:t>
+            </w:r>
+            <w:r>
+              <w:rPr>
+                <w:rFonts w:ascii="Times New Roman" w:eastAsia="Times New Roman" w:hAnsi="Times New Roman" w:cs="Times New Roman"/>
+                <w:bCs/>
+                <w:color w:val="404040"/>
+                <w:kern w:val="0"/>
+                <w:sz w:val="22"/>
+                <w:szCs w:val="22"/>
+                <w14:ligatures w14:val="none"/>
+              </w:rPr>
+              <w:t>Scikit-Learn</w:t>
+            </w:r>
+            <w:r>
+              <w:rPr>
+                <w:rFonts w:ascii="Times New Roman" w:eastAsia="Times New Roman" w:hAnsi="Times New Roman" w:cs="Times New Roman"/>
+                <w:bCs/>
+                <w:color w:val="404040"/>
+                <w:kern w:val="0"/>
+                <w:sz w:val="22"/>
+                <w:szCs w:val="22"/>
+                <w14:ligatures w14:val="none"/>
+              </w:rPr>
+              <w:t xml:space="preserve">, </w:t>
+            </w:r>
+            <w:proofErr w:type="spellStart"/>
+            <w:r>
+              <w:rPr>
+                <w:rFonts w:ascii="Times New Roman" w:eastAsia="Times New Roman" w:hAnsi="Times New Roman" w:cs="Times New Roman"/>
+                <w:bCs/>
+                <w:color w:val="404040"/>
+                <w:kern w:val="0"/>
+                <w:sz w:val="22"/>
+                <w:szCs w:val="22"/>
+                <w14:ligatures w14:val="none"/>
+              </w:rPr>
+              <w:t>AutoML</w:t>
+            </w:r>
+            <w:proofErr w:type="spellEnd"/>
           </w:p>
         </w:tc>
       </w:tr>
@@ -2168,102 +2838,47 @@
         <w:tc>
           <w:tcPr>
             <w:tcW w:w="9350" w:type="dxa"/>
-            <w:gridSpan w:val="4"/>
+            <w:gridSpan w:val="5"/>
           </w:tcPr>
           <w:p>
             <w:pPr>
-              <w:spacing w:after="0" w:line="259" w:lineRule="auto"/>
-              <w:rPr>
-                <w:rFonts w:ascii="Times New Roman" w:eastAsia="Gill Sans MT" w:hAnsi="Times New Roman" w:cs="Times New Roman"/>
-                <w:color w:val="000000"/>
-                <w:kern w:val="0"/>
-                <w:sz w:val="22"/>
-                <w:szCs w:val="22"/>
-                <w14:ligatures w14:val="none"/>
-              </w:rPr>
-            </w:pPr>
-            <w:r>
-              <w:rPr>
-                <w:rFonts w:ascii="Times New Roman" w:eastAsia="Gill Sans MT" w:hAnsi="Times New Roman" w:cs="Times New Roman"/>
-                <w:color w:val="000000"/>
-                <w:kern w:val="0"/>
-                <w:sz w:val="22"/>
-                <w:szCs w:val="22"/>
-                <w14:ligatures w14:val="none"/>
-              </w:rPr>
-              <w:t>Google Scholar Citations: https://scholar.google.com/citations?user=2q-QsUIAAAAJ&amp;hl=en&amp;authuser=1</w:t>
-            </w:r>
-          </w:p>
-          <w:p>
-            <w:pPr>
-              <w:spacing w:after="0" w:line="259" w:lineRule="auto"/>
-              <w:rPr>
-                <w:rFonts w:ascii="Times New Roman" w:eastAsia="Gill Sans MT" w:hAnsi="Times New Roman" w:cs="Times New Roman"/>
-                <w:color w:val="000000"/>
-                <w:kern w:val="0"/>
-                <w:sz w:val="22"/>
-                <w:szCs w:val="22"/>
-                <w14:ligatures w14:val="none"/>
-              </w:rPr>
-            </w:pPr>
-            <w:r>
-              <w:rPr>
-                <w:rFonts w:ascii="Times New Roman" w:eastAsia="Gill Sans MT" w:hAnsi="Times New Roman" w:cs="Times New Roman"/>
-                <w:color w:val="000000"/>
-                <w:kern w:val="0"/>
-                <w:sz w:val="22"/>
-                <w:szCs w:val="22"/>
-                <w14:ligatures w14:val="none"/>
-              </w:rPr>
-              <w:t>ResearchGate Page: https://www.researchgate.net/profile/Harish-Baki</w:t>
-            </w:r>
-          </w:p>
-          <w:p>
-            <w:pPr>
-              <w:spacing w:after="0" w:line="259" w:lineRule="auto"/>
-              <w:rPr>
-                <w:rFonts w:ascii="Times New Roman" w:eastAsia="Gill Sans MT" w:hAnsi="Times New Roman" w:cs="Times New Roman"/>
-                <w:color w:val="000000"/>
-                <w:kern w:val="0"/>
-                <w:sz w:val="22"/>
-                <w:szCs w:val="22"/>
-                <w14:ligatures w14:val="none"/>
-              </w:rPr>
-            </w:pPr>
-            <w:r>
-              <w:rPr>
-                <w:rFonts w:ascii="Times New Roman" w:eastAsia="Gill Sans MT" w:hAnsi="Times New Roman" w:cs="Times New Roman"/>
-                <w:color w:val="000000"/>
-                <w:kern w:val="0"/>
-                <w:sz w:val="22"/>
-                <w:szCs w:val="22"/>
-                <w14:ligatures w14:val="none"/>
-              </w:rPr>
-              <w:t>ORCID: 0000-0003-1956-8280</w:t>
-            </w:r>
-          </w:p>
-          <w:p>
-            <w:pPr>
-              <w:spacing w:after="0" w:line="259" w:lineRule="auto"/>
-              <w:rPr>
-                <w:rFonts w:ascii="Times New Roman" w:eastAsia="Gill Sans MT" w:hAnsi="Times New Roman" w:cs="Times New Roman"/>
-                <w:color w:val="000000"/>
-                <w:kern w:val="0"/>
-                <w:sz w:val="22"/>
-                <w:szCs w:val="22"/>
-                <w14:ligatures w14:val="none"/>
-              </w:rPr>
-            </w:pPr>
-            <w:r>
-              <w:rPr>
-                <w:rFonts w:ascii="Times New Roman" w:eastAsia="Gill Sans MT" w:hAnsi="Times New Roman" w:cs="Times New Roman"/>
-                <w:color w:val="000000"/>
-                <w:kern w:val="0"/>
-                <w:sz w:val="22"/>
-                <w:szCs w:val="22"/>
-                <w14:ligatures w14:val="none"/>
-              </w:rPr>
-              <w:t>SCOPUS: 57226340925</w:t>
+              <w:keepNext/>
+              <w:keepLines/>
+              <w:spacing w:after="120" w:line="240" w:lineRule="auto"/>
+              <w:outlineLvl w:val="1"/>
+              <w:rPr>
+                <w:rFonts w:ascii="Times New Roman" w:eastAsia="Times New Roman" w:hAnsi="Times New Roman" w:cs="Times New Roman"/>
+                <w:bCs/>
+                <w:color w:val="404040"/>
+                <w:kern w:val="0"/>
+                <w:sz w:val="22"/>
+                <w:szCs w:val="22"/>
+                <w14:ligatures w14:val="none"/>
+              </w:rPr>
+            </w:pPr>
+            <w:r>
+              <w:rPr>
+                <w:rFonts w:ascii="Times New Roman" w:eastAsia="Times New Roman" w:hAnsi="Times New Roman" w:cs="Times New Roman"/>
+                <w:b/>
+                <w:color w:val="404040"/>
+                <w:kern w:val="0"/>
+                <w:sz w:val="22"/>
+                <w:szCs w:val="22"/>
+                <w14:ligatures w14:val="none"/>
+              </w:rPr>
+              <w:t>ML &amp; DL</w:t>
+            </w:r>
+            <w:r>
+              <w:rPr>
+                <w:rFonts w:ascii="Times New Roman" w:eastAsia="Times New Roman" w:hAnsi="Times New Roman" w:cs="Times New Roman"/>
+                <w:b/>
+                <w:color w:val="404040"/>
+                <w:kern w:val="0"/>
+                <w:sz w:val="22"/>
+                <w:szCs w:val="22"/>
+                <w14:ligatures w14:val="none"/>
+              </w:rPr>
+              <w:t xml:space="preserve"> models</w:t>
             </w:r>
           </w:p>
         </w:tc>
@@ -2271,7 +2886,677 @@
       <w:tr>
         <w:tc>
           <w:tcPr>
-            <w:tcW w:w="540" w:type="dxa"/>
+            <w:tcW w:w="9350" w:type="dxa"/>
+            <w:gridSpan w:val="5"/>
+          </w:tcPr>
+          <w:p>
+            <w:pPr>
+              <w:pStyle w:val="ListParagraph"/>
+              <w:keepNext/>
+              <w:keepLines/>
+              <w:numPr>
+                <w:ilvl w:val="0"/>
+                <w:numId w:val="2"/>
+              </w:numPr>
+              <w:spacing w:after="120" w:line="240" w:lineRule="auto"/>
+              <w:outlineLvl w:val="1"/>
+              <w:rPr>
+                <w:rFonts w:ascii="Times New Roman" w:eastAsia="Times New Roman" w:hAnsi="Times New Roman" w:cs="Times New Roman"/>
+                <w:bCs/>
+                <w:color w:val="404040"/>
+                <w:kern w:val="0"/>
+                <w:sz w:val="22"/>
+                <w:szCs w:val="22"/>
+                <w14:ligatures w14:val="none"/>
+              </w:rPr>
+            </w:pPr>
+            <w:r>
+              <w:rPr>
+                <w:rFonts w:ascii="Times New Roman" w:eastAsia="Times New Roman" w:hAnsi="Times New Roman" w:cs="Times New Roman"/>
+                <w:bCs/>
+                <w:color w:val="404040"/>
+                <w:kern w:val="0"/>
+                <w:sz w:val="22"/>
+                <w:szCs w:val="22"/>
+                <w14:ligatures w14:val="none"/>
+              </w:rPr>
+              <w:t xml:space="preserve">Classical: Gaussian Process Regression, SVM, Random Forest, </w:t>
+            </w:r>
+            <w:proofErr w:type="spellStart"/>
+            <w:r>
+              <w:rPr>
+                <w:rFonts w:ascii="Times New Roman" w:eastAsia="Times New Roman" w:hAnsi="Times New Roman" w:cs="Times New Roman"/>
+                <w:bCs/>
+                <w:color w:val="404040"/>
+                <w:kern w:val="0"/>
+                <w:sz w:val="22"/>
+                <w:szCs w:val="22"/>
+                <w14:ligatures w14:val="none"/>
+              </w:rPr>
+              <w:t>XGBoost</w:t>
+            </w:r>
+            <w:proofErr w:type="spellEnd"/>
+            <w:r>
+              <w:rPr>
+                <w:rFonts w:ascii="Times New Roman" w:eastAsia="Times New Roman" w:hAnsi="Times New Roman" w:cs="Times New Roman"/>
+                <w:bCs/>
+                <w:color w:val="404040"/>
+                <w:kern w:val="0"/>
+                <w:sz w:val="22"/>
+                <w:szCs w:val="22"/>
+                <w14:ligatures w14:val="none"/>
+              </w:rPr>
+              <w:t xml:space="preserve">, </w:t>
+            </w:r>
+            <w:proofErr w:type="spellStart"/>
+            <w:r>
+              <w:rPr>
+                <w:rFonts w:ascii="Times New Roman" w:eastAsia="Times New Roman" w:hAnsi="Times New Roman" w:cs="Times New Roman"/>
+                <w:bCs/>
+                <w:color w:val="404040"/>
+                <w:kern w:val="0"/>
+                <w:sz w:val="22"/>
+                <w:szCs w:val="22"/>
+                <w14:ligatures w14:val="none"/>
+              </w:rPr>
+              <w:t>LightGBM</w:t>
+            </w:r>
+            <w:proofErr w:type="spellEnd"/>
+          </w:p>
+          <w:p>
+            <w:pPr>
+              <w:pStyle w:val="ListParagraph"/>
+              <w:keepNext/>
+              <w:keepLines/>
+              <w:numPr>
+                <w:ilvl w:val="0"/>
+                <w:numId w:val="2"/>
+              </w:numPr>
+              <w:spacing w:after="120" w:line="240" w:lineRule="auto"/>
+              <w:outlineLvl w:val="1"/>
+              <w:rPr>
+                <w:rFonts w:ascii="Times New Roman" w:eastAsia="Times New Roman" w:hAnsi="Times New Roman" w:cs="Times New Roman"/>
+                <w:bCs/>
+                <w:color w:val="404040"/>
+                <w:kern w:val="0"/>
+                <w:sz w:val="22"/>
+                <w:szCs w:val="22"/>
+                <w14:ligatures w14:val="none"/>
+              </w:rPr>
+            </w:pPr>
+            <w:r>
+              <w:rPr>
+                <w:rFonts w:ascii="Times New Roman" w:eastAsia="Times New Roman" w:hAnsi="Times New Roman" w:cs="Times New Roman"/>
+                <w:bCs/>
+                <w:color w:val="404040"/>
+                <w:kern w:val="0"/>
+                <w:sz w:val="22"/>
+                <w:szCs w:val="22"/>
+                <w14:ligatures w14:val="none"/>
+              </w:rPr>
+              <w:t>Deep Learning:</w:t>
+            </w:r>
+          </w:p>
+          <w:p>
+            <w:pPr>
+              <w:pStyle w:val="ListParagraph"/>
+              <w:keepNext/>
+              <w:keepLines/>
+              <w:numPr>
+                <w:ilvl w:val="1"/>
+                <w:numId w:val="2"/>
+              </w:numPr>
+              <w:spacing w:after="120" w:line="240" w:lineRule="auto"/>
+              <w:outlineLvl w:val="1"/>
+              <w:rPr>
+                <w:rFonts w:ascii="Times New Roman" w:eastAsia="Times New Roman" w:hAnsi="Times New Roman" w:cs="Times New Roman"/>
+                <w:bCs/>
+                <w:color w:val="404040"/>
+                <w:kern w:val="0"/>
+                <w:sz w:val="22"/>
+                <w:szCs w:val="22"/>
+                <w14:ligatures w14:val="none"/>
+              </w:rPr>
+            </w:pPr>
+            <w:r>
+              <w:rPr>
+                <w:rFonts w:ascii="Times New Roman" w:eastAsia="Times New Roman" w:hAnsi="Times New Roman" w:cs="Times New Roman"/>
+                <w:bCs/>
+                <w:color w:val="404040"/>
+                <w:kern w:val="0"/>
+                <w:sz w:val="22"/>
+                <w:szCs w:val="22"/>
+                <w14:ligatures w14:val="none"/>
+              </w:rPr>
+              <w:t>Artificial Neural Networks</w:t>
+            </w:r>
+            <w:r>
+              <w:rPr>
+                <w:rFonts w:ascii="Times New Roman" w:eastAsia="Times New Roman" w:hAnsi="Times New Roman" w:cs="Times New Roman"/>
+                <w:bCs/>
+                <w:color w:val="404040"/>
+                <w:kern w:val="0"/>
+                <w:sz w:val="22"/>
+                <w:szCs w:val="22"/>
+                <w14:ligatures w14:val="none"/>
+              </w:rPr>
+              <w:t xml:space="preserve"> (ANN)</w:t>
+            </w:r>
+          </w:p>
+          <w:p>
+            <w:pPr>
+              <w:pStyle w:val="ListParagraph"/>
+              <w:keepNext/>
+              <w:keepLines/>
+              <w:numPr>
+                <w:ilvl w:val="1"/>
+                <w:numId w:val="2"/>
+              </w:numPr>
+              <w:spacing w:after="120" w:line="240" w:lineRule="auto"/>
+              <w:outlineLvl w:val="1"/>
+              <w:rPr>
+                <w:rFonts w:ascii="Times New Roman" w:eastAsia="Times New Roman" w:hAnsi="Times New Roman" w:cs="Times New Roman"/>
+                <w:bCs/>
+                <w:color w:val="404040"/>
+                <w:kern w:val="0"/>
+                <w:sz w:val="22"/>
+                <w:szCs w:val="22"/>
+                <w14:ligatures w14:val="none"/>
+              </w:rPr>
+            </w:pPr>
+            <w:proofErr w:type="spellStart"/>
+            <w:r>
+              <w:rPr>
+                <w:rFonts w:ascii="Times New Roman" w:eastAsia="Times New Roman" w:hAnsi="Times New Roman" w:cs="Times New Roman"/>
+                <w:bCs/>
+                <w:color w:val="404040"/>
+                <w:kern w:val="0"/>
+                <w:sz w:val="22"/>
+                <w:szCs w:val="22"/>
+                <w14:ligatures w14:val="none"/>
+              </w:rPr>
+              <w:t>TabNet</w:t>
+            </w:r>
+            <w:proofErr w:type="spellEnd"/>
+            <w:r>
+              <w:rPr>
+                <w:rFonts w:ascii="Times New Roman" w:eastAsia="Times New Roman" w:hAnsi="Times New Roman" w:cs="Times New Roman"/>
+                <w:bCs/>
+                <w:color w:val="404040"/>
+                <w:kern w:val="0"/>
+                <w:sz w:val="22"/>
+                <w:szCs w:val="22"/>
+                <w14:ligatures w14:val="none"/>
+              </w:rPr>
+              <w:t xml:space="preserve"> </w:t>
+            </w:r>
+          </w:p>
+          <w:p>
+            <w:pPr>
+              <w:pStyle w:val="ListParagraph"/>
+              <w:keepNext/>
+              <w:keepLines/>
+              <w:numPr>
+                <w:ilvl w:val="1"/>
+                <w:numId w:val="2"/>
+              </w:numPr>
+              <w:spacing w:after="120" w:line="240" w:lineRule="auto"/>
+              <w:outlineLvl w:val="1"/>
+              <w:rPr>
+                <w:rFonts w:ascii="Times New Roman" w:eastAsia="Times New Roman" w:hAnsi="Times New Roman" w:cs="Times New Roman"/>
+                <w:bCs/>
+                <w:color w:val="404040"/>
+                <w:kern w:val="0"/>
+                <w:sz w:val="22"/>
+                <w:szCs w:val="22"/>
+                <w14:ligatures w14:val="none"/>
+              </w:rPr>
+            </w:pPr>
+            <w:r>
+              <w:rPr>
+                <w:rFonts w:ascii="Times New Roman" w:eastAsia="Times New Roman" w:hAnsi="Times New Roman" w:cs="Times New Roman"/>
+                <w:bCs/>
+                <w:color w:val="404040"/>
+                <w:kern w:val="0"/>
+                <w:sz w:val="22"/>
+                <w:szCs w:val="22"/>
+                <w14:ligatures w14:val="none"/>
+              </w:rPr>
+              <w:t>Convolution Neural Networks</w:t>
+            </w:r>
+            <w:r>
+              <w:rPr>
+                <w:rFonts w:ascii="Times New Roman" w:eastAsia="Times New Roman" w:hAnsi="Times New Roman" w:cs="Times New Roman"/>
+                <w:bCs/>
+                <w:color w:val="404040"/>
+                <w:kern w:val="0"/>
+                <w:sz w:val="22"/>
+                <w:szCs w:val="22"/>
+                <w14:ligatures w14:val="none"/>
+              </w:rPr>
+              <w:t xml:space="preserve"> (CNN)</w:t>
+            </w:r>
+          </w:p>
+          <w:p>
+            <w:pPr>
+              <w:pStyle w:val="ListParagraph"/>
+              <w:keepNext/>
+              <w:keepLines/>
+              <w:numPr>
+                <w:ilvl w:val="1"/>
+                <w:numId w:val="2"/>
+              </w:numPr>
+              <w:spacing w:after="120" w:line="240" w:lineRule="auto"/>
+              <w:outlineLvl w:val="1"/>
+              <w:rPr>
+                <w:rFonts w:ascii="Times New Roman" w:eastAsia="Times New Roman" w:hAnsi="Times New Roman" w:cs="Times New Roman"/>
+                <w:bCs/>
+                <w:color w:val="404040"/>
+                <w:kern w:val="0"/>
+                <w:sz w:val="22"/>
+                <w:szCs w:val="22"/>
+                <w14:ligatures w14:val="none"/>
+              </w:rPr>
+            </w:pPr>
+            <w:r>
+              <w:rPr>
+                <w:rFonts w:ascii="Times New Roman" w:eastAsia="Times New Roman" w:hAnsi="Times New Roman" w:cs="Times New Roman"/>
+                <w:bCs/>
+                <w:color w:val="404040"/>
+                <w:kern w:val="0"/>
+                <w:sz w:val="22"/>
+                <w:szCs w:val="22"/>
+                <w14:ligatures w14:val="none"/>
+              </w:rPr>
+              <w:t>Sifted Window Multiheaded self-attention transformer</w:t>
+            </w:r>
+            <w:r>
+              <w:rPr>
+                <w:rFonts w:ascii="Times New Roman" w:eastAsia="Times New Roman" w:hAnsi="Times New Roman" w:cs="Times New Roman"/>
+                <w:bCs/>
+                <w:color w:val="404040"/>
+                <w:kern w:val="0"/>
+                <w:sz w:val="22"/>
+                <w:szCs w:val="22"/>
+                <w14:ligatures w14:val="none"/>
+              </w:rPr>
+              <w:t xml:space="preserve"> (</w:t>
+            </w:r>
+            <w:proofErr w:type="spellStart"/>
+            <w:r>
+              <w:rPr>
+                <w:rFonts w:ascii="Times New Roman" w:eastAsia="Times New Roman" w:hAnsi="Times New Roman" w:cs="Times New Roman"/>
+                <w:bCs/>
+                <w:color w:val="404040"/>
+                <w:kern w:val="0"/>
+                <w:sz w:val="22"/>
+                <w:szCs w:val="22"/>
+                <w14:ligatures w14:val="none"/>
+              </w:rPr>
+              <w:t>SwinTransformer</w:t>
+            </w:r>
+            <w:proofErr w:type="spellEnd"/>
+            <w:r>
+              <w:rPr>
+                <w:rFonts w:ascii="Times New Roman" w:eastAsia="Times New Roman" w:hAnsi="Times New Roman" w:cs="Times New Roman"/>
+                <w:bCs/>
+                <w:color w:val="404040"/>
+                <w:kern w:val="0"/>
+                <w:sz w:val="22"/>
+                <w:szCs w:val="22"/>
+                <w14:ligatures w14:val="none"/>
+              </w:rPr>
+              <w:t>)</w:t>
+            </w:r>
+          </w:p>
+          <w:p>
+            <w:pPr>
+              <w:pStyle w:val="ListParagraph"/>
+              <w:keepNext/>
+              <w:keepLines/>
+              <w:numPr>
+                <w:ilvl w:val="1"/>
+                <w:numId w:val="2"/>
+              </w:numPr>
+              <w:spacing w:after="120" w:line="240" w:lineRule="auto"/>
+              <w:outlineLvl w:val="1"/>
+              <w:rPr>
+                <w:rFonts w:ascii="Times New Roman" w:eastAsia="Times New Roman" w:hAnsi="Times New Roman" w:cs="Times New Roman"/>
+                <w:bCs/>
+                <w:color w:val="404040"/>
+                <w:kern w:val="0"/>
+                <w:sz w:val="22"/>
+                <w:szCs w:val="22"/>
+                <w14:ligatures w14:val="none"/>
+              </w:rPr>
+            </w:pPr>
+            <w:r>
+              <w:rPr>
+                <w:rFonts w:ascii="Times New Roman" w:eastAsia="Times New Roman" w:hAnsi="Times New Roman" w:cs="Times New Roman"/>
+                <w:bCs/>
+                <w:color w:val="404040"/>
+                <w:kern w:val="0"/>
+                <w:sz w:val="22"/>
+                <w:szCs w:val="22"/>
+                <w14:ligatures w14:val="none"/>
+              </w:rPr>
+              <w:t>Generative adversarial network</w:t>
+            </w:r>
+            <w:r>
+              <w:rPr>
+                <w:rFonts w:ascii="Times New Roman" w:eastAsia="Times New Roman" w:hAnsi="Times New Roman" w:cs="Times New Roman"/>
+                <w:bCs/>
+                <w:color w:val="404040"/>
+                <w:kern w:val="0"/>
+                <w:sz w:val="22"/>
+                <w:szCs w:val="22"/>
+                <w14:ligatures w14:val="none"/>
+              </w:rPr>
+              <w:t xml:space="preserve"> (GAN)</w:t>
+            </w:r>
+          </w:p>
+        </w:tc>
+      </w:tr>
+      <w:tr>
+        <w:tc>
+          <w:tcPr>
+            <w:tcW w:w="9350" w:type="dxa"/>
+            <w:gridSpan w:val="5"/>
+          </w:tcPr>
+          <w:p>
+            <w:pPr>
+              <w:keepNext/>
+              <w:keepLines/>
+              <w:spacing w:after="120" w:line="240" w:lineRule="auto"/>
+              <w:outlineLvl w:val="1"/>
+              <w:rPr>
+                <w:rFonts w:ascii="Times New Roman" w:eastAsia="Times New Roman" w:hAnsi="Times New Roman" w:cs="Times New Roman"/>
+                <w:bCs/>
+                <w:color w:val="404040"/>
+                <w:kern w:val="0"/>
+                <w:sz w:val="22"/>
+                <w:szCs w:val="22"/>
+                <w14:ligatures w14:val="none"/>
+              </w:rPr>
+            </w:pPr>
+            <w:r>
+              <w:rPr>
+                <w:rFonts w:ascii="Times New Roman" w:eastAsia="Times New Roman" w:hAnsi="Times New Roman" w:cs="Times New Roman"/>
+                <w:b/>
+                <w:color w:val="404040"/>
+                <w:kern w:val="0"/>
+                <w:sz w:val="22"/>
+                <w:szCs w:val="22"/>
+                <w14:ligatures w14:val="none"/>
+              </w:rPr>
+              <w:t>Data processing tools</w:t>
+            </w:r>
+          </w:p>
+        </w:tc>
+      </w:tr>
+      <w:tr>
+        <w:tc>
+          <w:tcPr>
+            <w:tcW w:w="9350" w:type="dxa"/>
+            <w:gridSpan w:val="5"/>
+          </w:tcPr>
+          <w:p>
+            <w:pPr>
+              <w:pStyle w:val="ListParagraph"/>
+              <w:keepNext/>
+              <w:keepLines/>
+              <w:numPr>
+                <w:ilvl w:val="0"/>
+                <w:numId w:val="2"/>
+              </w:numPr>
+              <w:spacing w:after="120" w:line="240" w:lineRule="auto"/>
+              <w:outlineLvl w:val="1"/>
+              <w:rPr>
+                <w:rFonts w:ascii="Times New Roman" w:eastAsia="Times New Roman" w:hAnsi="Times New Roman" w:cs="Times New Roman"/>
+                <w:bCs/>
+                <w:color w:val="404040"/>
+                <w:kern w:val="0"/>
+                <w:sz w:val="22"/>
+                <w:szCs w:val="22"/>
+                <w14:ligatures w14:val="none"/>
+              </w:rPr>
+            </w:pPr>
+            <w:proofErr w:type="spellStart"/>
+            <w:r>
+              <w:rPr>
+                <w:rFonts w:ascii="Times New Roman" w:eastAsia="Times New Roman" w:hAnsi="Times New Roman" w:cs="Times New Roman"/>
+                <w:bCs/>
+                <w:color w:val="404040"/>
+                <w:kern w:val="0"/>
+                <w:sz w:val="22"/>
+                <w:szCs w:val="22"/>
+                <w14:ligatures w14:val="none"/>
+              </w:rPr>
+              <w:t>Xarray</w:t>
+            </w:r>
+            <w:proofErr w:type="spellEnd"/>
+            <w:r>
+              <w:rPr>
+                <w:rFonts w:ascii="Times New Roman" w:eastAsia="Times New Roman" w:hAnsi="Times New Roman" w:cs="Times New Roman"/>
+                <w:bCs/>
+                <w:color w:val="404040"/>
+                <w:kern w:val="0"/>
+                <w:sz w:val="22"/>
+                <w:szCs w:val="22"/>
+                <w14:ligatures w14:val="none"/>
+              </w:rPr>
+              <w:t xml:space="preserve">, </w:t>
+            </w:r>
+            <w:r>
+              <w:rPr>
+                <w:rFonts w:ascii="Times New Roman" w:eastAsia="Times New Roman" w:hAnsi="Times New Roman" w:cs="Times New Roman"/>
+                <w:bCs/>
+                <w:color w:val="404040"/>
+                <w:kern w:val="0"/>
+                <w:sz w:val="22"/>
+                <w:szCs w:val="22"/>
+                <w14:ligatures w14:val="none"/>
+              </w:rPr>
+              <w:t>Zarr</w:t>
+            </w:r>
+            <w:r>
+              <w:rPr>
+                <w:rFonts w:ascii="Times New Roman" w:eastAsia="Times New Roman" w:hAnsi="Times New Roman" w:cs="Times New Roman"/>
+                <w:bCs/>
+                <w:color w:val="404040"/>
+                <w:kern w:val="0"/>
+                <w:sz w:val="22"/>
+                <w:szCs w:val="22"/>
+                <w14:ligatures w14:val="none"/>
+              </w:rPr>
+              <w:t xml:space="preserve">, </w:t>
+            </w:r>
+            <w:proofErr w:type="spellStart"/>
+            <w:r>
+              <w:rPr>
+                <w:rFonts w:ascii="Times New Roman" w:eastAsia="Times New Roman" w:hAnsi="Times New Roman" w:cs="Times New Roman"/>
+                <w:bCs/>
+                <w:color w:val="404040"/>
+                <w:kern w:val="0"/>
+                <w:sz w:val="22"/>
+                <w:szCs w:val="22"/>
+                <w14:ligatures w14:val="none"/>
+              </w:rPr>
+              <w:t>Numpy</w:t>
+            </w:r>
+            <w:proofErr w:type="spellEnd"/>
+            <w:r>
+              <w:rPr>
+                <w:rFonts w:ascii="Times New Roman" w:eastAsia="Times New Roman" w:hAnsi="Times New Roman" w:cs="Times New Roman"/>
+                <w:bCs/>
+                <w:color w:val="404040"/>
+                <w:kern w:val="0"/>
+                <w:sz w:val="22"/>
+                <w:szCs w:val="22"/>
+                <w14:ligatures w14:val="none"/>
+              </w:rPr>
+              <w:t xml:space="preserve">, </w:t>
+            </w:r>
+            <w:proofErr w:type="spellStart"/>
+            <w:r>
+              <w:rPr>
+                <w:rFonts w:ascii="Times New Roman" w:eastAsia="Times New Roman" w:hAnsi="Times New Roman" w:cs="Times New Roman"/>
+                <w:bCs/>
+                <w:color w:val="404040"/>
+                <w:kern w:val="0"/>
+                <w:sz w:val="22"/>
+                <w:szCs w:val="22"/>
+                <w14:ligatures w14:val="none"/>
+              </w:rPr>
+              <w:t>Dask</w:t>
+            </w:r>
+            <w:proofErr w:type="spellEnd"/>
+          </w:p>
+        </w:tc>
+      </w:tr>
+      <w:tr>
+        <w:tc>
+          <w:tcPr>
+            <w:tcW w:w="9350" w:type="dxa"/>
+            <w:gridSpan w:val="5"/>
+            <w:tcBorders>
+              <w:top w:val="single" w:sz="24" w:space="0" w:color="4A57E0"/>
+            </w:tcBorders>
+          </w:tcPr>
+          <w:p>
+            <w:pPr>
+              <w:spacing w:after="200" w:line="240" w:lineRule="auto"/>
+              <w:rPr>
+                <w:rFonts w:ascii="Times New Roman" w:eastAsia="Gill Sans MT" w:hAnsi="Times New Roman" w:cs="Times New Roman"/>
+                <w:caps/>
+                <w:color w:val="172187"/>
+                <w:spacing w:val="20"/>
+                <w:kern w:val="0"/>
+                <w14:ligatures w14:val="none"/>
+              </w:rPr>
+            </w:pPr>
+            <w:r>
+              <w:rPr>
+                <w:rFonts w:ascii="Times New Roman" w:eastAsia="Gill Sans MT" w:hAnsi="Times New Roman" w:cs="Times New Roman"/>
+                <w:caps/>
+                <w:color w:val="172187"/>
+                <w:spacing w:val="20"/>
+                <w:kern w:val="0"/>
+                <w14:ligatures w14:val="none"/>
+              </w:rPr>
+              <w:t>JOURNAL pUBLICATIONS</w:t>
+            </w:r>
+          </w:p>
+        </w:tc>
+      </w:tr>
+      <w:tr>
+        <w:tc>
+          <w:tcPr>
+            <w:tcW w:w="9350" w:type="dxa"/>
+            <w:gridSpan w:val="5"/>
+          </w:tcPr>
+          <w:p>
+            <w:pPr>
+              <w:spacing w:after="0" w:line="259" w:lineRule="auto"/>
+              <w:rPr>
+                <w:rFonts w:ascii="Times New Roman" w:eastAsia="Gill Sans MT" w:hAnsi="Times New Roman" w:cs="Times New Roman"/>
+                <w:color w:val="000000"/>
+                <w:kern w:val="0"/>
+                <w:sz w:val="22"/>
+                <w:szCs w:val="22"/>
+                <w14:ligatures w14:val="none"/>
+              </w:rPr>
+            </w:pPr>
+            <w:r>
+              <w:rPr>
+                <w:rFonts w:ascii="Times New Roman" w:eastAsia="Gill Sans MT" w:hAnsi="Times New Roman" w:cs="Times New Roman"/>
+                <w:color w:val="000000"/>
+                <w:kern w:val="0"/>
+                <w:sz w:val="22"/>
+                <w:szCs w:val="22"/>
+                <w14:ligatures w14:val="none"/>
+              </w:rPr>
+              <w:t>Google Scholar Citations: https://scholar.google.com/citations?user=2q-QsUIAAAAJ&amp;hl=en&amp;authuser=1</w:t>
+            </w:r>
+          </w:p>
+          <w:p>
+            <w:pPr>
+              <w:spacing w:after="0" w:line="259" w:lineRule="auto"/>
+              <w:rPr>
+                <w:rFonts w:ascii="Times New Roman" w:eastAsia="Gill Sans MT" w:hAnsi="Times New Roman" w:cs="Times New Roman"/>
+                <w:color w:val="000000"/>
+                <w:kern w:val="0"/>
+                <w:sz w:val="22"/>
+                <w:szCs w:val="22"/>
+                <w14:ligatures w14:val="none"/>
+              </w:rPr>
+            </w:pPr>
+            <w:r>
+              <w:rPr>
+                <w:rFonts w:ascii="Times New Roman" w:eastAsia="Gill Sans MT" w:hAnsi="Times New Roman" w:cs="Times New Roman"/>
+                <w:color w:val="000000"/>
+                <w:kern w:val="0"/>
+                <w:sz w:val="22"/>
+                <w:szCs w:val="22"/>
+                <w14:ligatures w14:val="none"/>
+              </w:rPr>
+              <w:t>ResearchGate Page: https://www.researchgate.net/profile/Harish-Baki</w:t>
+            </w:r>
+          </w:p>
+          <w:p>
+            <w:pPr>
+              <w:spacing w:after="0" w:line="259" w:lineRule="auto"/>
+              <w:rPr>
+                <w:rFonts w:ascii="Times New Roman" w:eastAsia="Gill Sans MT" w:hAnsi="Times New Roman" w:cs="Times New Roman"/>
+                <w:color w:val="000000"/>
+                <w:kern w:val="0"/>
+                <w:sz w:val="22"/>
+                <w:szCs w:val="22"/>
+                <w14:ligatures w14:val="none"/>
+              </w:rPr>
+            </w:pPr>
+            <w:r>
+              <w:rPr>
+                <w:rFonts w:ascii="Times New Roman" w:eastAsia="Gill Sans MT" w:hAnsi="Times New Roman" w:cs="Times New Roman"/>
+                <w:color w:val="000000"/>
+                <w:kern w:val="0"/>
+                <w:sz w:val="22"/>
+                <w:szCs w:val="22"/>
+                <w14:ligatures w14:val="none"/>
+              </w:rPr>
+              <w:t>ORCID: 0000-0003-1956-8280</w:t>
+            </w:r>
+          </w:p>
+          <w:p>
+            <w:pPr>
+              <w:spacing w:after="0" w:line="259" w:lineRule="auto"/>
+              <w:rPr>
+                <w:rFonts w:ascii="Times New Roman" w:eastAsia="Gill Sans MT" w:hAnsi="Times New Roman" w:cs="Times New Roman"/>
+                <w:color w:val="000000"/>
+                <w:kern w:val="0"/>
+                <w:sz w:val="22"/>
+                <w:szCs w:val="22"/>
+                <w14:ligatures w14:val="none"/>
+              </w:rPr>
+            </w:pPr>
+            <w:r>
+              <w:rPr>
+                <w:rFonts w:ascii="Times New Roman" w:eastAsia="Gill Sans MT" w:hAnsi="Times New Roman" w:cs="Times New Roman"/>
+                <w:color w:val="000000"/>
+                <w:kern w:val="0"/>
+                <w:sz w:val="22"/>
+                <w:szCs w:val="22"/>
+                <w14:ligatures w14:val="none"/>
+              </w:rPr>
+              <w:t>SCOPUS: 57226340925</w:t>
+            </w:r>
+          </w:p>
+        </w:tc>
+      </w:tr>
+      <w:tr>
+        <w:tc>
+          <w:tcPr>
+            <w:tcW w:w="541" w:type="dxa"/>
           </w:tcPr>
           <w:p>
             <w:pPr>
@@ -2300,59 +3585,141 @@
                 <w:szCs w:val="22"/>
                 <w14:ligatures w14:val="none"/>
               </w:rPr>
-              <w:t>[11]</w:t>
+              <w:t>[1</w:t>
+            </w:r>
+            <w:r>
+              <w:rPr>
+                <w:rFonts w:ascii="Times New Roman" w:eastAsia="Times New Roman" w:hAnsi="Times New Roman" w:cs="Times New Roman"/>
+                <w:bCs/>
+                <w:color w:val="404040"/>
+                <w:kern w:val="0"/>
+                <w:sz w:val="22"/>
+                <w:szCs w:val="22"/>
+                <w14:ligatures w14:val="none"/>
+              </w:rPr>
+              <w:t>5</w:t>
+            </w:r>
+            <w:r>
+              <w:rPr>
+                <w:rFonts w:ascii="Times New Roman" w:eastAsia="Times New Roman" w:hAnsi="Times New Roman" w:cs="Times New Roman"/>
+                <w:bCs/>
+                <w:color w:val="404040"/>
+                <w:kern w:val="0"/>
+                <w:sz w:val="22"/>
+                <w:szCs w:val="22"/>
+                <w14:ligatures w14:val="none"/>
+              </w:rPr>
+              <w:t>]</w:t>
             </w:r>
           </w:p>
         </w:tc>
         <w:tc>
           <w:tcPr>
-            <w:tcW w:w="8810" w:type="dxa"/>
-            <w:gridSpan w:val="3"/>
+            <w:tcW w:w="8809" w:type="dxa"/>
+            <w:gridSpan w:val="4"/>
           </w:tcPr>
           <w:p>
             <w:pPr>
               <w:ind w:left="3"/>
               <w:rPr>
                 <w:rFonts w:ascii="Times New Roman" w:hAnsi="Times New Roman" w:cs="Times New Roman"/>
-                <w:sz w:val="22"/>
-                <w:szCs w:val="22"/>
-              </w:rPr>
-            </w:pPr>
-            <w:r>
-              <w:rPr>
-                <w:rFonts w:ascii="Times New Roman" w:hAnsi="Times New Roman" w:cs="Times New Roman"/>
-                <w:b/>
-                <w:bCs/>
-                <w:sz w:val="22"/>
-                <w:szCs w:val="22"/>
-              </w:rPr>
-              <w:t>Baki, H.,</w:t>
-            </w:r>
-            <w:r>
-              <w:rPr>
-                <w:rFonts w:ascii="Times New Roman" w:hAnsi="Times New Roman" w:cs="Times New Roman"/>
-                <w:sz w:val="22"/>
-                <w:szCs w:val="22"/>
-              </w:rPr>
-              <w:t xml:space="preserve"> Basu, S., &amp; </w:t>
-            </w:r>
-            <w:proofErr w:type="spellStart"/>
-            <w:r>
-              <w:rPr>
-                <w:rFonts w:ascii="Times New Roman" w:hAnsi="Times New Roman" w:cs="Times New Roman"/>
-                <w:sz w:val="22"/>
-                <w:szCs w:val="22"/>
-              </w:rPr>
-              <w:t>Lavidas</w:t>
-            </w:r>
-            <w:proofErr w:type="spellEnd"/>
-            <w:r>
-              <w:rPr>
-                <w:rFonts w:ascii="Times New Roman" w:hAnsi="Times New Roman" w:cs="Times New Roman"/>
-                <w:sz w:val="22"/>
-                <w:szCs w:val="22"/>
-              </w:rPr>
-              <w:t xml:space="preserve">, G. (2024). Modelling Frontal Low-Level Jets and Associated Extreme Wind Power Ramps over the North Sea. </w:t>
+                <w:b/>
+                <w:bCs/>
+                <w:sz w:val="22"/>
+                <w:szCs w:val="22"/>
+              </w:rPr>
+            </w:pPr>
+            <w:r>
+              <w:rPr>
+                <w:rFonts w:ascii="Times New Roman" w:hAnsi="Times New Roman" w:cs="Times New Roman"/>
+                <w:b/>
+                <w:bCs/>
+                <w:sz w:val="22"/>
+                <w:szCs w:val="22"/>
+              </w:rPr>
+              <w:t xml:space="preserve">Baki, H., </w:t>
+            </w:r>
+            <w:r>
+              <w:rPr>
+                <w:rFonts w:ascii="Times New Roman" w:hAnsi="Times New Roman" w:cs="Times New Roman"/>
+                <w:sz w:val="22"/>
+                <w:szCs w:val="22"/>
+              </w:rPr>
+              <w:t>&amp;</w:t>
+            </w:r>
+            <w:r>
+              <w:rPr>
+                <w:rFonts w:ascii="Times New Roman" w:hAnsi="Times New Roman" w:cs="Times New Roman"/>
+                <w:b/>
+                <w:bCs/>
+                <w:sz w:val="22"/>
+                <w:szCs w:val="22"/>
+              </w:rPr>
+              <w:t xml:space="preserve"> </w:t>
+            </w:r>
+            <w:r>
+              <w:rPr>
+                <w:rFonts w:ascii="Times New Roman" w:hAnsi="Times New Roman" w:cs="Times New Roman"/>
+                <w:sz w:val="22"/>
+                <w:szCs w:val="22"/>
+              </w:rPr>
+              <w:t>Basu, S., (202</w:t>
+            </w:r>
+            <w:r>
+              <w:rPr>
+                <w:rFonts w:ascii="Times New Roman" w:hAnsi="Times New Roman" w:cs="Times New Roman"/>
+                <w:sz w:val="22"/>
+                <w:szCs w:val="22"/>
+              </w:rPr>
+              <w:t>6</w:t>
+            </w:r>
+            <w:r>
+              <w:rPr>
+                <w:rFonts w:ascii="Times New Roman" w:hAnsi="Times New Roman" w:cs="Times New Roman"/>
+                <w:sz w:val="22"/>
+                <w:szCs w:val="22"/>
+              </w:rPr>
+              <w:t xml:space="preserve">). </w:t>
+            </w:r>
+            <w:r>
+              <w:rPr>
+                <w:rFonts w:ascii="Times New Roman" w:hAnsi="Times New Roman" w:cs="Times New Roman"/>
+                <w:sz w:val="22"/>
+                <w:szCs w:val="22"/>
+              </w:rPr>
+              <w:t xml:space="preserve">A Deep Learning Framework for Nowcasting Wind Gusts from Sparse Observations via Gridded </w:t>
+            </w:r>
+            <w:r>
+              <w:rPr>
+                <w:rFonts w:ascii="Times New Roman" w:hAnsi="Times New Roman" w:cs="Times New Roman"/>
+                <w:sz w:val="22"/>
+                <w:szCs w:val="22"/>
+              </w:rPr>
+              <w:t xml:space="preserve">synthetic </w:t>
+            </w:r>
+            <w:r>
+              <w:rPr>
+                <w:rFonts w:ascii="Times New Roman" w:hAnsi="Times New Roman" w:cs="Times New Roman"/>
+                <w:sz w:val="22"/>
+                <w:szCs w:val="22"/>
+              </w:rPr>
+              <w:t>Initialization</w:t>
+            </w:r>
+            <w:r>
+              <w:rPr>
+                <w:rFonts w:ascii="Times New Roman" w:hAnsi="Times New Roman" w:cs="Times New Roman"/>
+                <w:sz w:val="22"/>
+                <w:szCs w:val="22"/>
+              </w:rPr>
+              <w:t>s</w:t>
+            </w:r>
+            <w:r>
+              <w:rPr>
+                <w:rFonts w:ascii="Times New Roman" w:hAnsi="Times New Roman" w:cs="Times New Roman"/>
+                <w:sz w:val="22"/>
+                <w:szCs w:val="22"/>
+              </w:rPr>
+              <w:t xml:space="preserve">. </w:t>
             </w:r>
             <w:r>
               <w:rPr>
@@ -2362,33 +3729,23 @@
                 <w:sz w:val="22"/>
                 <w:szCs w:val="22"/>
               </w:rPr>
-              <w:t>Wind Energy Science Discussions</w:t>
-            </w:r>
-            <w:r>
-              <w:rPr>
-                <w:rFonts w:ascii="Times New Roman" w:hAnsi="Times New Roman" w:cs="Times New Roman"/>
-                <w:sz w:val="22"/>
-                <w:szCs w:val="22"/>
-              </w:rPr>
-              <w:t xml:space="preserve">, </w:t>
-            </w:r>
-            <w:r>
-              <w:rPr>
-                <w:rFonts w:ascii="Times New Roman" w:hAnsi="Times New Roman" w:cs="Times New Roman"/>
-                <w:i/>
-                <w:iCs/>
-                <w:sz w:val="22"/>
-                <w:szCs w:val="22"/>
-              </w:rPr>
-              <w:t>2024</w:t>
-            </w:r>
-            <w:r>
-              <w:rPr>
-                <w:rFonts w:ascii="Times New Roman" w:hAnsi="Times New Roman" w:cs="Times New Roman"/>
-                <w:sz w:val="22"/>
-                <w:szCs w:val="22"/>
-              </w:rPr>
-              <w:t>, 1-39.</w:t>
+              <w:t>Journal of Advances in Modeling Earth Systems</w:t>
+            </w:r>
+            <w:r>
+              <w:rPr>
+                <w:rFonts w:ascii="Times New Roman" w:hAnsi="Times New Roman" w:cs="Times New Roman"/>
+                <w:sz w:val="22"/>
+                <w:szCs w:val="22"/>
+              </w:rPr>
+              <w:t>.</w:t>
+            </w:r>
+            <w:r>
+              <w:rPr>
+                <w:rFonts w:ascii="Times New Roman" w:hAnsi="Times New Roman" w:cs="Times New Roman"/>
+                <w:sz w:val="22"/>
+                <w:szCs w:val="22"/>
+              </w:rPr>
+              <w:t xml:space="preserve"> (Under preparation).</w:t>
             </w:r>
           </w:p>
         </w:tc>
@@ -2396,7 +3753,7 @@
       <w:tr>
         <w:tc>
           <w:tcPr>
-            <w:tcW w:w="540" w:type="dxa"/>
+            <w:tcW w:w="541" w:type="dxa"/>
           </w:tcPr>
           <w:p>
             <w:pPr>
@@ -2425,15 +3782,30 @@
                 <w:szCs w:val="22"/>
                 <w14:ligatures w14:val="none"/>
               </w:rPr>
-              <w:t>[10</w:t>
-            </w:r>
-            <w:r>
-              <w:rPr>
-                <w:rFonts w:ascii="Times New Roman" w:eastAsia="Times New Roman" w:hAnsi="Times New Roman" w:cs="Times New Roman"/>
-                <w:bCs/>
-                <w:color w:val="404040"/>
-                <w:sz w:val="22"/>
-                <w:szCs w:val="22"/>
+              <w:lastRenderedPageBreak/>
+              <w:t>[1</w:t>
+            </w:r>
+            <w:r>
+              <w:rPr>
+                <w:rFonts w:ascii="Times New Roman" w:eastAsia="Times New Roman" w:hAnsi="Times New Roman" w:cs="Times New Roman"/>
+                <w:bCs/>
+                <w:color w:val="404040"/>
+                <w:kern w:val="0"/>
+                <w:sz w:val="22"/>
+                <w:szCs w:val="22"/>
+                <w14:ligatures w14:val="none"/>
+              </w:rPr>
+              <w:t>4</w:t>
+            </w:r>
+            <w:r>
+              <w:rPr>
+                <w:rFonts w:ascii="Times New Roman" w:eastAsia="Times New Roman" w:hAnsi="Times New Roman" w:cs="Times New Roman"/>
+                <w:bCs/>
+                <w:color w:val="404040"/>
+                <w:kern w:val="0"/>
+                <w:sz w:val="22"/>
+                <w:szCs w:val="22"/>
+                <w14:ligatures w14:val="none"/>
               </w:rPr>
               <w:t>]</w:t>
             </w:r>
@@ -2441,35 +3813,82 @@
         </w:tc>
         <w:tc>
           <w:tcPr>
-            <w:tcW w:w="8810" w:type="dxa"/>
-            <w:gridSpan w:val="3"/>
+            <w:tcW w:w="8809" w:type="dxa"/>
+            <w:gridSpan w:val="4"/>
           </w:tcPr>
           <w:p>
             <w:pPr>
               <w:ind w:left="3"/>
               <w:rPr>
                 <w:rFonts w:ascii="Times New Roman" w:hAnsi="Times New Roman" w:cs="Times New Roman"/>
-                <w:sz w:val="22"/>
-                <w:szCs w:val="22"/>
-              </w:rPr>
-            </w:pPr>
-            <w:r>
-              <w:rPr>
-                <w:rFonts w:ascii="Times New Roman" w:hAnsi="Times New Roman" w:cs="Times New Roman"/>
-                <w:b/>
-                <w:bCs/>
-                <w:sz w:val="22"/>
-                <w:szCs w:val="22"/>
-              </w:rPr>
-              <w:t>Baki, H.,</w:t>
-            </w:r>
-            <w:r>
-              <w:rPr>
-                <w:rFonts w:ascii="Times New Roman" w:hAnsi="Times New Roman" w:cs="Times New Roman"/>
-                <w:sz w:val="22"/>
-                <w:szCs w:val="22"/>
-              </w:rPr>
-              <w:t xml:space="preserve"> Basu, S., &amp; </w:t>
+                <w:b/>
+                <w:bCs/>
+                <w:sz w:val="22"/>
+                <w:szCs w:val="22"/>
+              </w:rPr>
+            </w:pPr>
+            <w:r>
+              <w:rPr>
+                <w:rFonts w:ascii="Times New Roman" w:hAnsi="Times New Roman" w:cs="Times New Roman"/>
+                <w:b/>
+                <w:bCs/>
+                <w:sz w:val="22"/>
+                <w:szCs w:val="22"/>
+              </w:rPr>
+              <w:t xml:space="preserve">Baki, H., </w:t>
+            </w:r>
+            <w:r>
+              <w:rPr>
+                <w:rFonts w:ascii="Times New Roman" w:hAnsi="Times New Roman" w:cs="Times New Roman"/>
+                <w:sz w:val="22"/>
+                <w:szCs w:val="22"/>
+              </w:rPr>
+              <w:t>&amp;</w:t>
+            </w:r>
+            <w:r>
+              <w:rPr>
+                <w:rFonts w:ascii="Times New Roman" w:hAnsi="Times New Roman" w:cs="Times New Roman"/>
+                <w:b/>
+                <w:bCs/>
+                <w:sz w:val="22"/>
+                <w:szCs w:val="22"/>
+              </w:rPr>
+              <w:t xml:space="preserve"> </w:t>
+            </w:r>
+            <w:r>
+              <w:rPr>
+                <w:rFonts w:ascii="Times New Roman" w:hAnsi="Times New Roman" w:cs="Times New Roman"/>
+                <w:sz w:val="22"/>
+                <w:szCs w:val="22"/>
+              </w:rPr>
+              <w:t>Basu, S., (202</w:t>
+            </w:r>
+            <w:r>
+              <w:rPr>
+                <w:rFonts w:ascii="Times New Roman" w:hAnsi="Times New Roman" w:cs="Times New Roman"/>
+                <w:sz w:val="22"/>
+                <w:szCs w:val="22"/>
+              </w:rPr>
+              <w:t>6</w:t>
+            </w:r>
+            <w:r>
+              <w:rPr>
+                <w:rFonts w:ascii="Times New Roman" w:hAnsi="Times New Roman" w:cs="Times New Roman"/>
+                <w:sz w:val="22"/>
+                <w:szCs w:val="22"/>
+              </w:rPr>
+              <w:t xml:space="preserve">). </w:t>
+            </w:r>
+            <w:r>
+              <w:t xml:space="preserve"> </w:t>
+            </w:r>
+            <w:r>
+              <w:rPr>
+                <w:rFonts w:ascii="Times New Roman" w:hAnsi="Times New Roman" w:cs="Times New Roman"/>
+                <w:sz w:val="22"/>
+                <w:szCs w:val="22"/>
+              </w:rPr>
+              <w:t xml:space="preserve">A Deep Learning Framework for Generating High-Resolution Wind Gust Fields from Sparse </w:t>
             </w:r>
             <w:proofErr w:type="spellStart"/>
             <w:r>
@@ -2478,7 +3897,7 @@
                 <w:sz w:val="22"/>
                 <w:szCs w:val="22"/>
               </w:rPr>
-              <w:t>Lavidas</w:t>
+              <w:t>Mesonet</w:t>
             </w:r>
             <w:proofErr w:type="spellEnd"/>
             <w:r>
@@ -2487,23 +3906,18 @@
                 <w:sz w:val="22"/>
                 <w:szCs w:val="22"/>
               </w:rPr>
-              <w:t xml:space="preserve">, </w:t>
-            </w:r>
-            <w:r>
-              <w:rPr>
-                <w:rFonts w:ascii="Times New Roman" w:hAnsi="Times New Roman" w:cs="Times New Roman"/>
-                <w:sz w:val="22"/>
-                <w:szCs w:val="22"/>
-              </w:rPr>
-              <w:t>G</w:t>
-            </w:r>
-            <w:r>
-              <w:rPr>
-                <w:rFonts w:ascii="Times New Roman" w:hAnsi="Times New Roman" w:cs="Times New Roman"/>
-                <w:sz w:val="22"/>
-                <w:szCs w:val="22"/>
-              </w:rPr>
-              <w:t xml:space="preserve">., Estimating the Offshore Wind Power Potential of Portugal by Utilizing Gray-Zone Atmospheric Modeling. </w:t>
+              <w:t xml:space="preserve"> Observations</w:t>
+            </w:r>
+            <w:r>
+              <w:rPr>
+                <w:rFonts w:ascii="Times New Roman" w:hAnsi="Times New Roman" w:cs="Times New Roman"/>
+                <w:sz w:val="22"/>
+                <w:szCs w:val="22"/>
+              </w:rPr>
+              <w:t>.</w:t>
+            </w:r>
+            <w:r>
+              <w:t xml:space="preserve"> </w:t>
             </w:r>
             <w:r>
               <w:rPr>
@@ -2513,7 +3927,7 @@
                 <w:sz w:val="22"/>
                 <w:szCs w:val="22"/>
               </w:rPr>
-              <w:t>J</w:t>
+              <w:t xml:space="preserve">Journal of </w:t>
             </w:r>
             <w:r>
               <w:rPr>
@@ -2523,15 +3937,79 @@
                 <w:sz w:val="22"/>
                 <w:szCs w:val="22"/>
               </w:rPr>
-              <w:t>ournal of Renewable and Sustainable Energy,</w:t>
-            </w:r>
-            <w:r>
-              <w:rPr>
-                <w:rFonts w:ascii="Times New Roman" w:hAnsi="Times New Roman" w:cs="Times New Roman"/>
-                <w:sz w:val="22"/>
-                <w:szCs w:val="22"/>
-              </w:rPr>
-              <w:t xml:space="preserve"> 16(6).</w:t>
+              <w:t>Artificial Intelligence for the Earth Systems</w:t>
+            </w:r>
+            <w:r>
+              <w:rPr>
+                <w:rFonts w:ascii="Times New Roman" w:hAnsi="Times New Roman" w:cs="Times New Roman"/>
+                <w:i/>
+                <w:iCs/>
+                <w:sz w:val="22"/>
+                <w:szCs w:val="22"/>
+              </w:rPr>
+              <w:t xml:space="preserve"> </w:t>
+            </w:r>
+            <w:r>
+              <w:rPr>
+                <w:rFonts w:ascii="Times New Roman" w:hAnsi="Times New Roman" w:cs="Times New Roman"/>
+                <w:sz w:val="22"/>
+                <w:szCs w:val="22"/>
+              </w:rPr>
+              <w:t>(</w:t>
+            </w:r>
+            <w:r>
+              <w:rPr>
+                <w:rFonts w:ascii="Times New Roman" w:hAnsi="Times New Roman" w:cs="Times New Roman"/>
+                <w:sz w:val="22"/>
+                <w:szCs w:val="22"/>
+              </w:rPr>
+              <w:t>revision submitted</w:t>
+            </w:r>
+            <w:r>
+              <w:rPr>
+                <w:rFonts w:ascii="Times New Roman" w:hAnsi="Times New Roman" w:cs="Times New Roman"/>
+                <w:sz w:val="22"/>
+                <w:szCs w:val="22"/>
+              </w:rPr>
+              <w:t>)</w:t>
+            </w:r>
+            <w:r>
+              <w:rPr>
+                <w:rFonts w:ascii="Times New Roman" w:hAnsi="Times New Roman" w:cs="Times New Roman"/>
+                <w:sz w:val="22"/>
+                <w:szCs w:val="22"/>
+              </w:rPr>
+              <w:t>.</w:t>
+            </w:r>
+            <w:r>
+              <w:rPr>
+                <w:rFonts w:ascii="Times New Roman" w:hAnsi="Times New Roman" w:cs="Times New Roman"/>
+                <w:sz w:val="22"/>
+                <w:szCs w:val="22"/>
+              </w:rPr>
+              <w:t xml:space="preserve"> Preprint available at </w:t>
+            </w:r>
+            <w:r>
+              <w:t xml:space="preserve"> </w:t>
+            </w:r>
+            <w:hyperlink r:id="rId10" w:tgtFrame="_blank" w:history="1">
+              <w:r>
+                <w:rPr>
+                  <w:rStyle w:val="Hyperlink"/>
+                  <w:rFonts w:ascii="Times New Roman" w:hAnsi="Times New Roman" w:cs="Times New Roman"/>
+                  <w:sz w:val="22"/>
+                  <w:szCs w:val="22"/>
+                </w:rPr>
+                <w:t>10.22541/essoar.176031304.41826798/v2</w:t>
+              </w:r>
+            </w:hyperlink>
+            <w:r>
+              <w:rPr>
+                <w:rFonts w:ascii="Times New Roman" w:hAnsi="Times New Roman" w:cs="Times New Roman"/>
+                <w:sz w:val="22"/>
+                <w:szCs w:val="22"/>
+              </w:rPr>
+              <w:t>.</w:t>
             </w:r>
           </w:p>
         </w:tc>
@@ -2539,7 +4017,7 @@
       <w:tr>
         <w:tc>
           <w:tcPr>
-            <w:tcW w:w="540" w:type="dxa"/>
+            <w:tcW w:w="541" w:type="dxa"/>
           </w:tcPr>
           <w:p>
             <w:pPr>
@@ -2568,24 +4046,786 @@
                 <w:szCs w:val="22"/>
                 <w14:ligatures w14:val="none"/>
               </w:rPr>
-              <w:t>[9</w:t>
-            </w:r>
-            <w:r>
-              <w:rPr>
-                <w:rFonts w:ascii="Times New Roman" w:eastAsia="Times New Roman" w:hAnsi="Times New Roman" w:cs="Times New Roman"/>
-                <w:bCs/>
-                <w:color w:val="404040"/>
-                <w:sz w:val="22"/>
-                <w:szCs w:val="22"/>
-              </w:rPr>
-              <w:t>]</w:t>
+              <w:t>[13]</w:t>
             </w:r>
           </w:p>
         </w:tc>
         <w:tc>
           <w:tcPr>
-            <w:tcW w:w="8810" w:type="dxa"/>
-            <w:gridSpan w:val="3"/>
+            <w:tcW w:w="8809" w:type="dxa"/>
+            <w:gridSpan w:val="4"/>
+          </w:tcPr>
+          <w:p>
+            <w:pPr>
+              <w:ind w:left="3"/>
+              <w:rPr>
+                <w:rFonts w:ascii="Times New Roman" w:hAnsi="Times New Roman" w:cs="Times New Roman"/>
+                <w:sz w:val="22"/>
+                <w:szCs w:val="22"/>
+              </w:rPr>
+            </w:pPr>
+            <w:r>
+              <w:rPr>
+                <w:rFonts w:ascii="Times New Roman" w:hAnsi="Times New Roman" w:cs="Times New Roman"/>
+                <w:b/>
+                <w:bCs/>
+                <w:sz w:val="22"/>
+                <w:szCs w:val="22"/>
+              </w:rPr>
+              <w:t xml:space="preserve">Baki, H., </w:t>
+            </w:r>
+            <w:r>
+              <w:rPr>
+                <w:rFonts w:ascii="Times New Roman" w:hAnsi="Times New Roman" w:cs="Times New Roman"/>
+                <w:sz w:val="22"/>
+                <w:szCs w:val="22"/>
+              </w:rPr>
+              <w:t>&amp;</w:t>
+            </w:r>
+            <w:r>
+              <w:rPr>
+                <w:rFonts w:ascii="Times New Roman" w:hAnsi="Times New Roman" w:cs="Times New Roman"/>
+                <w:b/>
+                <w:bCs/>
+                <w:sz w:val="22"/>
+                <w:szCs w:val="22"/>
+              </w:rPr>
+              <w:t xml:space="preserve"> </w:t>
+            </w:r>
+            <w:r>
+              <w:rPr>
+                <w:rFonts w:ascii="Times New Roman" w:hAnsi="Times New Roman" w:cs="Times New Roman"/>
+                <w:sz w:val="22"/>
+                <w:szCs w:val="22"/>
+              </w:rPr>
+              <w:t>Basu, S., (202</w:t>
+            </w:r>
+            <w:r>
+              <w:rPr>
+                <w:rFonts w:ascii="Times New Roman" w:hAnsi="Times New Roman" w:cs="Times New Roman"/>
+                <w:sz w:val="22"/>
+                <w:szCs w:val="22"/>
+              </w:rPr>
+              <w:t>6</w:t>
+            </w:r>
+            <w:r>
+              <w:rPr>
+                <w:rFonts w:ascii="Times New Roman" w:hAnsi="Times New Roman" w:cs="Times New Roman"/>
+                <w:sz w:val="22"/>
+                <w:szCs w:val="22"/>
+              </w:rPr>
+              <w:t xml:space="preserve">). </w:t>
+            </w:r>
+            <w:r>
+              <w:rPr>
+                <w:rFonts w:ascii="Times New Roman" w:hAnsi="Times New Roman" w:cs="Times New Roman"/>
+                <w:sz w:val="22"/>
+                <w:szCs w:val="22"/>
+              </w:rPr>
+              <w:t>A Chebyshev Polynomial-based Wind Speed Profile Characterization Framework: Applications in Mesoscale Model Evaluation</w:t>
+            </w:r>
+            <w:r>
+              <w:rPr>
+                <w:rFonts w:ascii="Times New Roman" w:hAnsi="Times New Roman" w:cs="Times New Roman"/>
+                <w:sz w:val="22"/>
+                <w:szCs w:val="22"/>
+              </w:rPr>
+              <w:t xml:space="preserve">. </w:t>
+            </w:r>
+            <w:r>
+              <w:rPr>
+                <w:rFonts w:ascii="Times New Roman" w:hAnsi="Times New Roman" w:cs="Times New Roman"/>
+                <w:i/>
+                <w:iCs/>
+                <w:sz w:val="22"/>
+                <w:szCs w:val="22"/>
+              </w:rPr>
+              <w:t xml:space="preserve">Wind Energy. </w:t>
+            </w:r>
+            <w:r>
+              <w:rPr>
+                <w:rFonts w:ascii="Times New Roman" w:hAnsi="Times New Roman" w:cs="Times New Roman"/>
+                <w:b/>
+                <w:bCs/>
+                <w:sz w:val="22"/>
+                <w:szCs w:val="22"/>
+              </w:rPr>
+              <w:t>29, no. 2 (2026): e70080</w:t>
+            </w:r>
+            <w:r>
+              <w:rPr>
+                <w:rFonts w:ascii="Times New Roman" w:hAnsi="Times New Roman" w:cs="Times New Roman"/>
+                <w:sz w:val="22"/>
+                <w:szCs w:val="22"/>
+              </w:rPr>
+              <w:t xml:space="preserve">, </w:t>
+            </w:r>
+            <w:r>
+              <w:t xml:space="preserve"> </w:t>
+            </w:r>
+            <w:hyperlink r:id="rId11" w:history="1">
+              <w:r>
+                <w:rPr>
+                  <w:rStyle w:val="Hyperlink"/>
+                  <w:rFonts w:ascii="Times New Roman" w:hAnsi="Times New Roman" w:cs="Times New Roman"/>
+                  <w:sz w:val="22"/>
+                  <w:szCs w:val="22"/>
+                </w:rPr>
+                <w:t>https://doi.org/10.1002/we.70080</w:t>
+              </w:r>
+            </w:hyperlink>
+            <w:r>
+              <w:rPr>
+                <w:rFonts w:ascii="Times New Roman" w:hAnsi="Times New Roman" w:cs="Times New Roman"/>
+                <w:sz w:val="22"/>
+                <w:szCs w:val="22"/>
+              </w:rPr>
+              <w:t>.</w:t>
+            </w:r>
+          </w:p>
+        </w:tc>
+      </w:tr>
+      <w:tr>
+        <w:tc>
+          <w:tcPr>
+            <w:tcW w:w="541" w:type="dxa"/>
+          </w:tcPr>
+          <w:p>
+            <w:pPr>
+              <w:keepNext/>
+              <w:keepLines/>
+              <w:spacing w:after="120" w:line="240" w:lineRule="auto"/>
+              <w:jc w:val="center"/>
+              <w:outlineLvl w:val="1"/>
+              <w:rPr>
+                <w:rFonts w:ascii="Times New Roman" w:eastAsia="Times New Roman" w:hAnsi="Times New Roman" w:cs="Times New Roman"/>
+                <w:bCs/>
+                <w:color w:val="404040"/>
+                <w:kern w:val="0"/>
+                <w:sz w:val="22"/>
+                <w:szCs w:val="22"/>
+                <w14:ligatures w14:val="none"/>
+              </w:rPr>
+            </w:pPr>
+            <w:r>
+              <w:rPr>
+                <w:rFonts w:ascii="Times New Roman" w:eastAsia="Times New Roman" w:hAnsi="Times New Roman" w:cs="Times New Roman"/>
+                <w:bCs/>
+                <w:color w:val="404040"/>
+                <w:kern w:val="0"/>
+                <w:sz w:val="22"/>
+                <w:szCs w:val="22"/>
+                <w14:ligatures w14:val="none"/>
+              </w:rPr>
+              <w:t>[12]</w:t>
+            </w:r>
+          </w:p>
+        </w:tc>
+        <w:tc>
+          <w:tcPr>
+            <w:tcW w:w="8809" w:type="dxa"/>
+            <w:gridSpan w:val="4"/>
+          </w:tcPr>
+          <w:p>
+            <w:pPr>
+              <w:ind w:left="3"/>
+              <w:rPr>
+                <w:rFonts w:ascii="Times New Roman" w:hAnsi="Times New Roman" w:cs="Times New Roman"/>
+                <w:sz w:val="22"/>
+                <w:szCs w:val="22"/>
+              </w:rPr>
+            </w:pPr>
+            <w:proofErr w:type="spellStart"/>
+            <w:r>
+              <w:rPr>
+                <w:rFonts w:ascii="Times New Roman" w:hAnsi="Times New Roman" w:cs="Times New Roman"/>
+                <w:sz w:val="22"/>
+                <w:szCs w:val="22"/>
+              </w:rPr>
+              <w:t>Lavidas</w:t>
+            </w:r>
+            <w:proofErr w:type="spellEnd"/>
+            <w:r>
+              <w:rPr>
+                <w:rFonts w:ascii="Times New Roman" w:hAnsi="Times New Roman" w:cs="Times New Roman"/>
+                <w:sz w:val="22"/>
+                <w:szCs w:val="22"/>
+              </w:rPr>
+              <w:t xml:space="preserve">, G., </w:t>
+            </w:r>
+            <w:proofErr w:type="spellStart"/>
+            <w:r>
+              <w:rPr>
+                <w:rFonts w:ascii="Times New Roman" w:hAnsi="Times New Roman" w:cs="Times New Roman"/>
+                <w:sz w:val="22"/>
+                <w:szCs w:val="22"/>
+              </w:rPr>
+              <w:t>Mezilis</w:t>
+            </w:r>
+            <w:proofErr w:type="spellEnd"/>
+            <w:r>
+              <w:rPr>
+                <w:rFonts w:ascii="Times New Roman" w:hAnsi="Times New Roman" w:cs="Times New Roman"/>
+                <w:sz w:val="22"/>
+                <w:szCs w:val="22"/>
+              </w:rPr>
+              <w:t xml:space="preserve">, L., Alday, M., </w:t>
+            </w:r>
+            <w:r>
+              <w:rPr>
+                <w:rFonts w:ascii="Times New Roman" w:hAnsi="Times New Roman" w:cs="Times New Roman"/>
+                <w:b/>
+                <w:bCs/>
+                <w:sz w:val="22"/>
+                <w:szCs w:val="22"/>
+              </w:rPr>
+              <w:t>Baki, H.,</w:t>
+            </w:r>
+            <w:r>
+              <w:rPr>
+                <w:rFonts w:ascii="Times New Roman" w:hAnsi="Times New Roman" w:cs="Times New Roman"/>
+                <w:sz w:val="22"/>
+                <w:szCs w:val="22"/>
+              </w:rPr>
+              <w:t xml:space="preserve"> Tan, J., Jain, A., Engelfried, T. and Raghavan, V., </w:t>
+            </w:r>
+            <w:r>
+              <w:rPr>
+                <w:rFonts w:ascii="Times New Roman" w:hAnsi="Times New Roman" w:cs="Times New Roman"/>
+                <w:sz w:val="22"/>
+                <w:szCs w:val="22"/>
+              </w:rPr>
+              <w:t>(</w:t>
+            </w:r>
+            <w:r>
+              <w:rPr>
+                <w:rFonts w:ascii="Times New Roman" w:hAnsi="Times New Roman" w:cs="Times New Roman"/>
+                <w:sz w:val="22"/>
+                <w:szCs w:val="22"/>
+              </w:rPr>
+              <w:t>2025</w:t>
+            </w:r>
+            <w:r>
+              <w:rPr>
+                <w:rFonts w:ascii="Times New Roman" w:hAnsi="Times New Roman" w:cs="Times New Roman"/>
+                <w:sz w:val="22"/>
+                <w:szCs w:val="22"/>
+              </w:rPr>
+              <w:t>)</w:t>
+            </w:r>
+            <w:r>
+              <w:rPr>
+                <w:rFonts w:ascii="Times New Roman" w:hAnsi="Times New Roman" w:cs="Times New Roman"/>
+                <w:sz w:val="22"/>
+                <w:szCs w:val="22"/>
+              </w:rPr>
+              <w:t xml:space="preserve">. Marine renewables in Energy Systems: Impacts of climate data, generators, energy policies, opportunities, and untapped potential for 100% </w:t>
+            </w:r>
+            <w:proofErr w:type="spellStart"/>
+            <w:r>
+              <w:rPr>
+                <w:rFonts w:ascii="Times New Roman" w:hAnsi="Times New Roman" w:cs="Times New Roman"/>
+                <w:sz w:val="22"/>
+                <w:szCs w:val="22"/>
+              </w:rPr>
+              <w:t>decarboni</w:t>
+            </w:r>
+            <w:r>
+              <w:rPr>
+                <w:rFonts w:ascii="Times New Roman" w:hAnsi="Times New Roman" w:cs="Times New Roman"/>
+                <w:sz w:val="22"/>
+                <w:szCs w:val="22"/>
+              </w:rPr>
+              <w:t>s</w:t>
+            </w:r>
+            <w:r>
+              <w:rPr>
+                <w:rFonts w:ascii="Times New Roman" w:hAnsi="Times New Roman" w:cs="Times New Roman"/>
+                <w:sz w:val="22"/>
+                <w:szCs w:val="22"/>
+              </w:rPr>
+              <w:t>ed</w:t>
+            </w:r>
+            <w:proofErr w:type="spellEnd"/>
+            <w:r>
+              <w:rPr>
+                <w:rFonts w:ascii="Times New Roman" w:hAnsi="Times New Roman" w:cs="Times New Roman"/>
+                <w:sz w:val="22"/>
+                <w:szCs w:val="22"/>
+              </w:rPr>
+              <w:t xml:space="preserve"> systems. </w:t>
+            </w:r>
+            <w:r>
+              <w:rPr>
+                <w:rFonts w:ascii="Times New Roman" w:hAnsi="Times New Roman" w:cs="Times New Roman"/>
+                <w:i/>
+                <w:iCs/>
+                <w:sz w:val="22"/>
+                <w:szCs w:val="22"/>
+              </w:rPr>
+              <w:t>Energy</w:t>
+            </w:r>
+            <w:r>
+              <w:rPr>
+                <w:rFonts w:ascii="Times New Roman" w:hAnsi="Times New Roman" w:cs="Times New Roman"/>
+                <w:sz w:val="22"/>
+                <w:szCs w:val="22"/>
+              </w:rPr>
+              <w:t xml:space="preserve">, </w:t>
+            </w:r>
+            <w:r>
+              <w:rPr>
+                <w:rFonts w:ascii="Times New Roman" w:hAnsi="Times New Roman" w:cs="Times New Roman"/>
+                <w:b/>
+                <w:bCs/>
+                <w:sz w:val="22"/>
+                <w:szCs w:val="22"/>
+              </w:rPr>
+              <w:t>p.138359</w:t>
+            </w:r>
+            <w:r>
+              <w:rPr>
+                <w:rFonts w:ascii="Times New Roman" w:hAnsi="Times New Roman" w:cs="Times New Roman"/>
+                <w:sz w:val="22"/>
+                <w:szCs w:val="22"/>
+              </w:rPr>
+              <w:t>.</w:t>
+            </w:r>
+            <w:r>
+              <w:rPr>
+                <w:rFonts w:ascii="Times New Roman" w:hAnsi="Times New Roman" w:cs="Times New Roman"/>
+                <w:sz w:val="22"/>
+                <w:szCs w:val="22"/>
+              </w:rPr>
+              <w:t xml:space="preserve"> </w:t>
+            </w:r>
+            <w:r>
+              <w:t xml:space="preserve"> </w:t>
+            </w:r>
+            <w:hyperlink r:id="rId12" w:tgtFrame="_blank" w:tooltip="Persistent link using digital object identifier" w:history="1">
+              <w:r>
+                <w:rPr>
+                  <w:rStyle w:val="Hyperlink"/>
+                  <w:rFonts w:ascii="Times New Roman" w:hAnsi="Times New Roman" w:cs="Times New Roman"/>
+                  <w:sz w:val="22"/>
+                  <w:szCs w:val="22"/>
+                </w:rPr>
+                <w:t>https://doi.org/10.1016/j.energy.2025.138359</w:t>
+              </w:r>
+            </w:hyperlink>
+          </w:p>
+        </w:tc>
+      </w:tr>
+      <w:tr>
+        <w:tc>
+          <w:tcPr>
+            <w:tcW w:w="541" w:type="dxa"/>
+          </w:tcPr>
+          <w:p>
+            <w:pPr>
+              <w:keepNext/>
+              <w:keepLines/>
+              <w:spacing w:after="120" w:line="240" w:lineRule="auto"/>
+              <w:jc w:val="center"/>
+              <w:outlineLvl w:val="1"/>
+              <w:rPr>
+                <w:rFonts w:ascii="Times New Roman" w:eastAsia="Times New Roman" w:hAnsi="Times New Roman" w:cs="Times New Roman"/>
+                <w:bCs/>
+                <w:color w:val="404040"/>
+                <w:kern w:val="0"/>
+                <w:sz w:val="22"/>
+                <w:szCs w:val="22"/>
+                <w14:ligatures w14:val="none"/>
+              </w:rPr>
+            </w:pPr>
+            <w:r>
+              <w:rPr>
+                <w:rFonts w:ascii="Times New Roman" w:eastAsia="Times New Roman" w:hAnsi="Times New Roman" w:cs="Times New Roman"/>
+                <w:bCs/>
+                <w:color w:val="404040"/>
+                <w:kern w:val="0"/>
+                <w:sz w:val="22"/>
+                <w:szCs w:val="22"/>
+                <w14:ligatures w14:val="none"/>
+              </w:rPr>
+              <w:t>[11]</w:t>
+            </w:r>
+          </w:p>
+        </w:tc>
+        <w:tc>
+          <w:tcPr>
+            <w:tcW w:w="8809" w:type="dxa"/>
+            <w:gridSpan w:val="4"/>
+          </w:tcPr>
+          <w:p>
+            <w:pPr>
+              <w:ind w:left="3"/>
+              <w:rPr>
+                <w:rFonts w:ascii="Times New Roman" w:hAnsi="Times New Roman" w:cs="Times New Roman"/>
+                <w:sz w:val="22"/>
+                <w:szCs w:val="22"/>
+              </w:rPr>
+            </w:pPr>
+            <w:r>
+              <w:rPr>
+                <w:rFonts w:ascii="Times New Roman" w:hAnsi="Times New Roman" w:cs="Times New Roman"/>
+                <w:b/>
+                <w:bCs/>
+                <w:sz w:val="22"/>
+                <w:szCs w:val="22"/>
+              </w:rPr>
+              <w:t>Baki, H.,</w:t>
+            </w:r>
+            <w:r>
+              <w:rPr>
+                <w:rFonts w:ascii="Times New Roman" w:hAnsi="Times New Roman" w:cs="Times New Roman"/>
+                <w:sz w:val="22"/>
+                <w:szCs w:val="22"/>
+              </w:rPr>
+              <w:t xml:space="preserve"> Basu, S., &amp; </w:t>
+            </w:r>
+            <w:proofErr w:type="spellStart"/>
+            <w:r>
+              <w:rPr>
+                <w:rFonts w:ascii="Times New Roman" w:hAnsi="Times New Roman" w:cs="Times New Roman"/>
+                <w:sz w:val="22"/>
+                <w:szCs w:val="22"/>
+              </w:rPr>
+              <w:t>Lavidas</w:t>
+            </w:r>
+            <w:proofErr w:type="spellEnd"/>
+            <w:r>
+              <w:rPr>
+                <w:rFonts w:ascii="Times New Roman" w:hAnsi="Times New Roman" w:cs="Times New Roman"/>
+                <w:sz w:val="22"/>
+                <w:szCs w:val="22"/>
+              </w:rPr>
+              <w:t>, G.</w:t>
+            </w:r>
+            <w:r>
+              <w:rPr>
+                <w:rFonts w:ascii="Times New Roman" w:hAnsi="Times New Roman" w:cs="Times New Roman"/>
+                <w:sz w:val="22"/>
+                <w:szCs w:val="22"/>
+              </w:rPr>
+              <w:t>,</w:t>
+            </w:r>
+            <w:r>
+              <w:rPr>
+                <w:rFonts w:ascii="Times New Roman" w:hAnsi="Times New Roman" w:cs="Times New Roman"/>
+                <w:sz w:val="22"/>
+                <w:szCs w:val="22"/>
+              </w:rPr>
+              <w:t xml:space="preserve"> (202</w:t>
+            </w:r>
+            <w:r>
+              <w:rPr>
+                <w:rFonts w:ascii="Times New Roman" w:hAnsi="Times New Roman" w:cs="Times New Roman"/>
+                <w:sz w:val="22"/>
+                <w:szCs w:val="22"/>
+              </w:rPr>
+              <w:t>5</w:t>
+            </w:r>
+            <w:r>
+              <w:rPr>
+                <w:rFonts w:ascii="Times New Roman" w:hAnsi="Times New Roman" w:cs="Times New Roman"/>
+                <w:sz w:val="22"/>
+                <w:szCs w:val="22"/>
+              </w:rPr>
+              <w:t xml:space="preserve">). Modelling Frontal Low-Level Jets and Associated Extreme Wind Power Ramps over the North Sea. </w:t>
+            </w:r>
+            <w:r>
+              <w:rPr>
+                <w:rFonts w:ascii="Times New Roman" w:hAnsi="Times New Roman" w:cs="Times New Roman"/>
+                <w:i/>
+                <w:iCs/>
+                <w:sz w:val="22"/>
+                <w:szCs w:val="22"/>
+              </w:rPr>
+              <w:t>Wind Energy Science</w:t>
+            </w:r>
+            <w:r>
+              <w:rPr>
+                <w:rFonts w:ascii="Times New Roman" w:hAnsi="Times New Roman" w:cs="Times New Roman"/>
+                <w:sz w:val="22"/>
+                <w:szCs w:val="22"/>
+              </w:rPr>
+              <w:t xml:space="preserve">, </w:t>
+            </w:r>
+            <w:r>
+              <w:rPr>
+                <w:rFonts w:ascii="Times New Roman" w:hAnsi="Times New Roman" w:cs="Times New Roman"/>
+                <w:b/>
+                <w:bCs/>
+                <w:sz w:val="22"/>
+                <w:szCs w:val="22"/>
+              </w:rPr>
+              <w:t>10, 1575–1609</w:t>
+            </w:r>
+            <w:r>
+              <w:rPr>
+                <w:rFonts w:ascii="Times New Roman" w:hAnsi="Times New Roman" w:cs="Times New Roman"/>
+                <w:sz w:val="22"/>
+                <w:szCs w:val="22"/>
+              </w:rPr>
+              <w:t xml:space="preserve">. DOI: </w:t>
+            </w:r>
+            <w:r>
+              <w:t xml:space="preserve"> </w:t>
+            </w:r>
+            <w:hyperlink r:id="rId13" w:tgtFrame="_blank" w:history="1">
+              <w:r>
+                <w:rPr>
+                  <w:rStyle w:val="Hyperlink"/>
+                  <w:rFonts w:ascii="Times New Roman" w:hAnsi="Times New Roman" w:cs="Times New Roman"/>
+                  <w:sz w:val="22"/>
+                  <w:szCs w:val="22"/>
+                </w:rPr>
+                <w:t xml:space="preserve">10.5194/wes-10-1575-2025 </w:t>
+              </w:r>
+            </w:hyperlink>
+          </w:p>
+        </w:tc>
+      </w:tr>
+      <w:tr>
+        <w:tc>
+          <w:tcPr>
+            <w:tcW w:w="541" w:type="dxa"/>
+          </w:tcPr>
+          <w:p>
+            <w:pPr>
+              <w:keepNext/>
+              <w:keepLines/>
+              <w:spacing w:after="120" w:line="240" w:lineRule="auto"/>
+              <w:jc w:val="center"/>
+              <w:outlineLvl w:val="1"/>
+              <w:rPr>
+                <w:rFonts w:ascii="Times New Roman" w:eastAsia="Times New Roman" w:hAnsi="Times New Roman" w:cs="Times New Roman"/>
+                <w:bCs/>
+                <w:color w:val="404040"/>
+                <w:kern w:val="0"/>
+                <w:sz w:val="22"/>
+                <w:szCs w:val="22"/>
+                <w14:ligatures w14:val="none"/>
+              </w:rPr>
+            </w:pPr>
+            <w:r>
+              <w:rPr>
+                <w:rFonts w:ascii="Times New Roman" w:eastAsia="Times New Roman" w:hAnsi="Times New Roman" w:cs="Times New Roman"/>
+                <w:bCs/>
+                <w:color w:val="404040"/>
+                <w:kern w:val="0"/>
+                <w:sz w:val="22"/>
+                <w:szCs w:val="22"/>
+                <w14:ligatures w14:val="none"/>
+              </w:rPr>
+              <w:t>[10</w:t>
+            </w:r>
+            <w:r>
+              <w:rPr>
+                <w:rFonts w:ascii="Times New Roman" w:eastAsia="Times New Roman" w:hAnsi="Times New Roman" w:cs="Times New Roman"/>
+                <w:bCs/>
+                <w:color w:val="404040"/>
+                <w:sz w:val="22"/>
+                <w:szCs w:val="22"/>
+              </w:rPr>
+              <w:t>]</w:t>
+            </w:r>
+          </w:p>
+        </w:tc>
+        <w:tc>
+          <w:tcPr>
+            <w:tcW w:w="8809" w:type="dxa"/>
+            <w:gridSpan w:val="4"/>
+          </w:tcPr>
+          <w:p>
+            <w:pPr>
+              <w:ind w:left="3"/>
+              <w:rPr>
+                <w:rFonts w:ascii="Times New Roman" w:hAnsi="Times New Roman" w:cs="Times New Roman"/>
+                <w:sz w:val="22"/>
+                <w:szCs w:val="22"/>
+              </w:rPr>
+            </w:pPr>
+            <w:r>
+              <w:rPr>
+                <w:rFonts w:ascii="Times New Roman" w:hAnsi="Times New Roman" w:cs="Times New Roman"/>
+                <w:b/>
+                <w:bCs/>
+                <w:sz w:val="22"/>
+                <w:szCs w:val="22"/>
+              </w:rPr>
+              <w:t>Baki, H.,</w:t>
+            </w:r>
+            <w:r>
+              <w:rPr>
+                <w:rFonts w:ascii="Times New Roman" w:hAnsi="Times New Roman" w:cs="Times New Roman"/>
+                <w:sz w:val="22"/>
+                <w:szCs w:val="22"/>
+              </w:rPr>
+              <w:t xml:space="preserve"> Basu, S., &amp; </w:t>
+            </w:r>
+            <w:proofErr w:type="spellStart"/>
+            <w:r>
+              <w:rPr>
+                <w:rFonts w:ascii="Times New Roman" w:hAnsi="Times New Roman" w:cs="Times New Roman"/>
+                <w:sz w:val="22"/>
+                <w:szCs w:val="22"/>
+              </w:rPr>
+              <w:t>Lavidas</w:t>
+            </w:r>
+            <w:proofErr w:type="spellEnd"/>
+            <w:r>
+              <w:rPr>
+                <w:rFonts w:ascii="Times New Roman" w:hAnsi="Times New Roman" w:cs="Times New Roman"/>
+                <w:sz w:val="22"/>
+                <w:szCs w:val="22"/>
+              </w:rPr>
+              <w:t xml:space="preserve">, </w:t>
+            </w:r>
+            <w:r>
+              <w:rPr>
+                <w:rFonts w:ascii="Times New Roman" w:hAnsi="Times New Roman" w:cs="Times New Roman"/>
+                <w:sz w:val="22"/>
+                <w:szCs w:val="22"/>
+              </w:rPr>
+              <w:t>G</w:t>
+            </w:r>
+            <w:r>
+              <w:rPr>
+                <w:rFonts w:ascii="Times New Roman" w:hAnsi="Times New Roman" w:cs="Times New Roman"/>
+                <w:sz w:val="22"/>
+                <w:szCs w:val="22"/>
+              </w:rPr>
+              <w:t>.</w:t>
+            </w:r>
+            <w:r>
+              <w:rPr>
+                <w:rFonts w:ascii="Times New Roman" w:hAnsi="Times New Roman" w:cs="Times New Roman"/>
+                <w:sz w:val="22"/>
+                <w:szCs w:val="22"/>
+              </w:rPr>
+              <w:t>, (2024).</w:t>
+            </w:r>
+            <w:r>
+              <w:rPr>
+                <w:rFonts w:ascii="Times New Roman" w:hAnsi="Times New Roman" w:cs="Times New Roman"/>
+                <w:sz w:val="22"/>
+                <w:szCs w:val="22"/>
+              </w:rPr>
+              <w:t xml:space="preserve"> Estimating the Offshore Wind Power Potential of Portugal by Utilizing Gray-Zone Atmospheric Modeling. </w:t>
+            </w:r>
+            <w:r>
+              <w:rPr>
+                <w:rFonts w:ascii="Times New Roman" w:hAnsi="Times New Roman" w:cs="Times New Roman"/>
+                <w:i/>
+                <w:iCs/>
+                <w:sz w:val="22"/>
+                <w:szCs w:val="22"/>
+              </w:rPr>
+              <w:t>Journal of Renewable and Sustainable Energy,</w:t>
+            </w:r>
+            <w:r>
+              <w:rPr>
+                <w:rFonts w:ascii="Times New Roman" w:hAnsi="Times New Roman" w:cs="Times New Roman"/>
+                <w:sz w:val="22"/>
+                <w:szCs w:val="22"/>
+              </w:rPr>
+              <w:t xml:space="preserve"> </w:t>
+            </w:r>
+            <w:r>
+              <w:rPr>
+                <w:rFonts w:ascii="Times New Roman" w:hAnsi="Times New Roman" w:cs="Times New Roman"/>
+                <w:b/>
+                <w:bCs/>
+                <w:sz w:val="22"/>
+                <w:szCs w:val="22"/>
+              </w:rPr>
+              <w:t>16(6)</w:t>
+            </w:r>
+            <w:r>
+              <w:rPr>
+                <w:rFonts w:ascii="Times New Roman" w:hAnsi="Times New Roman" w:cs="Times New Roman"/>
+                <w:sz w:val="22"/>
+                <w:szCs w:val="22"/>
+              </w:rPr>
+              <w:t>.</w:t>
+            </w:r>
+            <w:r>
+              <w:rPr>
+                <w:rFonts w:ascii="Times New Roman" w:hAnsi="Times New Roman" w:cs="Times New Roman"/>
+                <w:sz w:val="22"/>
+                <w:szCs w:val="22"/>
+              </w:rPr>
+              <w:t xml:space="preserve"> DOI: </w:t>
+            </w:r>
+            <w:r>
+              <w:t xml:space="preserve"> </w:t>
+            </w:r>
+            <w:hyperlink r:id="rId14" w:tgtFrame="_blank" w:history="1">
+              <w:r>
+                <w:rPr>
+                  <w:rStyle w:val="Hyperlink"/>
+                  <w:rFonts w:ascii="Times New Roman" w:hAnsi="Times New Roman" w:cs="Times New Roman"/>
+                  <w:sz w:val="22"/>
+                  <w:szCs w:val="22"/>
+                </w:rPr>
+                <w:t xml:space="preserve">10.1063/5.0222974 </w:t>
+              </w:r>
+            </w:hyperlink>
+          </w:p>
+        </w:tc>
+      </w:tr>
+      <w:tr>
+        <w:tc>
+          <w:tcPr>
+            <w:tcW w:w="541" w:type="dxa"/>
+          </w:tcPr>
+          <w:p>
+            <w:pPr>
+              <w:keepNext/>
+              <w:keepLines/>
+              <w:spacing w:after="120" w:line="240" w:lineRule="auto"/>
+              <w:jc w:val="center"/>
+              <w:outlineLvl w:val="1"/>
+              <w:rPr>
+                <w:rFonts w:ascii="Times New Roman" w:eastAsia="Times New Roman" w:hAnsi="Times New Roman" w:cs="Times New Roman"/>
+                <w:bCs/>
+                <w:color w:val="404040"/>
+                <w:kern w:val="0"/>
+                <w:sz w:val="22"/>
+                <w:szCs w:val="22"/>
+                <w14:ligatures w14:val="none"/>
+              </w:rPr>
+            </w:pPr>
+            <w:r>
+              <w:rPr>
+                <w:rFonts w:ascii="Times New Roman" w:eastAsia="Times New Roman" w:hAnsi="Times New Roman" w:cs="Times New Roman"/>
+                <w:bCs/>
+                <w:color w:val="404040"/>
+                <w:kern w:val="0"/>
+                <w:sz w:val="22"/>
+                <w:szCs w:val="22"/>
+                <w14:ligatures w14:val="none"/>
+              </w:rPr>
+              <w:t>[9</w:t>
+            </w:r>
+            <w:r>
+              <w:rPr>
+                <w:rFonts w:ascii="Times New Roman" w:eastAsia="Times New Roman" w:hAnsi="Times New Roman" w:cs="Times New Roman"/>
+                <w:bCs/>
+                <w:color w:val="404040"/>
+                <w:sz w:val="22"/>
+                <w:szCs w:val="22"/>
+              </w:rPr>
+              <w:t>]</w:t>
+            </w:r>
+          </w:p>
+        </w:tc>
+        <w:tc>
+          <w:tcPr>
+            <w:tcW w:w="8809" w:type="dxa"/>
+            <w:gridSpan w:val="4"/>
           </w:tcPr>
           <w:p>
             <w:pPr>
@@ -2628,25 +4868,7 @@
                 <w:sz w:val="22"/>
                 <w:szCs w:val="22"/>
               </w:rPr>
-              <w:t xml:space="preserve"> </w:t>
-            </w:r>
-            <w:proofErr w:type="spellStart"/>
-            <w:r>
-              <w:rPr>
-                <w:rFonts w:ascii="Times New Roman" w:hAnsi="Times New Roman" w:cs="Times New Roman"/>
-                <w:sz w:val="22"/>
-                <w:szCs w:val="22"/>
-              </w:rPr>
-              <w:t>Matear</w:t>
-            </w:r>
-            <w:proofErr w:type="spellEnd"/>
-            <w:r>
-              <w:rPr>
-                <w:rFonts w:ascii="Times New Roman" w:hAnsi="Times New Roman" w:cs="Times New Roman"/>
-                <w:sz w:val="22"/>
-                <w:szCs w:val="22"/>
-              </w:rPr>
-              <w:t xml:space="preserve">, R., &amp; Taylor, J. (2024). Gaussian process regression‐based Bayesian </w:t>
+              <w:t xml:space="preserve"> Matear, R., &amp; Taylor, J. (2024). Gaussian process regression‐based Bayesian </w:t>
             </w:r>
             <w:proofErr w:type="spellStart"/>
             <w:r>
@@ -2687,6 +4909,8 @@
             <w:r>
               <w:rPr>
                 <w:rFonts w:ascii="Times New Roman" w:hAnsi="Times New Roman" w:cs="Times New Roman"/>
+                <w:b/>
+                <w:bCs/>
                 <w:i/>
                 <w:iCs/>
                 <w:sz w:val="22"/>
@@ -2697,18 +4921,50 @@
             <w:r>
               <w:rPr>
                 <w:rFonts w:ascii="Times New Roman" w:hAnsi="Times New Roman" w:cs="Times New Roman"/>
-                <w:sz w:val="22"/>
-                <w:szCs w:val="22"/>
-              </w:rPr>
-              <w:t>(17), e2024GL111074.</w:t>
-            </w:r>
+                <w:b/>
+                <w:bCs/>
+                <w:sz w:val="22"/>
+                <w:szCs w:val="22"/>
+              </w:rPr>
+              <w:t>(17), e2024GL111074</w:t>
+            </w:r>
+            <w:r>
+              <w:rPr>
+                <w:rFonts w:ascii="Times New Roman" w:hAnsi="Times New Roman" w:cs="Times New Roman"/>
+                <w:sz w:val="22"/>
+                <w:szCs w:val="22"/>
+              </w:rPr>
+              <w:t>.</w:t>
+            </w:r>
+            <w:r>
+              <w:rPr>
+                <w:rFonts w:ascii="Times New Roman" w:hAnsi="Times New Roman" w:cs="Times New Roman"/>
+                <w:sz w:val="22"/>
+                <w:szCs w:val="22"/>
+              </w:rPr>
+              <w:t xml:space="preserve"> DOI: </w:t>
+            </w:r>
+            <w:r>
+              <w:t xml:space="preserve"> </w:t>
+            </w:r>
+            <w:hyperlink r:id="rId15" w:tgtFrame="_blank" w:history="1">
+              <w:r>
+                <w:rPr>
+                  <w:rStyle w:val="Hyperlink"/>
+                  <w:rFonts w:ascii="Times New Roman" w:hAnsi="Times New Roman" w:cs="Times New Roman"/>
+                  <w:sz w:val="22"/>
+                  <w:szCs w:val="22"/>
+                </w:rPr>
+                <w:t xml:space="preserve">10.1029/2024GL111074 </w:t>
+              </w:r>
+            </w:hyperlink>
           </w:p>
         </w:tc>
       </w:tr>
       <w:tr>
         <w:tc>
           <w:tcPr>
-            <w:tcW w:w="540" w:type="dxa"/>
+            <w:tcW w:w="541" w:type="dxa"/>
           </w:tcPr>
           <w:p>
             <w:pPr>
@@ -2753,8 +5009,8 @@
         </w:tc>
         <w:tc>
           <w:tcPr>
-            <w:tcW w:w="8810" w:type="dxa"/>
-            <w:gridSpan w:val="3"/>
+            <w:tcW w:w="8809" w:type="dxa"/>
+            <w:gridSpan w:val="4"/>
           </w:tcPr>
           <w:p>
             <w:pPr>
@@ -2830,6 +5086,8 @@
             <w:r>
               <w:rPr>
                 <w:rFonts w:ascii="Times New Roman" w:hAnsi="Times New Roman" w:cs="Times New Roman"/>
+                <w:b/>
+                <w:bCs/>
                 <w:sz w:val="22"/>
                 <w:szCs w:val="22"/>
               </w:rPr>
@@ -2839,6 +5097,8 @@
             <w:r>
               <w:rPr>
                 <w:rFonts w:ascii="Times New Roman" w:hAnsi="Times New Roman" w:cs="Times New Roman"/>
+                <w:b/>
+                <w:bCs/>
                 <w:sz w:val="22"/>
                 <w:szCs w:val="22"/>
               </w:rPr>
@@ -2848,10 +5108,12 @@
             <w:r>
               <w:rPr>
                 <w:rFonts w:ascii="Times New Roman" w:hAnsi="Times New Roman" w:cs="Times New Roman"/>
-                <w:sz w:val="22"/>
-                <w:szCs w:val="22"/>
-              </w:rPr>
-              <w:t>32. doi:10.1017/eds.2024.41</w:t>
+                <w:b/>
+                <w:bCs/>
+                <w:sz w:val="22"/>
+                <w:szCs w:val="22"/>
+              </w:rPr>
+              <w:t>32</w:t>
             </w:r>
             <w:r>
               <w:rPr>
@@ -2861,13 +5123,40 @@
               </w:rPr>
               <w:t>.</w:t>
             </w:r>
+            <w:r>
+              <w:rPr>
+                <w:rFonts w:ascii="Times New Roman" w:hAnsi="Times New Roman" w:cs="Times New Roman"/>
+                <w:sz w:val="22"/>
+                <w:szCs w:val="22"/>
+              </w:rPr>
+              <w:t xml:space="preserve"> </w:t>
+            </w:r>
+            <w:r>
+              <w:rPr>
+                <w:rFonts w:ascii="Times New Roman" w:hAnsi="Times New Roman" w:cs="Times New Roman"/>
+                <w:sz w:val="22"/>
+                <w:szCs w:val="22"/>
+              </w:rPr>
+              <w:t xml:space="preserve">DOI: </w:t>
+            </w:r>
+            <w:hyperlink r:id="rId16" w:tgtFrame="_blank" w:history="1">
+              <w:r>
+                <w:rPr>
+                  <w:rStyle w:val="Hyperlink"/>
+                  <w:rFonts w:ascii="Times New Roman" w:hAnsi="Times New Roman" w:cs="Times New Roman"/>
+                  <w:sz w:val="22"/>
+                  <w:szCs w:val="22"/>
+                </w:rPr>
+                <w:t xml:space="preserve">10.1017/eds.2024.41 </w:t>
+              </w:r>
+            </w:hyperlink>
           </w:p>
         </w:tc>
       </w:tr>
       <w:tr>
         <w:tc>
           <w:tcPr>
-            <w:tcW w:w="540" w:type="dxa"/>
+            <w:tcW w:w="541" w:type="dxa"/>
           </w:tcPr>
           <w:p>
             <w:pPr>
@@ -2912,8 +5201,8 @@
         </w:tc>
         <w:tc>
           <w:tcPr>
-            <w:tcW w:w="8810" w:type="dxa"/>
-            <w:gridSpan w:val="3"/>
+            <w:tcW w:w="8809" w:type="dxa"/>
+            <w:gridSpan w:val="4"/>
           </w:tcPr>
           <w:p>
             <w:pPr>
@@ -2952,25 +5241,7 @@
                 <w:sz w:val="22"/>
                 <w:szCs w:val="22"/>
               </w:rPr>
-              <w:t xml:space="preserve"> Chinta, S., </w:t>
-            </w:r>
-            <w:proofErr w:type="spellStart"/>
-            <w:r>
-              <w:rPr>
-                <w:rFonts w:ascii="Times New Roman" w:hAnsi="Times New Roman" w:cs="Times New Roman"/>
-                <w:sz w:val="22"/>
-                <w:szCs w:val="22"/>
-              </w:rPr>
-              <w:t>Matear</w:t>
-            </w:r>
-            <w:proofErr w:type="spellEnd"/>
-            <w:r>
-              <w:rPr>
-                <w:rFonts w:ascii="Times New Roman" w:hAnsi="Times New Roman" w:cs="Times New Roman"/>
-                <w:sz w:val="22"/>
-                <w:szCs w:val="22"/>
-              </w:rPr>
-              <w:t xml:space="preserve">, R., &amp; Taylor, J. (2023). </w:t>
+              <w:t xml:space="preserve"> Chinta, S., Matear, R., &amp; Taylor, J. (2023). </w:t>
             </w:r>
             <w:proofErr w:type="spellStart"/>
             <w:r>
@@ -3012,13 +5283,27 @@
               </w:rPr>
               <w:t xml:space="preserve"> preprint </w:t>
             </w:r>
-            <w:hyperlink r:id="rId10" w:history="1">
+            <w:r>
+              <w:rPr>
+                <w:rFonts w:ascii="Times New Roman" w:hAnsi="Times New Roman" w:cs="Times New Roman"/>
+                <w:sz w:val="22"/>
+                <w:szCs w:val="22"/>
+              </w:rPr>
+              <w:t>DOI:</w:t>
+            </w:r>
+            <w:r>
+              <w:rPr>
+                <w:rFonts w:ascii="Times New Roman" w:hAnsi="Times New Roman" w:cs="Times New Roman"/>
+                <w:sz w:val="22"/>
+                <w:szCs w:val="22"/>
+              </w:rPr>
+              <w:t xml:space="preserve"> </w:t>
+            </w:r>
+            <w:hyperlink r:id="rId17" w:history="1">
               <w:r>
                 <w:rPr>
                   <w:rStyle w:val="Hyperlink"/>
                   <w:rFonts w:ascii="Times New Roman" w:hAnsi="Times New Roman" w:cs="Times New Roman"/>
-                  <w:i/>
-                  <w:iCs/>
                   <w:sz w:val="22"/>
                   <w:szCs w:val="22"/>
                 </w:rPr>
@@ -3031,7 +5316,7 @@
       <w:tr>
         <w:tc>
           <w:tcPr>
-            <w:tcW w:w="540" w:type="dxa"/>
+            <w:tcW w:w="541" w:type="dxa"/>
           </w:tcPr>
           <w:p>
             <w:pPr>
@@ -3076,8 +5361,8 @@
         </w:tc>
         <w:tc>
           <w:tcPr>
-            <w:tcW w:w="8810" w:type="dxa"/>
-            <w:gridSpan w:val="3"/>
+            <w:tcW w:w="8809" w:type="dxa"/>
+            <w:gridSpan w:val="4"/>
           </w:tcPr>
           <w:p>
             <w:pPr>
@@ -3099,25 +5384,7 @@
                 <w:sz w:val="22"/>
                 <w:szCs w:val="22"/>
               </w:rPr>
-              <w:t xml:space="preserve">Reddy, P. J., Chinta, S., </w:t>
-            </w:r>
-            <w:proofErr w:type="spellStart"/>
-            <w:r>
-              <w:rPr>
-                <w:rFonts w:ascii="Times New Roman" w:hAnsi="Times New Roman" w:cs="Times New Roman"/>
-                <w:sz w:val="22"/>
-                <w:szCs w:val="22"/>
-              </w:rPr>
-              <w:t>Matear</w:t>
-            </w:r>
-            <w:proofErr w:type="spellEnd"/>
-            <w:r>
-              <w:rPr>
-                <w:rFonts w:ascii="Times New Roman" w:hAnsi="Times New Roman" w:cs="Times New Roman"/>
-                <w:sz w:val="22"/>
-                <w:szCs w:val="22"/>
-              </w:rPr>
-              <w:t xml:space="preserve">, R., Taylor, J., </w:t>
+              <w:t xml:space="preserve">Reddy, P. J., Chinta, S., Matear, R., Taylor, J., </w:t>
             </w:r>
             <w:r>
               <w:rPr>
@@ -3158,6 +5425,8 @@
             <w:r>
               <w:rPr>
                 <w:rFonts w:ascii="Times New Roman" w:hAnsi="Times New Roman" w:cs="Times New Roman"/>
+                <w:b/>
+                <w:bCs/>
                 <w:i/>
                 <w:iCs/>
                 <w:sz w:val="22"/>
@@ -3168,18 +5437,42 @@
             <w:r>
               <w:rPr>
                 <w:rFonts w:ascii="Times New Roman" w:hAnsi="Times New Roman" w:cs="Times New Roman"/>
+                <w:b/>
+                <w:bCs/>
                 <w:sz w:val="22"/>
                 <w:szCs w:val="22"/>
               </w:rPr>
               <w:t>(1), 014010</w:t>
             </w:r>
+            <w:r>
+              <w:rPr>
+                <w:rFonts w:ascii="Times New Roman" w:hAnsi="Times New Roman" w:cs="Times New Roman"/>
+                <w:sz w:val="22"/>
+                <w:szCs w:val="22"/>
+              </w:rPr>
+              <w:t xml:space="preserve">. DOI: </w:t>
+            </w:r>
+            <w:r>
+              <w:t xml:space="preserve"> </w:t>
+            </w:r>
+            <w:hyperlink r:id="rId18" w:tgtFrame="_blank" w:history="1">
+              <w:r>
+                <w:rPr>
+                  <w:rStyle w:val="Hyperlink"/>
+                  <w:rFonts w:ascii="Times New Roman" w:hAnsi="Times New Roman" w:cs="Times New Roman"/>
+                  <w:sz w:val="22"/>
+                  <w:szCs w:val="22"/>
+                </w:rPr>
+                <w:t xml:space="preserve">10.1088/1748-9326/ad0eb0 </w:t>
+              </w:r>
+            </w:hyperlink>
           </w:p>
         </w:tc>
       </w:tr>
       <w:tr>
         <w:tc>
           <w:tcPr>
-            <w:tcW w:w="540" w:type="dxa"/>
+            <w:tcW w:w="541" w:type="dxa"/>
           </w:tcPr>
           <w:p>
             <w:pPr>
@@ -3224,8 +5517,8 @@
         </w:tc>
         <w:tc>
           <w:tcPr>
-            <w:tcW w:w="8810" w:type="dxa"/>
-            <w:gridSpan w:val="3"/>
+            <w:tcW w:w="8809" w:type="dxa"/>
+            <w:gridSpan w:val="4"/>
           </w:tcPr>
           <w:p>
             <w:pPr>
@@ -3236,7 +5529,6 @@
               <w:outlineLvl w:val="1"/>
               <w:rPr>
                 <w:rFonts w:ascii="Times New Roman" w:eastAsia="Times New Roman" w:hAnsi="Times New Roman" w:cs="Times New Roman"/>
-                <w:bCs/>
                 <w:color w:val="404040"/>
                 <w:kern w:val="0"/>
                 <w:sz w:val="22"/>
@@ -3351,7 +5643,25 @@
                 <w:szCs w:val="22"/>
                 <w:lang w:val="en"/>
               </w:rPr>
-              <w:t xml:space="preserve"> (2021). </w:t>
+              <w:t xml:space="preserve"> (202</w:t>
+            </w:r>
+            <w:r>
+              <w:rPr>
+                <w:rFonts w:ascii="Times New Roman" w:hAnsi="Times New Roman" w:cs="Times New Roman"/>
+                <w:sz w:val="22"/>
+                <w:szCs w:val="22"/>
+                <w:lang w:val="en"/>
+              </w:rPr>
+              <w:t>2</w:t>
+            </w:r>
+            <w:r>
+              <w:rPr>
+                <w:rFonts w:ascii="Times New Roman" w:hAnsi="Times New Roman" w:cs="Times New Roman"/>
+                <w:sz w:val="22"/>
+                <w:szCs w:val="22"/>
+                <w:lang w:val="en"/>
+              </w:rPr>
+              <w:t xml:space="preserve">). </w:t>
             </w:r>
             <w:r>
               <w:rPr>
@@ -3387,15 +5697,37 @@
                 <w:sz w:val="22"/>
                 <w:szCs w:val="22"/>
               </w:rPr>
-              <w:t>15(5), pp.2133-2155.</w:t>
-            </w:r>
+              <w:t>15(5), pp.2133-2155</w:t>
+            </w:r>
+            <w:r>
+              <w:rPr>
+                <w:rFonts w:ascii="Times New Roman" w:hAnsi="Times New Roman" w:cs="Times New Roman"/>
+                <w:sz w:val="22"/>
+                <w:szCs w:val="22"/>
+              </w:rPr>
+              <w:t xml:space="preserve">. DOI: </w:t>
+            </w:r>
+            <w:r>
+              <w:t xml:space="preserve"> </w:t>
+            </w:r>
+            <w:hyperlink r:id="rId19" w:tgtFrame="_blank" w:history="1">
+              <w:r>
+                <w:rPr>
+                  <w:rStyle w:val="Hyperlink"/>
+                  <w:rFonts w:ascii="Times New Roman" w:hAnsi="Times New Roman" w:cs="Times New Roman"/>
+                  <w:sz w:val="22"/>
+                  <w:szCs w:val="22"/>
+                </w:rPr>
+                <w:t xml:space="preserve">10.5194/gmd-15-2133-2022 </w:t>
+              </w:r>
+            </w:hyperlink>
           </w:p>
         </w:tc>
       </w:tr>
       <w:tr>
         <w:tc>
           <w:tcPr>
-            <w:tcW w:w="540" w:type="dxa"/>
+            <w:tcW w:w="541" w:type="dxa"/>
           </w:tcPr>
           <w:p>
             <w:pPr>
@@ -3440,8 +5772,8 @@
         </w:tc>
         <w:tc>
           <w:tcPr>
-            <w:tcW w:w="8810" w:type="dxa"/>
-            <w:gridSpan w:val="3"/>
+            <w:tcW w:w="8809" w:type="dxa"/>
+            <w:gridSpan w:val="4"/>
           </w:tcPr>
           <w:p>
             <w:pPr>
@@ -3550,6 +5882,7 @@
               <w:t xml:space="preserve">, and </w:t>
             </w:r>
             <w:proofErr w:type="spellStart"/>
+            <w:proofErr w:type="gramStart"/>
             <w:r>
               <w:rPr>
                 <w:rFonts w:ascii="Times New Roman" w:hAnsi="Times New Roman" w:cs="Times New Roman"/>
@@ -3567,7 +5900,35 @@
                 <w:szCs w:val="22"/>
                 <w:lang w:val="en"/>
               </w:rPr>
-              <w:t xml:space="preserve">. (2021). </w:t>
+              <w:t>.</w:t>
+            </w:r>
+            <w:proofErr w:type="gramEnd"/>
+            <w:r>
+              <w:rPr>
+                <w:rFonts w:ascii="Times New Roman" w:hAnsi="Times New Roman" w:cs="Times New Roman"/>
+                <w:sz w:val="22"/>
+                <w:szCs w:val="22"/>
+                <w:lang w:val="en"/>
+              </w:rPr>
+              <w:t xml:space="preserve"> (202</w:t>
+            </w:r>
+            <w:r>
+              <w:rPr>
+                <w:rFonts w:ascii="Times New Roman" w:hAnsi="Times New Roman" w:cs="Times New Roman"/>
+                <w:sz w:val="22"/>
+                <w:szCs w:val="22"/>
+                <w:lang w:val="en"/>
+              </w:rPr>
+              <w:t>2</w:t>
+            </w:r>
+            <w:r>
+              <w:rPr>
+                <w:rFonts w:ascii="Times New Roman" w:hAnsi="Times New Roman" w:cs="Times New Roman"/>
+                <w:sz w:val="22"/>
+                <w:szCs w:val="22"/>
+                <w:lang w:val="en"/>
+              </w:rPr>
+              <w:t xml:space="preserve">). </w:t>
             </w:r>
             <w:r>
               <w:rPr>
@@ -3577,16 +5938,30 @@
               </w:rPr>
               <w:t xml:space="preserve">WRF model parameter calibration to improve the prediction of tropical cyclones over the Bay of Bengal using Machine Learning-based </w:t>
             </w:r>
-            <w:proofErr w:type="spellStart"/>
-            <w:r>
-              <w:rPr>
-                <w:rFonts w:ascii="Times New Roman" w:hAnsi="Times New Roman" w:cs="Times New Roman"/>
-                <w:sz w:val="22"/>
-                <w:szCs w:val="22"/>
-              </w:rPr>
-              <w:t>Multiobjective</w:t>
-            </w:r>
-            <w:proofErr w:type="spellEnd"/>
+            <w:r>
+              <w:rPr>
+                <w:rFonts w:ascii="Times New Roman" w:hAnsi="Times New Roman" w:cs="Times New Roman"/>
+                <w:sz w:val="22"/>
+                <w:szCs w:val="22"/>
+              </w:rPr>
+              <w:t>Mult</w:t>
+            </w:r>
+            <w:r>
+              <w:rPr>
+                <w:rFonts w:ascii="Times New Roman" w:hAnsi="Times New Roman" w:cs="Times New Roman"/>
+                <w:sz w:val="22"/>
+                <w:szCs w:val="22"/>
+              </w:rPr>
+              <w:t>-</w:t>
+            </w:r>
+            <w:r>
+              <w:rPr>
+                <w:rFonts w:ascii="Times New Roman" w:hAnsi="Times New Roman" w:cs="Times New Roman"/>
+                <w:sz w:val="22"/>
+                <w:szCs w:val="22"/>
+              </w:rPr>
+              <w:t>objective</w:t>
+            </w:r>
             <w:r>
               <w:rPr>
                 <w:rFonts w:ascii="Times New Roman" w:hAnsi="Times New Roman" w:cs="Times New Roman"/>
@@ -3648,7 +6023,7 @@
               </w:rPr>
               <w:t xml:space="preserve"> </w:t>
             </w:r>
-            <w:hyperlink r:id="rId11" w:history="1">
+            <w:hyperlink r:id="rId20" w:history="1">
               <w:r>
                 <w:rPr>
                   <w:rStyle w:val="Hyperlink"/>
@@ -3665,7 +6040,7 @@
       <w:tr>
         <w:tc>
           <w:tcPr>
-            <w:tcW w:w="540" w:type="dxa"/>
+            <w:tcW w:w="541" w:type="dxa"/>
           </w:tcPr>
           <w:p>
             <w:pPr>
@@ -3700,8 +6075,8 @@
         </w:tc>
         <w:tc>
           <w:tcPr>
-            <w:tcW w:w="8810" w:type="dxa"/>
-            <w:gridSpan w:val="3"/>
+            <w:tcW w:w="8809" w:type="dxa"/>
+            <w:gridSpan w:val="4"/>
           </w:tcPr>
           <w:p>
             <w:pPr>
@@ -3794,7 +6169,25 @@
                 <w:szCs w:val="22"/>
                 <w:lang w:val="en"/>
               </w:rPr>
-              <w:t xml:space="preserve">B. (2021). </w:t>
+              <w:t>B. (202</w:t>
+            </w:r>
+            <w:r>
+              <w:rPr>
+                <w:rFonts w:ascii="Times New Roman" w:hAnsi="Times New Roman" w:cs="Times New Roman"/>
+                <w:sz w:val="22"/>
+                <w:szCs w:val="22"/>
+                <w:lang w:val="en"/>
+              </w:rPr>
+              <w:t>2</w:t>
+            </w:r>
+            <w:r>
+              <w:rPr>
+                <w:rFonts w:ascii="Times New Roman" w:hAnsi="Times New Roman" w:cs="Times New Roman"/>
+                <w:sz w:val="22"/>
+                <w:szCs w:val="22"/>
+                <w:lang w:val="en"/>
+              </w:rPr>
+              <w:t xml:space="preserve">). </w:t>
             </w:r>
             <w:r>
               <w:rPr>
@@ -3853,7 +6246,7 @@
               </w:rPr>
               <w:t xml:space="preserve">. </w:t>
             </w:r>
-            <w:hyperlink r:id="rId12" w:history="1">
+            <w:hyperlink r:id="rId21" w:history="1">
               <w:r>
                 <w:rPr>
                   <w:rStyle w:val="Hyperlink"/>
@@ -3871,28 +6264,7 @@
       <w:tr>
         <w:tc>
           <w:tcPr>
-            <w:tcW w:w="9350" w:type="dxa"/>
-            <w:gridSpan w:val="4"/>
-          </w:tcPr>
-          <w:p>
-            <w:pPr>
-              <w:spacing w:after="0" w:line="259" w:lineRule="auto"/>
-              <w:rPr>
-                <w:rFonts w:ascii="Times New Roman" w:eastAsia="Gill Sans MT" w:hAnsi="Times New Roman" w:cs="Times New Roman"/>
-                <w:color w:val="000000"/>
-                <w:kern w:val="0"/>
-                <w:sz w:val="22"/>
-                <w:szCs w:val="22"/>
-                <w14:ligatures w14:val="none"/>
-              </w:rPr>
-            </w:pPr>
-          </w:p>
-        </w:tc>
-      </w:tr>
-      <w:tr>
-        <w:tc>
-          <w:tcPr>
-            <w:tcW w:w="540" w:type="dxa"/>
+            <w:tcW w:w="541" w:type="dxa"/>
           </w:tcPr>
           <w:p>
             <w:pPr>
@@ -3921,15 +6293,14 @@
                 <w:szCs w:val="22"/>
                 <w14:ligatures w14:val="none"/>
               </w:rPr>
-              <w:lastRenderedPageBreak/>
               <w:t>[2]</w:t>
             </w:r>
           </w:p>
         </w:tc>
         <w:tc>
           <w:tcPr>
-            <w:tcW w:w="8810" w:type="dxa"/>
-            <w:gridSpan w:val="3"/>
+            <w:tcW w:w="8809" w:type="dxa"/>
+            <w:gridSpan w:val="4"/>
           </w:tcPr>
           <w:p>
             <w:pPr>
@@ -4038,7 +6409,17 @@
                 <w:szCs w:val="22"/>
                 <w:lang w:val="en"/>
               </w:rPr>
-              <w:t xml:space="preserve">B. (2021). A sensitivity study of WRF model microphysics and cumulus parameterization schemes for the simulations of tropical cyclones using GPM radar data, </w:t>
+              <w:t xml:space="preserve">B. (2021). A sensitivity study of WRF model microphysics and cumulus parameterization schemes for the simulations of tropical cyclones using </w:t>
+            </w:r>
+            <w:r>
+              <w:rPr>
+                <w:rFonts w:ascii="Times New Roman" w:hAnsi="Times New Roman" w:cs="Times New Roman"/>
+                <w:sz w:val="22"/>
+                <w:szCs w:val="22"/>
+                <w:lang w:val="en"/>
+              </w:rPr>
+              <w:lastRenderedPageBreak/>
+              <w:t xml:space="preserve">GPM radar data, </w:t>
             </w:r>
             <w:r>
               <w:rPr>
@@ -4082,7 +6463,7 @@
               </w:rPr>
               <w:t xml:space="preserve"> </w:t>
             </w:r>
-            <w:hyperlink r:id="rId13" w:history="1">
+            <w:hyperlink r:id="rId22" w:history="1">
               <w:r>
                 <w:rPr>
                   <w:rStyle w:val="Hyperlink"/>
@@ -4109,7 +6490,7 @@
       <w:tr>
         <w:tc>
           <w:tcPr>
-            <w:tcW w:w="540" w:type="dxa"/>
+            <w:tcW w:w="541" w:type="dxa"/>
           </w:tcPr>
           <w:p>
             <w:pPr>
@@ -4138,6 +6519,7 @@
                 <w:szCs w:val="22"/>
                 <w14:ligatures w14:val="none"/>
               </w:rPr>
+              <w:lastRenderedPageBreak/>
               <w:t>[</w:t>
             </w:r>
             <w:r>
@@ -4154,8 +6536,8 @@
         </w:tc>
         <w:tc>
           <w:tcPr>
-            <w:tcW w:w="8810" w:type="dxa"/>
-            <w:gridSpan w:val="3"/>
+            <w:tcW w:w="8809" w:type="dxa"/>
+            <w:gridSpan w:val="4"/>
           </w:tcPr>
           <w:p>
             <w:pPr>
@@ -4310,18 +6692,17 @@
                 <w:sz w:val="22"/>
                 <w:szCs w:val="22"/>
               </w:rPr>
-              <w:t xml:space="preserve">. Springer, </w:t>
-            </w:r>
-            <w:proofErr w:type="spellStart"/>
+              <w:t>. Springer, Singapore.</w:t>
+            </w:r>
             <w:r>
               <w:rPr>
                 <w:rFonts w:ascii="Times New Roman" w:eastAsia="SimSun" w:hAnsi="Times New Roman" w:cs="Times New Roman"/>
                 <w:sz w:val="22"/>
                 <w:szCs w:val="22"/>
               </w:rPr>
-              <w:t>Singapore.</w:t>
-            </w:r>
-            <w:hyperlink r:id="rId14" w:history="1">
+              <w:t xml:space="preserve"> </w:t>
+            </w:r>
+            <w:hyperlink r:id="rId23" w:history="1">
               <w:r>
                 <w:rPr>
                   <w:rStyle w:val="Hyperlink"/>
@@ -4329,17 +6710,7 @@
                   <w:sz w:val="22"/>
                   <w:szCs w:val="22"/>
                 </w:rPr>
-                <w:t>https</w:t>
-              </w:r>
-              <w:proofErr w:type="spellEnd"/>
-              <w:r>
-                <w:rPr>
-                  <w:rStyle w:val="Hyperlink"/>
-                  <w:rFonts w:ascii="Times New Roman" w:eastAsia="SimSun" w:hAnsi="Times New Roman" w:cs="Times New Roman"/>
-                  <w:sz w:val="22"/>
-                  <w:szCs w:val="22"/>
-                </w:rPr>
-                <w:t>://doi.org/10.1007/978-981-15-5432-2_26</w:t>
+                <w:t>https://doi.org/10.1007/978-981-15-5432-2_26</w:t>
               </w:r>
             </w:hyperlink>
           </w:p>
@@ -4349,7 +6720,7 @@
         <w:tc>
           <w:tcPr>
             <w:tcW w:w="9350" w:type="dxa"/>
-            <w:gridSpan w:val="4"/>
+            <w:gridSpan w:val="5"/>
             <w:tcBorders>
               <w:top w:val="single" w:sz="24" w:space="0" w:color="4A57E0"/>
             </w:tcBorders>
@@ -4383,7 +6754,7 @@
       <w:tr>
         <w:tc>
           <w:tcPr>
-            <w:tcW w:w="540" w:type="dxa"/>
+            <w:tcW w:w="541" w:type="dxa"/>
           </w:tcPr>
           <w:p>
             <w:pPr>
@@ -4440,8 +6811,8 @@
         </w:tc>
         <w:tc>
           <w:tcPr>
-            <w:tcW w:w="8810" w:type="dxa"/>
-            <w:gridSpan w:val="3"/>
+            <w:tcW w:w="8809" w:type="dxa"/>
+            <w:gridSpan w:val="4"/>
           </w:tcPr>
           <w:p>
             <w:pPr>
@@ -4591,7 +6962,6 @@
               </w:rPr>
               <w:t xml:space="preserve">, </w:t>
             </w:r>
-            <w:proofErr w:type="spellStart"/>
             <w:r>
               <w:rPr>
                 <w:rFonts w:ascii="Times New Roman" w:hAnsi="Times New Roman" w:cs="Times New Roman"/>
@@ -4600,18 +6970,7 @@
                 <w:sz w:val="22"/>
                 <w:szCs w:val="22"/>
               </w:rPr>
-              <w:t>Ane</w:t>
-            </w:r>
-            <w:proofErr w:type="spellEnd"/>
-            <w:r>
-              <w:rPr>
-                <w:rFonts w:ascii="Times New Roman" w:hAnsi="Times New Roman" w:cs="Times New Roman"/>
-                <w:i/>
-                <w:iCs/>
-                <w:sz w:val="22"/>
-                <w:szCs w:val="22"/>
-              </w:rPr>
-              <w:t xml:space="preserve"> Books Pvt. Ltd.</w:t>
+              <w:t>Ane Books Pvt. Ltd.</w:t>
             </w:r>
             <w:r>
               <w:rPr>
@@ -4636,7 +6995,7 @@
         <w:tc>
           <w:tcPr>
             <w:tcW w:w="9350" w:type="dxa"/>
-            <w:gridSpan w:val="4"/>
+            <w:gridSpan w:val="5"/>
             <w:tcBorders>
               <w:top w:val="single" w:sz="24" w:space="0" w:color="4A57E0"/>
             </w:tcBorders>
@@ -4670,7 +7029,7 @@
       <w:tr>
         <w:tc>
           <w:tcPr>
-            <w:tcW w:w="540" w:type="dxa"/>
+            <w:tcW w:w="541" w:type="dxa"/>
           </w:tcPr>
           <w:p>
             <w:pPr>
@@ -4711,15 +7070,17 @@
                 <w:szCs w:val="22"/>
                 <w14:ligatures w14:val="none"/>
               </w:rPr>
-              <w:t>5</w:t>
-            </w:r>
-            <w:r>
-              <w:rPr>
-                <w:rFonts w:ascii="Times New Roman" w:eastAsia="Times New Roman" w:hAnsi="Times New Roman" w:cs="Times New Roman"/>
-                <w:bCs/>
-                <w:color w:val="404040"/>
-                <w:sz w:val="22"/>
-                <w:szCs w:val="22"/>
+              <w:t>10</w:t>
+            </w:r>
+            <w:r>
+              <w:rPr>
+                <w:rFonts w:ascii="Times New Roman" w:eastAsia="Times New Roman" w:hAnsi="Times New Roman" w:cs="Times New Roman"/>
+                <w:bCs/>
+                <w:color w:val="404040"/>
+                <w:kern w:val="0"/>
+                <w:sz w:val="22"/>
+                <w:szCs w:val="22"/>
+                <w14:ligatures w14:val="none"/>
               </w:rPr>
               <w:t>]</w:t>
             </w:r>
@@ -4727,34 +7088,55 @@
         </w:tc>
         <w:tc>
           <w:tcPr>
-            <w:tcW w:w="8810" w:type="dxa"/>
-            <w:gridSpan w:val="3"/>
+            <w:tcW w:w="8809" w:type="dxa"/>
+            <w:gridSpan w:val="4"/>
           </w:tcPr>
           <w:p>
             <w:pPr>
               <w:ind w:left="3"/>
               <w:rPr>
                 <w:rFonts w:ascii="Times New Roman" w:hAnsi="Times New Roman" w:cs="Times New Roman"/>
-                <w:sz w:val="22"/>
-                <w:szCs w:val="22"/>
-              </w:rPr>
-            </w:pPr>
-            <w:r>
-              <w:rPr>
-                <w:rFonts w:ascii="Times New Roman" w:hAnsi="Times New Roman" w:cs="Times New Roman"/>
-                <w:b/>
-                <w:bCs/>
-                <w:sz w:val="22"/>
-                <w:szCs w:val="22"/>
-              </w:rPr>
-              <w:t>Baki, H.,</w:t>
-            </w:r>
-            <w:r>
-              <w:rPr>
-                <w:rFonts w:ascii="Times New Roman" w:hAnsi="Times New Roman" w:cs="Times New Roman"/>
-                <w:sz w:val="22"/>
-                <w:szCs w:val="22"/>
-              </w:rPr>
+                <w:b/>
+                <w:bCs/>
+                <w:sz w:val="22"/>
+                <w:szCs w:val="22"/>
+              </w:rPr>
+            </w:pPr>
+            <w:r>
+              <w:rPr>
+                <w:rFonts w:ascii="Times New Roman" w:hAnsi="Times New Roman" w:cs="Times New Roman"/>
+                <w:b/>
+                <w:bCs/>
+                <w:sz w:val="22"/>
+                <w:szCs w:val="22"/>
+              </w:rPr>
+              <w:t xml:space="preserve">Baki, H., </w:t>
+            </w:r>
+            <w:r>
+              <w:rPr>
+                <w:rFonts w:ascii="Times New Roman" w:hAnsi="Times New Roman" w:cs="Times New Roman"/>
+                <w:sz w:val="22"/>
+                <w:szCs w:val="22"/>
+              </w:rPr>
+              <w:t xml:space="preserve">Maximilian, P., </w:t>
+            </w:r>
+            <w:r>
+              <w:rPr>
+                <w:rFonts w:ascii="Times New Roman" w:hAnsi="Times New Roman" w:cs="Times New Roman"/>
+                <w:sz w:val="22"/>
+                <w:szCs w:val="22"/>
+              </w:rPr>
+              <w:t xml:space="preserve">Basu, S., (2025, Jun). </w:t>
+            </w:r>
+            <w:r>
+              <w:rPr>
+                <w:rFonts w:ascii="Times New Roman" w:hAnsi="Times New Roman" w:cs="Times New Roman"/>
+                <w:sz w:val="22"/>
+                <w:szCs w:val="22"/>
+              </w:rPr>
+              <w:tab/>
+            </w:r>
+            <w:r>
               <w:t xml:space="preserve"> </w:t>
             </w:r>
             <w:r>
@@ -4763,97 +7145,95 @@
                 <w:sz w:val="22"/>
                 <w:szCs w:val="22"/>
               </w:rPr>
-              <w:t xml:space="preserve">&amp; </w:t>
-            </w:r>
-            <w:r>
-              <w:rPr>
-                <w:rFonts w:ascii="Times New Roman" w:hAnsi="Times New Roman" w:cs="Times New Roman"/>
-                <w:sz w:val="22"/>
-                <w:szCs w:val="22"/>
-              </w:rPr>
-              <w:t xml:space="preserve">Basu, S., </w:t>
-            </w:r>
-            <w:r>
-              <w:rPr>
-                <w:rFonts w:ascii="Times New Roman" w:hAnsi="Times New Roman" w:cs="Times New Roman"/>
-                <w:sz w:val="22"/>
-                <w:szCs w:val="22"/>
-              </w:rPr>
-              <w:t>(202</w:t>
-            </w:r>
-            <w:r>
-              <w:rPr>
-                <w:rFonts w:ascii="Times New Roman" w:hAnsi="Times New Roman" w:cs="Times New Roman"/>
-                <w:sz w:val="22"/>
-                <w:szCs w:val="22"/>
-              </w:rPr>
-              <w:t>4</w:t>
-            </w:r>
-            <w:r>
-              <w:rPr>
-                <w:rFonts w:ascii="Times New Roman" w:hAnsi="Times New Roman" w:cs="Times New Roman"/>
-                <w:sz w:val="22"/>
-                <w:szCs w:val="22"/>
-              </w:rPr>
-              <w:t xml:space="preserve">, </w:t>
-            </w:r>
-            <w:r>
-              <w:rPr>
-                <w:rFonts w:ascii="Times New Roman" w:hAnsi="Times New Roman" w:cs="Times New Roman"/>
-                <w:sz w:val="22"/>
-                <w:szCs w:val="22"/>
-              </w:rPr>
-              <w:t>April</w:t>
-            </w:r>
-            <w:r>
-              <w:rPr>
-                <w:rFonts w:ascii="Times New Roman" w:hAnsi="Times New Roman" w:cs="Times New Roman"/>
-                <w:sz w:val="22"/>
-                <w:szCs w:val="22"/>
-              </w:rPr>
-              <w:t xml:space="preserve">). </w:t>
-            </w:r>
-            <w:r>
-              <w:rPr>
-                <w:rFonts w:ascii="Times New Roman" w:hAnsi="Times New Roman" w:cs="Times New Roman"/>
-                <w:sz w:val="22"/>
-                <w:szCs w:val="22"/>
-              </w:rPr>
-              <w:t xml:space="preserve">Estimating high-resolution profiles of wind speeds from a global reanalysis dataset using </w:t>
-            </w:r>
-            <w:proofErr w:type="spellStart"/>
-            <w:r>
-              <w:rPr>
-                <w:rFonts w:ascii="Times New Roman" w:hAnsi="Times New Roman" w:cs="Times New Roman"/>
-                <w:sz w:val="22"/>
-                <w:szCs w:val="22"/>
-              </w:rPr>
-              <w:t>TabNet</w:t>
-            </w:r>
-            <w:proofErr w:type="spellEnd"/>
-            <w:r>
-              <w:rPr>
-                <w:rFonts w:ascii="Times New Roman" w:hAnsi="Times New Roman" w:cs="Times New Roman"/>
-                <w:sz w:val="22"/>
-                <w:szCs w:val="22"/>
-              </w:rPr>
-              <w:t>.</w:t>
-            </w:r>
-            <w:r>
-              <w:rPr>
-                <w:rFonts w:ascii="Times New Roman" w:hAnsi="Times New Roman" w:cs="Times New Roman"/>
-                <w:sz w:val="22"/>
-                <w:szCs w:val="22"/>
-              </w:rPr>
-              <w:t xml:space="preserve"> Climate Informatics 2024</w:t>
-            </w:r>
-            <w:r>
-              <w:rPr>
-                <w:rFonts w:ascii="Times New Roman" w:hAnsi="Times New Roman" w:cs="Times New Roman"/>
-                <w:sz w:val="22"/>
-                <w:szCs w:val="22"/>
-              </w:rPr>
-              <w:t>.</w:t>
+              <w:t>S2</w:t>
+            </w:r>
+            <w:r>
+              <w:rPr>
+                <w:rFonts w:ascii="Times New Roman" w:hAnsi="Times New Roman" w:cs="Times New Roman"/>
+                <w:sz w:val="22"/>
+                <w:szCs w:val="22"/>
+              </w:rPr>
+              <w:t>GDI</w:t>
+            </w:r>
+            <w:r>
+              <w:rPr>
+                <w:rFonts w:ascii="Times New Roman" w:hAnsi="Times New Roman" w:cs="Times New Roman"/>
+                <w:sz w:val="22"/>
+                <w:szCs w:val="22"/>
+              </w:rPr>
+              <w:t xml:space="preserve">: A Unified Deep Learning </w:t>
+            </w:r>
+            <w:r>
+              <w:rPr>
+                <w:rFonts w:ascii="Times New Roman" w:hAnsi="Times New Roman" w:cs="Times New Roman"/>
+                <w:sz w:val="22"/>
+                <w:szCs w:val="22"/>
+              </w:rPr>
+              <w:t>Framework</w:t>
+            </w:r>
+            <w:r>
+              <w:rPr>
+                <w:rFonts w:ascii="Times New Roman" w:hAnsi="Times New Roman" w:cs="Times New Roman"/>
+                <w:sz w:val="22"/>
+                <w:szCs w:val="22"/>
+              </w:rPr>
+              <w:t xml:space="preserve"> for Reconstructing </w:t>
+            </w:r>
+            <w:r>
+              <w:rPr>
+                <w:rFonts w:ascii="Times New Roman" w:hAnsi="Times New Roman" w:cs="Times New Roman"/>
+                <w:sz w:val="22"/>
+                <w:szCs w:val="22"/>
+              </w:rPr>
+              <w:t xml:space="preserve">Continuous Gridded </w:t>
+            </w:r>
+            <w:r>
+              <w:rPr>
+                <w:rFonts w:ascii="Times New Roman" w:hAnsi="Times New Roman" w:cs="Times New Roman"/>
+                <w:sz w:val="22"/>
+                <w:szCs w:val="22"/>
+              </w:rPr>
+              <w:t>Meteorological Fields from Sparse Station Observations</w:t>
+            </w:r>
+            <w:r>
+              <w:rPr>
+                <w:rFonts w:ascii="Times New Roman" w:hAnsi="Times New Roman" w:cs="Times New Roman"/>
+                <w:sz w:val="22"/>
+                <w:szCs w:val="22"/>
+              </w:rPr>
+              <w:t xml:space="preserve">. Gordon Research Conference - </w:t>
+            </w:r>
+            <w:r>
+              <w:rPr>
+                <w:rFonts w:ascii="Times New Roman" w:hAnsi="Times New Roman" w:cs="Times New Roman"/>
+                <w:sz w:val="22"/>
+                <w:szCs w:val="22"/>
+              </w:rPr>
+              <w:t>Machine Learning for Actionable Climate Science</w:t>
+            </w:r>
+            <w:r>
+              <w:rPr>
+                <w:rFonts w:ascii="Times New Roman" w:hAnsi="Times New Roman" w:cs="Times New Roman"/>
+                <w:sz w:val="22"/>
+                <w:szCs w:val="22"/>
+              </w:rPr>
+              <w:t>,</w:t>
+            </w:r>
+            <w:r>
+              <w:rPr>
+                <w:rFonts w:ascii="Times New Roman" w:hAnsi="Times New Roman" w:cs="Times New Roman"/>
+                <w:sz w:val="22"/>
+                <w:szCs w:val="22"/>
+              </w:rPr>
+              <w:t xml:space="preserve"> </w:t>
+            </w:r>
+            <w:r>
+              <w:rPr>
+                <w:rFonts w:ascii="Times New Roman" w:hAnsi="Times New Roman" w:cs="Times New Roman"/>
+                <w:sz w:val="22"/>
+                <w:szCs w:val="22"/>
+              </w:rPr>
+              <w:t xml:space="preserve">June 22-27, 2025. </w:t>
             </w:r>
           </w:p>
         </w:tc>
@@ -4861,7 +7241,7 @@
       <w:tr>
         <w:tc>
           <w:tcPr>
-            <w:tcW w:w="540" w:type="dxa"/>
+            <w:tcW w:w="541" w:type="dxa"/>
           </w:tcPr>
           <w:p>
             <w:pPr>
@@ -4902,15 +7282,17 @@
                 <w:szCs w:val="22"/>
                 <w14:ligatures w14:val="none"/>
               </w:rPr>
-              <w:t>4</w:t>
-            </w:r>
-            <w:r>
-              <w:rPr>
-                <w:rFonts w:ascii="Times New Roman" w:eastAsia="Times New Roman" w:hAnsi="Times New Roman" w:cs="Times New Roman"/>
-                <w:bCs/>
-                <w:color w:val="404040"/>
-                <w:sz w:val="22"/>
-                <w:szCs w:val="22"/>
+              <w:t>9</w:t>
+            </w:r>
+            <w:r>
+              <w:rPr>
+                <w:rFonts w:ascii="Times New Roman" w:eastAsia="Times New Roman" w:hAnsi="Times New Roman" w:cs="Times New Roman"/>
+                <w:bCs/>
+                <w:color w:val="404040"/>
+                <w:kern w:val="0"/>
+                <w:sz w:val="22"/>
+                <w:szCs w:val="22"/>
+                <w14:ligatures w14:val="none"/>
               </w:rPr>
               <w:t>]</w:t>
             </w:r>
@@ -4918,57 +7300,131 @@
         </w:tc>
         <w:tc>
           <w:tcPr>
-            <w:tcW w:w="8810" w:type="dxa"/>
-            <w:gridSpan w:val="3"/>
+            <w:tcW w:w="8809" w:type="dxa"/>
+            <w:gridSpan w:val="4"/>
           </w:tcPr>
           <w:p>
             <w:pPr>
               <w:ind w:left="3"/>
               <w:rPr>
                 <w:rFonts w:ascii="Times New Roman" w:hAnsi="Times New Roman" w:cs="Times New Roman"/>
-                <w:sz w:val="22"/>
-                <w:szCs w:val="22"/>
-              </w:rPr>
-            </w:pPr>
-            <w:r>
-              <w:rPr>
-                <w:rFonts w:ascii="Times New Roman" w:hAnsi="Times New Roman" w:cs="Times New Roman"/>
-                <w:b/>
-                <w:bCs/>
-                <w:sz w:val="22"/>
-                <w:szCs w:val="22"/>
-              </w:rPr>
-              <w:t>Baki, H.,</w:t>
-            </w:r>
-            <w:r>
-              <w:rPr>
-                <w:rFonts w:ascii="Times New Roman" w:hAnsi="Times New Roman" w:cs="Times New Roman"/>
-                <w:sz w:val="22"/>
-                <w:szCs w:val="22"/>
-              </w:rPr>
-              <w:t xml:space="preserve"> Basu, S., &amp; </w:t>
-            </w:r>
-            <w:proofErr w:type="spellStart"/>
-            <w:r>
-              <w:rPr>
-                <w:rFonts w:ascii="Times New Roman" w:hAnsi="Times New Roman" w:cs="Times New Roman"/>
-                <w:sz w:val="22"/>
-                <w:szCs w:val="22"/>
-              </w:rPr>
-              <w:t>Lavidas</w:t>
-            </w:r>
-            <w:proofErr w:type="spellEnd"/>
-            <w:r>
-              <w:rPr>
-                <w:rFonts w:ascii="Times New Roman" w:hAnsi="Times New Roman" w:cs="Times New Roman"/>
-                <w:sz w:val="22"/>
-                <w:szCs w:val="22"/>
-              </w:rPr>
-              <w:t xml:space="preserve">, </w:t>
-            </w:r>
-            <w:r>
-              <w:rPr>
-                <w:rFonts w:ascii="Times New Roman" w:hAnsi="Times New Roman" w:cs="Times New Roman"/>
+                <w:b/>
+                <w:bCs/>
+                <w:sz w:val="22"/>
+                <w:szCs w:val="22"/>
+              </w:rPr>
+            </w:pPr>
+            <w:r>
+              <w:rPr>
+                <w:rFonts w:ascii="Times New Roman" w:hAnsi="Times New Roman" w:cs="Times New Roman"/>
+                <w:b/>
+                <w:bCs/>
+                <w:sz w:val="22"/>
+                <w:szCs w:val="22"/>
+              </w:rPr>
+              <w:t xml:space="preserve">Baki, H., </w:t>
+            </w:r>
+            <w:r>
+              <w:rPr>
+                <w:rFonts w:ascii="Times New Roman" w:hAnsi="Times New Roman" w:cs="Times New Roman"/>
+                <w:sz w:val="22"/>
+                <w:szCs w:val="22"/>
+              </w:rPr>
+              <w:t xml:space="preserve">Basu, S., (2025, Jun). </w:t>
+            </w:r>
+            <w:r>
+              <w:rPr>
+                <w:rFonts w:ascii="Times New Roman" w:hAnsi="Times New Roman" w:cs="Times New Roman"/>
+                <w:sz w:val="22"/>
+                <w:szCs w:val="22"/>
+              </w:rPr>
+              <w:tab/>
+            </w:r>
+            <w:r>
+              <w:rPr>
+                <w:rFonts w:ascii="Times New Roman" w:hAnsi="Times New Roman" w:cs="Times New Roman"/>
+                <w:sz w:val="22"/>
+                <w:szCs w:val="22"/>
+              </w:rPr>
+              <w:t xml:space="preserve">DAMAGE - A </w:t>
+            </w:r>
+            <w:r>
+              <w:rPr>
+                <w:rFonts w:ascii="Times New Roman" w:hAnsi="Times New Roman" w:cs="Times New Roman"/>
+                <w:b/>
+                <w:bCs/>
+                <w:sz w:val="22"/>
+                <w:szCs w:val="22"/>
+              </w:rPr>
+              <w:t>D</w:t>
+            </w:r>
+            <w:r>
+              <w:rPr>
+                <w:rFonts w:ascii="Times New Roman" w:hAnsi="Times New Roman" w:cs="Times New Roman"/>
+                <w:sz w:val="22"/>
+                <w:szCs w:val="22"/>
+              </w:rPr>
+              <w:t xml:space="preserve">eep Learning </w:t>
+            </w:r>
+            <w:r>
+              <w:rPr>
+                <w:rFonts w:ascii="Times New Roman" w:hAnsi="Times New Roman" w:cs="Times New Roman"/>
+                <w:b/>
+                <w:bCs/>
+                <w:sz w:val="22"/>
+                <w:szCs w:val="22"/>
+              </w:rPr>
+              <w:t>A</w:t>
+            </w:r>
+            <w:r>
+              <w:rPr>
+                <w:rFonts w:ascii="Times New Roman" w:hAnsi="Times New Roman" w:cs="Times New Roman"/>
+                <w:sz w:val="22"/>
+                <w:szCs w:val="22"/>
+              </w:rPr>
+              <w:t xml:space="preserve">pproach for </w:t>
+            </w:r>
+            <w:r>
+              <w:rPr>
+                <w:rFonts w:ascii="Times New Roman" w:hAnsi="Times New Roman" w:cs="Times New Roman"/>
+                <w:b/>
+                <w:bCs/>
+                <w:sz w:val="22"/>
+                <w:szCs w:val="22"/>
+              </w:rPr>
+              <w:t>M</w:t>
+            </w:r>
+            <w:r>
+              <w:rPr>
+                <w:rFonts w:ascii="Times New Roman" w:hAnsi="Times New Roman" w:cs="Times New Roman"/>
+                <w:sz w:val="22"/>
+                <w:szCs w:val="22"/>
+              </w:rPr>
+              <w:t xml:space="preserve">eteorological </w:t>
+            </w:r>
+            <w:r>
+              <w:rPr>
+                <w:rFonts w:ascii="Times New Roman" w:hAnsi="Times New Roman" w:cs="Times New Roman"/>
+                <w:b/>
+                <w:bCs/>
+                <w:sz w:val="22"/>
+                <w:szCs w:val="22"/>
+              </w:rPr>
+              <w:t>A</w:t>
+            </w:r>
+            <w:r>
+              <w:rPr>
+                <w:rFonts w:ascii="Times New Roman" w:hAnsi="Times New Roman" w:cs="Times New Roman"/>
+                <w:sz w:val="22"/>
+                <w:szCs w:val="22"/>
+              </w:rPr>
+              <w:t xml:space="preserve">nalysis &amp; </w:t>
+            </w:r>
+            <w:r>
+              <w:rPr>
+                <w:rFonts w:ascii="Times New Roman" w:hAnsi="Times New Roman" w:cs="Times New Roman"/>
+                <w:b/>
+                <w:bCs/>
                 <w:sz w:val="22"/>
                 <w:szCs w:val="22"/>
               </w:rPr>
@@ -4980,14 +7436,27 @@
                 <w:sz w:val="22"/>
                 <w:szCs w:val="22"/>
               </w:rPr>
-              <w:t>.,</w:t>
-            </w:r>
-            <w:r>
-              <w:rPr>
-                <w:rFonts w:ascii="Times New Roman" w:hAnsi="Times New Roman" w:cs="Times New Roman"/>
-                <w:sz w:val="22"/>
-                <w:szCs w:val="22"/>
-              </w:rPr>
+              <w:t xml:space="preserve">ust </w:t>
+            </w:r>
+            <w:r>
+              <w:rPr>
+                <w:rFonts w:ascii="Times New Roman" w:hAnsi="Times New Roman" w:cs="Times New Roman"/>
+                <w:b/>
+                <w:bCs/>
+                <w:sz w:val="22"/>
+                <w:szCs w:val="22"/>
+              </w:rPr>
+              <w:t>E</w:t>
+            </w:r>
+            <w:r>
+              <w:rPr>
+                <w:rFonts w:ascii="Times New Roman" w:hAnsi="Times New Roman" w:cs="Times New Roman"/>
+                <w:sz w:val="22"/>
+                <w:szCs w:val="22"/>
+              </w:rPr>
+              <w:t xml:space="preserve">stimation from sparse station observation. </w:t>
+            </w:r>
+            <w:r>
               <w:t xml:space="preserve"> </w:t>
             </w:r>
             <w:r>
@@ -4996,25 +7465,39 @@
                 <w:sz w:val="22"/>
                 <w:szCs w:val="22"/>
               </w:rPr>
-              <w:t xml:space="preserve">(2023, May). Statistical characterization of simulated wind ramps. In </w:t>
-            </w:r>
-            <w:r>
-              <w:rPr>
-                <w:rFonts w:ascii="Times New Roman" w:hAnsi="Times New Roman" w:cs="Times New Roman"/>
-                <w:i/>
-                <w:iCs/>
-                <w:sz w:val="22"/>
-                <w:szCs w:val="22"/>
-              </w:rPr>
-              <w:t>EGU General Assembly Conference Abstracts</w:t>
-            </w:r>
-            <w:r>
-              <w:rPr>
-                <w:rFonts w:ascii="Times New Roman" w:hAnsi="Times New Roman" w:cs="Times New Roman"/>
-                <w:sz w:val="22"/>
-                <w:szCs w:val="22"/>
-              </w:rPr>
-              <w:t xml:space="preserve"> (pp. EGU-17208).</w:t>
+              <w:t xml:space="preserve">Annual WISER IAB </w:t>
+            </w:r>
+            <w:r>
+              <w:rPr>
+                <w:rFonts w:ascii="Times New Roman" w:hAnsi="Times New Roman" w:cs="Times New Roman"/>
+                <w:sz w:val="22"/>
+                <w:szCs w:val="22"/>
+              </w:rPr>
+              <w:t>Meeting</w:t>
+            </w:r>
+            <w:r>
+              <w:rPr>
+                <w:rFonts w:ascii="Times New Roman" w:hAnsi="Times New Roman" w:cs="Times New Roman"/>
+                <w:sz w:val="22"/>
+                <w:szCs w:val="22"/>
+              </w:rPr>
+              <w:t>,</w:t>
+            </w:r>
+            <w:r>
+              <w:rPr>
+                <w:rFonts w:ascii="Times New Roman" w:hAnsi="Times New Roman" w:cs="Times New Roman"/>
+                <w:sz w:val="22"/>
+                <w:szCs w:val="22"/>
+              </w:rPr>
+              <w:t xml:space="preserve"> </w:t>
+            </w:r>
+            <w:r>
+              <w:rPr>
+                <w:rFonts w:ascii="Times New Roman" w:hAnsi="Times New Roman" w:cs="Times New Roman"/>
+                <w:sz w:val="22"/>
+                <w:szCs w:val="22"/>
+              </w:rPr>
+              <w:t xml:space="preserve">June 12-13, 2025. </w:t>
             </w:r>
           </w:p>
         </w:tc>
@@ -5022,7 +7505,7 @@
       <w:tr>
         <w:tc>
           <w:tcPr>
-            <w:tcW w:w="540" w:type="dxa"/>
+            <w:tcW w:w="541" w:type="dxa"/>
           </w:tcPr>
           <w:p>
             <w:pPr>
@@ -5063,15 +7546,17 @@
                 <w:szCs w:val="22"/>
                 <w14:ligatures w14:val="none"/>
               </w:rPr>
-              <w:t>3</w:t>
-            </w:r>
-            <w:r>
-              <w:rPr>
-                <w:rFonts w:ascii="Times New Roman" w:eastAsia="Times New Roman" w:hAnsi="Times New Roman" w:cs="Times New Roman"/>
-                <w:bCs/>
-                <w:color w:val="404040"/>
-                <w:sz w:val="22"/>
-                <w:szCs w:val="22"/>
+              <w:t>8</w:t>
+            </w:r>
+            <w:r>
+              <w:rPr>
+                <w:rFonts w:ascii="Times New Roman" w:eastAsia="Times New Roman" w:hAnsi="Times New Roman" w:cs="Times New Roman"/>
+                <w:bCs/>
+                <w:color w:val="404040"/>
+                <w:kern w:val="0"/>
+                <w:sz w:val="22"/>
+                <w:szCs w:val="22"/>
+                <w14:ligatures w14:val="none"/>
               </w:rPr>
               <w:t>]</w:t>
             </w:r>
@@ -5079,160 +7564,77 @@
         </w:tc>
         <w:tc>
           <w:tcPr>
-            <w:tcW w:w="8810" w:type="dxa"/>
-            <w:gridSpan w:val="3"/>
+            <w:tcW w:w="8809" w:type="dxa"/>
+            <w:gridSpan w:val="4"/>
           </w:tcPr>
           <w:p>
             <w:pPr>
               <w:ind w:left="3"/>
               <w:rPr>
                 <w:rFonts w:ascii="Times New Roman" w:hAnsi="Times New Roman" w:cs="Times New Roman"/>
-                <w:sz w:val="22"/>
-                <w:szCs w:val="22"/>
-              </w:rPr>
-            </w:pPr>
-            <w:r>
-              <w:rPr>
-                <w:rFonts w:ascii="Times New Roman" w:hAnsi="Times New Roman" w:cs="Times New Roman"/>
-                <w:b/>
-                <w:bCs/>
-                <w:sz w:val="22"/>
-                <w:szCs w:val="22"/>
-                <w:lang w:val="en"/>
-              </w:rPr>
-              <w:t>Baki,</w:t>
-            </w:r>
-            <w:r>
-              <w:rPr>
-                <w:rFonts w:ascii="Times New Roman" w:hAnsi="Times New Roman" w:cs="Times New Roman"/>
-                <w:b/>
-                <w:bCs/>
-                <w:sz w:val="22"/>
-                <w:szCs w:val="22"/>
-                <w:lang w:val="en"/>
-              </w:rPr>
-              <w:t xml:space="preserve"> </w:t>
-            </w:r>
-            <w:r>
-              <w:rPr>
-                <w:rFonts w:ascii="Times New Roman" w:hAnsi="Times New Roman" w:cs="Times New Roman"/>
-                <w:b/>
-                <w:bCs/>
-                <w:sz w:val="22"/>
-                <w:szCs w:val="22"/>
-                <w:lang w:val="en"/>
-              </w:rPr>
-              <w:t>H.,</w:t>
-            </w:r>
-            <w:r>
-              <w:rPr>
-                <w:rFonts w:ascii="Times New Roman" w:hAnsi="Times New Roman" w:cs="Times New Roman"/>
-                <w:sz w:val="22"/>
-                <w:szCs w:val="22"/>
-                <w:lang w:val="en"/>
-              </w:rPr>
-              <w:t xml:space="preserve"> Chinta,</w:t>
-            </w:r>
-            <w:r>
-              <w:rPr>
-                <w:rFonts w:ascii="Times New Roman" w:hAnsi="Times New Roman" w:cs="Times New Roman"/>
-                <w:sz w:val="22"/>
-                <w:szCs w:val="22"/>
-                <w:lang w:val="en"/>
-              </w:rPr>
-              <w:t xml:space="preserve"> </w:t>
-            </w:r>
-            <w:r>
-              <w:rPr>
-                <w:rFonts w:ascii="Times New Roman" w:hAnsi="Times New Roman" w:cs="Times New Roman"/>
-                <w:sz w:val="22"/>
-                <w:szCs w:val="22"/>
-                <w:lang w:val="en"/>
-              </w:rPr>
-              <w:t>S., Balaji,</w:t>
-            </w:r>
-            <w:r>
-              <w:rPr>
-                <w:rFonts w:ascii="Times New Roman" w:hAnsi="Times New Roman" w:cs="Times New Roman"/>
-                <w:sz w:val="22"/>
-                <w:szCs w:val="22"/>
-                <w:lang w:val="en"/>
-              </w:rPr>
-              <w:t xml:space="preserve"> </w:t>
-            </w:r>
-            <w:r>
-              <w:rPr>
-                <w:rFonts w:ascii="Times New Roman" w:hAnsi="Times New Roman" w:cs="Times New Roman"/>
-                <w:sz w:val="22"/>
-                <w:szCs w:val="22"/>
-                <w:lang w:val="en"/>
-              </w:rPr>
-              <w:t>C., and Srinivasan,</w:t>
-            </w:r>
-            <w:r>
-              <w:rPr>
-                <w:rFonts w:ascii="Times New Roman" w:hAnsi="Times New Roman" w:cs="Times New Roman"/>
-                <w:sz w:val="22"/>
-                <w:szCs w:val="22"/>
-                <w:lang w:val="en"/>
-              </w:rPr>
-              <w:t xml:space="preserve"> </w:t>
-            </w:r>
-            <w:r>
-              <w:rPr>
-                <w:rFonts w:ascii="Times New Roman" w:hAnsi="Times New Roman" w:cs="Times New Roman"/>
-                <w:sz w:val="22"/>
-                <w:szCs w:val="22"/>
-                <w:lang w:val="en"/>
-              </w:rPr>
-              <w:t>B. (2021).</w:t>
-            </w:r>
-            <w:r>
-              <w:rPr>
-                <w:rFonts w:ascii="Times New Roman" w:hAnsi="Times New Roman" w:cs="Times New Roman"/>
-                <w:sz w:val="22"/>
-                <w:szCs w:val="22"/>
-                <w:lang w:val="en"/>
-              </w:rPr>
-              <w:t xml:space="preserve"> </w:t>
-            </w:r>
-            <w:r>
-              <w:rPr>
-                <w:rFonts w:ascii="Times New Roman" w:hAnsi="Times New Roman" w:cs="Times New Roman"/>
-                <w:sz w:val="22"/>
-                <w:szCs w:val="22"/>
-                <w:lang w:val="en"/>
-              </w:rPr>
-              <w:t xml:space="preserve">Use of Machine Learning algorithms in evaluating the WRF model parameter sensitivity for the simulations of tropical cyclones, </w:t>
-            </w:r>
-            <w:r>
-              <w:rPr>
-                <w:rFonts w:ascii="Times New Roman" w:eastAsia="SimSun" w:hAnsi="Times New Roman" w:cs="Times New Roman"/>
-                <w:i/>
-                <w:iCs/>
-                <w:sz w:val="22"/>
-                <w:szCs w:val="22"/>
-                <w:lang w:eastAsia="zh-CN" w:bidi="ar"/>
-              </w:rPr>
-              <w:t>vEGU21, the 23rd EGU General Assembly</w:t>
-            </w:r>
-            <w:r>
-              <w:rPr>
-                <w:rFonts w:ascii="Times New Roman" w:eastAsia="SimSun" w:hAnsi="Times New Roman" w:cs="Times New Roman"/>
-                <w:sz w:val="22"/>
-                <w:szCs w:val="22"/>
-                <w:lang w:eastAsia="zh-CN" w:bidi="ar"/>
-              </w:rPr>
-              <w:t>, held online 19-30 April 2021, id. EGU21-5826</w:t>
-            </w:r>
-            <w:r>
-              <w:rPr>
-                <w:rFonts w:ascii="Times New Roman" w:hAnsi="Times New Roman" w:cs="Times New Roman"/>
-                <w:sz w:val="22"/>
-                <w:szCs w:val="22"/>
-                <w:lang w:val="en"/>
-              </w:rPr>
-              <w:t>.</w:t>
+                <w:b/>
+                <w:bCs/>
+                <w:sz w:val="22"/>
+                <w:szCs w:val="22"/>
+              </w:rPr>
+            </w:pPr>
+            <w:r>
+              <w:rPr>
+                <w:rFonts w:ascii="Times New Roman" w:hAnsi="Times New Roman" w:cs="Times New Roman"/>
+                <w:b/>
+                <w:bCs/>
+                <w:sz w:val="22"/>
+                <w:szCs w:val="22"/>
+              </w:rPr>
+              <w:t xml:space="preserve">Baki, H., </w:t>
+            </w:r>
+            <w:r>
+              <w:rPr>
+                <w:rFonts w:ascii="Times New Roman" w:hAnsi="Times New Roman" w:cs="Times New Roman"/>
+                <w:sz w:val="22"/>
+                <w:szCs w:val="22"/>
+              </w:rPr>
+              <w:t xml:space="preserve">Basu, S., (2025, Jan). </w:t>
+            </w:r>
+            <w:r>
+              <w:rPr>
+                <w:rFonts w:ascii="Times New Roman" w:hAnsi="Times New Roman" w:cs="Times New Roman"/>
+                <w:sz w:val="22"/>
+                <w:szCs w:val="22"/>
+              </w:rPr>
+              <w:tab/>
+            </w:r>
+            <w:r>
+              <w:rPr>
+                <w:rFonts w:ascii="Times New Roman" w:hAnsi="Times New Roman" w:cs="Times New Roman"/>
+                <w:sz w:val="22"/>
+                <w:szCs w:val="22"/>
+              </w:rPr>
+              <w:t>Modeling Frontal Low-Level Jets and Associated Extreme Wind Ramps</w:t>
+            </w:r>
+            <w:r>
+              <w:rPr>
+                <w:rFonts w:ascii="Times New Roman" w:hAnsi="Times New Roman" w:cs="Times New Roman"/>
+                <w:sz w:val="22"/>
+                <w:szCs w:val="22"/>
+              </w:rPr>
+              <w:t xml:space="preserve">. </w:t>
+            </w:r>
+            <w:r>
+              <w:rPr>
+                <w:rFonts w:ascii="Times New Roman" w:hAnsi="Times New Roman" w:cs="Times New Roman"/>
+                <w:sz w:val="22"/>
+                <w:szCs w:val="22"/>
+              </w:rPr>
+              <w:t>105th Annual AMS Meeting 2025 105, 452764</w:t>
+            </w:r>
+            <w:r>
+              <w:rPr>
+                <w:rFonts w:ascii="Times New Roman" w:hAnsi="Times New Roman" w:cs="Times New Roman"/>
+                <w:sz w:val="22"/>
+                <w:szCs w:val="22"/>
+              </w:rPr>
+              <w:t xml:space="preserve">. </w:t>
             </w:r>
           </w:p>
         </w:tc>
@@ -5240,7 +7642,7 @@
       <w:tr>
         <w:tc>
           <w:tcPr>
-            <w:tcW w:w="540" w:type="dxa"/>
+            <w:tcW w:w="541" w:type="dxa"/>
           </w:tcPr>
           <w:p>
             <w:pPr>
@@ -5281,15 +7683,17 @@
                 <w:szCs w:val="22"/>
                 <w14:ligatures w14:val="none"/>
               </w:rPr>
-              <w:t>2</w:t>
-            </w:r>
-            <w:r>
-              <w:rPr>
-                <w:rFonts w:ascii="Times New Roman" w:eastAsia="Times New Roman" w:hAnsi="Times New Roman" w:cs="Times New Roman"/>
-                <w:bCs/>
-                <w:color w:val="404040"/>
-                <w:sz w:val="22"/>
-                <w:szCs w:val="22"/>
+              <w:t>7</w:t>
+            </w:r>
+            <w:r>
+              <w:rPr>
+                <w:rFonts w:ascii="Times New Roman" w:eastAsia="Times New Roman" w:hAnsi="Times New Roman" w:cs="Times New Roman"/>
+                <w:bCs/>
+                <w:color w:val="404040"/>
+                <w:kern w:val="0"/>
+                <w:sz w:val="22"/>
+                <w:szCs w:val="22"/>
+                <w14:ligatures w14:val="none"/>
               </w:rPr>
               <w:t>]</w:t>
             </w:r>
@@ -5297,185 +7701,70 @@
         </w:tc>
         <w:tc>
           <w:tcPr>
-            <w:tcW w:w="8810" w:type="dxa"/>
-            <w:gridSpan w:val="3"/>
+            <w:tcW w:w="8809" w:type="dxa"/>
+            <w:gridSpan w:val="4"/>
           </w:tcPr>
           <w:p>
             <w:pPr>
               <w:ind w:left="3"/>
               <w:rPr>
                 <w:rFonts w:ascii="Times New Roman" w:hAnsi="Times New Roman" w:cs="Times New Roman"/>
-                <w:sz w:val="22"/>
-                <w:szCs w:val="22"/>
-              </w:rPr>
-            </w:pPr>
-            <w:r>
-              <w:rPr>
-                <w:rFonts w:ascii="Times New Roman" w:hAnsi="Times New Roman" w:cs="Times New Roman"/>
-                <w:b/>
-                <w:bCs/>
-                <w:sz w:val="22"/>
-                <w:szCs w:val="22"/>
-                <w:lang w:val="en"/>
-              </w:rPr>
-              <w:t>Baki,</w:t>
-            </w:r>
-            <w:r>
-              <w:rPr>
-                <w:rFonts w:ascii="Times New Roman" w:hAnsi="Times New Roman" w:cs="Times New Roman"/>
-                <w:b/>
-                <w:bCs/>
-                <w:sz w:val="22"/>
-                <w:szCs w:val="22"/>
-                <w:lang w:val="en"/>
-              </w:rPr>
-              <w:t xml:space="preserve"> </w:t>
-            </w:r>
-            <w:r>
-              <w:rPr>
-                <w:rFonts w:ascii="Times New Roman" w:hAnsi="Times New Roman" w:cs="Times New Roman"/>
-                <w:b/>
-                <w:bCs/>
-                <w:sz w:val="22"/>
-                <w:szCs w:val="22"/>
-                <w:lang w:val="en"/>
-              </w:rPr>
-              <w:t>H.,</w:t>
-            </w:r>
-            <w:r>
-              <w:rPr>
-                <w:rFonts w:ascii="Times New Roman" w:hAnsi="Times New Roman" w:cs="Times New Roman"/>
-                <w:sz w:val="22"/>
-                <w:szCs w:val="22"/>
-                <w:lang w:val="en"/>
-              </w:rPr>
-              <w:t xml:space="preserve"> Chinta,</w:t>
-            </w:r>
-            <w:r>
-              <w:rPr>
-                <w:rFonts w:ascii="Times New Roman" w:hAnsi="Times New Roman" w:cs="Times New Roman"/>
-                <w:sz w:val="22"/>
-                <w:szCs w:val="22"/>
-                <w:lang w:val="en"/>
-              </w:rPr>
-              <w:t xml:space="preserve"> </w:t>
-            </w:r>
-            <w:r>
-              <w:rPr>
-                <w:rFonts w:ascii="Times New Roman" w:hAnsi="Times New Roman" w:cs="Times New Roman"/>
-                <w:sz w:val="22"/>
-                <w:szCs w:val="22"/>
-                <w:lang w:val="en"/>
-              </w:rPr>
-              <w:t>S., Balaji,</w:t>
-            </w:r>
-            <w:r>
-              <w:rPr>
-                <w:rFonts w:ascii="Times New Roman" w:hAnsi="Times New Roman" w:cs="Times New Roman"/>
-                <w:sz w:val="22"/>
-                <w:szCs w:val="22"/>
-                <w:lang w:val="en"/>
-              </w:rPr>
-              <w:t xml:space="preserve"> </w:t>
-            </w:r>
-            <w:r>
-              <w:rPr>
-                <w:rFonts w:ascii="Times New Roman" w:hAnsi="Times New Roman" w:cs="Times New Roman"/>
-                <w:sz w:val="22"/>
-                <w:szCs w:val="22"/>
-                <w:lang w:val="en"/>
-              </w:rPr>
-              <w:t>C., and Srinivasan,</w:t>
-            </w:r>
-            <w:r>
-              <w:rPr>
-                <w:rFonts w:ascii="Times New Roman" w:hAnsi="Times New Roman" w:cs="Times New Roman"/>
-                <w:sz w:val="22"/>
-                <w:szCs w:val="22"/>
-                <w:lang w:val="en"/>
-              </w:rPr>
-              <w:t xml:space="preserve"> </w:t>
-            </w:r>
-            <w:r>
-              <w:rPr>
-                <w:rFonts w:ascii="Times New Roman" w:hAnsi="Times New Roman" w:cs="Times New Roman"/>
-                <w:sz w:val="22"/>
-                <w:szCs w:val="22"/>
-                <w:lang w:val="en"/>
-              </w:rPr>
-              <w:t>B. (2021).</w:t>
-            </w:r>
-            <w:r>
-              <w:rPr>
-                <w:rFonts w:ascii="Times New Roman" w:hAnsi="Times New Roman" w:cs="Times New Roman"/>
-                <w:sz w:val="22"/>
-                <w:szCs w:val="22"/>
-                <w:lang w:val="en"/>
-              </w:rPr>
-              <w:t xml:space="preserve"> A Preliminary Study of GPM Radar Reflectivity Assimilation using WRF model for Tropical Cyclones, </w:t>
-            </w:r>
-            <w:r>
-              <w:rPr>
-                <w:rFonts w:ascii="Times New Roman" w:hAnsi="Times New Roman" w:cs="Times New Roman"/>
-                <w:i/>
-                <w:iCs/>
-                <w:sz w:val="22"/>
-                <w:szCs w:val="22"/>
-                <w:lang w:val="en"/>
-              </w:rPr>
-              <w:t>4</w:t>
-            </w:r>
-            <w:r>
-              <w:rPr>
-                <w:rFonts w:ascii="Times New Roman" w:hAnsi="Times New Roman" w:cs="Times New Roman"/>
-                <w:i/>
-                <w:iCs/>
-                <w:sz w:val="22"/>
-                <w:szCs w:val="22"/>
-                <w:vertAlign w:val="superscript"/>
-                <w:lang w:val="en"/>
-              </w:rPr>
-              <w:t>th</w:t>
-            </w:r>
-            <w:r>
-              <w:rPr>
-                <w:rFonts w:ascii="Times New Roman" w:hAnsi="Times New Roman" w:cs="Times New Roman"/>
-                <w:i/>
-                <w:iCs/>
-                <w:sz w:val="22"/>
-                <w:szCs w:val="22"/>
-                <w:lang w:val="en"/>
-              </w:rPr>
-              <w:t xml:space="preserve"> National Conference on India Radar Meteorology</w:t>
-            </w:r>
-            <w:r>
-              <w:rPr>
-                <w:rFonts w:ascii="Times New Roman" w:hAnsi="Times New Roman" w:cs="Times New Roman"/>
-                <w:sz w:val="22"/>
-                <w:szCs w:val="22"/>
-                <w:lang w:val="en"/>
-              </w:rPr>
-              <w:t xml:space="preserve">, 5-7 </w:t>
-            </w:r>
-            <w:proofErr w:type="spellStart"/>
-            <w:r>
-              <w:rPr>
-                <w:rFonts w:ascii="Times New Roman" w:hAnsi="Times New Roman" w:cs="Times New Roman"/>
-                <w:sz w:val="22"/>
-                <w:szCs w:val="22"/>
-                <w:lang w:val="en"/>
-              </w:rPr>
-              <w:t>Febryary</w:t>
-            </w:r>
-            <w:proofErr w:type="spellEnd"/>
-            <w:r>
-              <w:rPr>
-                <w:rFonts w:ascii="Times New Roman" w:hAnsi="Times New Roman" w:cs="Times New Roman"/>
-                <w:sz w:val="22"/>
-                <w:szCs w:val="22"/>
-                <w:lang w:val="en"/>
-              </w:rPr>
-              <w:t xml:space="preserve"> 2020, IIT Madras, India.</w:t>
+                <w:b/>
+                <w:bCs/>
+                <w:sz w:val="22"/>
+                <w:szCs w:val="22"/>
+              </w:rPr>
+            </w:pPr>
+            <w:r>
+              <w:rPr>
+                <w:rFonts w:ascii="Times New Roman" w:hAnsi="Times New Roman" w:cs="Times New Roman"/>
+                <w:b/>
+                <w:bCs/>
+                <w:sz w:val="22"/>
+                <w:szCs w:val="22"/>
+              </w:rPr>
+              <w:t xml:space="preserve">Baki, H., </w:t>
+            </w:r>
+            <w:r>
+              <w:rPr>
+                <w:rFonts w:ascii="Times New Roman" w:hAnsi="Times New Roman" w:cs="Times New Roman"/>
+                <w:sz w:val="22"/>
+                <w:szCs w:val="22"/>
+              </w:rPr>
+              <w:t xml:space="preserve">Basu, S., (2025, Jan). </w:t>
+            </w:r>
+            <w:r>
+              <w:rPr>
+                <w:rFonts w:ascii="Times New Roman" w:hAnsi="Times New Roman" w:cs="Times New Roman"/>
+                <w:sz w:val="22"/>
+                <w:szCs w:val="22"/>
+              </w:rPr>
+              <w:tab/>
+              <w:t>Estimating Offshore Wind Power Potential by Utilizing Gray-Zone Atmospheric Modeling</w:t>
+            </w:r>
+            <w:r>
+              <w:rPr>
+                <w:rFonts w:ascii="Times New Roman" w:hAnsi="Times New Roman" w:cs="Times New Roman"/>
+                <w:sz w:val="22"/>
+                <w:szCs w:val="22"/>
+              </w:rPr>
+              <w:t xml:space="preserve">. </w:t>
+            </w:r>
+            <w:r>
+              <w:rPr>
+                <w:rFonts w:ascii="Times New Roman" w:hAnsi="Times New Roman" w:cs="Times New Roman"/>
+                <w:sz w:val="22"/>
+                <w:szCs w:val="22"/>
+              </w:rPr>
+              <w:t>105th Annual AMS Meeting 2025 105, 453681</w:t>
+            </w:r>
+            <w:r>
+              <w:rPr>
+                <w:rFonts w:ascii="Times New Roman" w:hAnsi="Times New Roman" w:cs="Times New Roman"/>
+                <w:sz w:val="22"/>
+                <w:szCs w:val="22"/>
+              </w:rPr>
+              <w:t xml:space="preserve">. </w:t>
             </w:r>
           </w:p>
         </w:tc>
@@ -5483,7 +7772,7 @@
       <w:tr>
         <w:tc>
           <w:tcPr>
-            <w:tcW w:w="540" w:type="dxa"/>
+            <w:tcW w:w="541" w:type="dxa"/>
           </w:tcPr>
           <w:p>
             <w:pPr>
@@ -5512,15 +7801,29 @@
                 <w:szCs w:val="22"/>
                 <w14:ligatures w14:val="none"/>
               </w:rPr>
-              <w:t>[1</w:t>
-            </w:r>
-            <w:r>
-              <w:rPr>
-                <w:rFonts w:ascii="Times New Roman" w:eastAsia="Times New Roman" w:hAnsi="Times New Roman" w:cs="Times New Roman"/>
-                <w:bCs/>
-                <w:color w:val="404040"/>
-                <w:sz w:val="22"/>
-                <w:szCs w:val="22"/>
+              <w:t>[</w:t>
+            </w:r>
+            <w:r>
+              <w:rPr>
+                <w:rFonts w:ascii="Times New Roman" w:eastAsia="Times New Roman" w:hAnsi="Times New Roman" w:cs="Times New Roman"/>
+                <w:bCs/>
+                <w:color w:val="404040"/>
+                <w:kern w:val="0"/>
+                <w:sz w:val="22"/>
+                <w:szCs w:val="22"/>
+                <w14:ligatures w14:val="none"/>
+              </w:rPr>
+              <w:t>6</w:t>
+            </w:r>
+            <w:r>
+              <w:rPr>
+                <w:rFonts w:ascii="Times New Roman" w:eastAsia="Times New Roman" w:hAnsi="Times New Roman" w:cs="Times New Roman"/>
+                <w:bCs/>
+                <w:color w:val="404040"/>
+                <w:kern w:val="0"/>
+                <w:sz w:val="22"/>
+                <w:szCs w:val="22"/>
+                <w14:ligatures w14:val="none"/>
               </w:rPr>
               <w:t>]</w:t>
             </w:r>
@@ -5528,8 +7831,8 @@
         </w:tc>
         <w:tc>
           <w:tcPr>
-            <w:tcW w:w="8810" w:type="dxa"/>
-            <w:gridSpan w:val="3"/>
+            <w:tcW w:w="8809" w:type="dxa"/>
+            <w:gridSpan w:val="4"/>
           </w:tcPr>
           <w:p>
             <w:pPr>
@@ -5540,22 +7843,158 @@
                 <w:szCs w:val="22"/>
               </w:rPr>
             </w:pPr>
+            <w:r>
+              <w:rPr>
+                <w:rFonts w:ascii="Times New Roman" w:hAnsi="Times New Roman" w:cs="Times New Roman"/>
+                <w:b/>
+                <w:bCs/>
+                <w:sz w:val="22"/>
+                <w:szCs w:val="22"/>
+              </w:rPr>
+              <w:t xml:space="preserve">Baki, H., </w:t>
+            </w:r>
+            <w:r>
+              <w:rPr>
+                <w:rFonts w:ascii="Times New Roman" w:hAnsi="Times New Roman" w:cs="Times New Roman"/>
+                <w:sz w:val="22"/>
+                <w:szCs w:val="22"/>
+              </w:rPr>
+              <w:t xml:space="preserve">Basu, S., (2025, Jan). </w:t>
+            </w:r>
+            <w:r>
+              <w:rPr>
+                <w:rFonts w:ascii="Times New Roman" w:hAnsi="Times New Roman" w:cs="Times New Roman"/>
+                <w:sz w:val="22"/>
+                <w:szCs w:val="22"/>
+              </w:rPr>
+              <w:tab/>
+            </w:r>
+            <w:r>
+              <w:rPr>
+                <w:rFonts w:ascii="Times New Roman" w:hAnsi="Times New Roman" w:cs="Times New Roman"/>
+                <w:sz w:val="22"/>
+                <w:szCs w:val="22"/>
+              </w:rPr>
+              <w:t xml:space="preserve">Estimating High-Resolution Wind Speed Profiles from a Reanalysis Dataset using </w:t>
+            </w:r>
             <w:proofErr w:type="spellStart"/>
-            <w:proofErr w:type="gramStart"/>
-            <w:r>
-              <w:rPr>
-                <w:rFonts w:ascii="Times New Roman" w:eastAsia="SimSun" w:hAnsi="Times New Roman" w:cs="Times New Roman"/>
-                <w:b/>
-                <w:bCs/>
-                <w:sz w:val="22"/>
-                <w:szCs w:val="22"/>
-              </w:rPr>
-              <w:t>Baki,H</w:t>
+            <w:r>
+              <w:rPr>
+                <w:rFonts w:ascii="Times New Roman" w:hAnsi="Times New Roman" w:cs="Times New Roman"/>
+                <w:sz w:val="22"/>
+                <w:szCs w:val="22"/>
+              </w:rPr>
+              <w:t>TabNet</w:t>
             </w:r>
             <w:proofErr w:type="spellEnd"/>
             <w:r>
               <w:rPr>
-                <w:rFonts w:ascii="Times New Roman" w:eastAsia="SimSun" w:hAnsi="Times New Roman" w:cs="Times New Roman"/>
+                <w:rFonts w:ascii="Times New Roman" w:hAnsi="Times New Roman" w:cs="Times New Roman"/>
+                <w:sz w:val="22"/>
+                <w:szCs w:val="22"/>
+              </w:rPr>
+              <w:t>: A Transfer Learning Approach</w:t>
+            </w:r>
+            <w:r>
+              <w:rPr>
+                <w:rFonts w:ascii="Times New Roman" w:hAnsi="Times New Roman" w:cs="Times New Roman"/>
+                <w:sz w:val="22"/>
+                <w:szCs w:val="22"/>
+              </w:rPr>
+              <w:t xml:space="preserve">. </w:t>
+            </w:r>
+            <w:r>
+              <w:rPr>
+                <w:rFonts w:ascii="Times New Roman" w:hAnsi="Times New Roman" w:cs="Times New Roman"/>
+                <w:sz w:val="22"/>
+                <w:szCs w:val="22"/>
+              </w:rPr>
+              <w:t>105th Annual AMS Meeting 2025 105, 453572</w:t>
+            </w:r>
+            <w:r>
+              <w:rPr>
+                <w:rFonts w:ascii="Times New Roman" w:hAnsi="Times New Roman" w:cs="Times New Roman"/>
+                <w:sz w:val="22"/>
+                <w:szCs w:val="22"/>
+              </w:rPr>
+              <w:t xml:space="preserve">. </w:t>
+            </w:r>
+          </w:p>
+        </w:tc>
+      </w:tr>
+      <w:tr>
+        <w:tc>
+          <w:tcPr>
+            <w:tcW w:w="541" w:type="dxa"/>
+          </w:tcPr>
+          <w:p>
+            <w:pPr>
+              <w:keepNext/>
+              <w:keepLines/>
+              <w:spacing w:after="120" w:line="240" w:lineRule="auto"/>
+              <w:jc w:val="center"/>
+              <w:outlineLvl w:val="1"/>
+              <w:rPr>
+                <w:rFonts w:ascii="Times New Roman" w:eastAsia="Times New Roman" w:hAnsi="Times New Roman" w:cs="Times New Roman"/>
+                <w:bCs/>
+                <w:color w:val="404040"/>
+                <w:kern w:val="0"/>
+                <w:sz w:val="22"/>
+                <w:szCs w:val="22"/>
+                <w14:ligatures w14:val="none"/>
+              </w:rPr>
+            </w:pPr>
+            <w:r>
+              <w:rPr>
+                <w:rFonts w:ascii="Times New Roman" w:eastAsia="Times New Roman" w:hAnsi="Times New Roman" w:cs="Times New Roman"/>
+                <w:bCs/>
+                <w:color w:val="404040"/>
+                <w:kern w:val="0"/>
+                <w:sz w:val="22"/>
+                <w:szCs w:val="22"/>
+                <w14:ligatures w14:val="none"/>
+              </w:rPr>
+              <w:t>[5]</w:t>
+            </w:r>
+          </w:p>
+        </w:tc>
+        <w:tc>
+          <w:tcPr>
+            <w:tcW w:w="8809" w:type="dxa"/>
+            <w:gridSpan w:val="4"/>
+          </w:tcPr>
+          <w:p>
+            <w:pPr>
+              <w:ind w:left="3"/>
+              <w:rPr>
+                <w:rFonts w:ascii="Times New Roman" w:hAnsi="Times New Roman" w:cs="Times New Roman"/>
+                <w:b/>
+                <w:bCs/>
+                <w:sz w:val="22"/>
+                <w:szCs w:val="22"/>
+              </w:rPr>
+            </w:pPr>
+            <w:r>
+              <w:rPr>
+                <w:rFonts w:ascii="Times New Roman" w:hAnsi="Times New Roman" w:cs="Times New Roman"/>
+                <w:b/>
+                <w:bCs/>
+                <w:sz w:val="22"/>
+                <w:szCs w:val="22"/>
+              </w:rPr>
+              <w:t xml:space="preserve">Baki, H., </w:t>
+            </w:r>
+            <w:r>
+              <w:rPr>
+                <w:rFonts w:ascii="Times New Roman" w:hAnsi="Times New Roman" w:cs="Times New Roman"/>
+                <w:sz w:val="22"/>
+                <w:szCs w:val="22"/>
+              </w:rPr>
+              <w:t>Basu, S., (2024)</w:t>
+            </w:r>
+            <w:r>
+              <w:rPr>
+                <w:rFonts w:ascii="Times New Roman" w:hAnsi="Times New Roman" w:cs="Times New Roman"/>
                 <w:b/>
                 <w:bCs/>
                 <w:sz w:val="22"/>
@@ -5563,60 +8002,599 @@
               </w:rPr>
               <w:t>.</w:t>
             </w:r>
-            <w:proofErr w:type="gramEnd"/>
-            <w:r>
-              <w:rPr>
-                <w:rFonts w:ascii="Times New Roman" w:eastAsia="SimSun" w:hAnsi="Times New Roman" w:cs="Times New Roman"/>
-                <w:b/>
-                <w:bCs/>
-                <w:sz w:val="22"/>
-                <w:szCs w:val="22"/>
-              </w:rPr>
-              <w:t>,</w:t>
-            </w:r>
-            <w:r>
-              <w:rPr>
-                <w:rFonts w:ascii="Times New Roman" w:eastAsia="SimSun" w:hAnsi="Times New Roman" w:cs="Times New Roman"/>
-                <w:sz w:val="22"/>
-                <w:szCs w:val="22"/>
-              </w:rPr>
+            <w:r>
+              <w:rPr>
+                <w:rFonts w:ascii="Times New Roman" w:hAnsi="Times New Roman" w:cs="Times New Roman"/>
+                <w:sz w:val="22"/>
+                <w:szCs w:val="22"/>
+              </w:rPr>
+              <w:t xml:space="preserve"> A Chebyshev Polynomial-based Wind Speed Profile Characterization Framework: Applications in Mesoscale Model Evaluation</w:t>
+            </w:r>
+            <w:r>
+              <w:rPr>
+                <w:rFonts w:ascii="Times New Roman" w:hAnsi="Times New Roman" w:cs="Times New Roman"/>
+                <w:sz w:val="22"/>
+                <w:szCs w:val="22"/>
+              </w:rPr>
+              <w:t>. NAWEA-</w:t>
+            </w:r>
+            <w:proofErr w:type="spellStart"/>
+            <w:r>
+              <w:rPr>
+                <w:rFonts w:ascii="Times New Roman" w:hAnsi="Times New Roman" w:cs="Times New Roman"/>
+                <w:sz w:val="22"/>
+                <w:szCs w:val="22"/>
+              </w:rPr>
+              <w:t>WindTech</w:t>
+            </w:r>
+            <w:proofErr w:type="spellEnd"/>
+            <w:r>
+              <w:rPr>
+                <w:rFonts w:ascii="Times New Roman" w:hAnsi="Times New Roman" w:cs="Times New Roman"/>
+                <w:sz w:val="22"/>
+                <w:szCs w:val="22"/>
+              </w:rPr>
+              <w:t xml:space="preserve"> 2024, October 30-November 1, 2024,</w:t>
+            </w:r>
+            <w:r>
               <w:t xml:space="preserve"> </w:t>
             </w:r>
+            <w:r>
+              <w:rPr>
+                <w:rFonts w:ascii="Times New Roman" w:hAnsi="Times New Roman" w:cs="Times New Roman"/>
+                <w:sz w:val="22"/>
+                <w:szCs w:val="22"/>
+              </w:rPr>
+              <w:t>Hyatt Regency</w:t>
+            </w:r>
+            <w:r>
+              <w:rPr>
+                <w:rFonts w:ascii="Times New Roman" w:hAnsi="Times New Roman" w:cs="Times New Roman"/>
+                <w:sz w:val="22"/>
+                <w:szCs w:val="22"/>
+              </w:rPr>
+              <w:t xml:space="preserve">, </w:t>
+            </w:r>
+            <w:r>
+              <w:rPr>
+                <w:rFonts w:ascii="Times New Roman" w:hAnsi="Times New Roman" w:cs="Times New Roman"/>
+                <w:sz w:val="22"/>
+                <w:szCs w:val="22"/>
+              </w:rPr>
+              <w:t>New Brunswick, NJ.</w:t>
+            </w:r>
+          </w:p>
+        </w:tc>
+      </w:tr>
+      <w:tr>
+        <w:tc>
+          <w:tcPr>
+            <w:tcW w:w="541" w:type="dxa"/>
+          </w:tcPr>
+          <w:p>
+            <w:pPr>
+              <w:keepNext/>
+              <w:keepLines/>
+              <w:spacing w:after="120" w:line="240" w:lineRule="auto"/>
+              <w:jc w:val="center"/>
+              <w:outlineLvl w:val="1"/>
+              <w:rPr>
+                <w:rFonts w:ascii="Times New Roman" w:eastAsia="Times New Roman" w:hAnsi="Times New Roman" w:cs="Times New Roman"/>
+                <w:bCs/>
+                <w:color w:val="404040"/>
+                <w:kern w:val="0"/>
+                <w:sz w:val="22"/>
+                <w:szCs w:val="22"/>
+                <w14:ligatures w14:val="none"/>
+              </w:rPr>
+            </w:pPr>
+            <w:r>
+              <w:rPr>
+                <w:rFonts w:ascii="Times New Roman" w:eastAsia="Times New Roman" w:hAnsi="Times New Roman" w:cs="Times New Roman"/>
+                <w:bCs/>
+                <w:color w:val="404040"/>
+                <w:kern w:val="0"/>
+                <w:sz w:val="22"/>
+                <w:szCs w:val="22"/>
+                <w14:ligatures w14:val="none"/>
+              </w:rPr>
+              <w:t>[</w:t>
+            </w:r>
+            <w:r>
+              <w:rPr>
+                <w:rFonts w:ascii="Times New Roman" w:eastAsia="Times New Roman" w:hAnsi="Times New Roman" w:cs="Times New Roman"/>
+                <w:bCs/>
+                <w:color w:val="404040"/>
+                <w:kern w:val="0"/>
+                <w:sz w:val="22"/>
+                <w:szCs w:val="22"/>
+                <w14:ligatures w14:val="none"/>
+              </w:rPr>
+              <w:t>4</w:t>
+            </w:r>
+            <w:r>
+              <w:rPr>
+                <w:rFonts w:ascii="Times New Roman" w:eastAsia="Times New Roman" w:hAnsi="Times New Roman" w:cs="Times New Roman"/>
+                <w:bCs/>
+                <w:color w:val="404040"/>
+                <w:sz w:val="22"/>
+                <w:szCs w:val="22"/>
+              </w:rPr>
+              <w:t>]</w:t>
+            </w:r>
+          </w:p>
+        </w:tc>
+        <w:tc>
+          <w:tcPr>
+            <w:tcW w:w="8809" w:type="dxa"/>
+            <w:gridSpan w:val="4"/>
+          </w:tcPr>
+          <w:p>
+            <w:pPr>
+              <w:ind w:left="3"/>
+              <w:rPr>
+                <w:rFonts w:ascii="Times New Roman" w:hAnsi="Times New Roman" w:cs="Times New Roman"/>
+                <w:sz w:val="22"/>
+                <w:szCs w:val="22"/>
+              </w:rPr>
+            </w:pPr>
+            <w:r>
+              <w:rPr>
+                <w:rFonts w:ascii="Times New Roman" w:hAnsi="Times New Roman" w:cs="Times New Roman"/>
+                <w:b/>
+                <w:bCs/>
+                <w:sz w:val="22"/>
+                <w:szCs w:val="22"/>
+              </w:rPr>
+              <w:t>Baki, H.,</w:t>
+            </w:r>
+            <w:r>
+              <w:rPr>
+                <w:rFonts w:ascii="Times New Roman" w:hAnsi="Times New Roman" w:cs="Times New Roman"/>
+                <w:sz w:val="22"/>
+                <w:szCs w:val="22"/>
+              </w:rPr>
+              <w:t xml:space="preserve"> </w:t>
+            </w:r>
+            <w:r>
+              <w:rPr>
+                <w:rFonts w:ascii="Times New Roman" w:hAnsi="Times New Roman" w:cs="Times New Roman"/>
+                <w:sz w:val="22"/>
+                <w:szCs w:val="22"/>
+              </w:rPr>
+              <w:t xml:space="preserve">&amp; </w:t>
+            </w:r>
+            <w:r>
+              <w:rPr>
+                <w:rFonts w:ascii="Times New Roman" w:hAnsi="Times New Roman" w:cs="Times New Roman"/>
+                <w:sz w:val="22"/>
+                <w:szCs w:val="22"/>
+              </w:rPr>
+              <w:t xml:space="preserve">Basu, S., </w:t>
+            </w:r>
+            <w:r>
+              <w:rPr>
+                <w:rFonts w:ascii="Times New Roman" w:hAnsi="Times New Roman" w:cs="Times New Roman"/>
+                <w:sz w:val="22"/>
+                <w:szCs w:val="22"/>
+              </w:rPr>
+              <w:t>(202</w:t>
+            </w:r>
+            <w:r>
+              <w:rPr>
+                <w:rFonts w:ascii="Times New Roman" w:hAnsi="Times New Roman" w:cs="Times New Roman"/>
+                <w:sz w:val="22"/>
+                <w:szCs w:val="22"/>
+              </w:rPr>
+              <w:t>4</w:t>
+            </w:r>
+            <w:r>
+              <w:rPr>
+                <w:rFonts w:ascii="Times New Roman" w:hAnsi="Times New Roman" w:cs="Times New Roman"/>
+                <w:sz w:val="22"/>
+                <w:szCs w:val="22"/>
+              </w:rPr>
+              <w:t xml:space="preserve">, </w:t>
+            </w:r>
+            <w:r>
+              <w:rPr>
+                <w:rFonts w:ascii="Times New Roman" w:hAnsi="Times New Roman" w:cs="Times New Roman"/>
+                <w:sz w:val="22"/>
+                <w:szCs w:val="22"/>
+              </w:rPr>
+              <w:t>April</w:t>
+            </w:r>
+            <w:r>
+              <w:rPr>
+                <w:rFonts w:ascii="Times New Roman" w:hAnsi="Times New Roman" w:cs="Times New Roman"/>
+                <w:sz w:val="22"/>
+                <w:szCs w:val="22"/>
+              </w:rPr>
+              <w:t xml:space="preserve">). </w:t>
+            </w:r>
+            <w:r>
+              <w:rPr>
+                <w:rFonts w:ascii="Times New Roman" w:hAnsi="Times New Roman" w:cs="Times New Roman"/>
+                <w:sz w:val="22"/>
+                <w:szCs w:val="22"/>
+              </w:rPr>
+              <w:t xml:space="preserve">Estimating high-resolution profiles of wind speeds from a global reanalysis dataset using </w:t>
+            </w:r>
             <w:proofErr w:type="spellStart"/>
             <w:r>
               <w:rPr>
-                <w:rFonts w:ascii="Times New Roman" w:eastAsia="SimSun" w:hAnsi="Times New Roman" w:cs="Times New Roman"/>
-                <w:sz w:val="22"/>
-                <w:szCs w:val="22"/>
-              </w:rPr>
-              <w:t>Kumar,K.E.S</w:t>
+                <w:rFonts w:ascii="Times New Roman" w:hAnsi="Times New Roman" w:cs="Times New Roman"/>
+                <w:sz w:val="22"/>
+                <w:szCs w:val="22"/>
+              </w:rPr>
+              <w:t>TabNet</w:t>
             </w:r>
             <w:proofErr w:type="spellEnd"/>
             <w:r>
               <w:rPr>
-                <w:rFonts w:ascii="Times New Roman" w:eastAsia="SimSun" w:hAnsi="Times New Roman" w:cs="Times New Roman"/>
-                <w:sz w:val="22"/>
-                <w:szCs w:val="22"/>
-              </w:rPr>
-              <w:t xml:space="preserve">., &amp; </w:t>
+                <w:rFonts w:ascii="Times New Roman" w:hAnsi="Times New Roman" w:cs="Times New Roman"/>
+                <w:sz w:val="22"/>
+                <w:szCs w:val="22"/>
+              </w:rPr>
+              <w:t>.</w:t>
+            </w:r>
+            <w:r>
+              <w:rPr>
+                <w:rFonts w:ascii="Times New Roman" w:hAnsi="Times New Roman" w:cs="Times New Roman"/>
+                <w:sz w:val="22"/>
+                <w:szCs w:val="22"/>
+              </w:rPr>
+              <w:t xml:space="preserve"> Climate Informatics 2024.</w:t>
+            </w:r>
+          </w:p>
+        </w:tc>
+      </w:tr>
+      <w:tr>
+        <w:tc>
+          <w:tcPr>
+            <w:tcW w:w="541" w:type="dxa"/>
+          </w:tcPr>
+          <w:p>
+            <w:pPr>
+              <w:keepNext/>
+              <w:keepLines/>
+              <w:spacing w:after="120" w:line="240" w:lineRule="auto"/>
+              <w:jc w:val="center"/>
+              <w:outlineLvl w:val="1"/>
+              <w:rPr>
+                <w:rFonts w:ascii="Times New Roman" w:eastAsia="Times New Roman" w:hAnsi="Times New Roman" w:cs="Times New Roman"/>
+                <w:bCs/>
+                <w:color w:val="404040"/>
+                <w:kern w:val="0"/>
+                <w:sz w:val="22"/>
+                <w:szCs w:val="22"/>
+                <w14:ligatures w14:val="none"/>
+              </w:rPr>
+            </w:pPr>
+            <w:r>
+              <w:rPr>
+                <w:rFonts w:ascii="Times New Roman" w:eastAsia="Times New Roman" w:hAnsi="Times New Roman" w:cs="Times New Roman"/>
+                <w:bCs/>
+                <w:color w:val="404040"/>
+                <w:kern w:val="0"/>
+                <w:sz w:val="22"/>
+                <w:szCs w:val="22"/>
+                <w14:ligatures w14:val="none"/>
+              </w:rPr>
+              <w:t>[</w:t>
+            </w:r>
+            <w:r>
+              <w:rPr>
+                <w:rFonts w:ascii="Times New Roman" w:eastAsia="Times New Roman" w:hAnsi="Times New Roman" w:cs="Times New Roman"/>
+                <w:bCs/>
+                <w:color w:val="404040"/>
+                <w:kern w:val="0"/>
+                <w:sz w:val="22"/>
+                <w:szCs w:val="22"/>
+                <w14:ligatures w14:val="none"/>
+              </w:rPr>
+              <w:t>3</w:t>
+            </w:r>
+            <w:r>
+              <w:rPr>
+                <w:rFonts w:ascii="Times New Roman" w:eastAsia="Times New Roman" w:hAnsi="Times New Roman" w:cs="Times New Roman"/>
+                <w:bCs/>
+                <w:color w:val="404040"/>
+                <w:sz w:val="22"/>
+                <w:szCs w:val="22"/>
+              </w:rPr>
+              <w:t>]</w:t>
+            </w:r>
+          </w:p>
+        </w:tc>
+        <w:tc>
+          <w:tcPr>
+            <w:tcW w:w="8809" w:type="dxa"/>
+            <w:gridSpan w:val="4"/>
+          </w:tcPr>
+          <w:p>
+            <w:pPr>
+              <w:ind w:left="3"/>
+              <w:rPr>
+                <w:rFonts w:ascii="Times New Roman" w:hAnsi="Times New Roman" w:cs="Times New Roman"/>
+                <w:sz w:val="22"/>
+                <w:szCs w:val="22"/>
+              </w:rPr>
+            </w:pPr>
+            <w:r>
+              <w:rPr>
+                <w:rFonts w:ascii="Times New Roman" w:hAnsi="Times New Roman" w:cs="Times New Roman"/>
+                <w:b/>
+                <w:bCs/>
+                <w:sz w:val="22"/>
+                <w:szCs w:val="22"/>
+              </w:rPr>
+              <w:t>Baki, H.,</w:t>
+            </w:r>
+            <w:r>
+              <w:rPr>
+                <w:rFonts w:ascii="Times New Roman" w:hAnsi="Times New Roman" w:cs="Times New Roman"/>
+                <w:sz w:val="22"/>
+                <w:szCs w:val="22"/>
+              </w:rPr>
+              <w:t xml:space="preserve"> Basu, S., &amp; </w:t>
             </w:r>
             <w:proofErr w:type="spellStart"/>
             <w:r>
               <w:rPr>
-                <w:rFonts w:ascii="Times New Roman" w:eastAsia="SimSun" w:hAnsi="Times New Roman" w:cs="Times New Roman"/>
-                <w:sz w:val="22"/>
-                <w:szCs w:val="22"/>
-              </w:rPr>
-              <w:t>Srinivasan,B</w:t>
+                <w:rFonts w:ascii="Times New Roman" w:hAnsi="Times New Roman" w:cs="Times New Roman"/>
+                <w:sz w:val="22"/>
+                <w:szCs w:val="22"/>
+              </w:rPr>
+              <w:t>Lavidas</w:t>
             </w:r>
             <w:proofErr w:type="spellEnd"/>
             <w:r>
               <w:rPr>
-                <w:rFonts w:ascii="Times New Roman" w:eastAsia="SimSun" w:hAnsi="Times New Roman" w:cs="Times New Roman"/>
-                <w:sz w:val="22"/>
-                <w:szCs w:val="22"/>
-              </w:rPr>
-              <w:t xml:space="preserve">. (2020). Topology Optimization Using Convolutional Neural Network. In </w:t>
+                <w:rFonts w:ascii="Times New Roman" w:hAnsi="Times New Roman" w:cs="Times New Roman"/>
+                <w:sz w:val="22"/>
+                <w:szCs w:val="22"/>
+              </w:rPr>
+              <w:t xml:space="preserve">, </w:t>
+            </w:r>
+            <w:r>
+              <w:rPr>
+                <w:rFonts w:ascii="Times New Roman" w:hAnsi="Times New Roman" w:cs="Times New Roman"/>
+                <w:sz w:val="22"/>
+                <w:szCs w:val="22"/>
+              </w:rPr>
+              <w:t>G</w:t>
+            </w:r>
+            <w:r>
+              <w:rPr>
+                <w:rFonts w:ascii="Times New Roman" w:hAnsi="Times New Roman" w:cs="Times New Roman"/>
+                <w:sz w:val="22"/>
+                <w:szCs w:val="22"/>
+              </w:rPr>
+              <w:t>.,</w:t>
+            </w:r>
+            <w:r>
+              <w:rPr>
+                <w:rFonts w:ascii="Times New Roman" w:hAnsi="Times New Roman" w:cs="Times New Roman"/>
+                <w:sz w:val="22"/>
+                <w:szCs w:val="22"/>
+              </w:rPr>
+              <w:t xml:space="preserve"> </w:t>
+            </w:r>
+            <w:r>
+              <w:rPr>
+                <w:rFonts w:ascii="Times New Roman" w:hAnsi="Times New Roman" w:cs="Times New Roman"/>
+                <w:sz w:val="22"/>
+                <w:szCs w:val="22"/>
+              </w:rPr>
+              <w:t xml:space="preserve">(2023, May). Statistical characterization of simulated wind ramps. In </w:t>
+            </w:r>
+            <w:r>
+              <w:rPr>
+                <w:rFonts w:ascii="Times New Roman" w:hAnsi="Times New Roman" w:cs="Times New Roman"/>
+                <w:i/>
+                <w:iCs/>
+                <w:sz w:val="22"/>
+                <w:szCs w:val="22"/>
+              </w:rPr>
+              <w:t>EGU General Assembly Conference Abstracts</w:t>
+            </w:r>
+            <w:r>
+              <w:rPr>
+                <w:rFonts w:ascii="Times New Roman" w:hAnsi="Times New Roman" w:cs="Times New Roman"/>
+                <w:sz w:val="22"/>
+                <w:szCs w:val="22"/>
+              </w:rPr>
+              <w:t xml:space="preserve"> (pp. EGU-17208).</w:t>
+            </w:r>
+          </w:p>
+        </w:tc>
+      </w:tr>
+      <w:tr>
+        <w:tc>
+          <w:tcPr>
+            <w:tcW w:w="541" w:type="dxa"/>
+          </w:tcPr>
+          <w:p>
+            <w:pPr>
+              <w:keepNext/>
+              <w:keepLines/>
+              <w:spacing w:after="120" w:line="240" w:lineRule="auto"/>
+              <w:jc w:val="center"/>
+              <w:outlineLvl w:val="1"/>
+              <w:rPr>
+                <w:rFonts w:ascii="Times New Roman" w:eastAsia="Times New Roman" w:hAnsi="Times New Roman" w:cs="Times New Roman"/>
+                <w:bCs/>
+                <w:color w:val="404040"/>
+                <w:kern w:val="0"/>
+                <w:sz w:val="22"/>
+                <w:szCs w:val="22"/>
+                <w14:ligatures w14:val="none"/>
+              </w:rPr>
+            </w:pPr>
+            <w:r>
+              <w:rPr>
+                <w:rFonts w:ascii="Times New Roman" w:eastAsia="Times New Roman" w:hAnsi="Times New Roman" w:cs="Times New Roman"/>
+                <w:bCs/>
+                <w:color w:val="404040"/>
+                <w:kern w:val="0"/>
+                <w:sz w:val="22"/>
+                <w:szCs w:val="22"/>
+                <w14:ligatures w14:val="none"/>
+              </w:rPr>
+              <w:t>[</w:t>
+            </w:r>
+            <w:r>
+              <w:rPr>
+                <w:rFonts w:ascii="Times New Roman" w:eastAsia="Times New Roman" w:hAnsi="Times New Roman" w:cs="Times New Roman"/>
+                <w:bCs/>
+                <w:color w:val="404040"/>
+                <w:kern w:val="0"/>
+                <w:sz w:val="22"/>
+                <w:szCs w:val="22"/>
+                <w14:ligatures w14:val="none"/>
+              </w:rPr>
+              <w:t>2</w:t>
+            </w:r>
+            <w:r>
+              <w:rPr>
+                <w:rFonts w:ascii="Times New Roman" w:eastAsia="Times New Roman" w:hAnsi="Times New Roman" w:cs="Times New Roman"/>
+                <w:bCs/>
+                <w:color w:val="404040"/>
+                <w:sz w:val="22"/>
+                <w:szCs w:val="22"/>
+              </w:rPr>
+              <w:t>]</w:t>
+            </w:r>
+          </w:p>
+        </w:tc>
+        <w:tc>
+          <w:tcPr>
+            <w:tcW w:w="8809" w:type="dxa"/>
+            <w:gridSpan w:val="4"/>
+          </w:tcPr>
+          <w:p>
+            <w:pPr>
+              <w:ind w:left="3"/>
+              <w:rPr>
+                <w:rFonts w:ascii="Times New Roman" w:hAnsi="Times New Roman" w:cs="Times New Roman"/>
+                <w:sz w:val="22"/>
+                <w:szCs w:val="22"/>
+              </w:rPr>
+            </w:pPr>
+            <w:r>
+              <w:rPr>
+                <w:rFonts w:ascii="Times New Roman" w:hAnsi="Times New Roman" w:cs="Times New Roman"/>
+                <w:b/>
+                <w:bCs/>
+                <w:sz w:val="22"/>
+                <w:szCs w:val="22"/>
+                <w:lang w:val="en"/>
+              </w:rPr>
+              <w:t>Baki,</w:t>
+            </w:r>
+            <w:r>
+              <w:rPr>
+                <w:rFonts w:ascii="Times New Roman" w:hAnsi="Times New Roman" w:cs="Times New Roman"/>
+                <w:b/>
+                <w:bCs/>
+                <w:sz w:val="22"/>
+                <w:szCs w:val="22"/>
+                <w:lang w:val="en"/>
+              </w:rPr>
+              <w:t xml:space="preserve"> </w:t>
+            </w:r>
+            <w:r>
+              <w:rPr>
+                <w:rFonts w:ascii="Times New Roman" w:hAnsi="Times New Roman" w:cs="Times New Roman"/>
+                <w:b/>
+                <w:bCs/>
+                <w:sz w:val="22"/>
+                <w:szCs w:val="22"/>
+                <w:lang w:val="en"/>
+              </w:rPr>
+              <w:t>H.,</w:t>
+            </w:r>
+            <w:r>
+              <w:rPr>
+                <w:rFonts w:ascii="Times New Roman" w:hAnsi="Times New Roman" w:cs="Times New Roman"/>
+                <w:sz w:val="22"/>
+                <w:szCs w:val="22"/>
+                <w:lang w:val="en"/>
+              </w:rPr>
+              <w:t xml:space="preserve"> Chinta,</w:t>
+            </w:r>
+            <w:r>
+              <w:rPr>
+                <w:rFonts w:ascii="Times New Roman" w:hAnsi="Times New Roman" w:cs="Times New Roman"/>
+                <w:sz w:val="22"/>
+                <w:szCs w:val="22"/>
+                <w:lang w:val="en"/>
+              </w:rPr>
+              <w:t xml:space="preserve"> </w:t>
+            </w:r>
+            <w:r>
+              <w:rPr>
+                <w:rFonts w:ascii="Times New Roman" w:hAnsi="Times New Roman" w:cs="Times New Roman"/>
+                <w:sz w:val="22"/>
+                <w:szCs w:val="22"/>
+                <w:lang w:val="en"/>
+              </w:rPr>
+              <w:t>S., Balaji,</w:t>
+            </w:r>
+            <w:r>
+              <w:rPr>
+                <w:rFonts w:ascii="Times New Roman" w:hAnsi="Times New Roman" w:cs="Times New Roman"/>
+                <w:sz w:val="22"/>
+                <w:szCs w:val="22"/>
+                <w:lang w:val="en"/>
+              </w:rPr>
+              <w:t xml:space="preserve"> </w:t>
+            </w:r>
+            <w:r>
+              <w:rPr>
+                <w:rFonts w:ascii="Times New Roman" w:hAnsi="Times New Roman" w:cs="Times New Roman"/>
+                <w:sz w:val="22"/>
+                <w:szCs w:val="22"/>
+                <w:lang w:val="en"/>
+              </w:rPr>
+              <w:t>C., and Srinivasan,</w:t>
+            </w:r>
+            <w:r>
+              <w:rPr>
+                <w:rFonts w:ascii="Times New Roman" w:hAnsi="Times New Roman" w:cs="Times New Roman"/>
+                <w:sz w:val="22"/>
+                <w:szCs w:val="22"/>
+                <w:lang w:val="en"/>
+              </w:rPr>
+              <w:t xml:space="preserve"> </w:t>
+            </w:r>
+            <w:r>
+              <w:rPr>
+                <w:rFonts w:ascii="Times New Roman" w:hAnsi="Times New Roman" w:cs="Times New Roman"/>
+                <w:sz w:val="22"/>
+                <w:szCs w:val="22"/>
+                <w:lang w:val="en"/>
+              </w:rPr>
+              <w:t>B. (2021).</w:t>
+            </w:r>
+            <w:r>
+              <w:rPr>
+                <w:rFonts w:ascii="Times New Roman" w:hAnsi="Times New Roman" w:cs="Times New Roman"/>
+                <w:sz w:val="22"/>
+                <w:szCs w:val="22"/>
+                <w:lang w:val="en"/>
+              </w:rPr>
+              <w:t xml:space="preserve"> </w:t>
+            </w:r>
+            <w:r>
+              <w:rPr>
+                <w:rFonts w:ascii="Times New Roman" w:hAnsi="Times New Roman" w:cs="Times New Roman"/>
+                <w:sz w:val="22"/>
+                <w:szCs w:val="22"/>
+                <w:lang w:val="en"/>
+              </w:rPr>
+              <w:t xml:space="preserve">Use of Machine Learning algorithms in evaluating the WRF model parameter sensitivity for the simulations of tropical cyclones, </w:t>
             </w:r>
             <w:r>
               <w:rPr>
@@ -5625,65 +8603,270 @@
                 <w:iCs/>
                 <w:sz w:val="22"/>
                 <w:szCs w:val="22"/>
-              </w:rPr>
-              <w:t>Advances in Multidisciplinary Analysis and Optimization</w:t>
+                <w:lang w:eastAsia="zh-CN" w:bidi="ar"/>
+              </w:rPr>
+              <w:t>vEGU21, the 23rd EGU General Assembly</w:t>
             </w:r>
             <w:r>
               <w:rPr>
                 <w:rFonts w:ascii="Times New Roman" w:eastAsia="SimSun" w:hAnsi="Times New Roman" w:cs="Times New Roman"/>
                 <w:sz w:val="22"/>
                 <w:szCs w:val="22"/>
+                <w:lang w:eastAsia="zh-CN" w:bidi="ar"/>
+              </w:rPr>
+              <w:t>, held online 19-30 April 2021, id. EGU21-5826</w:t>
+            </w:r>
+            <w:r>
+              <w:rPr>
+                <w:rFonts w:ascii="Times New Roman" w:hAnsi="Times New Roman" w:cs="Times New Roman"/>
+                <w:sz w:val="22"/>
+                <w:szCs w:val="22"/>
+                <w:lang w:val="en"/>
+              </w:rPr>
+              <w:t>.</w:t>
+            </w:r>
+          </w:p>
+        </w:tc>
+      </w:tr>
+      <w:tr>
+        <w:tc>
+          <w:tcPr>
+            <w:tcW w:w="541" w:type="dxa"/>
+          </w:tcPr>
+          <w:p>
+            <w:pPr>
+              <w:keepNext/>
+              <w:keepLines/>
+              <w:spacing w:after="120" w:line="240" w:lineRule="auto"/>
+              <w:jc w:val="center"/>
+              <w:outlineLvl w:val="1"/>
+              <w:rPr>
+                <w:rFonts w:ascii="Times New Roman" w:eastAsia="Times New Roman" w:hAnsi="Times New Roman" w:cs="Times New Roman"/>
+                <w:bCs/>
+                <w:color w:val="404040"/>
+                <w:kern w:val="0"/>
+                <w:sz w:val="22"/>
+                <w:szCs w:val="22"/>
+                <w14:ligatures w14:val="none"/>
+              </w:rPr>
+            </w:pPr>
+            <w:r>
+              <w:rPr>
+                <w:rFonts w:ascii="Times New Roman" w:eastAsia="Times New Roman" w:hAnsi="Times New Roman" w:cs="Times New Roman"/>
+                <w:bCs/>
+                <w:color w:val="404040"/>
+                <w:kern w:val="0"/>
+                <w:sz w:val="22"/>
+                <w:szCs w:val="22"/>
+                <w14:ligatures w14:val="none"/>
+              </w:rPr>
+              <w:lastRenderedPageBreak/>
+              <w:t>[</w:t>
+            </w:r>
+            <w:r>
+              <w:rPr>
+                <w:rFonts w:ascii="Times New Roman" w:eastAsia="Times New Roman" w:hAnsi="Times New Roman" w:cs="Times New Roman"/>
+                <w:bCs/>
+                <w:color w:val="404040"/>
+                <w:kern w:val="0"/>
+                <w:sz w:val="22"/>
+                <w:szCs w:val="22"/>
+                <w14:ligatures w14:val="none"/>
+              </w:rPr>
+              <w:t>1</w:t>
+            </w:r>
+            <w:r>
+              <w:rPr>
+                <w:rFonts w:ascii="Times New Roman" w:eastAsia="Times New Roman" w:hAnsi="Times New Roman" w:cs="Times New Roman"/>
+                <w:bCs/>
+                <w:color w:val="404040"/>
+                <w:sz w:val="22"/>
+                <w:szCs w:val="22"/>
+              </w:rPr>
+              <w:t>]</w:t>
+            </w:r>
+          </w:p>
+        </w:tc>
+        <w:tc>
+          <w:tcPr>
+            <w:tcW w:w="8809" w:type="dxa"/>
+            <w:gridSpan w:val="4"/>
+          </w:tcPr>
+          <w:p>
+            <w:pPr>
+              <w:ind w:left="3"/>
+              <w:rPr>
+                <w:rFonts w:ascii="Times New Roman" w:hAnsi="Times New Roman" w:cs="Times New Roman"/>
+                <w:sz w:val="22"/>
+                <w:szCs w:val="22"/>
+              </w:rPr>
+            </w:pPr>
+            <w:r>
+              <w:rPr>
+                <w:rFonts w:ascii="Times New Roman" w:hAnsi="Times New Roman" w:cs="Times New Roman"/>
+                <w:b/>
+                <w:bCs/>
+                <w:sz w:val="22"/>
+                <w:szCs w:val="22"/>
+                <w:lang w:val="en"/>
+              </w:rPr>
+              <w:t>Baki,</w:t>
+            </w:r>
+            <w:r>
+              <w:rPr>
+                <w:rFonts w:ascii="Times New Roman" w:hAnsi="Times New Roman" w:cs="Times New Roman"/>
+                <w:b/>
+                <w:bCs/>
+                <w:sz w:val="22"/>
+                <w:szCs w:val="22"/>
+                <w:lang w:val="en"/>
               </w:rPr>
               <w:t xml:space="preserve"> </w:t>
             </w:r>
             <w:r>
               <w:rPr>
-                <w:rFonts w:ascii="Times New Roman" w:eastAsia="SimSun" w:hAnsi="Times New Roman" w:cs="Times New Roman"/>
-                <w:b/>
-                <w:bCs/>
-                <w:sz w:val="22"/>
-                <w:szCs w:val="22"/>
-              </w:rPr>
-              <w:t>(pp.301-307)</w:t>
-            </w:r>
-            <w:r>
-              <w:rPr>
-                <w:rFonts w:ascii="Times New Roman" w:eastAsia="SimSun" w:hAnsi="Times New Roman" w:cs="Times New Roman"/>
-                <w:sz w:val="22"/>
-                <w:szCs w:val="22"/>
-              </w:rPr>
-              <w:t xml:space="preserve">. Springer, </w:t>
-            </w:r>
-            <w:proofErr w:type="spellStart"/>
-            <w:r>
-              <w:rPr>
-                <w:rFonts w:ascii="Times New Roman" w:eastAsia="SimSun" w:hAnsi="Times New Roman" w:cs="Times New Roman"/>
-                <w:sz w:val="22"/>
-                <w:szCs w:val="22"/>
-              </w:rPr>
-              <w:t>Singapore.</w:t>
-            </w:r>
-            <w:hyperlink r:id="rId15" w:history="1">
-              <w:r>
-                <w:rPr>
-                  <w:rStyle w:val="Hyperlink"/>
-                  <w:rFonts w:ascii="Times New Roman" w:eastAsia="SimSun" w:hAnsi="Times New Roman" w:cs="Times New Roman"/>
-                  <w:sz w:val="22"/>
-                  <w:szCs w:val="22"/>
-                </w:rPr>
-                <w:t>https</w:t>
-              </w:r>
-              <w:proofErr w:type="spellEnd"/>
-              <w:r>
-                <w:rPr>
-                  <w:rStyle w:val="Hyperlink"/>
-                  <w:rFonts w:ascii="Times New Roman" w:eastAsia="SimSun" w:hAnsi="Times New Roman" w:cs="Times New Roman"/>
-                  <w:sz w:val="22"/>
-                  <w:szCs w:val="22"/>
-                </w:rPr>
-                <w:t>://doi.org/10.1007/978-981-15-5432-2_26</w:t>
-              </w:r>
-            </w:hyperlink>
+                <w:rFonts w:ascii="Times New Roman" w:hAnsi="Times New Roman" w:cs="Times New Roman"/>
+                <w:b/>
+                <w:bCs/>
+                <w:sz w:val="22"/>
+                <w:szCs w:val="22"/>
+                <w:lang w:val="en"/>
+              </w:rPr>
+              <w:t>H.,</w:t>
+            </w:r>
+            <w:r>
+              <w:rPr>
+                <w:rFonts w:ascii="Times New Roman" w:hAnsi="Times New Roman" w:cs="Times New Roman"/>
+                <w:sz w:val="22"/>
+                <w:szCs w:val="22"/>
+                <w:lang w:val="en"/>
+              </w:rPr>
+              <w:t xml:space="preserve"> Chinta,</w:t>
+            </w:r>
+            <w:r>
+              <w:rPr>
+                <w:rFonts w:ascii="Times New Roman" w:hAnsi="Times New Roman" w:cs="Times New Roman"/>
+                <w:sz w:val="22"/>
+                <w:szCs w:val="22"/>
+                <w:lang w:val="en"/>
+              </w:rPr>
+              <w:t xml:space="preserve"> </w:t>
+            </w:r>
+            <w:r>
+              <w:rPr>
+                <w:rFonts w:ascii="Times New Roman" w:hAnsi="Times New Roman" w:cs="Times New Roman"/>
+                <w:sz w:val="22"/>
+                <w:szCs w:val="22"/>
+                <w:lang w:val="en"/>
+              </w:rPr>
+              <w:t>S., Balaji,</w:t>
+            </w:r>
+            <w:r>
+              <w:rPr>
+                <w:rFonts w:ascii="Times New Roman" w:hAnsi="Times New Roman" w:cs="Times New Roman"/>
+                <w:sz w:val="22"/>
+                <w:szCs w:val="22"/>
+                <w:lang w:val="en"/>
+              </w:rPr>
+              <w:t xml:space="preserve"> </w:t>
+            </w:r>
+            <w:r>
+              <w:rPr>
+                <w:rFonts w:ascii="Times New Roman" w:hAnsi="Times New Roman" w:cs="Times New Roman"/>
+                <w:sz w:val="22"/>
+                <w:szCs w:val="22"/>
+                <w:lang w:val="en"/>
+              </w:rPr>
+              <w:t>C., and Srinivasan,</w:t>
+            </w:r>
+            <w:r>
+              <w:rPr>
+                <w:rFonts w:ascii="Times New Roman" w:hAnsi="Times New Roman" w:cs="Times New Roman"/>
+                <w:sz w:val="22"/>
+                <w:szCs w:val="22"/>
+                <w:lang w:val="en"/>
+              </w:rPr>
+              <w:t xml:space="preserve"> </w:t>
+            </w:r>
+            <w:r>
+              <w:rPr>
+                <w:rFonts w:ascii="Times New Roman" w:hAnsi="Times New Roman" w:cs="Times New Roman"/>
+                <w:sz w:val="22"/>
+                <w:szCs w:val="22"/>
+                <w:lang w:val="en"/>
+              </w:rPr>
+              <w:t>B. (2021).</w:t>
+            </w:r>
+            <w:r>
+              <w:rPr>
+                <w:rFonts w:ascii="Times New Roman" w:hAnsi="Times New Roman" w:cs="Times New Roman"/>
+                <w:sz w:val="22"/>
+                <w:szCs w:val="22"/>
+                <w:lang w:val="en"/>
+              </w:rPr>
+              <w:t xml:space="preserve"> A Preliminary Study of GPM Radar Reflectivity Assimilation using WRF model for Tropical Cyclones, </w:t>
+            </w:r>
+            <w:r>
+              <w:rPr>
+                <w:rFonts w:ascii="Times New Roman" w:hAnsi="Times New Roman" w:cs="Times New Roman"/>
+                <w:i/>
+                <w:iCs/>
+                <w:sz w:val="22"/>
+                <w:szCs w:val="22"/>
+                <w:lang w:val="en"/>
+              </w:rPr>
+              <w:t>4</w:t>
+            </w:r>
+            <w:r>
+              <w:rPr>
+                <w:rFonts w:ascii="Times New Roman" w:hAnsi="Times New Roman" w:cs="Times New Roman"/>
+                <w:i/>
+                <w:iCs/>
+                <w:sz w:val="22"/>
+                <w:szCs w:val="22"/>
+                <w:vertAlign w:val="superscript"/>
+                <w:lang w:val="en"/>
+              </w:rPr>
+              <w:t>th</w:t>
+            </w:r>
+            <w:r>
+              <w:rPr>
+                <w:rFonts w:ascii="Times New Roman" w:hAnsi="Times New Roman" w:cs="Times New Roman"/>
+                <w:i/>
+                <w:iCs/>
+                <w:sz w:val="22"/>
+                <w:szCs w:val="22"/>
+                <w:lang w:val="en"/>
+              </w:rPr>
+              <w:t xml:space="preserve"> National Conference on India Radar Meteorology</w:t>
+            </w:r>
+            <w:r>
+              <w:rPr>
+                <w:rFonts w:ascii="Times New Roman" w:hAnsi="Times New Roman" w:cs="Times New Roman"/>
+                <w:sz w:val="22"/>
+                <w:szCs w:val="22"/>
+                <w:lang w:val="en"/>
+              </w:rPr>
+              <w:t xml:space="preserve">, 5-7 </w:t>
+            </w:r>
+            <w:r>
+              <w:rPr>
+                <w:rFonts w:ascii="Times New Roman" w:hAnsi="Times New Roman" w:cs="Times New Roman"/>
+                <w:sz w:val="22"/>
+                <w:szCs w:val="22"/>
+                <w:lang w:val="en"/>
+              </w:rPr>
+              <w:t>February</w:t>
+            </w:r>
+            <w:r>
+              <w:rPr>
+                <w:rFonts w:ascii="Times New Roman" w:hAnsi="Times New Roman" w:cs="Times New Roman"/>
+                <w:sz w:val="22"/>
+                <w:szCs w:val="22"/>
+                <w:lang w:val="en"/>
+              </w:rPr>
+              <w:t xml:space="preserve"> 2020, IIT Madras, India.</w:t>
+            </w:r>
           </w:p>
         </w:tc>
       </w:tr>
@@ -5691,7 +8874,7 @@
         <w:tc>
           <w:tcPr>
             <w:tcW w:w="9350" w:type="dxa"/>
-            <w:gridSpan w:val="4"/>
+            <w:gridSpan w:val="5"/>
             <w:tcBorders>
               <w:top w:val="single" w:sz="24" w:space="0" w:color="4A57E0"/>
             </w:tcBorders>
@@ -5717,7 +8900,42 @@
                 <w:kern w:val="0"/>
                 <w14:ligatures w14:val="none"/>
               </w:rPr>
-              <w:t>Teaching</w:t>
+              <w:t>REviewing activities</w:t>
+            </w:r>
+          </w:p>
+        </w:tc>
+      </w:tr>
+      <w:tr>
+        <w:trPr>
+          <w:trHeight w:val="360"/>
+        </w:trPr>
+        <w:tc>
+          <w:tcPr>
+            <w:tcW w:w="9350" w:type="dxa"/>
+            <w:gridSpan w:val="5"/>
+          </w:tcPr>
+          <w:p>
+            <w:pPr>
+              <w:spacing w:after="0" w:line="240" w:lineRule="auto"/>
+              <w:rPr>
+                <w:rFonts w:ascii="Times New Roman" w:eastAsia="Gill Sans MT" w:hAnsi="Times New Roman" w:cs="Times New Roman"/>
+                <w:color w:val="000000"/>
+                <w:kern w:val="0"/>
+                <w:sz w:val="22"/>
+                <w:szCs w:val="22"/>
+                <w14:ligatures w14:val="none"/>
+              </w:rPr>
+            </w:pPr>
+            <w:r>
+              <w:rPr>
+                <w:rFonts w:ascii="Times New Roman" w:eastAsia="Gill Sans MT" w:hAnsi="Times New Roman" w:cs="Times New Roman"/>
+                <w:color w:val="000000"/>
+                <w:kern w:val="0"/>
+                <w:sz w:val="22"/>
+                <w:szCs w:val="22"/>
+                <w14:ligatures w14:val="none"/>
+              </w:rPr>
+              <w:t>Papers reviewed for: Environmental Research Letter; Journal of Hydrology, wind energy science</w:t>
             </w:r>
           </w:p>
         </w:tc>
@@ -5726,7 +8944,42 @@
         <w:tc>
           <w:tcPr>
             <w:tcW w:w="9350" w:type="dxa"/>
-            <w:gridSpan w:val="4"/>
+            <w:gridSpan w:val="5"/>
+            <w:tcBorders>
+              <w:top w:val="single" w:sz="24" w:space="0" w:color="4A57E0"/>
+            </w:tcBorders>
+          </w:tcPr>
+          <w:p>
+            <w:pPr>
+              <w:spacing w:after="200" w:line="240" w:lineRule="auto"/>
+              <w:rPr>
+                <w:rFonts w:ascii="Times New Roman" w:eastAsia="Gill Sans MT" w:hAnsi="Times New Roman" w:cs="Times New Roman"/>
+                <w:caps/>
+                <w:color w:val="172187"/>
+                <w:spacing w:val="20"/>
+                <w:kern w:val="0"/>
+                <w14:ligatures w14:val="none"/>
+              </w:rPr>
+            </w:pPr>
+            <w:r>
+              <w:rPr>
+                <w:rFonts w:ascii="Times New Roman" w:eastAsia="Gill Sans MT" w:hAnsi="Times New Roman" w:cs="Times New Roman"/>
+                <w:caps/>
+                <w:color w:val="172187"/>
+                <w:spacing w:val="20"/>
+                <w:kern w:val="0"/>
+                <w14:ligatures w14:val="none"/>
+              </w:rPr>
+              <w:t>Teaching</w:t>
+            </w:r>
+          </w:p>
+        </w:tc>
+      </w:tr>
+      <w:tr>
+        <w:tc>
+          <w:tcPr>
+            <w:tcW w:w="9350" w:type="dxa"/>
+            <w:gridSpan w:val="5"/>
           </w:tcPr>
           <w:p>
             <w:pPr>
@@ -5779,28 +9032,24 @@
                 <w:sz w:val="22"/>
                 <w:szCs w:val="22"/>
               </w:rPr>
-              <w:t>CIEM</w:t>
-            </w:r>
-            <w:r>
-              <w:rPr>
-                <w:rFonts w:ascii="Times New Roman" w:hAnsi="Times New Roman" w:cs="Times New Roman"/>
-                <w:sz w:val="22"/>
-                <w:szCs w:val="22"/>
-              </w:rPr>
-              <w:t xml:space="preserve">4210: Marine </w:t>
-            </w:r>
-            <w:r>
-              <w:rPr>
-                <w:rFonts w:ascii="Times New Roman" w:hAnsi="Times New Roman" w:cs="Times New Roman"/>
-                <w:sz w:val="22"/>
-                <w:szCs w:val="22"/>
-              </w:rPr>
-              <w:t>Renewables (Module B1, Q4, 2024)</w:t>
+              <w:t>CIEM4210: Marine Renewables (Module B1, Q4, 2024)</w:t>
+            </w:r>
+            <w:r>
+              <w:rPr>
+                <w:rFonts w:ascii="Times New Roman" w:hAnsi="Times New Roman" w:cs="Times New Roman"/>
+                <w:sz w:val="22"/>
+                <w:szCs w:val="22"/>
+              </w:rPr>
+              <w:t xml:space="preserve"> </w:t>
             </w:r>
           </w:p>
           <w:p>
             <w:pPr>
               <w:pStyle w:val="ListParagraph"/>
+              <w:numPr>
+                <w:ilvl w:val="0"/>
+                <w:numId w:val="6"/>
+              </w:numPr>
               <w:spacing w:after="0" w:line="240" w:lineRule="auto"/>
               <w:rPr>
                 <w:rFonts w:ascii="Times New Roman" w:eastAsia="Gill Sans MT" w:hAnsi="Times New Roman" w:cs="Times New Roman"/>
@@ -5817,31 +9066,438 @@
                 <w:sz w:val="22"/>
                 <w:szCs w:val="22"/>
               </w:rPr>
-              <w:t>Lecture</w:t>
-            </w:r>
-            <w:r>
-              <w:rPr>
-                <w:rFonts w:ascii="Times New Roman" w:hAnsi="Times New Roman" w:cs="Times New Roman"/>
-                <w:sz w:val="22"/>
-                <w:szCs w:val="22"/>
+              <w:t>Lecture 11 on Wind resource assessment</w:t>
+            </w:r>
+          </w:p>
+        </w:tc>
+      </w:tr>
+      <w:tr>
+        <w:tc>
+          <w:tcPr>
+            <w:tcW w:w="9350" w:type="dxa"/>
+            <w:gridSpan w:val="5"/>
+            <w:tcBorders>
+              <w:top w:val="single" w:sz="24" w:space="0" w:color="4A57E0"/>
+            </w:tcBorders>
+          </w:tcPr>
+          <w:p>
+            <w:pPr>
+              <w:spacing w:after="200" w:line="240" w:lineRule="auto"/>
+              <w:rPr>
+                <w:rFonts w:ascii="Times New Roman" w:eastAsia="Gill Sans MT" w:hAnsi="Times New Roman" w:cs="Times New Roman"/>
+                <w:caps/>
+                <w:color w:val="172187"/>
+                <w:spacing w:val="20"/>
+                <w:kern w:val="0"/>
+                <w14:ligatures w14:val="none"/>
+              </w:rPr>
+            </w:pPr>
+            <w:r>
+              <w:rPr>
+                <w:rFonts w:ascii="Times New Roman" w:eastAsia="Gill Sans MT" w:hAnsi="Times New Roman" w:cs="Times New Roman"/>
+                <w:caps/>
+                <w:color w:val="172187"/>
+                <w:spacing w:val="20"/>
+                <w:kern w:val="0"/>
+                <w14:ligatures w14:val="none"/>
+              </w:rPr>
+              <w:t>Research mentorship</w:t>
+            </w:r>
+          </w:p>
+        </w:tc>
+      </w:tr>
+      <w:tr>
+        <w:tc>
+          <w:tcPr>
+            <w:tcW w:w="9350" w:type="dxa"/>
+            <w:gridSpan w:val="5"/>
+          </w:tcPr>
+          <w:p>
+            <w:pPr>
+              <w:spacing w:after="0" w:line="240" w:lineRule="auto"/>
+              <w:rPr>
+                <w:rFonts w:ascii="Times New Roman" w:eastAsia="Gill Sans MT" w:hAnsi="Times New Roman" w:cs="Times New Roman"/>
+                <w:b/>
+                <w:bCs/>
+                <w:color w:val="000000"/>
+                <w:kern w:val="0"/>
+                <w:sz w:val="20"/>
+                <w:szCs w:val="22"/>
+                <w14:ligatures w14:val="none"/>
+              </w:rPr>
+            </w:pPr>
+            <w:r>
+              <w:rPr>
+                <w:rFonts w:ascii="Times New Roman" w:eastAsia="Gill Sans MT" w:hAnsi="Times New Roman" w:cs="Times New Roman"/>
+                <w:b/>
+                <w:bCs/>
+                <w:color w:val="000000"/>
+                <w:kern w:val="0"/>
+                <w:sz w:val="20"/>
+                <w:szCs w:val="22"/>
+                <w14:ligatures w14:val="none"/>
+              </w:rPr>
+              <w:t>Dr. Jaya Singh</w:t>
+            </w:r>
+            <w:r>
+              <w:rPr>
+                <w:rFonts w:ascii="Times New Roman" w:eastAsia="Gill Sans MT" w:hAnsi="Times New Roman" w:cs="Times New Roman"/>
+                <w:b/>
+                <w:bCs/>
+                <w:color w:val="000000"/>
+                <w:kern w:val="0"/>
+                <w:sz w:val="20"/>
+                <w:szCs w:val="22"/>
+                <w14:ligatures w14:val="none"/>
+              </w:rPr>
+              <w:t xml:space="preserve"> (Postdoctoral associate</w:t>
+            </w:r>
+            <w:r>
+              <w:rPr>
+                <w:rFonts w:ascii="Times New Roman" w:eastAsia="Gill Sans MT" w:hAnsi="Times New Roman" w:cs="Times New Roman"/>
+                <w:b/>
+                <w:bCs/>
+                <w:color w:val="000000"/>
+                <w:kern w:val="0"/>
+                <w:sz w:val="20"/>
+                <w:szCs w:val="22"/>
+                <w14:ligatures w14:val="none"/>
+              </w:rPr>
+              <w:t>, Atmospheric Sciences Research Center, UAlbany</w:t>
+            </w:r>
+            <w:r>
+              <w:rPr>
+                <w:rFonts w:ascii="Times New Roman" w:eastAsia="Gill Sans MT" w:hAnsi="Times New Roman" w:cs="Times New Roman"/>
+                <w:b/>
+                <w:bCs/>
+                <w:color w:val="000000"/>
+                <w:kern w:val="0"/>
+                <w:sz w:val="20"/>
+                <w:szCs w:val="22"/>
+                <w14:ligatures w14:val="none"/>
+              </w:rPr>
+              <w:t>)</w:t>
+            </w:r>
+          </w:p>
+          <w:p>
+            <w:pPr>
+              <w:pStyle w:val="ListParagraph"/>
+              <w:numPr>
+                <w:ilvl w:val="0"/>
+                <w:numId w:val="6"/>
+              </w:numPr>
+              <w:spacing w:after="0" w:line="240" w:lineRule="auto"/>
+              <w:rPr>
+                <w:rFonts w:ascii="Times New Roman" w:eastAsia="Gill Sans MT" w:hAnsi="Times New Roman" w:cs="Times New Roman"/>
+                <w:color w:val="000000"/>
+                <w:kern w:val="0"/>
+                <w:sz w:val="20"/>
+                <w:szCs w:val="22"/>
+                <w14:ligatures w14:val="none"/>
+              </w:rPr>
+            </w:pPr>
+            <w:r>
+              <w:rPr>
+                <w:rFonts w:ascii="Times New Roman" w:eastAsia="Gill Sans MT" w:hAnsi="Times New Roman" w:cs="Times New Roman"/>
+                <w:color w:val="000000"/>
+                <w:kern w:val="0"/>
+                <w:sz w:val="20"/>
+                <w:szCs w:val="22"/>
+                <w14:ligatures w14:val="none"/>
+              </w:rPr>
+              <w:t>Provided technical training on the application of machine learning</w:t>
+            </w:r>
+            <w:r>
+              <w:rPr>
+                <w:rFonts w:ascii="Times New Roman" w:eastAsia="Gill Sans MT" w:hAnsi="Times New Roman" w:cs="Times New Roman"/>
+                <w:color w:val="000000"/>
+                <w:kern w:val="0"/>
+                <w:sz w:val="20"/>
+                <w:szCs w:val="22"/>
+                <w14:ligatures w14:val="none"/>
               </w:rPr>
               <w:t xml:space="preserve"> </w:t>
             </w:r>
             <w:r>
               <w:rPr>
-                <w:rFonts w:ascii="Times New Roman" w:hAnsi="Times New Roman" w:cs="Times New Roman"/>
-                <w:sz w:val="22"/>
-                <w:szCs w:val="22"/>
-              </w:rPr>
-              <w:t>11</w:t>
-            </w:r>
-            <w:r>
-              <w:rPr>
-                <w:rFonts w:ascii="Times New Roman" w:hAnsi="Times New Roman" w:cs="Times New Roman"/>
-                <w:sz w:val="22"/>
-                <w:szCs w:val="22"/>
-              </w:rPr>
-              <w:t xml:space="preserve"> on Wind resource assessment</w:t>
+                <w:rFonts w:ascii="Times New Roman" w:eastAsia="Gill Sans MT" w:hAnsi="Times New Roman" w:cs="Times New Roman"/>
+                <w:color w:val="000000"/>
+                <w:kern w:val="0"/>
+                <w:sz w:val="20"/>
+                <w:szCs w:val="22"/>
+                <w14:ligatures w14:val="none"/>
+              </w:rPr>
+              <w:t xml:space="preserve">for wind gust estimation from </w:t>
+            </w:r>
+            <w:r>
+              <w:rPr>
+                <w:rFonts w:ascii="Times New Roman" w:eastAsia="Gill Sans MT" w:hAnsi="Times New Roman" w:cs="Times New Roman"/>
+                <w:color w:val="000000"/>
+                <w:kern w:val="0"/>
+                <w:sz w:val="20"/>
+                <w:szCs w:val="22"/>
+                <w14:ligatures w14:val="none"/>
+              </w:rPr>
+              <w:t>global reanalysis datasets</w:t>
+            </w:r>
+          </w:p>
+          <w:p>
+            <w:pPr>
+              <w:spacing w:after="0" w:line="240" w:lineRule="auto"/>
+              <w:rPr>
+                <w:rFonts w:ascii="Times New Roman" w:eastAsia="Gill Sans MT" w:hAnsi="Times New Roman" w:cs="Times New Roman"/>
+                <w:b/>
+                <w:bCs/>
+                <w:color w:val="000000"/>
+                <w:kern w:val="0"/>
+                <w:sz w:val="20"/>
+                <w:szCs w:val="22"/>
+                <w14:ligatures w14:val="none"/>
+              </w:rPr>
+            </w:pPr>
+            <w:r>
+              <w:rPr>
+                <w:rFonts w:ascii="Times New Roman" w:eastAsia="Gill Sans MT" w:hAnsi="Times New Roman" w:cs="Times New Roman"/>
+                <w:b/>
+                <w:bCs/>
+                <w:color w:val="000000"/>
+                <w:kern w:val="0"/>
+                <w:sz w:val="20"/>
+                <w:szCs w:val="22"/>
+                <w14:ligatures w14:val="none"/>
+              </w:rPr>
+              <w:t xml:space="preserve">Ekaterina </w:t>
+            </w:r>
+            <w:proofErr w:type="spellStart"/>
+            <w:r>
+              <w:rPr>
+                <w:rFonts w:ascii="Times New Roman" w:eastAsia="Gill Sans MT" w:hAnsi="Times New Roman" w:cs="Times New Roman"/>
+                <w:b/>
+                <w:bCs/>
+                <w:color w:val="000000"/>
+                <w:kern w:val="0"/>
+                <w:sz w:val="20"/>
+                <w:szCs w:val="22"/>
+                <w14:ligatures w14:val="none"/>
+              </w:rPr>
+              <w:t>Belash</w:t>
+            </w:r>
+            <w:proofErr w:type="spellEnd"/>
+            <w:r>
+              <w:rPr>
+                <w:rFonts w:ascii="Times New Roman" w:eastAsia="Gill Sans MT" w:hAnsi="Times New Roman" w:cs="Times New Roman"/>
+                <w:b/>
+                <w:bCs/>
+                <w:color w:val="000000"/>
+                <w:kern w:val="0"/>
+                <w:sz w:val="20"/>
+                <w:szCs w:val="22"/>
+                <w14:ligatures w14:val="none"/>
+              </w:rPr>
+              <w:t xml:space="preserve"> (</w:t>
+            </w:r>
+            <w:r>
+              <w:rPr>
+                <w:rFonts w:ascii="Times New Roman" w:eastAsia="Gill Sans MT" w:hAnsi="Times New Roman" w:cs="Times New Roman"/>
+                <w:b/>
+                <w:bCs/>
+                <w:color w:val="000000"/>
+                <w:kern w:val="0"/>
+                <w:sz w:val="20"/>
+                <w:szCs w:val="22"/>
+                <w14:ligatures w14:val="none"/>
+              </w:rPr>
+              <w:t>Graduate</w:t>
+            </w:r>
+            <w:r>
+              <w:rPr>
+                <w:rFonts w:ascii="Times New Roman" w:eastAsia="Gill Sans MT" w:hAnsi="Times New Roman" w:cs="Times New Roman"/>
+                <w:b/>
+                <w:bCs/>
+                <w:color w:val="000000"/>
+                <w:kern w:val="0"/>
+                <w:sz w:val="20"/>
+                <w:szCs w:val="22"/>
+                <w14:ligatures w14:val="none"/>
+              </w:rPr>
+              <w:t xml:space="preserve"> research </w:t>
+            </w:r>
+            <w:r>
+              <w:rPr>
+                <w:rFonts w:ascii="Times New Roman" w:eastAsia="Gill Sans MT" w:hAnsi="Times New Roman" w:cs="Times New Roman"/>
+                <w:b/>
+                <w:bCs/>
+                <w:color w:val="000000"/>
+                <w:kern w:val="0"/>
+                <w:sz w:val="20"/>
+                <w:szCs w:val="22"/>
+                <w14:ligatures w14:val="none"/>
+              </w:rPr>
+              <w:t>assistant, Atmospheric</w:t>
+            </w:r>
+            <w:r>
+              <w:rPr>
+                <w:rFonts w:ascii="Times New Roman" w:eastAsia="Gill Sans MT" w:hAnsi="Times New Roman" w:cs="Times New Roman"/>
+                <w:b/>
+                <w:bCs/>
+                <w:color w:val="000000"/>
+                <w:kern w:val="0"/>
+                <w:sz w:val="20"/>
+                <w:szCs w:val="22"/>
+                <w14:ligatures w14:val="none"/>
+              </w:rPr>
+              <w:t xml:space="preserve"> Sciences Research Center, UAlbany</w:t>
+            </w:r>
+            <w:r>
+              <w:rPr>
+                <w:rFonts w:ascii="Times New Roman" w:eastAsia="Gill Sans MT" w:hAnsi="Times New Roman" w:cs="Times New Roman"/>
+                <w:b/>
+                <w:bCs/>
+                <w:color w:val="000000"/>
+                <w:kern w:val="0"/>
+                <w:sz w:val="20"/>
+                <w:szCs w:val="22"/>
+                <w14:ligatures w14:val="none"/>
+              </w:rPr>
+              <w:t>)</w:t>
+            </w:r>
+          </w:p>
+          <w:p>
+            <w:pPr>
+              <w:pStyle w:val="ListParagraph"/>
+              <w:numPr>
+                <w:ilvl w:val="0"/>
+                <w:numId w:val="6"/>
+              </w:numPr>
+              <w:spacing w:after="0"/>
+              <w:rPr>
+                <w:rFonts w:ascii="Times New Roman" w:eastAsia="Gill Sans MT" w:hAnsi="Times New Roman" w:cs="Times New Roman"/>
+                <w:color w:val="000000"/>
+                <w:kern w:val="0"/>
+                <w:sz w:val="20"/>
+                <w:szCs w:val="22"/>
+                <w14:ligatures w14:val="none"/>
+              </w:rPr>
+            </w:pPr>
+            <w:r>
+              <w:rPr>
+                <w:rFonts w:ascii="Times New Roman" w:eastAsia="Gill Sans MT" w:hAnsi="Times New Roman" w:cs="Times New Roman"/>
+                <w:color w:val="000000"/>
+                <w:kern w:val="0"/>
+                <w:sz w:val="20"/>
+                <w:szCs w:val="22"/>
+                <w14:ligatures w14:val="none"/>
+              </w:rPr>
+              <w:t>Conducted hands-on training on NVIDIA A100 GPU resources, focusing on multi-GPU execution and development of deep-learning frameworks for wind-gust downscaling</w:t>
+            </w:r>
+          </w:p>
+          <w:p>
+            <w:pPr>
+              <w:spacing w:after="0" w:line="240" w:lineRule="auto"/>
+              <w:rPr>
+                <w:rFonts w:ascii="Times New Roman" w:eastAsia="Gill Sans MT" w:hAnsi="Times New Roman" w:cs="Times New Roman"/>
+                <w:b/>
+                <w:bCs/>
+                <w:color w:val="000000"/>
+                <w:kern w:val="0"/>
+                <w:sz w:val="20"/>
+                <w:szCs w:val="22"/>
+                <w14:ligatures w14:val="none"/>
+              </w:rPr>
+            </w:pPr>
+            <w:r>
+              <w:rPr>
+                <w:rFonts w:ascii="Times New Roman" w:eastAsia="Gill Sans MT" w:hAnsi="Times New Roman" w:cs="Times New Roman"/>
+                <w:b/>
+                <w:bCs/>
+                <w:color w:val="000000"/>
+                <w:kern w:val="0"/>
+                <w:sz w:val="20"/>
+                <w:szCs w:val="22"/>
+                <w14:ligatures w14:val="none"/>
+              </w:rPr>
+              <w:t>Suqian Chu</w:t>
+            </w:r>
+            <w:r>
+              <w:rPr>
+                <w:rFonts w:ascii="Times New Roman" w:eastAsia="Gill Sans MT" w:hAnsi="Times New Roman" w:cs="Times New Roman"/>
+                <w:b/>
+                <w:bCs/>
+                <w:color w:val="000000"/>
+                <w:kern w:val="0"/>
+                <w:sz w:val="20"/>
+                <w:szCs w:val="22"/>
+                <w14:ligatures w14:val="none"/>
+              </w:rPr>
+              <w:t xml:space="preserve"> (Graduate research </w:t>
+            </w:r>
+            <w:r>
+              <w:rPr>
+                <w:rFonts w:ascii="Times New Roman" w:eastAsia="Gill Sans MT" w:hAnsi="Times New Roman" w:cs="Times New Roman"/>
+                <w:b/>
+                <w:bCs/>
+                <w:color w:val="000000"/>
+                <w:kern w:val="0"/>
+                <w:sz w:val="20"/>
+                <w:szCs w:val="22"/>
+                <w14:ligatures w14:val="none"/>
+              </w:rPr>
+              <w:t>assistant, Atmospheric</w:t>
+            </w:r>
+            <w:r>
+              <w:rPr>
+                <w:rFonts w:ascii="Times New Roman" w:eastAsia="Gill Sans MT" w:hAnsi="Times New Roman" w:cs="Times New Roman"/>
+                <w:b/>
+                <w:bCs/>
+                <w:color w:val="000000"/>
+                <w:kern w:val="0"/>
+                <w:sz w:val="20"/>
+                <w:szCs w:val="22"/>
+                <w14:ligatures w14:val="none"/>
+              </w:rPr>
+              <w:t xml:space="preserve"> Sciences Research Center, UAlbany</w:t>
+            </w:r>
+            <w:r>
+              <w:rPr>
+                <w:rFonts w:ascii="Times New Roman" w:eastAsia="Gill Sans MT" w:hAnsi="Times New Roman" w:cs="Times New Roman"/>
+                <w:b/>
+                <w:bCs/>
+                <w:color w:val="000000"/>
+                <w:kern w:val="0"/>
+                <w:sz w:val="20"/>
+                <w:szCs w:val="22"/>
+                <w14:ligatures w14:val="none"/>
+              </w:rPr>
+              <w:t>)</w:t>
+            </w:r>
+          </w:p>
+          <w:p>
+            <w:pPr>
+              <w:pStyle w:val="ListParagraph"/>
+              <w:numPr>
+                <w:ilvl w:val="0"/>
+                <w:numId w:val="6"/>
+              </w:numPr>
+              <w:spacing w:after="0"/>
+              <w:rPr>
+                <w:rFonts w:ascii="Times New Roman" w:eastAsia="Gill Sans MT" w:hAnsi="Times New Roman" w:cs="Times New Roman"/>
+                <w:color w:val="000000"/>
+                <w:kern w:val="0"/>
+                <w:sz w:val="20"/>
+                <w:szCs w:val="22"/>
+                <w14:ligatures w14:val="none"/>
+              </w:rPr>
+            </w:pPr>
+            <w:r>
+              <w:rPr>
+                <w:rFonts w:ascii="Times New Roman" w:eastAsia="Gill Sans MT" w:hAnsi="Times New Roman" w:cs="Times New Roman"/>
+                <w:color w:val="000000"/>
+                <w:kern w:val="0"/>
+                <w:sz w:val="20"/>
+                <w:szCs w:val="22"/>
+                <w14:ligatures w14:val="none"/>
+              </w:rPr>
+              <w:t>Provided hands-on training on NVIDIA A100 GPU resources with emphasis on implementing deep-learning-based downscaling for future climate projections</w:t>
             </w:r>
           </w:p>
         </w:tc>
@@ -5902,7 +9558,7 @@
         <w:rFonts w:ascii="Symbol" w:hAnsi="Symbol" w:hint="default"/>
       </w:rPr>
     </w:lvl>
-    <w:lvl w:ilvl="1" w:tplc="FFFFFFFF" w:tentative="1">
+    <w:lvl w:ilvl="1" w:tplc="FFFFFFFF">
       <w:start w:val="1"/>
       <w:numFmt w:val="bullet"/>
       <w:lvlText w:val="o"/>
@@ -6091,7 +9747,7 @@
   <w:abstractNum w:abstractNumId="3" w15:restartNumberingAfterBreak="0">
     <w:nsid w:val="45AD51B3"/>
     <w:multiLevelType w:val="hybridMultilevel"/>
-    <w:tmpl w:val="E7A42222"/>
+    <w:tmpl w:val="CF240FB4"/>
     <w:lvl w:ilvl="0" w:tplc="D68084EE">
       <w:start w:val="5"/>
       <w:numFmt w:val="bullet"/>
@@ -6755,6 +10411,7 @@
   <w:style w:type="paragraph" w:default="1" w:styleId="Normal">
     <w:name w:val="Normal"/>
     <w:qFormat/>
+    <w:rsid w:val="00B451E8"/>
   </w:style>
   <w:style w:type="paragraph" w:styleId="Heading1">
     <w:name w:val="heading 1"/>
@@ -7306,6 +10963,16 @@
       <w:u w:val="single"/>
     </w:rPr>
   </w:style>
+  <w:style w:type="table" w:customStyle="1" w:styleId="Style1">
+    <w:name w:val="Style1"/>
+    <w:basedOn w:val="TableNormal"/>
+    <w:uiPriority w:val="99"/>
+    <w:rsid w:val="002A67AC"/>
+    <w:pPr>
+      <w:spacing w:after="0" w:line="240" w:lineRule="auto"/>
+    </w:pPr>
+    <w:tblPr/>
+  </w:style>
 </w:styles>
 </file>
 
@@ -7447,11 +11114,44 @@
   <w:rsids>
     <w:rsidRoot w:val="00EB51EB"/>
     <w:rsid w:val="000565C6"/>
+    <w:rsid w:val="001531B0"/>
+    <w:rsid w:val="00271F40"/>
+    <w:rsid w:val="0029184D"/>
     <w:rsid w:val="002D38EB"/>
+    <w:rsid w:val="00352968"/>
+    <w:rsid w:val="00355DCF"/>
     <w:rsid w:val="00407134"/>
+    <w:rsid w:val="00425EDB"/>
+    <w:rsid w:val="0045715B"/>
+    <w:rsid w:val="00475F2C"/>
+    <w:rsid w:val="004C7B6F"/>
     <w:rsid w:val="00522FA4"/>
+    <w:rsid w:val="005C0BE5"/>
+    <w:rsid w:val="006B5637"/>
+    <w:rsid w:val="006D51C3"/>
+    <w:rsid w:val="00727107"/>
+    <w:rsid w:val="00783C27"/>
+    <w:rsid w:val="007D0AC6"/>
+    <w:rsid w:val="008504BC"/>
+    <w:rsid w:val="008548F3"/>
     <w:rsid w:val="008E2474"/>
+    <w:rsid w:val="009D6711"/>
+    <w:rsid w:val="00A0181C"/>
+    <w:rsid w:val="00B042B6"/>
+    <w:rsid w:val="00B400B4"/>
+    <w:rsid w:val="00C504AC"/>
+    <w:rsid w:val="00DA39EA"/>
+    <w:rsid w:val="00DF7BA5"/>
+    <w:rsid w:val="00E02877"/>
+    <w:rsid w:val="00E17F5F"/>
+    <w:rsid w:val="00E74767"/>
     <w:rsid w:val="00EB51EB"/>
+    <w:rsid w:val="00EC3709"/>
+    <w:rsid w:val="00F30281"/>
+    <w:rsid w:val="00F93F96"/>
+    <w:rsid w:val="00F97FFB"/>
+    <w:rsid w:val="00FA3523"/>
+    <w:rsid w:val="00FB178F"/>
   </w:rsids>
   <m:mathPr>
     <m:mathFont m:val="Cambria Math"/>

--- a/content/resume.docx
+++ b/content/resume.docx
@@ -466,20 +466,18 @@
                 <w:szCs w:val="22"/>
                 <w14:ligatures w14:val="none"/>
               </w:rPr>
-              <w:t xml:space="preserve">Atmospheric scientist specializing in </w:t>
-            </w:r>
-            <w:r>
-              <w:rPr>
-                <w:rFonts w:ascii="Times New Roman" w:eastAsia="Gill Sans MT" w:hAnsi="Times New Roman" w:cs="Times New Roman"/>
-                <w:b/>
-                <w:bCs/>
+              <w:t xml:space="preserve">Atmospheric scientist and </w:t>
+            </w:r>
+            <w:r>
+              <w:rPr>
+                <w:rFonts w:ascii="Times New Roman" w:eastAsia="Gill Sans MT" w:hAnsi="Times New Roman" w:cs="Times New Roman"/>
                 <w:color w:val="000000"/>
                 <w:kern w:val="0"/>
                 <w:sz w:val="22"/>
                 <w:szCs w:val="22"/>
                 <w14:ligatures w14:val="none"/>
               </w:rPr>
-              <w:t>AI-driven weather prediction and numerical weather modeling</w:t>
+              <w:t>machine learning researcher</w:t>
             </w:r>
             <w:r>
               <w:rPr>
@@ -490,21 +488,21 @@
                 <w:szCs w:val="22"/>
                 <w14:ligatures w14:val="none"/>
               </w:rPr>
-              <w:t xml:space="preserve">, with expertise in </w:t>
-            </w:r>
-            <w:r>
-              <w:rPr>
-                <w:rFonts w:ascii="Times New Roman" w:eastAsia="Gill Sans MT" w:hAnsi="Times New Roman" w:cs="Times New Roman"/>
-                <w:b/>
-                <w:bCs/>
+              <w:t xml:space="preserve"> specializing in building and improving probabilistic weather forecast systems for extreme wind, precipitation, and renewable energy applications. Experienced in numerical weather prediction calibration, statistical post-processing, ensemble evaluation, and deep learning–based downscaling at grid-relevant spatial scales. Strong Python scientific computing background with extensive experience managing large, high-resolution atmospheric datasets using </w:t>
+            </w:r>
+            <w:proofErr w:type="spellStart"/>
+            <w:r>
+              <w:rPr>
+                <w:rFonts w:ascii="Times New Roman" w:eastAsia="Gill Sans MT" w:hAnsi="Times New Roman" w:cs="Times New Roman"/>
                 <w:color w:val="000000"/>
                 <w:kern w:val="0"/>
                 <w:sz w:val="22"/>
                 <w:szCs w:val="22"/>
                 <w14:ligatures w14:val="none"/>
               </w:rPr>
-              <w:t>WRF simulations, statistical post-processing, and deep learning architectures</w:t>
-            </w:r>
+              <w:t>Xarray</w:t>
+            </w:r>
+            <w:proofErr w:type="spellEnd"/>
             <w:r>
               <w:rPr>
                 <w:rFonts w:ascii="Times New Roman" w:eastAsia="Gill Sans MT" w:hAnsi="Times New Roman" w:cs="Times New Roman"/>
@@ -514,8 +512,9 @@
                 <w:szCs w:val="22"/>
                 <w14:ligatures w14:val="none"/>
               </w:rPr>
-              <w:t xml:space="preserve"> for extreme weather applications</w:t>
-            </w:r>
+              <w:t xml:space="preserve">, </w:t>
+            </w:r>
+            <w:proofErr w:type="spellStart"/>
             <w:r>
               <w:rPr>
                 <w:rFonts w:ascii="Times New Roman" w:eastAsia="Gill Sans MT" w:hAnsi="Times New Roman" w:cs="Times New Roman"/>
@@ -525,14 +524,133 @@
                 <w:szCs w:val="22"/>
                 <w14:ligatures w14:val="none"/>
               </w:rPr>
-              <w:t xml:space="preserve"> using </w:t>
+              <w:t>Dask</w:t>
+            </w:r>
+            <w:proofErr w:type="spellEnd"/>
+            <w:r>
+              <w:rPr>
+                <w:rFonts w:ascii="Times New Roman" w:eastAsia="Gill Sans MT" w:hAnsi="Times New Roman" w:cs="Times New Roman"/>
+                <w:color w:val="000000"/>
+                <w:kern w:val="0"/>
+                <w:sz w:val="22"/>
+                <w:szCs w:val="22"/>
+                <w14:ligatures w14:val="none"/>
+              </w:rPr>
+              <w:t>, and Zarr in multi-GPU HPC environments. Proven ability to translate atmospheric dynamics into operationally relevant wind and ramp risk insights.</w:t>
+            </w:r>
+          </w:p>
+        </w:tc>
+      </w:tr>
+      <w:tr>
+        <w:trPr>
+          <w:trHeight w:val="552"/>
+        </w:trPr>
+        <w:tc>
+          <w:tcPr>
+            <w:tcW w:w="9350" w:type="dxa"/>
+            <w:gridSpan w:val="5"/>
+            <w:tcBorders>
+              <w:top w:val="single" w:sz="24" w:space="0" w:color="4A57E0"/>
+            </w:tcBorders>
+          </w:tcPr>
+          <w:p>
+            <w:pPr>
+              <w:spacing w:after="200" w:line="240" w:lineRule="auto"/>
+              <w:rPr>
+                <w:rFonts w:ascii="Times New Roman" w:eastAsia="Gill Sans MT" w:hAnsi="Times New Roman" w:cs="Times New Roman"/>
+                <w:caps/>
+                <w:color w:val="172187"/>
+                <w:spacing w:val="20"/>
+                <w:kern w:val="0"/>
+                <w14:ligatures w14:val="none"/>
+              </w:rPr>
+            </w:pPr>
+            <w:r>
+              <w:rPr>
+                <w:rFonts w:ascii="Times New Roman" w:eastAsia="Gill Sans MT" w:hAnsi="Times New Roman" w:cs="Times New Roman"/>
+                <w:caps/>
+                <w:color w:val="172187"/>
+                <w:spacing w:val="20"/>
+                <w:kern w:val="0"/>
+                <w14:ligatures w14:val="none"/>
+              </w:rPr>
+              <w:t>Forecast System Development &amp; Uncertainty Modeling</w:t>
+            </w:r>
+          </w:p>
+        </w:tc>
+      </w:tr>
+      <w:tr>
+        <w:trPr>
+          <w:trHeight w:val="621"/>
+        </w:trPr>
+        <w:tc>
+          <w:tcPr>
+            <w:tcW w:w="9350" w:type="dxa"/>
+            <w:gridSpan w:val="5"/>
+          </w:tcPr>
+          <w:p>
+            <w:pPr>
+              <w:pStyle w:val="ListParagraph"/>
+              <w:numPr>
+                <w:ilvl w:val="0"/>
+                <w:numId w:val="9"/>
+              </w:numPr>
+              <w:spacing w:after="0" w:line="240" w:lineRule="auto"/>
+              <w:jc w:val="both"/>
+              <w:rPr>
+                <w:rFonts w:ascii="Times New Roman" w:eastAsia="Gill Sans MT" w:hAnsi="Times New Roman" w:cs="Times New Roman"/>
+                <w:color w:val="000000"/>
+                <w:kern w:val="0"/>
+                <w:sz w:val="22"/>
+                <w:szCs w:val="22"/>
+                <w14:ligatures w14:val="none"/>
+              </w:rPr>
+            </w:pPr>
+            <w:r>
+              <w:rPr>
+                <w:rFonts w:ascii="Times New Roman" w:eastAsia="Gill Sans MT" w:hAnsi="Times New Roman" w:cs="Times New Roman"/>
+                <w:color w:val="000000"/>
+                <w:kern w:val="0"/>
+                <w:sz w:val="22"/>
+                <w:szCs w:val="22"/>
+                <w14:ligatures w14:val="none"/>
+              </w:rPr>
+              <w:t>Developed and improved WRF forecast systems through sensitivity analysis, parameter calibration, and data assimilation to enhance tropical cyclone prediction skill.</w:t>
+            </w:r>
+          </w:p>
+          <w:p>
+            <w:pPr>
+              <w:pStyle w:val="ListParagraph"/>
+              <w:numPr>
+                <w:ilvl w:val="0"/>
+                <w:numId w:val="9"/>
+              </w:numPr>
+              <w:spacing w:after="0" w:line="240" w:lineRule="auto"/>
+              <w:jc w:val="both"/>
+              <w:rPr>
+                <w:rFonts w:ascii="Times New Roman" w:eastAsia="Gill Sans MT" w:hAnsi="Times New Roman" w:cs="Times New Roman"/>
+                <w:color w:val="000000"/>
+                <w:kern w:val="0"/>
+                <w:sz w:val="22"/>
+                <w:szCs w:val="22"/>
+                <w14:ligatures w14:val="none"/>
+              </w:rPr>
+            </w:pPr>
+            <w:r>
+              <w:rPr>
+                <w:rFonts w:ascii="Times New Roman" w:eastAsia="Gill Sans MT" w:hAnsi="Times New Roman" w:cs="Times New Roman"/>
+                <w:color w:val="000000"/>
+                <w:kern w:val="0"/>
+                <w:sz w:val="22"/>
+                <w:szCs w:val="22"/>
+                <w14:ligatures w14:val="none"/>
+              </w:rPr>
+              <w:t xml:space="preserve">Designed deep learning frameworks for wind gust nowcasting and high-resolution wind field reconstruction from sparse </w:t>
             </w:r>
             <w:proofErr w:type="spellStart"/>
             <w:r>
               <w:rPr>
                 <w:rFonts w:ascii="Times New Roman" w:eastAsia="Gill Sans MT" w:hAnsi="Times New Roman" w:cs="Times New Roman"/>
-                <w:b/>
-                <w:bCs/>
                 <w:color w:val="000000"/>
                 <w:kern w:val="0"/>
                 <w:sz w:val="22"/>
@@ -551,9 +669,18 @@
                 <w:szCs w:val="22"/>
                 <w14:ligatures w14:val="none"/>
               </w:rPr>
-              <w:t xml:space="preserve"> observations</w:t>
-            </w:r>
-            <w:r>
+              <w:t xml:space="preserve"> observations.</w:t>
+            </w:r>
+          </w:p>
+          <w:p>
+            <w:pPr>
+              <w:pStyle w:val="ListParagraph"/>
+              <w:numPr>
+                <w:ilvl w:val="0"/>
+                <w:numId w:val="9"/>
+              </w:numPr>
+              <w:spacing w:after="0" w:line="240" w:lineRule="auto"/>
+              <w:jc w:val="both"/>
               <w:rPr>
                 <w:rFonts w:ascii="Times New Roman" w:eastAsia="Gill Sans MT" w:hAnsi="Times New Roman" w:cs="Times New Roman"/>
                 <w:color w:val="000000"/>
@@ -562,21 +689,19 @@
                 <w:szCs w:val="22"/>
                 <w14:ligatures w14:val="none"/>
               </w:rPr>
-              <w:t xml:space="preserve">. Developed and published </w:t>
-            </w:r>
-            <w:r>
-              <w:rPr>
-                <w:rFonts w:ascii="Times New Roman" w:eastAsia="Gill Sans MT" w:hAnsi="Times New Roman" w:cs="Times New Roman"/>
-                <w:b/>
-                <w:bCs/>
+            </w:pPr>
+            <w:r>
+              <w:rPr>
+                <w:rFonts w:ascii="Times New Roman" w:eastAsia="Gill Sans MT" w:hAnsi="Times New Roman" w:cs="Times New Roman"/>
                 <w:color w:val="000000"/>
                 <w:kern w:val="0"/>
                 <w:sz w:val="22"/>
                 <w:szCs w:val="22"/>
                 <w14:ligatures w14:val="none"/>
               </w:rPr>
-              <w:t>novel ML frameworks</w:t>
-            </w:r>
+              <w:t>Built attention-based U-Net architectures for precipitation forecasting under spatiotemporal shifts (</w:t>
+            </w:r>
+            <w:proofErr w:type="spellStart"/>
             <w:r>
               <w:rPr>
                 <w:rFonts w:ascii="Times New Roman" w:eastAsia="Gill Sans MT" w:hAnsi="Times New Roman" w:cs="Times New Roman"/>
@@ -586,22 +711,30 @@
                 <w:szCs w:val="22"/>
                 <w14:ligatures w14:val="none"/>
               </w:rPr>
-              <w:t xml:space="preserve"> for wind gust nowcasting</w:t>
-            </w:r>
-            <w:r>
-              <w:rPr>
-                <w:rFonts w:ascii="Times New Roman" w:eastAsia="Gill Sans MT" w:hAnsi="Times New Roman" w:cs="Times New Roman"/>
-                <w:b/>
-                <w:bCs/>
+              <w:t>NeurIPS</w:t>
+            </w:r>
+            <w:proofErr w:type="spellEnd"/>
+            <w:r>
+              <w:rPr>
+                <w:rFonts w:ascii="Times New Roman" w:eastAsia="Gill Sans MT" w:hAnsi="Times New Roman" w:cs="Times New Roman"/>
                 <w:color w:val="000000"/>
                 <w:kern w:val="0"/>
                 <w:sz w:val="22"/>
                 <w:szCs w:val="22"/>
                 <w14:ligatures w14:val="none"/>
               </w:rPr>
-              <w:t>, precipitation forecasting, and vertical wind profile estimation</w:t>
-            </w:r>
-            <w:r>
+              <w:t xml:space="preserve"> Weather4Cast, 4th place).</w:t>
+            </w:r>
+          </w:p>
+          <w:p>
+            <w:pPr>
+              <w:pStyle w:val="ListParagraph"/>
+              <w:numPr>
+                <w:ilvl w:val="0"/>
+                <w:numId w:val="9"/>
+              </w:numPr>
+              <w:spacing w:after="0" w:line="240" w:lineRule="auto"/>
+              <w:jc w:val="both"/>
               <w:rPr>
                 <w:rFonts w:ascii="Times New Roman" w:eastAsia="Gill Sans MT" w:hAnsi="Times New Roman" w:cs="Times New Roman"/>
                 <w:color w:val="000000"/>
@@ -610,22 +743,28 @@
                 <w:szCs w:val="22"/>
                 <w14:ligatures w14:val="none"/>
               </w:rPr>
-              <w:t xml:space="preserve"> using datasets such as </w:t>
-            </w:r>
-            <w:r>
-              <w:rPr>
-                <w:rFonts w:ascii="Times New Roman" w:eastAsia="Gill Sans MT" w:hAnsi="Times New Roman" w:cs="Times New Roman"/>
-                <w:b/>
-                <w:bCs/>
+            </w:pPr>
+            <w:r>
+              <w:rPr>
+                <w:rFonts w:ascii="Times New Roman" w:eastAsia="Gill Sans MT" w:hAnsi="Times New Roman" w:cs="Times New Roman"/>
                 <w:color w:val="000000"/>
                 <w:kern w:val="0"/>
                 <w:sz w:val="22"/>
                 <w:szCs w:val="22"/>
                 <w14:ligatures w14:val="none"/>
               </w:rPr>
-              <w:t>ERA5, CERRA, NOW23, and lidar profiler observations</w:t>
-            </w:r>
-            <w:r>
+              <w:t>Lead development of a multi-model deep learning ensemble for downscaling global and regional climate products to 2.5 km resolution using U-Net variants, attention-based transformers, and GANs, integrating ERA5, CONUS404, EDDEv2, URMA, and ICON datasets.</w:t>
+            </w:r>
+          </w:p>
+          <w:p>
+            <w:pPr>
+              <w:pStyle w:val="ListParagraph"/>
+              <w:numPr>
+                <w:ilvl w:val="0"/>
+                <w:numId w:val="9"/>
+              </w:numPr>
+              <w:spacing w:after="0" w:line="240" w:lineRule="auto"/>
+              <w:jc w:val="both"/>
               <w:rPr>
                 <w:rFonts w:ascii="Times New Roman" w:eastAsia="Gill Sans MT" w:hAnsi="Times New Roman" w:cs="Times New Roman"/>
                 <w:color w:val="000000"/>
@@ -634,107 +773,47 @@
                 <w:szCs w:val="22"/>
                 <w14:ligatures w14:val="none"/>
               </w:rPr>
-              <w:t xml:space="preserve">. Proficient in </w:t>
-            </w:r>
-            <w:r>
-              <w:rPr>
-                <w:rFonts w:ascii="Times New Roman" w:eastAsia="Gill Sans MT" w:hAnsi="Times New Roman" w:cs="Times New Roman"/>
-                <w:b/>
-                <w:bCs/>
+            </w:pPr>
+            <w:r>
+              <w:rPr>
+                <w:rFonts w:ascii="Times New Roman" w:eastAsia="Gill Sans MT" w:hAnsi="Times New Roman" w:cs="Times New Roman"/>
                 <w:color w:val="000000"/>
                 <w:kern w:val="0"/>
                 <w:sz w:val="22"/>
                 <w:szCs w:val="22"/>
                 <w14:ligatures w14:val="none"/>
               </w:rPr>
-              <w:t xml:space="preserve">TensorFlow, </w:t>
-            </w:r>
-            <w:proofErr w:type="spellStart"/>
-            <w:r>
-              <w:rPr>
-                <w:rFonts w:ascii="Times New Roman" w:eastAsia="Gill Sans MT" w:hAnsi="Times New Roman" w:cs="Times New Roman"/>
-                <w:b/>
-                <w:bCs/>
+              <w:t>Designed ensemble-based evaluation strategies to assess calibration, spatial coherence, extreme event representation, and ramp behavior.</w:t>
+            </w:r>
+          </w:p>
+          <w:p>
+            <w:pPr>
+              <w:pStyle w:val="ListParagraph"/>
+              <w:numPr>
+                <w:ilvl w:val="0"/>
+                <w:numId w:val="9"/>
+              </w:numPr>
+              <w:spacing w:after="0" w:line="240" w:lineRule="auto"/>
+              <w:jc w:val="both"/>
+              <w:rPr>
+                <w:rFonts w:ascii="Times New Roman" w:eastAsia="Gill Sans MT" w:hAnsi="Times New Roman" w:cs="Times New Roman"/>
                 <w:color w:val="000000"/>
                 <w:kern w:val="0"/>
                 <w:sz w:val="22"/>
                 <w:szCs w:val="22"/>
                 <w14:ligatures w14:val="none"/>
               </w:rPr>
-              <w:t>PyTorch</w:t>
-            </w:r>
-            <w:proofErr w:type="spellEnd"/>
-            <w:r>
-              <w:rPr>
-                <w:rFonts w:ascii="Times New Roman" w:eastAsia="Gill Sans MT" w:hAnsi="Times New Roman" w:cs="Times New Roman"/>
-                <w:b/>
-                <w:bCs/>
+            </w:pPr>
+            <w:r>
+              <w:rPr>
+                <w:rFonts w:ascii="Times New Roman" w:eastAsia="Gill Sans MT" w:hAnsi="Times New Roman" w:cs="Times New Roman"/>
                 <w:color w:val="000000"/>
                 <w:kern w:val="0"/>
                 <w:sz w:val="22"/>
                 <w:szCs w:val="22"/>
                 <w14:ligatures w14:val="none"/>
               </w:rPr>
-              <w:t>, Scikit-Learn</w:t>
-            </w:r>
-            <w:r>
-              <w:rPr>
-                <w:rFonts w:ascii="Times New Roman" w:eastAsia="Gill Sans MT" w:hAnsi="Times New Roman" w:cs="Times New Roman"/>
-                <w:color w:val="000000"/>
-                <w:kern w:val="0"/>
-                <w:sz w:val="22"/>
-                <w:szCs w:val="22"/>
-                <w14:ligatures w14:val="none"/>
-              </w:rPr>
-              <w:t xml:space="preserve">, and advanced </w:t>
-            </w:r>
-            <w:r>
-              <w:rPr>
-                <w:rFonts w:ascii="Times New Roman" w:eastAsia="Gill Sans MT" w:hAnsi="Times New Roman" w:cs="Times New Roman"/>
-                <w:b/>
-                <w:bCs/>
-                <w:color w:val="000000"/>
-                <w:kern w:val="0"/>
-                <w:sz w:val="22"/>
-                <w:szCs w:val="22"/>
-                <w14:ligatures w14:val="none"/>
-              </w:rPr>
-              <w:t>HPC workflows</w:t>
-            </w:r>
-            <w:r>
-              <w:rPr>
-                <w:rFonts w:ascii="Times New Roman" w:eastAsia="Gill Sans MT" w:hAnsi="Times New Roman" w:cs="Times New Roman"/>
-                <w:color w:val="000000"/>
-                <w:kern w:val="0"/>
-                <w:sz w:val="22"/>
-                <w:szCs w:val="22"/>
-                <w14:ligatures w14:val="none"/>
-              </w:rPr>
-              <w:t xml:space="preserve">, with transferable skills for cloud environments. Strong record of </w:t>
-            </w:r>
-            <w:r>
-              <w:rPr>
-                <w:rFonts w:ascii="Times New Roman" w:eastAsia="Gill Sans MT" w:hAnsi="Times New Roman" w:cs="Times New Roman"/>
-                <w:b/>
-                <w:bCs/>
-                <w:color w:val="000000"/>
-                <w:kern w:val="0"/>
-                <w:sz w:val="22"/>
-                <w:szCs w:val="22"/>
-                <w14:ligatures w14:val="none"/>
-              </w:rPr>
-              <w:t>peer-reviewed publications, international conference presentations, and collaborative projects</w:t>
-            </w:r>
-            <w:r>
-              <w:rPr>
-                <w:rFonts w:ascii="Times New Roman" w:eastAsia="Gill Sans MT" w:hAnsi="Times New Roman" w:cs="Times New Roman"/>
-                <w:color w:val="000000"/>
-                <w:kern w:val="0"/>
-                <w:sz w:val="22"/>
-                <w:szCs w:val="22"/>
-                <w14:ligatures w14:val="none"/>
-              </w:rPr>
-              <w:t>, demonstrating ability to work independently while contributing to large-scale research efforts.</w:t>
+              <w:t>Applied Gaussian Process Regression and Bayesian optimization for uncertainty quantification and model calibration.</w:t>
             </w:r>
           </w:p>
         </w:tc>
@@ -781,6 +860,7 @@
                 <w:showingPlcHdr/>
                 <w15:appearance w15:val="hidden"/>
               </w:sdtPr>
+              <w:sdtEndPr/>
               <w:sdtContent>
                 <w:r>
                   <w:rPr>
@@ -1232,6 +1312,7 @@
                 <w:showingPlcHdr/>
                 <w15:appearance w15:val="hidden"/>
               </w:sdtPr>
+              <w:sdtEndPr/>
               <w:sdtContent>
                 <w:r>
                   <w:rPr>
@@ -1437,43 +1518,55 @@
       <w:tr>
         <w:tc>
           <w:tcPr>
-            <w:tcW w:w="6389" w:type="dxa"/>
-            <w:gridSpan w:val="3"/>
+            <w:tcW w:w="9350" w:type="dxa"/>
+            <w:gridSpan w:val="5"/>
           </w:tcPr>
           <w:p>
             <w:pPr>
+              <w:pStyle w:val="ListParagraph"/>
               <w:keepNext/>
               <w:keepLines/>
+              <w:numPr>
+                <w:ilvl w:val="0"/>
+                <w:numId w:val="10"/>
+              </w:numPr>
               <w:spacing w:after="120" w:line="240" w:lineRule="auto"/>
+              <w:jc w:val="both"/>
               <w:outlineLvl w:val="1"/>
               <w:rPr>
                 <w:rFonts w:ascii="Times New Roman" w:eastAsia="Times New Roman" w:hAnsi="Times New Roman" w:cs="Times New Roman"/>
-                <w:b/>
-                <w:color w:val="404040"/>
-                <w:kern w:val="0"/>
-                <w:sz w:val="22"/>
-                <w:szCs w:val="22"/>
-                <w14:ligatures w14:val="none"/>
-              </w:rPr>
-            </w:pPr>
-            <w:r>
-              <w:rPr>
-                <w:rFonts w:ascii="Times New Roman" w:eastAsia="Times New Roman" w:hAnsi="Times New Roman" w:cs="Times New Roman"/>
-                <w:b/>
-                <w:color w:val="404040"/>
-                <w:kern w:val="0"/>
-                <w:sz w:val="22"/>
-                <w:szCs w:val="22"/>
-                <w14:ligatures w14:val="none"/>
-              </w:rPr>
-              <w:t>Technical University of Delft</w:t>
-            </w:r>
-          </w:p>
-          <w:p>
-            <w:pPr>
+                <w:bCs/>
+                <w:color w:val="404040"/>
+                <w:kern w:val="0"/>
+                <w:sz w:val="22"/>
+                <w:szCs w:val="22"/>
+                <w14:ligatures w14:val="none"/>
+              </w:rPr>
+            </w:pPr>
+            <w:r>
+              <w:rPr>
+                <w:rFonts w:ascii="Times New Roman" w:eastAsia="Times New Roman" w:hAnsi="Times New Roman" w:cs="Times New Roman"/>
+                <w:bCs/>
+                <w:color w:val="404040"/>
+                <w:kern w:val="0"/>
+                <w:sz w:val="22"/>
+                <w:szCs w:val="22"/>
+                <w14:ligatures w14:val="none"/>
+              </w:rPr>
+              <w:t>Lead development of deep learning ensemble for 2.5 km downscaling of future climate and reanalysis products.</w:t>
+            </w:r>
+          </w:p>
+          <w:p>
+            <w:pPr>
+              <w:pStyle w:val="ListParagraph"/>
               <w:keepNext/>
               <w:keepLines/>
+              <w:numPr>
+                <w:ilvl w:val="0"/>
+                <w:numId w:val="10"/>
+              </w:numPr>
               <w:spacing w:after="120" w:line="240" w:lineRule="auto"/>
+              <w:jc w:val="both"/>
               <w:outlineLvl w:val="1"/>
               <w:rPr>
                 <w:rFonts w:ascii="Times New Roman" w:eastAsia="Times New Roman" w:hAnsi="Times New Roman" w:cs="Times New Roman"/>
@@ -1495,14 +1588,73 @@
                 <w:szCs w:val="22"/>
                 <w14:ligatures w14:val="none"/>
               </w:rPr>
-              <w:t>Postdoctoral Researcher</w:t>
-            </w:r>
-          </w:p>
-          <w:p>
-            <w:pPr>
+              <w:lastRenderedPageBreak/>
+              <w:t xml:space="preserve">Built gust nowcasting system from sparse </w:t>
+            </w:r>
+            <w:proofErr w:type="spellStart"/>
+            <w:r>
+              <w:rPr>
+                <w:rFonts w:ascii="Times New Roman" w:eastAsia="Times New Roman" w:hAnsi="Times New Roman" w:cs="Times New Roman"/>
+                <w:bCs/>
+                <w:color w:val="404040"/>
+                <w:kern w:val="0"/>
+                <w:sz w:val="22"/>
+                <w:szCs w:val="22"/>
+                <w14:ligatures w14:val="none"/>
+              </w:rPr>
+              <w:t>Mesonet</w:t>
+            </w:r>
+            <w:proofErr w:type="spellEnd"/>
+            <w:r>
+              <w:rPr>
+                <w:rFonts w:ascii="Times New Roman" w:eastAsia="Times New Roman" w:hAnsi="Times New Roman" w:cs="Times New Roman"/>
+                <w:bCs/>
+                <w:color w:val="404040"/>
+                <w:kern w:val="0"/>
+                <w:sz w:val="22"/>
+                <w:szCs w:val="22"/>
+                <w14:ligatures w14:val="none"/>
+              </w:rPr>
+              <w:t xml:space="preserve"> observations using </w:t>
+            </w:r>
+            <w:proofErr w:type="spellStart"/>
+            <w:r>
+              <w:rPr>
+                <w:rFonts w:ascii="Times New Roman" w:eastAsia="Times New Roman" w:hAnsi="Times New Roman" w:cs="Times New Roman"/>
+                <w:bCs/>
+                <w:color w:val="404040"/>
+                <w:kern w:val="0"/>
+                <w:sz w:val="22"/>
+                <w:szCs w:val="22"/>
+                <w14:ligatures w14:val="none"/>
+              </w:rPr>
+              <w:t>PyTorch</w:t>
+            </w:r>
+            <w:proofErr w:type="spellEnd"/>
+            <w:r>
+              <w:rPr>
+                <w:rFonts w:ascii="Times New Roman" w:eastAsia="Times New Roman" w:hAnsi="Times New Roman" w:cs="Times New Roman"/>
+                <w:bCs/>
+                <w:color w:val="404040"/>
+                <w:kern w:val="0"/>
+                <w:sz w:val="22"/>
+                <w:szCs w:val="22"/>
+                <w14:ligatures w14:val="none"/>
+              </w:rPr>
+              <w:t>-based architectures.</w:t>
+            </w:r>
+          </w:p>
+          <w:p>
+            <w:pPr>
+              <w:pStyle w:val="ListParagraph"/>
               <w:keepNext/>
               <w:keepLines/>
+              <w:numPr>
+                <w:ilvl w:val="0"/>
+                <w:numId w:val="10"/>
+              </w:numPr>
               <w:spacing w:after="120" w:line="240" w:lineRule="auto"/>
+              <w:jc w:val="both"/>
               <w:outlineLvl w:val="1"/>
               <w:rPr>
                 <w:rFonts w:ascii="Times New Roman" w:eastAsia="Times New Roman" w:hAnsi="Times New Roman" w:cs="Times New Roman"/>
@@ -1524,126 +1676,7 @@
                 <w:szCs w:val="22"/>
                 <w14:ligatures w14:val="none"/>
               </w:rPr>
-              <w:t>Department of Geosciences and Remote Sensing</w:t>
-            </w:r>
-          </w:p>
-          <w:p>
-            <w:pPr>
-              <w:keepNext/>
-              <w:keepLines/>
-              <w:spacing w:after="120" w:line="240" w:lineRule="auto"/>
-              <w:outlineLvl w:val="1"/>
-              <w:rPr>
-                <w:rFonts w:ascii="Times New Roman" w:eastAsia="Times New Roman" w:hAnsi="Times New Roman" w:cs="Times New Roman"/>
-                <w:bCs/>
-                <w:color w:val="404040"/>
-                <w:kern w:val="0"/>
-                <w:sz w:val="22"/>
-                <w:szCs w:val="22"/>
-                <w14:ligatures w14:val="none"/>
-              </w:rPr>
-            </w:pPr>
-            <w:r>
-              <w:rPr>
-                <w:rFonts w:ascii="Times New Roman" w:eastAsia="Times New Roman" w:hAnsi="Times New Roman" w:cs="Times New Roman"/>
-                <w:bCs/>
-                <w:color w:val="404040"/>
-                <w:kern w:val="0"/>
-                <w:sz w:val="22"/>
-                <w:szCs w:val="22"/>
-                <w14:ligatures w14:val="none"/>
-              </w:rPr>
-              <w:t>Faculty of Civil Engineering and Geosciences</w:t>
-            </w:r>
-          </w:p>
-        </w:tc>
-        <w:tc>
-          <w:tcPr>
-            <w:tcW w:w="2961" w:type="dxa"/>
-            <w:gridSpan w:val="2"/>
-          </w:tcPr>
-          <w:p>
-            <w:pPr>
-              <w:keepNext/>
-              <w:keepLines/>
-              <w:spacing w:after="120" w:line="240" w:lineRule="auto"/>
-              <w:jc w:val="right"/>
-              <w:outlineLvl w:val="1"/>
-              <w:rPr>
-                <w:rFonts w:ascii="Times New Roman" w:eastAsia="Times New Roman" w:hAnsi="Times New Roman" w:cs="Times New Roman"/>
-                <w:bCs/>
-                <w:color w:val="404040"/>
-                <w:kern w:val="0"/>
-                <w:sz w:val="22"/>
-                <w:szCs w:val="22"/>
-                <w14:ligatures w14:val="none"/>
-              </w:rPr>
-            </w:pPr>
-            <w:r>
-              <w:rPr>
-                <w:rFonts w:ascii="Times New Roman" w:eastAsia="Times New Roman" w:hAnsi="Times New Roman" w:cs="Times New Roman"/>
-                <w:bCs/>
-                <w:color w:val="404040"/>
-                <w:kern w:val="0"/>
-                <w:sz w:val="22"/>
-                <w:szCs w:val="22"/>
-                <w14:ligatures w14:val="none"/>
-              </w:rPr>
-              <w:t>Delft, The Netherlands</w:t>
-            </w:r>
-          </w:p>
-          <w:p>
-            <w:pPr>
-              <w:keepNext/>
-              <w:keepLines/>
-              <w:spacing w:after="120" w:line="240" w:lineRule="auto"/>
-              <w:jc w:val="right"/>
-              <w:outlineLvl w:val="1"/>
-              <w:rPr>
-                <w:rFonts w:ascii="Times New Roman" w:eastAsia="Times New Roman" w:hAnsi="Times New Roman" w:cs="Times New Roman"/>
-                <w:bCs/>
-                <w:color w:val="404040"/>
-                <w:kern w:val="0"/>
-                <w:sz w:val="22"/>
-                <w:szCs w:val="22"/>
-                <w14:ligatures w14:val="none"/>
-              </w:rPr>
-            </w:pPr>
-            <w:r>
-              <w:rPr>
-                <w:rFonts w:ascii="Times New Roman" w:eastAsia="Times New Roman" w:hAnsi="Times New Roman" w:cs="Times New Roman"/>
-                <w:bCs/>
-                <w:color w:val="404040"/>
-                <w:kern w:val="0"/>
-                <w:sz w:val="22"/>
-                <w:szCs w:val="22"/>
-                <w14:ligatures w14:val="none"/>
-              </w:rPr>
-              <w:t>September 2022 -</w:t>
-            </w:r>
-            <w:r>
-              <w:rPr>
-                <w:rFonts w:ascii="Times New Roman" w:eastAsia="Times New Roman" w:hAnsi="Times New Roman" w:cs="Times New Roman"/>
-                <w:bCs/>
-                <w:color w:val="404040"/>
-                <w:kern w:val="0"/>
-                <w:sz w:val="22"/>
-                <w:szCs w:val="22"/>
-                <w14:ligatures w14:val="none"/>
-              </w:rPr>
-              <w:t>August 2024</w:t>
-            </w:r>
-            <w:r>
-              <w:rPr>
-                <w:rFonts w:ascii="Times New Roman" w:eastAsia="Times New Roman" w:hAnsi="Times New Roman" w:cs="Times New Roman"/>
-                <w:bCs/>
-                <w:color w:val="404040"/>
-                <w:kern w:val="0"/>
-                <w:sz w:val="22"/>
-                <w:szCs w:val="22"/>
-                <w14:ligatures w14:val="none"/>
-              </w:rPr>
-              <w:t xml:space="preserve"> </w:t>
+              <w:t>Designed benchmarking pipelines to evaluate extreme wind and ramp prediction performance.</w:t>
             </w:r>
           </w:p>
         </w:tc>
@@ -1680,7 +1713,8 @@
                 <w:szCs w:val="22"/>
                 <w14:ligatures w14:val="none"/>
               </w:rPr>
-              <w:t>Indian Institute of Technology Madras</w:t>
+              <w:lastRenderedPageBreak/>
+              <w:t>Technical University of Delft</w:t>
             </w:r>
           </w:p>
           <w:p>
@@ -1688,6 +1722,7 @@
               <w:keepNext/>
               <w:keepLines/>
               <w:spacing w:after="120" w:line="240" w:lineRule="auto"/>
+              <w:jc w:val="both"/>
               <w:outlineLvl w:val="1"/>
               <w:rPr>
                 <w:rFonts w:ascii="Times New Roman" w:eastAsia="Times New Roman" w:hAnsi="Times New Roman" w:cs="Times New Roman"/>
@@ -1709,7 +1744,67 @@
                 <w:szCs w:val="22"/>
                 <w14:ligatures w14:val="none"/>
               </w:rPr>
-              <w:t>Institute Postdoctoral Equivalent Fellowship</w:t>
+              <w:t>Postdoctoral Researcher</w:t>
+            </w:r>
+          </w:p>
+          <w:p>
+            <w:pPr>
+              <w:keepNext/>
+              <w:keepLines/>
+              <w:spacing w:after="120" w:line="240" w:lineRule="auto"/>
+              <w:jc w:val="both"/>
+              <w:outlineLvl w:val="1"/>
+              <w:rPr>
+                <w:rFonts w:ascii="Times New Roman" w:eastAsia="Times New Roman" w:hAnsi="Times New Roman" w:cs="Times New Roman"/>
+                <w:bCs/>
+                <w:color w:val="404040"/>
+                <w:kern w:val="0"/>
+                <w:sz w:val="22"/>
+                <w:szCs w:val="22"/>
+                <w14:ligatures w14:val="none"/>
+              </w:rPr>
+            </w:pPr>
+            <w:r>
+              <w:rPr>
+                <w:rFonts w:ascii="Times New Roman" w:eastAsia="Times New Roman" w:hAnsi="Times New Roman" w:cs="Times New Roman"/>
+                <w:bCs/>
+                <w:color w:val="404040"/>
+                <w:kern w:val="0"/>
+                <w:sz w:val="22"/>
+                <w:szCs w:val="22"/>
+                <w14:ligatures w14:val="none"/>
+              </w:rPr>
+              <w:t>Department of Geosciences and Remote Sensing</w:t>
+            </w:r>
+          </w:p>
+          <w:p>
+            <w:pPr>
+              <w:keepNext/>
+              <w:keepLines/>
+              <w:spacing w:after="120" w:line="240" w:lineRule="auto"/>
+              <w:jc w:val="both"/>
+              <w:outlineLvl w:val="1"/>
+              <w:rPr>
+                <w:rFonts w:ascii="Times New Roman" w:eastAsia="Times New Roman" w:hAnsi="Times New Roman" w:cs="Times New Roman"/>
+                <w:bCs/>
+                <w:color w:val="404040"/>
+                <w:kern w:val="0"/>
+                <w:sz w:val="22"/>
+                <w:szCs w:val="22"/>
+                <w14:ligatures w14:val="none"/>
+              </w:rPr>
+            </w:pPr>
+            <w:r>
+              <w:rPr>
+                <w:rFonts w:ascii="Times New Roman" w:eastAsia="Times New Roman" w:hAnsi="Times New Roman" w:cs="Times New Roman"/>
+                <w:bCs/>
+                <w:color w:val="404040"/>
+                <w:kern w:val="0"/>
+                <w:sz w:val="22"/>
+                <w:szCs w:val="22"/>
+                <w14:ligatures w14:val="none"/>
+              </w:rPr>
+              <w:t>Faculty of Civil Engineering and Geosciences</w:t>
             </w:r>
           </w:p>
         </w:tc>
@@ -1745,7 +1840,7 @@
                 <w:szCs w:val="22"/>
                 <w14:ligatures w14:val="none"/>
               </w:rPr>
-              <w:t>Chennai, Tamil Nadu, India</w:t>
+              <w:t>Delft, The Netherlands</w:t>
             </w:r>
           </w:p>
           <w:p>
@@ -1775,6 +1870,336 @@
                 <w:szCs w:val="22"/>
                 <w14:ligatures w14:val="none"/>
               </w:rPr>
+              <w:t>September 2022 -</w:t>
+            </w:r>
+            <w:r>
+              <w:rPr>
+                <w:rFonts w:ascii="Times New Roman" w:eastAsia="Times New Roman" w:hAnsi="Times New Roman" w:cs="Times New Roman"/>
+                <w:bCs/>
+                <w:color w:val="404040"/>
+                <w:kern w:val="0"/>
+                <w:sz w:val="22"/>
+                <w:szCs w:val="22"/>
+                <w14:ligatures w14:val="none"/>
+              </w:rPr>
+              <w:t>August 2024</w:t>
+            </w:r>
+            <w:r>
+              <w:rPr>
+                <w:rFonts w:ascii="Times New Roman" w:eastAsia="Times New Roman" w:hAnsi="Times New Roman" w:cs="Times New Roman"/>
+                <w:bCs/>
+                <w:color w:val="404040"/>
+                <w:kern w:val="0"/>
+                <w:sz w:val="22"/>
+                <w:szCs w:val="22"/>
+                <w14:ligatures w14:val="none"/>
+              </w:rPr>
+              <w:t xml:space="preserve"> </w:t>
+            </w:r>
+          </w:p>
+        </w:tc>
+      </w:tr>
+      <w:tr>
+        <w:tc>
+          <w:tcPr>
+            <w:tcW w:w="9350" w:type="dxa"/>
+            <w:gridSpan w:val="5"/>
+          </w:tcPr>
+          <w:p>
+            <w:pPr>
+              <w:pStyle w:val="ListParagraph"/>
+              <w:keepNext/>
+              <w:keepLines/>
+              <w:numPr>
+                <w:ilvl w:val="0"/>
+                <w:numId w:val="10"/>
+              </w:numPr>
+              <w:spacing w:after="120" w:line="240" w:lineRule="auto"/>
+              <w:jc w:val="both"/>
+              <w:outlineLvl w:val="1"/>
+              <w:rPr>
+                <w:rFonts w:ascii="Times New Roman" w:eastAsia="Times New Roman" w:hAnsi="Times New Roman" w:cs="Times New Roman"/>
+                <w:bCs/>
+                <w:color w:val="404040"/>
+                <w:kern w:val="0"/>
+                <w:sz w:val="22"/>
+                <w:szCs w:val="22"/>
+                <w14:ligatures w14:val="none"/>
+              </w:rPr>
+            </w:pPr>
+            <w:r>
+              <w:rPr>
+                <w:rFonts w:ascii="Times New Roman" w:eastAsia="Times New Roman" w:hAnsi="Times New Roman" w:cs="Times New Roman"/>
+                <w:bCs/>
+                <w:color w:val="404040"/>
+                <w:kern w:val="0"/>
+                <w:sz w:val="22"/>
+                <w:szCs w:val="22"/>
+                <w14:ligatures w14:val="none"/>
+              </w:rPr>
+              <w:t>Led development of high-resolution (500 m) offshore wind and solar resource assessments using the Weather Research and Forecasting (WRF) model to generate grid-relevant wind fields for renewable energy planning.</w:t>
+            </w:r>
+          </w:p>
+          <w:p>
+            <w:pPr>
+              <w:pStyle w:val="ListParagraph"/>
+              <w:keepNext/>
+              <w:keepLines/>
+              <w:numPr>
+                <w:ilvl w:val="0"/>
+                <w:numId w:val="10"/>
+              </w:numPr>
+              <w:spacing w:after="120" w:line="240" w:lineRule="auto"/>
+              <w:jc w:val="both"/>
+              <w:outlineLvl w:val="1"/>
+              <w:rPr>
+                <w:rFonts w:ascii="Times New Roman" w:eastAsia="Times New Roman" w:hAnsi="Times New Roman" w:cs="Times New Roman"/>
+                <w:bCs/>
+                <w:color w:val="404040"/>
+                <w:kern w:val="0"/>
+                <w:sz w:val="22"/>
+                <w:szCs w:val="22"/>
+                <w14:ligatures w14:val="none"/>
+              </w:rPr>
+            </w:pPr>
+            <w:r>
+              <w:rPr>
+                <w:rFonts w:ascii="Times New Roman" w:eastAsia="Times New Roman" w:hAnsi="Times New Roman" w:cs="Times New Roman"/>
+                <w:bCs/>
+                <w:color w:val="404040"/>
+                <w:kern w:val="0"/>
+                <w:sz w:val="22"/>
+                <w:szCs w:val="22"/>
+                <w14:ligatures w14:val="none"/>
+              </w:rPr>
+              <w:t xml:space="preserve">Designed and implemented a machine learning-based wind profile reconstruction framework from global reanalysis datasets using </w:t>
+            </w:r>
+            <w:proofErr w:type="spellStart"/>
+            <w:r>
+              <w:rPr>
+                <w:rFonts w:ascii="Times New Roman" w:eastAsia="Times New Roman" w:hAnsi="Times New Roman" w:cs="Times New Roman"/>
+                <w:bCs/>
+                <w:color w:val="404040"/>
+                <w:kern w:val="0"/>
+                <w:sz w:val="22"/>
+                <w:szCs w:val="22"/>
+                <w14:ligatures w14:val="none"/>
+              </w:rPr>
+              <w:t>TabNet</w:t>
+            </w:r>
+            <w:proofErr w:type="spellEnd"/>
+            <w:r>
+              <w:rPr>
+                <w:rFonts w:ascii="Times New Roman" w:eastAsia="Times New Roman" w:hAnsi="Times New Roman" w:cs="Times New Roman"/>
+                <w:bCs/>
+                <w:color w:val="404040"/>
+                <w:kern w:val="0"/>
+                <w:sz w:val="22"/>
+                <w:szCs w:val="22"/>
+                <w14:ligatures w14:val="none"/>
+              </w:rPr>
+              <w:t>, improving vertical wind characterization for turbine-relevant heights.</w:t>
+            </w:r>
+          </w:p>
+          <w:p>
+            <w:pPr>
+              <w:pStyle w:val="ListParagraph"/>
+              <w:keepNext/>
+              <w:keepLines/>
+              <w:numPr>
+                <w:ilvl w:val="0"/>
+                <w:numId w:val="10"/>
+              </w:numPr>
+              <w:spacing w:after="120" w:line="240" w:lineRule="auto"/>
+              <w:jc w:val="both"/>
+              <w:outlineLvl w:val="1"/>
+              <w:rPr>
+                <w:rFonts w:ascii="Times New Roman" w:eastAsia="Times New Roman" w:hAnsi="Times New Roman" w:cs="Times New Roman"/>
+                <w:bCs/>
+                <w:color w:val="404040"/>
+                <w:kern w:val="0"/>
+                <w:sz w:val="22"/>
+                <w:szCs w:val="22"/>
+                <w14:ligatures w14:val="none"/>
+              </w:rPr>
+            </w:pPr>
+            <w:r>
+              <w:rPr>
+                <w:rFonts w:ascii="Times New Roman" w:eastAsia="Times New Roman" w:hAnsi="Times New Roman" w:cs="Times New Roman"/>
+                <w:bCs/>
+                <w:color w:val="404040"/>
+                <w:kern w:val="0"/>
+                <w:sz w:val="22"/>
+                <w:szCs w:val="22"/>
+                <w14:ligatures w14:val="none"/>
+              </w:rPr>
+              <w:t>Analyzed frontal low-level jets and extreme wind ramp events, quantifying their impact on wind power variability and operational ramp risk.</w:t>
+            </w:r>
+          </w:p>
+          <w:p>
+            <w:pPr>
+              <w:pStyle w:val="ListParagraph"/>
+              <w:keepNext/>
+              <w:keepLines/>
+              <w:numPr>
+                <w:ilvl w:val="0"/>
+                <w:numId w:val="10"/>
+              </w:numPr>
+              <w:spacing w:after="120" w:line="240" w:lineRule="auto"/>
+              <w:jc w:val="both"/>
+              <w:outlineLvl w:val="1"/>
+              <w:rPr>
+                <w:rFonts w:ascii="Times New Roman" w:eastAsia="Times New Roman" w:hAnsi="Times New Roman" w:cs="Times New Roman"/>
+                <w:bCs/>
+                <w:color w:val="404040"/>
+                <w:kern w:val="0"/>
+                <w:sz w:val="22"/>
+                <w:szCs w:val="22"/>
+                <w14:ligatures w14:val="none"/>
+              </w:rPr>
+            </w:pPr>
+            <w:r>
+              <w:rPr>
+                <w:rFonts w:ascii="Times New Roman" w:eastAsia="Times New Roman" w:hAnsi="Times New Roman" w:cs="Times New Roman"/>
+                <w:bCs/>
+                <w:color w:val="404040"/>
+                <w:kern w:val="0"/>
+                <w:sz w:val="22"/>
+                <w:szCs w:val="22"/>
+                <w14:ligatures w14:val="none"/>
+              </w:rPr>
+              <w:t>Conducted validation and benchmarking of model outputs against reanalysis and observational datasets to assess forecast reliability and extreme-event representation.</w:t>
+            </w:r>
+          </w:p>
+        </w:tc>
+      </w:tr>
+      <w:tr>
+        <w:tc>
+          <w:tcPr>
+            <w:tcW w:w="6389" w:type="dxa"/>
+            <w:gridSpan w:val="3"/>
+          </w:tcPr>
+          <w:p>
+            <w:pPr>
+              <w:keepNext/>
+              <w:keepLines/>
+              <w:spacing w:after="120" w:line="240" w:lineRule="auto"/>
+              <w:outlineLvl w:val="1"/>
+              <w:rPr>
+                <w:rFonts w:ascii="Times New Roman" w:eastAsia="Times New Roman" w:hAnsi="Times New Roman" w:cs="Times New Roman"/>
+                <w:b/>
+                <w:color w:val="404040"/>
+                <w:kern w:val="0"/>
+                <w:sz w:val="22"/>
+                <w:szCs w:val="22"/>
+                <w14:ligatures w14:val="none"/>
+              </w:rPr>
+            </w:pPr>
+            <w:r>
+              <w:rPr>
+                <w:rFonts w:ascii="Times New Roman" w:eastAsia="Times New Roman" w:hAnsi="Times New Roman" w:cs="Times New Roman"/>
+                <w:b/>
+                <w:color w:val="404040"/>
+                <w:kern w:val="0"/>
+                <w:sz w:val="22"/>
+                <w:szCs w:val="22"/>
+                <w14:ligatures w14:val="none"/>
+              </w:rPr>
+              <w:t>Indian Institute of Technology Madras</w:t>
+            </w:r>
+          </w:p>
+          <w:p>
+            <w:pPr>
+              <w:keepNext/>
+              <w:keepLines/>
+              <w:spacing w:after="120" w:line="240" w:lineRule="auto"/>
+              <w:outlineLvl w:val="1"/>
+              <w:rPr>
+                <w:rFonts w:ascii="Times New Roman" w:eastAsia="Times New Roman" w:hAnsi="Times New Roman" w:cs="Times New Roman"/>
+                <w:bCs/>
+                <w:color w:val="404040"/>
+                <w:kern w:val="0"/>
+                <w:sz w:val="22"/>
+                <w:szCs w:val="22"/>
+                <w14:ligatures w14:val="none"/>
+              </w:rPr>
+            </w:pPr>
+            <w:r>
+              <w:rPr>
+                <w:rFonts w:ascii="Times New Roman" w:eastAsia="Times New Roman" w:hAnsi="Times New Roman" w:cs="Times New Roman"/>
+                <w:bCs/>
+                <w:color w:val="404040"/>
+                <w:kern w:val="0"/>
+                <w:sz w:val="22"/>
+                <w:szCs w:val="22"/>
+                <w14:ligatures w14:val="none"/>
+              </w:rPr>
+              <w:t>Institute Postdoctoral Equivalent Fellowship</w:t>
+            </w:r>
+          </w:p>
+        </w:tc>
+        <w:tc>
+          <w:tcPr>
+            <w:tcW w:w="2961" w:type="dxa"/>
+            <w:gridSpan w:val="2"/>
+          </w:tcPr>
+          <w:p>
+            <w:pPr>
+              <w:keepNext/>
+              <w:keepLines/>
+              <w:spacing w:after="120" w:line="240" w:lineRule="auto"/>
+              <w:jc w:val="right"/>
+              <w:outlineLvl w:val="1"/>
+              <w:rPr>
+                <w:rFonts w:ascii="Times New Roman" w:eastAsia="Times New Roman" w:hAnsi="Times New Roman" w:cs="Times New Roman"/>
+                <w:bCs/>
+                <w:color w:val="404040"/>
+                <w:kern w:val="0"/>
+                <w:sz w:val="22"/>
+                <w:szCs w:val="22"/>
+                <w14:ligatures w14:val="none"/>
+              </w:rPr>
+            </w:pPr>
+            <w:r>
+              <w:rPr>
+                <w:rFonts w:ascii="Times New Roman" w:eastAsia="Times New Roman" w:hAnsi="Times New Roman" w:cs="Times New Roman"/>
+                <w:bCs/>
+                <w:color w:val="404040"/>
+                <w:kern w:val="0"/>
+                <w:sz w:val="22"/>
+                <w:szCs w:val="22"/>
+                <w14:ligatures w14:val="none"/>
+              </w:rPr>
+              <w:t>Chennai, Tamil Nadu, India</w:t>
+            </w:r>
+          </w:p>
+          <w:p>
+            <w:pPr>
+              <w:keepNext/>
+              <w:keepLines/>
+              <w:spacing w:after="120" w:line="240" w:lineRule="auto"/>
+              <w:jc w:val="right"/>
+              <w:outlineLvl w:val="1"/>
+              <w:rPr>
+                <w:rFonts w:ascii="Times New Roman" w:eastAsia="Times New Roman" w:hAnsi="Times New Roman" w:cs="Times New Roman"/>
+                <w:bCs/>
+                <w:color w:val="404040"/>
+                <w:kern w:val="0"/>
+                <w:sz w:val="22"/>
+                <w:szCs w:val="22"/>
+                <w14:ligatures w14:val="none"/>
+              </w:rPr>
+            </w:pPr>
+            <w:r>
+              <w:rPr>
+                <w:rFonts w:ascii="Times New Roman" w:eastAsia="Times New Roman" w:hAnsi="Times New Roman" w:cs="Times New Roman"/>
+                <w:bCs/>
+                <w:color w:val="404040"/>
+                <w:kern w:val="0"/>
+                <w:sz w:val="22"/>
+                <w:szCs w:val="22"/>
+                <w14:ligatures w14:val="none"/>
+              </w:rPr>
               <w:t xml:space="preserve">January </w:t>
             </w:r>
             <w:r>
@@ -1812,6 +2237,68 @@
                 <w14:ligatures w14:val="none"/>
               </w:rPr>
               <w:t>2022</w:t>
+            </w:r>
+          </w:p>
+        </w:tc>
+      </w:tr>
+      <w:tr>
+        <w:tc>
+          <w:tcPr>
+            <w:tcW w:w="9350" w:type="dxa"/>
+            <w:gridSpan w:val="5"/>
+          </w:tcPr>
+          <w:p>
+            <w:pPr>
+              <w:pStyle w:val="ListParagraph"/>
+              <w:numPr>
+                <w:ilvl w:val="0"/>
+                <w:numId w:val="12"/>
+              </w:numPr>
+              <w:rPr>
+                <w:rFonts w:ascii="Times New Roman" w:hAnsi="Times New Roman" w:cs="Times New Roman"/>
+                <w:color w:val="0E0E0E"/>
+                <w:sz w:val="22"/>
+                <w:szCs w:val="22"/>
+              </w:rPr>
+            </w:pPr>
+            <w:r>
+              <w:rPr>
+                <w:rFonts w:ascii="Times New Roman" w:hAnsi="Times New Roman" w:cs="Times New Roman"/>
+                <w:color w:val="0E0E0E"/>
+                <w:sz w:val="22"/>
+                <w:szCs w:val="22"/>
+              </w:rPr>
+              <w:t xml:space="preserve">Co-led development and calibration of a coupled COAWST–WRF air–sea interaction forecasting system, delivered to the Indian Space Research </w:t>
+            </w:r>
+            <w:r>
+              <w:rPr>
+                <w:rFonts w:ascii="Times New Roman" w:hAnsi="Times New Roman" w:cs="Times New Roman"/>
+                <w:color w:val="0E0E0E"/>
+                <w:sz w:val="22"/>
+                <w:szCs w:val="22"/>
+              </w:rPr>
+              <w:t>Organization</w:t>
+            </w:r>
+            <w:r>
+              <w:rPr>
+                <w:rFonts w:ascii="Times New Roman" w:hAnsi="Times New Roman" w:cs="Times New Roman"/>
+                <w:color w:val="0E0E0E"/>
+                <w:sz w:val="22"/>
+                <w:szCs w:val="22"/>
+              </w:rPr>
+              <w:t xml:space="preserve"> (ISRO) for operational evaluation</w:t>
+            </w:r>
+            <w:r>
+              <w:rPr>
+                <w:rFonts w:ascii="Times New Roman" w:eastAsia="Times New Roman" w:hAnsi="Times New Roman" w:cs="Times New Roman"/>
+                <w:bCs/>
+                <w:color w:val="404040"/>
+                <w:kern w:val="0"/>
+                <w:sz w:val="22"/>
+                <w:szCs w:val="22"/>
+                <w14:ligatures w14:val="none"/>
+              </w:rPr>
+              <w:t xml:space="preserve">. </w:t>
             </w:r>
           </w:p>
         </w:tc>
@@ -1962,7 +2449,6 @@
                 <w:kern w:val="0"/>
                 <w14:ligatures w14:val="none"/>
               </w:rPr>
-              <w:lastRenderedPageBreak/>
               <w:t>selected accomplishments</w:t>
             </w:r>
           </w:p>
@@ -2052,17 +2538,6 @@
                 <w14:ligatures w14:val="none"/>
               </w:rPr>
               <w:t>https://weather4cast.net/neurips2023</w:t>
-            </w:r>
-            <w:r>
-              <w:rPr>
-                <w:rFonts w:ascii="Times New Roman" w:eastAsia="Gill Sans MT" w:hAnsi="Times New Roman" w:cs="Times New Roman"/>
-                <w:color w:val="000000"/>
-                <w:kern w:val="0"/>
-                <w:sz w:val="22"/>
-                <w:szCs w:val="22"/>
-                <w14:ligatures w14:val="none"/>
-              </w:rPr>
-              <w:t>/</w:t>
             </w:r>
           </w:p>
         </w:tc>
@@ -2580,6 +3055,7 @@
                 <w:szCs w:val="22"/>
                 <w14:ligatures w14:val="none"/>
               </w:rPr>
+              <w:lastRenderedPageBreak/>
               <w:t>Coursera: Introduction to Machine learning</w:t>
             </w:r>
           </w:p>
@@ -2687,7 +3163,7 @@
                 <w:szCs w:val="22"/>
                 <w14:ligatures w14:val="none"/>
               </w:rPr>
-              <w:t>Frameworks &amp; Libraries</w:t>
+              <w:t>Programming &amp; Data Engineering</w:t>
             </w:r>
           </w:p>
         </w:tc>
@@ -2729,8 +3205,22 @@
                 <w:szCs w:val="22"/>
                 <w14:ligatures w14:val="none"/>
               </w:rPr>
-              <w:t>TensorFlow</w:t>
-            </w:r>
+              <w:t xml:space="preserve">Python (NumPy, Pandas, SciPy), </w:t>
+            </w:r>
+            <w:proofErr w:type="spellStart"/>
+            <w:r>
+              <w:rPr>
+                <w:rFonts w:ascii="Times New Roman" w:eastAsia="Times New Roman" w:hAnsi="Times New Roman" w:cs="Times New Roman"/>
+                <w:bCs/>
+                <w:color w:val="404040"/>
+                <w:kern w:val="0"/>
+                <w:sz w:val="22"/>
+                <w:szCs w:val="22"/>
+                <w14:ligatures w14:val="none"/>
+              </w:rPr>
+              <w:t>Xarray</w:t>
+            </w:r>
+            <w:proofErr w:type="spellEnd"/>
             <w:r>
               <w:rPr>
                 <w:rFonts w:ascii="Times New Roman" w:eastAsia="Times New Roman" w:hAnsi="Times New Roman" w:cs="Times New Roman"/>
@@ -2754,7 +3244,7 @@
                 <w:szCs w:val="22"/>
                 <w14:ligatures w14:val="none"/>
               </w:rPr>
-              <w:t>PyTorch</w:t>
+              <w:t>Dask</w:t>
             </w:r>
             <w:proofErr w:type="spellEnd"/>
             <w:r>
@@ -2767,70 +3257,8 @@
                 <w:szCs w:val="22"/>
                 <w14:ligatures w14:val="none"/>
               </w:rPr>
-              <w:t xml:space="preserve">, </w:t>
-            </w:r>
-            <w:r>
-              <w:rPr>
-                <w:rFonts w:ascii="Times New Roman" w:eastAsia="Times New Roman" w:hAnsi="Times New Roman" w:cs="Times New Roman"/>
-                <w:bCs/>
-                <w:color w:val="404040"/>
-                <w:kern w:val="0"/>
-                <w:sz w:val="22"/>
-                <w:szCs w:val="22"/>
-                <w14:ligatures w14:val="none"/>
-              </w:rPr>
-              <w:t>Torch Lightning</w:t>
-            </w:r>
-            <w:r>
-              <w:rPr>
-                <w:rFonts w:ascii="Times New Roman" w:eastAsia="Times New Roman" w:hAnsi="Times New Roman" w:cs="Times New Roman"/>
-                <w:bCs/>
-                <w:color w:val="404040"/>
-                <w:kern w:val="0"/>
-                <w:sz w:val="22"/>
-                <w:szCs w:val="22"/>
-                <w14:ligatures w14:val="none"/>
-              </w:rPr>
-              <w:t xml:space="preserve">, </w:t>
-            </w:r>
-            <w:r>
-              <w:rPr>
-                <w:rFonts w:ascii="Times New Roman" w:eastAsia="Times New Roman" w:hAnsi="Times New Roman" w:cs="Times New Roman"/>
-                <w:bCs/>
-                <w:color w:val="404040"/>
-                <w:kern w:val="0"/>
-                <w:sz w:val="22"/>
-                <w:szCs w:val="22"/>
-                <w14:ligatures w14:val="none"/>
-              </w:rPr>
-              <w:t>Scikit-Learn</w:t>
-            </w:r>
-            <w:r>
-              <w:rPr>
-                <w:rFonts w:ascii="Times New Roman" w:eastAsia="Times New Roman" w:hAnsi="Times New Roman" w:cs="Times New Roman"/>
-                <w:bCs/>
-                <w:color w:val="404040"/>
-                <w:kern w:val="0"/>
-                <w:sz w:val="22"/>
-                <w:szCs w:val="22"/>
-                <w14:ligatures w14:val="none"/>
-              </w:rPr>
-              <w:t xml:space="preserve">, </w:t>
-            </w:r>
-            <w:proofErr w:type="spellStart"/>
-            <w:r>
-              <w:rPr>
-                <w:rFonts w:ascii="Times New Roman" w:eastAsia="Times New Roman" w:hAnsi="Times New Roman" w:cs="Times New Roman"/>
-                <w:bCs/>
-                <w:color w:val="404040"/>
-                <w:kern w:val="0"/>
-                <w:sz w:val="22"/>
-                <w:szCs w:val="22"/>
-                <w14:ligatures w14:val="none"/>
-              </w:rPr>
-              <w:t>AutoML</w:t>
-            </w:r>
-            <w:proofErr w:type="spellEnd"/>
+              <w:t>, Zarr</w:t>
+            </w:r>
           </w:p>
         </w:tc>
       </w:tr>
@@ -2866,19 +3294,7 @@
                 <w:szCs w:val="22"/>
                 <w14:ligatures w14:val="none"/>
               </w:rPr>
-              <w:t>ML &amp; DL</w:t>
-            </w:r>
-            <w:r>
-              <w:rPr>
-                <w:rFonts w:ascii="Times New Roman" w:eastAsia="Times New Roman" w:hAnsi="Times New Roman" w:cs="Times New Roman"/>
-                <w:b/>
-                <w:color w:val="404040"/>
-                <w:kern w:val="0"/>
-                <w:sz w:val="22"/>
-                <w:szCs w:val="22"/>
-                <w14:ligatures w14:val="none"/>
-              </w:rPr>
-              <w:t xml:space="preserve"> models</w:t>
+              <w:t>Machine Learning &amp; Forecast Modeling</w:t>
             </w:r>
           </w:p>
         </w:tc>
@@ -2910,18 +3326,6 @@
                 <w14:ligatures w14:val="none"/>
               </w:rPr>
             </w:pPr>
-            <w:r>
-              <w:rPr>
-                <w:rFonts w:ascii="Times New Roman" w:eastAsia="Times New Roman" w:hAnsi="Times New Roman" w:cs="Times New Roman"/>
-                <w:bCs/>
-                <w:color w:val="404040"/>
-                <w:kern w:val="0"/>
-                <w:sz w:val="22"/>
-                <w:szCs w:val="22"/>
-                <w14:ligatures w14:val="none"/>
-              </w:rPr>
-              <w:t xml:space="preserve">Classical: Gaussian Process Regression, SVM, Random Forest, </w:t>
-            </w:r>
             <w:proofErr w:type="spellStart"/>
             <w:r>
               <w:rPr>
@@ -2933,7 +3337,7 @@
                 <w:szCs w:val="22"/>
                 <w14:ligatures w14:val="none"/>
               </w:rPr>
-              <w:t>XGBoost</w:t>
+              <w:t>PyTorch</w:t>
             </w:r>
             <w:proofErr w:type="spellEnd"/>
             <w:r>
@@ -2946,22 +3350,8 @@
                 <w:szCs w:val="22"/>
                 <w14:ligatures w14:val="none"/>
               </w:rPr>
-              <w:t xml:space="preserve">, </w:t>
-            </w:r>
-            <w:proofErr w:type="spellStart"/>
-            <w:r>
-              <w:rPr>
-                <w:rFonts w:ascii="Times New Roman" w:eastAsia="Times New Roman" w:hAnsi="Times New Roman" w:cs="Times New Roman"/>
-                <w:bCs/>
-                <w:color w:val="404040"/>
-                <w:kern w:val="0"/>
-                <w:sz w:val="22"/>
-                <w:szCs w:val="22"/>
-                <w14:ligatures w14:val="none"/>
-              </w:rPr>
-              <w:t>LightGBM</w:t>
-            </w:r>
-            <w:proofErr w:type="spellEnd"/>
+              <w:t>, TensorFlow, Torch Lightning</w:t>
+            </w:r>
           </w:p>
           <w:p>
             <w:pPr>
@@ -2994,312 +3384,9 @@
                 <w:szCs w:val="22"/>
                 <w14:ligatures w14:val="none"/>
               </w:rPr>
-              <w:t>Deep Learning:</w:t>
-            </w:r>
-          </w:p>
-          <w:p>
-            <w:pPr>
-              <w:pStyle w:val="ListParagraph"/>
-              <w:keepNext/>
-              <w:keepLines/>
-              <w:numPr>
-                <w:ilvl w:val="1"/>
-                <w:numId w:val="2"/>
-              </w:numPr>
-              <w:spacing w:after="120" w:line="240" w:lineRule="auto"/>
-              <w:outlineLvl w:val="1"/>
-              <w:rPr>
-                <w:rFonts w:ascii="Times New Roman" w:eastAsia="Times New Roman" w:hAnsi="Times New Roman" w:cs="Times New Roman"/>
-                <w:bCs/>
-                <w:color w:val="404040"/>
-                <w:kern w:val="0"/>
-                <w:sz w:val="22"/>
-                <w:szCs w:val="22"/>
-                <w14:ligatures w14:val="none"/>
-              </w:rPr>
-            </w:pPr>
-            <w:r>
-              <w:rPr>
-                <w:rFonts w:ascii="Times New Roman" w:eastAsia="Times New Roman" w:hAnsi="Times New Roman" w:cs="Times New Roman"/>
-                <w:bCs/>
-                <w:color w:val="404040"/>
-                <w:kern w:val="0"/>
-                <w:sz w:val="22"/>
-                <w:szCs w:val="22"/>
-                <w14:ligatures w14:val="none"/>
-              </w:rPr>
-              <w:t>Artificial Neural Networks</w:t>
-            </w:r>
-            <w:r>
-              <w:rPr>
-                <w:rFonts w:ascii="Times New Roman" w:eastAsia="Times New Roman" w:hAnsi="Times New Roman" w:cs="Times New Roman"/>
-                <w:bCs/>
-                <w:color w:val="404040"/>
-                <w:kern w:val="0"/>
-                <w:sz w:val="22"/>
-                <w:szCs w:val="22"/>
-                <w14:ligatures w14:val="none"/>
-              </w:rPr>
-              <w:t xml:space="preserve"> (ANN)</w:t>
-            </w:r>
-          </w:p>
-          <w:p>
-            <w:pPr>
-              <w:pStyle w:val="ListParagraph"/>
-              <w:keepNext/>
-              <w:keepLines/>
-              <w:numPr>
-                <w:ilvl w:val="1"/>
-                <w:numId w:val="2"/>
-              </w:numPr>
-              <w:spacing w:after="120" w:line="240" w:lineRule="auto"/>
-              <w:outlineLvl w:val="1"/>
-              <w:rPr>
-                <w:rFonts w:ascii="Times New Roman" w:eastAsia="Times New Roman" w:hAnsi="Times New Roman" w:cs="Times New Roman"/>
-                <w:bCs/>
-                <w:color w:val="404040"/>
-                <w:kern w:val="0"/>
-                <w:sz w:val="22"/>
-                <w:szCs w:val="22"/>
-                <w14:ligatures w14:val="none"/>
-              </w:rPr>
-            </w:pPr>
-            <w:proofErr w:type="spellStart"/>
-            <w:r>
-              <w:rPr>
-                <w:rFonts w:ascii="Times New Roman" w:eastAsia="Times New Roman" w:hAnsi="Times New Roman" w:cs="Times New Roman"/>
-                <w:bCs/>
-                <w:color w:val="404040"/>
-                <w:kern w:val="0"/>
-                <w:sz w:val="22"/>
-                <w:szCs w:val="22"/>
-                <w14:ligatures w14:val="none"/>
-              </w:rPr>
-              <w:t>TabNet</w:t>
-            </w:r>
-            <w:proofErr w:type="spellEnd"/>
-            <w:r>
-              <w:rPr>
-                <w:rFonts w:ascii="Times New Roman" w:eastAsia="Times New Roman" w:hAnsi="Times New Roman" w:cs="Times New Roman"/>
-                <w:bCs/>
-                <w:color w:val="404040"/>
-                <w:kern w:val="0"/>
-                <w:sz w:val="22"/>
-                <w:szCs w:val="22"/>
-                <w14:ligatures w14:val="none"/>
-              </w:rPr>
-              <w:t xml:space="preserve"> </w:t>
-            </w:r>
-          </w:p>
-          <w:p>
-            <w:pPr>
-              <w:pStyle w:val="ListParagraph"/>
-              <w:keepNext/>
-              <w:keepLines/>
-              <w:numPr>
-                <w:ilvl w:val="1"/>
-                <w:numId w:val="2"/>
-              </w:numPr>
-              <w:spacing w:after="120" w:line="240" w:lineRule="auto"/>
-              <w:outlineLvl w:val="1"/>
-              <w:rPr>
-                <w:rFonts w:ascii="Times New Roman" w:eastAsia="Times New Roman" w:hAnsi="Times New Roman" w:cs="Times New Roman"/>
-                <w:bCs/>
-                <w:color w:val="404040"/>
-                <w:kern w:val="0"/>
-                <w:sz w:val="22"/>
-                <w:szCs w:val="22"/>
-                <w14:ligatures w14:val="none"/>
-              </w:rPr>
-            </w:pPr>
-            <w:r>
-              <w:rPr>
-                <w:rFonts w:ascii="Times New Roman" w:eastAsia="Times New Roman" w:hAnsi="Times New Roman" w:cs="Times New Roman"/>
-                <w:bCs/>
-                <w:color w:val="404040"/>
-                <w:kern w:val="0"/>
-                <w:sz w:val="22"/>
-                <w:szCs w:val="22"/>
-                <w14:ligatures w14:val="none"/>
-              </w:rPr>
-              <w:t>Convolution Neural Networks</w:t>
-            </w:r>
-            <w:r>
-              <w:rPr>
-                <w:rFonts w:ascii="Times New Roman" w:eastAsia="Times New Roman" w:hAnsi="Times New Roman" w:cs="Times New Roman"/>
-                <w:bCs/>
-                <w:color w:val="404040"/>
-                <w:kern w:val="0"/>
-                <w:sz w:val="22"/>
-                <w:szCs w:val="22"/>
-                <w14:ligatures w14:val="none"/>
-              </w:rPr>
-              <w:t xml:space="preserve"> (CNN)</w:t>
-            </w:r>
-          </w:p>
-          <w:p>
-            <w:pPr>
-              <w:pStyle w:val="ListParagraph"/>
-              <w:keepNext/>
-              <w:keepLines/>
-              <w:numPr>
-                <w:ilvl w:val="1"/>
-                <w:numId w:val="2"/>
-              </w:numPr>
-              <w:spacing w:after="120" w:line="240" w:lineRule="auto"/>
-              <w:outlineLvl w:val="1"/>
-              <w:rPr>
-                <w:rFonts w:ascii="Times New Roman" w:eastAsia="Times New Roman" w:hAnsi="Times New Roman" w:cs="Times New Roman"/>
-                <w:bCs/>
-                <w:color w:val="404040"/>
-                <w:kern w:val="0"/>
-                <w:sz w:val="22"/>
-                <w:szCs w:val="22"/>
-                <w14:ligatures w14:val="none"/>
-              </w:rPr>
-            </w:pPr>
-            <w:r>
-              <w:rPr>
-                <w:rFonts w:ascii="Times New Roman" w:eastAsia="Times New Roman" w:hAnsi="Times New Roman" w:cs="Times New Roman"/>
-                <w:bCs/>
-                <w:color w:val="404040"/>
-                <w:kern w:val="0"/>
-                <w:sz w:val="22"/>
-                <w:szCs w:val="22"/>
-                <w14:ligatures w14:val="none"/>
-              </w:rPr>
-              <w:t>Sifted Window Multiheaded self-attention transformer</w:t>
-            </w:r>
-            <w:r>
-              <w:rPr>
-                <w:rFonts w:ascii="Times New Roman" w:eastAsia="Times New Roman" w:hAnsi="Times New Roman" w:cs="Times New Roman"/>
-                <w:bCs/>
-                <w:color w:val="404040"/>
-                <w:kern w:val="0"/>
-                <w:sz w:val="22"/>
-                <w:szCs w:val="22"/>
-                <w14:ligatures w14:val="none"/>
-              </w:rPr>
-              <w:t xml:space="preserve"> (</w:t>
-            </w:r>
-            <w:proofErr w:type="spellStart"/>
-            <w:r>
-              <w:rPr>
-                <w:rFonts w:ascii="Times New Roman" w:eastAsia="Times New Roman" w:hAnsi="Times New Roman" w:cs="Times New Roman"/>
-                <w:bCs/>
-                <w:color w:val="404040"/>
-                <w:kern w:val="0"/>
-                <w:sz w:val="22"/>
-                <w:szCs w:val="22"/>
-                <w14:ligatures w14:val="none"/>
-              </w:rPr>
-              <w:t>SwinTransformer</w:t>
-            </w:r>
-            <w:proofErr w:type="spellEnd"/>
-            <w:r>
-              <w:rPr>
-                <w:rFonts w:ascii="Times New Roman" w:eastAsia="Times New Roman" w:hAnsi="Times New Roman" w:cs="Times New Roman"/>
-                <w:bCs/>
-                <w:color w:val="404040"/>
-                <w:kern w:val="0"/>
-                <w:sz w:val="22"/>
-                <w:szCs w:val="22"/>
-                <w14:ligatures w14:val="none"/>
-              </w:rPr>
-              <w:t>)</w:t>
-            </w:r>
-          </w:p>
-          <w:p>
-            <w:pPr>
-              <w:pStyle w:val="ListParagraph"/>
-              <w:keepNext/>
-              <w:keepLines/>
-              <w:numPr>
-                <w:ilvl w:val="1"/>
-                <w:numId w:val="2"/>
-              </w:numPr>
-              <w:spacing w:after="120" w:line="240" w:lineRule="auto"/>
-              <w:outlineLvl w:val="1"/>
-              <w:rPr>
-                <w:rFonts w:ascii="Times New Roman" w:eastAsia="Times New Roman" w:hAnsi="Times New Roman" w:cs="Times New Roman"/>
-                <w:bCs/>
-                <w:color w:val="404040"/>
-                <w:kern w:val="0"/>
-                <w:sz w:val="22"/>
-                <w:szCs w:val="22"/>
-                <w14:ligatures w14:val="none"/>
-              </w:rPr>
-            </w:pPr>
-            <w:r>
-              <w:rPr>
-                <w:rFonts w:ascii="Times New Roman" w:eastAsia="Times New Roman" w:hAnsi="Times New Roman" w:cs="Times New Roman"/>
-                <w:bCs/>
-                <w:color w:val="404040"/>
-                <w:kern w:val="0"/>
-                <w:sz w:val="22"/>
-                <w:szCs w:val="22"/>
-                <w14:ligatures w14:val="none"/>
-              </w:rPr>
-              <w:t>Generative adversarial network</w:t>
-            </w:r>
-            <w:r>
-              <w:rPr>
-                <w:rFonts w:ascii="Times New Roman" w:eastAsia="Times New Roman" w:hAnsi="Times New Roman" w:cs="Times New Roman"/>
-                <w:bCs/>
-                <w:color w:val="404040"/>
-                <w:kern w:val="0"/>
-                <w:sz w:val="22"/>
-                <w:szCs w:val="22"/>
-                <w14:ligatures w14:val="none"/>
-              </w:rPr>
-              <w:t xml:space="preserve"> (GAN)</w:t>
-            </w:r>
-          </w:p>
-        </w:tc>
-      </w:tr>
-      <w:tr>
-        <w:tc>
-          <w:tcPr>
-            <w:tcW w:w="9350" w:type="dxa"/>
-            <w:gridSpan w:val="5"/>
-          </w:tcPr>
-          <w:p>
-            <w:pPr>
-              <w:keepNext/>
-              <w:keepLines/>
-              <w:spacing w:after="120" w:line="240" w:lineRule="auto"/>
-              <w:outlineLvl w:val="1"/>
-              <w:rPr>
-                <w:rFonts w:ascii="Times New Roman" w:eastAsia="Times New Roman" w:hAnsi="Times New Roman" w:cs="Times New Roman"/>
-                <w:bCs/>
-                <w:color w:val="404040"/>
-                <w:kern w:val="0"/>
-                <w:sz w:val="22"/>
-                <w:szCs w:val="22"/>
-                <w14:ligatures w14:val="none"/>
-              </w:rPr>
-            </w:pPr>
-            <w:r>
-              <w:rPr>
-                <w:rFonts w:ascii="Times New Roman" w:eastAsia="Times New Roman" w:hAnsi="Times New Roman" w:cs="Times New Roman"/>
-                <w:b/>
-                <w:color w:val="404040"/>
-                <w:kern w:val="0"/>
-                <w:sz w:val="22"/>
-                <w:szCs w:val="22"/>
-                <w14:ligatures w14:val="none"/>
-              </w:rPr>
-              <w:t>Data processing tools</w:t>
-            </w:r>
-          </w:p>
-        </w:tc>
-      </w:tr>
-      <w:tr>
-        <w:tc>
-          <w:tcPr>
-            <w:tcW w:w="9350" w:type="dxa"/>
-            <w:gridSpan w:val="5"/>
-          </w:tcPr>
+              <w:t>Gaussian Process Regression, Bayesian Optimization</w:t>
+            </w:r>
+          </w:p>
           <w:p>
             <w:pPr>
               <w:pStyle w:val="ListParagraph"/>
@@ -3321,96 +3408,244 @@
                 <w14:ligatures w14:val="none"/>
               </w:rPr>
             </w:pPr>
-            <w:proofErr w:type="spellStart"/>
-            <w:r>
-              <w:rPr>
-                <w:rFonts w:ascii="Times New Roman" w:eastAsia="Times New Roman" w:hAnsi="Times New Roman" w:cs="Times New Roman"/>
-                <w:bCs/>
-                <w:color w:val="404040"/>
-                <w:kern w:val="0"/>
-                <w:sz w:val="22"/>
-                <w:szCs w:val="22"/>
-                <w14:ligatures w14:val="none"/>
-              </w:rPr>
-              <w:t>Xarray</w:t>
-            </w:r>
-            <w:proofErr w:type="spellEnd"/>
-            <w:r>
-              <w:rPr>
-                <w:rFonts w:ascii="Times New Roman" w:eastAsia="Times New Roman" w:hAnsi="Times New Roman" w:cs="Times New Roman"/>
-                <w:bCs/>
-                <w:color w:val="404040"/>
-                <w:kern w:val="0"/>
-                <w:sz w:val="22"/>
-                <w:szCs w:val="22"/>
-                <w14:ligatures w14:val="none"/>
-              </w:rPr>
-              <w:t xml:space="preserve">, </w:t>
-            </w:r>
-            <w:r>
-              <w:rPr>
-                <w:rFonts w:ascii="Times New Roman" w:eastAsia="Times New Roman" w:hAnsi="Times New Roman" w:cs="Times New Roman"/>
-                <w:bCs/>
-                <w:color w:val="404040"/>
-                <w:kern w:val="0"/>
-                <w:sz w:val="22"/>
-                <w:szCs w:val="22"/>
-                <w14:ligatures w14:val="none"/>
-              </w:rPr>
-              <w:t>Zarr</w:t>
-            </w:r>
-            <w:r>
-              <w:rPr>
-                <w:rFonts w:ascii="Times New Roman" w:eastAsia="Times New Roman" w:hAnsi="Times New Roman" w:cs="Times New Roman"/>
-                <w:bCs/>
-                <w:color w:val="404040"/>
-                <w:kern w:val="0"/>
-                <w:sz w:val="22"/>
-                <w:szCs w:val="22"/>
-                <w14:ligatures w14:val="none"/>
-              </w:rPr>
-              <w:t xml:space="preserve">, </w:t>
-            </w:r>
-            <w:proofErr w:type="spellStart"/>
-            <w:r>
-              <w:rPr>
-                <w:rFonts w:ascii="Times New Roman" w:eastAsia="Times New Roman" w:hAnsi="Times New Roman" w:cs="Times New Roman"/>
-                <w:bCs/>
-                <w:color w:val="404040"/>
-                <w:kern w:val="0"/>
-                <w:sz w:val="22"/>
-                <w:szCs w:val="22"/>
-                <w14:ligatures w14:val="none"/>
-              </w:rPr>
-              <w:t>Numpy</w:t>
-            </w:r>
-            <w:proofErr w:type="spellEnd"/>
-            <w:r>
-              <w:rPr>
-                <w:rFonts w:ascii="Times New Roman" w:eastAsia="Times New Roman" w:hAnsi="Times New Roman" w:cs="Times New Roman"/>
-                <w:bCs/>
-                <w:color w:val="404040"/>
-                <w:kern w:val="0"/>
-                <w:sz w:val="22"/>
-                <w:szCs w:val="22"/>
-                <w14:ligatures w14:val="none"/>
-              </w:rPr>
-              <w:t xml:space="preserve">, </w:t>
-            </w:r>
-            <w:proofErr w:type="spellStart"/>
-            <w:r>
-              <w:rPr>
-                <w:rFonts w:ascii="Times New Roman" w:eastAsia="Times New Roman" w:hAnsi="Times New Roman" w:cs="Times New Roman"/>
-                <w:bCs/>
-                <w:color w:val="404040"/>
-                <w:kern w:val="0"/>
-                <w:sz w:val="22"/>
-                <w:szCs w:val="22"/>
-                <w14:ligatures w14:val="none"/>
-              </w:rPr>
-              <w:t>Dask</w:t>
-            </w:r>
-            <w:proofErr w:type="spellEnd"/>
+            <w:r>
+              <w:rPr>
+                <w:rFonts w:ascii="Times New Roman" w:eastAsia="Times New Roman" w:hAnsi="Times New Roman" w:cs="Times New Roman"/>
+                <w:bCs/>
+                <w:color w:val="404040"/>
+                <w:kern w:val="0"/>
+                <w:sz w:val="22"/>
+                <w:szCs w:val="22"/>
+                <w14:ligatures w14:val="none"/>
+              </w:rPr>
+              <w:t>CNNs, U-Net, Swin Transformer, GANs</w:t>
+            </w:r>
+          </w:p>
+          <w:p>
+            <w:pPr>
+              <w:pStyle w:val="ListParagraph"/>
+              <w:keepNext/>
+              <w:keepLines/>
+              <w:numPr>
+                <w:ilvl w:val="0"/>
+                <w:numId w:val="2"/>
+              </w:numPr>
+              <w:spacing w:after="120" w:line="240" w:lineRule="auto"/>
+              <w:outlineLvl w:val="1"/>
+              <w:rPr>
+                <w:rFonts w:ascii="Times New Roman" w:eastAsia="Times New Roman" w:hAnsi="Times New Roman" w:cs="Times New Roman"/>
+                <w:bCs/>
+                <w:color w:val="404040"/>
+                <w:kern w:val="0"/>
+                <w:sz w:val="22"/>
+                <w:szCs w:val="22"/>
+                <w14:ligatures w14:val="none"/>
+              </w:rPr>
+            </w:pPr>
+            <w:r>
+              <w:rPr>
+                <w:rFonts w:ascii="Times New Roman" w:eastAsia="Times New Roman" w:hAnsi="Times New Roman" w:cs="Times New Roman"/>
+                <w:bCs/>
+                <w:color w:val="404040"/>
+                <w:kern w:val="0"/>
+                <w:sz w:val="22"/>
+                <w:szCs w:val="22"/>
+                <w14:ligatures w14:val="none"/>
+              </w:rPr>
+              <w:t>Statistical post-processing &amp; calibration</w:t>
+            </w:r>
+          </w:p>
+        </w:tc>
+      </w:tr>
+      <w:tr>
+        <w:tc>
+          <w:tcPr>
+            <w:tcW w:w="9350" w:type="dxa"/>
+            <w:gridSpan w:val="5"/>
+          </w:tcPr>
+          <w:p>
+            <w:pPr>
+              <w:keepNext/>
+              <w:keepLines/>
+              <w:spacing w:after="120" w:line="240" w:lineRule="auto"/>
+              <w:outlineLvl w:val="1"/>
+              <w:rPr>
+                <w:rFonts w:ascii="Times New Roman" w:eastAsia="Times New Roman" w:hAnsi="Times New Roman" w:cs="Times New Roman"/>
+                <w:bCs/>
+                <w:color w:val="404040"/>
+                <w:kern w:val="0"/>
+                <w:sz w:val="22"/>
+                <w:szCs w:val="22"/>
+                <w14:ligatures w14:val="none"/>
+              </w:rPr>
+            </w:pPr>
+            <w:r>
+              <w:rPr>
+                <w:rFonts w:ascii="Times New Roman" w:eastAsia="Times New Roman" w:hAnsi="Times New Roman" w:cs="Times New Roman"/>
+                <w:b/>
+                <w:color w:val="404040"/>
+                <w:kern w:val="0"/>
+                <w:sz w:val="22"/>
+                <w:szCs w:val="22"/>
+                <w14:ligatures w14:val="none"/>
+              </w:rPr>
+              <w:t>High-Performance Computing</w:t>
+            </w:r>
+          </w:p>
+        </w:tc>
+      </w:tr>
+      <w:tr>
+        <w:tc>
+          <w:tcPr>
+            <w:tcW w:w="9350" w:type="dxa"/>
+            <w:gridSpan w:val="5"/>
+          </w:tcPr>
+          <w:p>
+            <w:pPr>
+              <w:pStyle w:val="ListParagraph"/>
+              <w:keepNext/>
+              <w:keepLines/>
+              <w:numPr>
+                <w:ilvl w:val="0"/>
+                <w:numId w:val="2"/>
+              </w:numPr>
+              <w:spacing w:after="120" w:line="240" w:lineRule="auto"/>
+              <w:outlineLvl w:val="1"/>
+              <w:rPr>
+                <w:rFonts w:ascii="Times New Roman" w:eastAsia="Times New Roman" w:hAnsi="Times New Roman" w:cs="Times New Roman"/>
+                <w:bCs/>
+                <w:color w:val="404040"/>
+                <w:kern w:val="0"/>
+                <w:sz w:val="22"/>
+                <w:szCs w:val="22"/>
+                <w14:ligatures w14:val="none"/>
+              </w:rPr>
+            </w:pPr>
+            <w:r>
+              <w:rPr>
+                <w:rFonts w:ascii="Times New Roman" w:eastAsia="Times New Roman" w:hAnsi="Times New Roman" w:cs="Times New Roman"/>
+                <w:bCs/>
+                <w:color w:val="404040"/>
+                <w:kern w:val="0"/>
+                <w:sz w:val="22"/>
+                <w:szCs w:val="22"/>
+                <w14:ligatures w14:val="none"/>
+              </w:rPr>
+              <w:t>Multi-GPU distributed training, NVIDIA A100 environments, large-scale climate data processing</w:t>
+            </w:r>
+          </w:p>
+        </w:tc>
+      </w:tr>
+      <w:tr>
+        <w:tc>
+          <w:tcPr>
+            <w:tcW w:w="9350" w:type="dxa"/>
+            <w:gridSpan w:val="5"/>
+          </w:tcPr>
+          <w:p>
+            <w:pPr>
+              <w:keepNext/>
+              <w:keepLines/>
+              <w:spacing w:after="120" w:line="240" w:lineRule="auto"/>
+              <w:outlineLvl w:val="1"/>
+              <w:rPr>
+                <w:rFonts w:ascii="Times New Roman" w:eastAsia="Times New Roman" w:hAnsi="Times New Roman" w:cs="Times New Roman"/>
+                <w:bCs/>
+                <w:color w:val="404040"/>
+                <w:kern w:val="0"/>
+                <w:sz w:val="22"/>
+                <w:szCs w:val="22"/>
+                <w14:ligatures w14:val="none"/>
+              </w:rPr>
+            </w:pPr>
+            <w:r>
+              <w:rPr>
+                <w:rFonts w:ascii="Times New Roman" w:eastAsia="Times New Roman" w:hAnsi="Times New Roman" w:cs="Times New Roman"/>
+                <w:b/>
+                <w:color w:val="404040"/>
+                <w:kern w:val="0"/>
+                <w:sz w:val="22"/>
+                <w:szCs w:val="22"/>
+                <w14:ligatures w14:val="none"/>
+              </w:rPr>
+              <w:t>Numerical Weather Prediction</w:t>
+            </w:r>
+          </w:p>
+        </w:tc>
+      </w:tr>
+      <w:tr>
+        <w:tc>
+          <w:tcPr>
+            <w:tcW w:w="9350" w:type="dxa"/>
+            <w:gridSpan w:val="5"/>
+          </w:tcPr>
+          <w:p>
+            <w:pPr>
+              <w:pStyle w:val="ListParagraph"/>
+              <w:keepNext/>
+              <w:keepLines/>
+              <w:numPr>
+                <w:ilvl w:val="0"/>
+                <w:numId w:val="2"/>
+              </w:numPr>
+              <w:spacing w:after="120" w:line="240" w:lineRule="auto"/>
+              <w:outlineLvl w:val="1"/>
+              <w:rPr>
+                <w:rFonts w:ascii="Times New Roman" w:eastAsia="Times New Roman" w:hAnsi="Times New Roman" w:cs="Times New Roman"/>
+                <w:bCs/>
+                <w:color w:val="404040"/>
+                <w:kern w:val="0"/>
+                <w:sz w:val="22"/>
+                <w:szCs w:val="22"/>
+                <w14:ligatures w14:val="none"/>
+              </w:rPr>
+            </w:pPr>
+            <w:r>
+              <w:rPr>
+                <w:rFonts w:ascii="Times New Roman" w:eastAsia="Times New Roman" w:hAnsi="Times New Roman" w:cs="Times New Roman"/>
+                <w:bCs/>
+                <w:color w:val="404040"/>
+                <w:kern w:val="0"/>
+                <w:sz w:val="22"/>
+                <w:szCs w:val="22"/>
+                <w14:ligatures w14:val="none"/>
+              </w:rPr>
+              <w:t>WRF calibration, sensitivity analysis, data assimilation</w:t>
+            </w:r>
+          </w:p>
+          <w:p>
+            <w:pPr>
+              <w:pStyle w:val="ListParagraph"/>
+              <w:keepNext/>
+              <w:keepLines/>
+              <w:numPr>
+                <w:ilvl w:val="0"/>
+                <w:numId w:val="2"/>
+              </w:numPr>
+              <w:spacing w:after="120" w:line="240" w:lineRule="auto"/>
+              <w:outlineLvl w:val="1"/>
+              <w:rPr>
+                <w:rFonts w:ascii="Times New Roman" w:eastAsia="Times New Roman" w:hAnsi="Times New Roman" w:cs="Times New Roman"/>
+                <w:bCs/>
+                <w:color w:val="404040"/>
+                <w:kern w:val="0"/>
+                <w:sz w:val="22"/>
+                <w:szCs w:val="22"/>
+                <w14:ligatures w14:val="none"/>
+              </w:rPr>
+            </w:pPr>
+            <w:r>
+              <w:rPr>
+                <w:rFonts w:ascii="Times New Roman" w:eastAsia="Times New Roman" w:hAnsi="Times New Roman" w:cs="Times New Roman"/>
+                <w:bCs/>
+                <w:color w:val="404040"/>
+                <w:kern w:val="0"/>
+                <w:sz w:val="22"/>
+                <w:szCs w:val="22"/>
+                <w14:ligatures w14:val="none"/>
+              </w:rPr>
+              <w:t>Reanalysis &amp; regional climate products (ERA5, CERRA, ICON, CONUS404, EDDEv2, URMA)</w:t>
+            </w:r>
           </w:p>
         </w:tc>
       </w:tr>
@@ -3470,13 +3705,48 @@
             <w:r>
               <w:rPr>
                 <w:rFonts w:ascii="Times New Roman" w:eastAsia="Gill Sans MT" w:hAnsi="Times New Roman" w:cs="Times New Roman"/>
+                <w:b/>
+                <w:bCs/>
                 <w:color w:val="000000"/>
                 <w:kern w:val="0"/>
                 <w:sz w:val="22"/>
                 <w:szCs w:val="22"/>
                 <w14:ligatures w14:val="none"/>
               </w:rPr>
-              <w:t>Google Scholar Citations: https://scholar.google.com/citations?user=2q-QsUIAAAAJ&amp;hl=en&amp;authuser=1</w:t>
+              <w:t>Google Scholar Citations</w:t>
+            </w:r>
+            <w:r>
+              <w:rPr>
+                <w:rFonts w:ascii="Times New Roman" w:eastAsia="Gill Sans MT" w:hAnsi="Times New Roman" w:cs="Times New Roman"/>
+                <w:color w:val="000000"/>
+                <w:kern w:val="0"/>
+                <w:sz w:val="22"/>
+                <w:szCs w:val="22"/>
+                <w14:ligatures w14:val="none"/>
+              </w:rPr>
+              <w:t>: https://scholar.google.com/citations?user=2q</w:t>
+            </w:r>
+            <w:r>
+              <w:rPr>
+                <w:rFonts w:ascii="Times New Roman" w:eastAsia="Gill Sans MT" w:hAnsi="Times New Roman" w:cs="Times New Roman"/>
+                <w:color w:val="000000"/>
+                <w:kern w:val="0"/>
+                <w:sz w:val="22"/>
+                <w:szCs w:val="22"/>
+                <w14:ligatures w14:val="none"/>
+              </w:rPr>
+              <w:t>-</w:t>
+            </w:r>
+            <w:r>
+              <w:rPr>
+                <w:rFonts w:ascii="Times New Roman" w:eastAsia="Gill Sans MT" w:hAnsi="Times New Roman" w:cs="Times New Roman"/>
+                <w:color w:val="000000"/>
+                <w:kern w:val="0"/>
+                <w:sz w:val="22"/>
+                <w:szCs w:val="22"/>
+                <w14:ligatures w14:val="none"/>
+              </w:rPr>
+              <w:t>QsUIAAAAJ&amp;hl=en&amp;authuser=1</w:t>
             </w:r>
           </w:p>
           <w:p>
@@ -3494,13 +3764,26 @@
             <w:r>
               <w:rPr>
                 <w:rFonts w:ascii="Times New Roman" w:eastAsia="Gill Sans MT" w:hAnsi="Times New Roman" w:cs="Times New Roman"/>
+                <w:b/>
+                <w:bCs/>
                 <w:color w:val="000000"/>
                 <w:kern w:val="0"/>
                 <w:sz w:val="22"/>
                 <w:szCs w:val="22"/>
                 <w14:ligatures w14:val="none"/>
               </w:rPr>
-              <w:t>ResearchGate Page: https://www.researchgate.net/profile/Harish-Baki</w:t>
+              <w:t>ResearchGate Page</w:t>
+            </w:r>
+            <w:r>
+              <w:rPr>
+                <w:rFonts w:ascii="Times New Roman" w:eastAsia="Gill Sans MT" w:hAnsi="Times New Roman" w:cs="Times New Roman"/>
+                <w:color w:val="000000"/>
+                <w:kern w:val="0"/>
+                <w:sz w:val="22"/>
+                <w:szCs w:val="22"/>
+                <w14:ligatures w14:val="none"/>
+              </w:rPr>
+              <w:t>: https://www.researchgate.net/profile/Harish-Baki</w:t>
             </w:r>
           </w:p>
           <w:p>
@@ -3518,13 +3801,26 @@
             <w:r>
               <w:rPr>
                 <w:rFonts w:ascii="Times New Roman" w:eastAsia="Gill Sans MT" w:hAnsi="Times New Roman" w:cs="Times New Roman"/>
+                <w:b/>
+                <w:bCs/>
                 <w:color w:val="000000"/>
                 <w:kern w:val="0"/>
                 <w:sz w:val="22"/>
                 <w:szCs w:val="22"/>
                 <w14:ligatures w14:val="none"/>
               </w:rPr>
-              <w:t>ORCID: 0000-0003-1956-8280</w:t>
+              <w:t>ORCID</w:t>
+            </w:r>
+            <w:r>
+              <w:rPr>
+                <w:rFonts w:ascii="Times New Roman" w:eastAsia="Gill Sans MT" w:hAnsi="Times New Roman" w:cs="Times New Roman"/>
+                <w:color w:val="000000"/>
+                <w:kern w:val="0"/>
+                <w:sz w:val="22"/>
+                <w:szCs w:val="22"/>
+                <w14:ligatures w14:val="none"/>
+              </w:rPr>
+              <w:t>: 0000-0003-1956-8280</w:t>
             </w:r>
           </w:p>
           <w:p>
@@ -3542,13 +3838,26 @@
             <w:r>
               <w:rPr>
                 <w:rFonts w:ascii="Times New Roman" w:eastAsia="Gill Sans MT" w:hAnsi="Times New Roman" w:cs="Times New Roman"/>
+                <w:b/>
+                <w:bCs/>
                 <w:color w:val="000000"/>
                 <w:kern w:val="0"/>
                 <w:sz w:val="22"/>
                 <w:szCs w:val="22"/>
                 <w14:ligatures w14:val="none"/>
               </w:rPr>
-              <w:t>SCOPUS: 57226340925</w:t>
+              <w:t>SCOPUS</w:t>
+            </w:r>
+            <w:r>
+              <w:rPr>
+                <w:rFonts w:ascii="Times New Roman" w:eastAsia="Gill Sans MT" w:hAnsi="Times New Roman" w:cs="Times New Roman"/>
+                <w:color w:val="000000"/>
+                <w:kern w:val="0"/>
+                <w:sz w:val="22"/>
+                <w:szCs w:val="22"/>
+                <w14:ligatures w14:val="none"/>
+              </w:rPr>
+              <w:t>: 57226340925</w:t>
             </w:r>
           </w:p>
         </w:tc>
@@ -3782,7 +4091,6 @@
                 <w:szCs w:val="22"/>
                 <w14:ligatures w14:val="none"/>
               </w:rPr>
-              <w:lastRenderedPageBreak/>
               <w:t>[1</w:t>
             </w:r>
             <w:r>
@@ -4619,6 +4927,7 @@
                 <w:szCs w:val="22"/>
                 <w14:ligatures w14:val="none"/>
               </w:rPr>
+              <w:lastRenderedPageBreak/>
               <w:t>[10</w:t>
             </w:r>
             <w:r>
@@ -6409,17 +6718,7 @@
                 <w:szCs w:val="22"/>
                 <w:lang w:val="en"/>
               </w:rPr>
-              <w:t xml:space="preserve">B. (2021). A sensitivity study of WRF model microphysics and cumulus parameterization schemes for the simulations of tropical cyclones using </w:t>
-            </w:r>
-            <w:r>
-              <w:rPr>
-                <w:rFonts w:ascii="Times New Roman" w:hAnsi="Times New Roman" w:cs="Times New Roman"/>
-                <w:sz w:val="22"/>
-                <w:szCs w:val="22"/>
-                <w:lang w:val="en"/>
-              </w:rPr>
-              <w:lastRenderedPageBreak/>
-              <w:t xml:space="preserve">GPM radar data, </w:t>
+              <w:t xml:space="preserve">B. (2021). A sensitivity study of WRF model microphysics and cumulus parameterization schemes for the simulations of tropical cyclones using GPM radar data, </w:t>
             </w:r>
             <w:r>
               <w:rPr>
@@ -6519,7 +6818,6 @@
                 <w:szCs w:val="22"/>
                 <w14:ligatures w14:val="none"/>
               </w:rPr>
-              <w:lastRenderedPageBreak/>
               <w:t>[</w:t>
             </w:r>
             <w:r>
@@ -7201,7 +7499,16 @@
                 <w:sz w:val="22"/>
                 <w:szCs w:val="22"/>
               </w:rPr>
-              <w:t xml:space="preserve">. Gordon Research Conference - </w:t>
+              <w:t xml:space="preserve">. </w:t>
+            </w:r>
+            <w:r>
+              <w:rPr>
+                <w:rFonts w:ascii="Times New Roman" w:hAnsi="Times New Roman" w:cs="Times New Roman"/>
+                <w:sz w:val="22"/>
+                <w:szCs w:val="22"/>
+              </w:rPr>
+              <w:lastRenderedPageBreak/>
+              <w:t xml:space="preserve">Gordon Research Conference - </w:t>
             </w:r>
             <w:r>
               <w:rPr>
@@ -7270,6 +7577,7 @@
                 <w:szCs w:val="22"/>
                 <w14:ligatures w14:val="none"/>
               </w:rPr>
+              <w:lastRenderedPageBreak/>
               <w:t>[</w:t>
             </w:r>
             <w:r>
@@ -8660,7 +8968,6 @@
                 <w:szCs w:val="22"/>
                 <w14:ligatures w14:val="none"/>
               </w:rPr>
-              <w:lastRenderedPageBreak/>
               <w:t>[</w:t>
             </w:r>
             <w:r>
@@ -9388,6 +9695,7 @@
                 <w:szCs w:val="22"/>
                 <w14:ligatures w14:val="none"/>
               </w:rPr>
+              <w:lastRenderedPageBreak/>
               <w:t>Conducted hands-on training on NVIDIA A100 GPU resources, focusing on multi-GPU execution and development of deep-learning frameworks for wind-gust downscaling</w:t>
             </w:r>
           </w:p>
@@ -9543,19 +9851,245 @@
     </w:lvl>
   </w:abstractNum>
   <w:abstractNum w:abstractNumId="1" w15:restartNumberingAfterBreak="0">
-    <w:nsid w:val="0E394008"/>
+    <w:nsid w:val="057E64F4"/>
     <w:multiLevelType w:val="hybridMultilevel"/>
-    <w:tmpl w:val="CDF4AB20"/>
+    <w:tmpl w:val="57E6A8CE"/>
+    <w:lvl w:ilvl="0" w:tplc="D68084EE">
+      <w:start w:val="5"/>
+      <w:numFmt w:val="bullet"/>
+      <w:lvlText w:val="-"/>
+      <w:lvlJc w:val="left"/>
+      <w:pPr>
+        <w:ind w:left="720" w:hanging="360"/>
+      </w:pPr>
+      <w:rPr>
+        <w:rFonts w:ascii="Gill Sans MT" w:eastAsia="Gill Sans MT" w:hAnsi="Gill Sans MT" w:cs="Times New Roman" w:hint="default"/>
+      </w:rPr>
+    </w:lvl>
+    <w:lvl w:ilvl="1" w:tplc="04090003" w:tentative="1">
+      <w:start w:val="1"/>
+      <w:numFmt w:val="bullet"/>
+      <w:lvlText w:val="o"/>
+      <w:lvlJc w:val="left"/>
+      <w:pPr>
+        <w:ind w:left="1440" w:hanging="360"/>
+      </w:pPr>
+      <w:rPr>
+        <w:rFonts w:ascii="Courier New" w:hAnsi="Courier New" w:hint="default"/>
+      </w:rPr>
+    </w:lvl>
+    <w:lvl w:ilvl="2" w:tplc="04090005" w:tentative="1">
+      <w:start w:val="1"/>
+      <w:numFmt w:val="bullet"/>
+      <w:lvlText w:val=""/>
+      <w:lvlJc w:val="left"/>
+      <w:pPr>
+        <w:ind w:left="2160" w:hanging="360"/>
+      </w:pPr>
+      <w:rPr>
+        <w:rFonts w:ascii="Wingdings" w:hAnsi="Wingdings" w:hint="default"/>
+      </w:rPr>
+    </w:lvl>
+    <w:lvl w:ilvl="3" w:tplc="04090001" w:tentative="1">
+      <w:start w:val="1"/>
+      <w:numFmt w:val="bullet"/>
+      <w:lvlText w:val=""/>
+      <w:lvlJc w:val="left"/>
+      <w:pPr>
+        <w:ind w:left="2880" w:hanging="360"/>
+      </w:pPr>
+      <w:rPr>
+        <w:rFonts w:ascii="Symbol" w:hAnsi="Symbol" w:hint="default"/>
+      </w:rPr>
+    </w:lvl>
+    <w:lvl w:ilvl="4" w:tplc="04090003" w:tentative="1">
+      <w:start w:val="1"/>
+      <w:numFmt w:val="bullet"/>
+      <w:lvlText w:val="o"/>
+      <w:lvlJc w:val="left"/>
+      <w:pPr>
+        <w:ind w:left="3600" w:hanging="360"/>
+      </w:pPr>
+      <w:rPr>
+        <w:rFonts w:ascii="Courier New" w:hAnsi="Courier New" w:hint="default"/>
+      </w:rPr>
+    </w:lvl>
+    <w:lvl w:ilvl="5" w:tplc="04090005" w:tentative="1">
+      <w:start w:val="1"/>
+      <w:numFmt w:val="bullet"/>
+      <w:lvlText w:val=""/>
+      <w:lvlJc w:val="left"/>
+      <w:pPr>
+        <w:ind w:left="4320" w:hanging="360"/>
+      </w:pPr>
+      <w:rPr>
+        <w:rFonts w:ascii="Wingdings" w:hAnsi="Wingdings" w:hint="default"/>
+      </w:rPr>
+    </w:lvl>
+    <w:lvl w:ilvl="6" w:tplc="04090001" w:tentative="1">
+      <w:start w:val="1"/>
+      <w:numFmt w:val="bullet"/>
+      <w:lvlText w:val=""/>
+      <w:lvlJc w:val="left"/>
+      <w:pPr>
+        <w:ind w:left="5040" w:hanging="360"/>
+      </w:pPr>
+      <w:rPr>
+        <w:rFonts w:ascii="Symbol" w:hAnsi="Symbol" w:hint="default"/>
+      </w:rPr>
+    </w:lvl>
+    <w:lvl w:ilvl="7" w:tplc="04090003" w:tentative="1">
+      <w:start w:val="1"/>
+      <w:numFmt w:val="bullet"/>
+      <w:lvlText w:val="o"/>
+      <w:lvlJc w:val="left"/>
+      <w:pPr>
+        <w:ind w:left="5760" w:hanging="360"/>
+      </w:pPr>
+      <w:rPr>
+        <w:rFonts w:ascii="Courier New" w:hAnsi="Courier New" w:hint="default"/>
+      </w:rPr>
+    </w:lvl>
+    <w:lvl w:ilvl="8" w:tplc="04090005" w:tentative="1">
+      <w:start w:val="1"/>
+      <w:numFmt w:val="bullet"/>
+      <w:lvlText w:val=""/>
+      <w:lvlJc w:val="left"/>
+      <w:pPr>
+        <w:ind w:left="6480" w:hanging="360"/>
+      </w:pPr>
+      <w:rPr>
+        <w:rFonts w:ascii="Wingdings" w:hAnsi="Wingdings" w:hint="default"/>
+      </w:rPr>
+    </w:lvl>
+  </w:abstractNum>
+  <w:abstractNum w:abstractNumId="2" w15:restartNumberingAfterBreak="0">
+    <w:nsid w:val="07462CB9"/>
+    <w:multiLevelType w:val="hybridMultilevel"/>
+    <w:tmpl w:val="FF9EDE38"/>
     <w:lvl w:ilvl="0" w:tplc="04090001">
       <w:start w:val="1"/>
       <w:numFmt w:val="bullet"/>
       <w:lvlText w:val=""/>
       <w:lvlJc w:val="left"/>
       <w:pPr>
+        <w:ind w:left="720" w:hanging="360"/>
+      </w:pPr>
+      <w:rPr>
+        <w:rFonts w:ascii="Symbol" w:hAnsi="Symbol" w:hint="default"/>
+      </w:rPr>
+    </w:lvl>
+    <w:lvl w:ilvl="1" w:tplc="04090003" w:tentative="1">
+      <w:start w:val="1"/>
+      <w:numFmt w:val="bullet"/>
+      <w:lvlText w:val="o"/>
+      <w:lvlJc w:val="left"/>
+      <w:pPr>
+        <w:ind w:left="1440" w:hanging="360"/>
+      </w:pPr>
+      <w:rPr>
+        <w:rFonts w:ascii="Courier New" w:hAnsi="Courier New" w:hint="default"/>
+      </w:rPr>
+    </w:lvl>
+    <w:lvl w:ilvl="2" w:tplc="04090005" w:tentative="1">
+      <w:start w:val="1"/>
+      <w:numFmt w:val="bullet"/>
+      <w:lvlText w:val=""/>
+      <w:lvlJc w:val="left"/>
+      <w:pPr>
+        <w:ind w:left="2160" w:hanging="360"/>
+      </w:pPr>
+      <w:rPr>
+        <w:rFonts w:ascii="Wingdings" w:hAnsi="Wingdings" w:hint="default"/>
+      </w:rPr>
+    </w:lvl>
+    <w:lvl w:ilvl="3" w:tplc="04090001" w:tentative="1">
+      <w:start w:val="1"/>
+      <w:numFmt w:val="bullet"/>
+      <w:lvlText w:val=""/>
+      <w:lvlJc w:val="left"/>
+      <w:pPr>
+        <w:ind w:left="2880" w:hanging="360"/>
+      </w:pPr>
+      <w:rPr>
+        <w:rFonts w:ascii="Symbol" w:hAnsi="Symbol" w:hint="default"/>
+      </w:rPr>
+    </w:lvl>
+    <w:lvl w:ilvl="4" w:tplc="04090003" w:tentative="1">
+      <w:start w:val="1"/>
+      <w:numFmt w:val="bullet"/>
+      <w:lvlText w:val="o"/>
+      <w:lvlJc w:val="left"/>
+      <w:pPr>
+        <w:ind w:left="3600" w:hanging="360"/>
+      </w:pPr>
+      <w:rPr>
+        <w:rFonts w:ascii="Courier New" w:hAnsi="Courier New" w:hint="default"/>
+      </w:rPr>
+    </w:lvl>
+    <w:lvl w:ilvl="5" w:tplc="04090005" w:tentative="1">
+      <w:start w:val="1"/>
+      <w:numFmt w:val="bullet"/>
+      <w:lvlText w:val=""/>
+      <w:lvlJc w:val="left"/>
+      <w:pPr>
+        <w:ind w:left="4320" w:hanging="360"/>
+      </w:pPr>
+      <w:rPr>
+        <w:rFonts w:ascii="Wingdings" w:hAnsi="Wingdings" w:hint="default"/>
+      </w:rPr>
+    </w:lvl>
+    <w:lvl w:ilvl="6" w:tplc="04090001" w:tentative="1">
+      <w:start w:val="1"/>
+      <w:numFmt w:val="bullet"/>
+      <w:lvlText w:val=""/>
+      <w:lvlJc w:val="left"/>
+      <w:pPr>
+        <w:ind w:left="5040" w:hanging="360"/>
+      </w:pPr>
+      <w:rPr>
+        <w:rFonts w:ascii="Symbol" w:hAnsi="Symbol" w:hint="default"/>
+      </w:rPr>
+    </w:lvl>
+    <w:lvl w:ilvl="7" w:tplc="04090003" w:tentative="1">
+      <w:start w:val="1"/>
+      <w:numFmt w:val="bullet"/>
+      <w:lvlText w:val="o"/>
+      <w:lvlJc w:val="left"/>
+      <w:pPr>
+        <w:ind w:left="5760" w:hanging="360"/>
+      </w:pPr>
+      <w:rPr>
+        <w:rFonts w:ascii="Courier New" w:hAnsi="Courier New" w:hint="default"/>
+      </w:rPr>
+    </w:lvl>
+    <w:lvl w:ilvl="8" w:tplc="04090005" w:tentative="1">
+      <w:start w:val="1"/>
+      <w:numFmt w:val="bullet"/>
+      <w:lvlText w:val=""/>
+      <w:lvlJc w:val="left"/>
+      <w:pPr>
+        <w:ind w:left="6480" w:hanging="360"/>
+      </w:pPr>
+      <w:rPr>
+        <w:rFonts w:ascii="Wingdings" w:hAnsi="Wingdings" w:hint="default"/>
+      </w:rPr>
+    </w:lvl>
+  </w:abstractNum>
+  <w:abstractNum w:abstractNumId="3" w15:restartNumberingAfterBreak="0">
+    <w:nsid w:val="0E394008"/>
+    <w:multiLevelType w:val="hybridMultilevel"/>
+    <w:tmpl w:val="7CF667B8"/>
+    <w:lvl w:ilvl="0" w:tplc="D68084EE">
+      <w:start w:val="5"/>
+      <w:numFmt w:val="bullet"/>
+      <w:lvlText w:val="-"/>
+      <w:lvlJc w:val="left"/>
+      <w:pPr>
         <w:ind w:left="630" w:hanging="360"/>
       </w:pPr>
       <w:rPr>
-        <w:rFonts w:ascii="Symbol" w:hAnsi="Symbol" w:hint="default"/>
+        <w:rFonts w:ascii="Gill Sans MT" w:eastAsia="Gill Sans MT" w:hAnsi="Gill Sans MT" w:cs="Times New Roman" w:hint="default"/>
       </w:rPr>
     </w:lvl>
     <w:lvl w:ilvl="1" w:tplc="FFFFFFFF">
@@ -9655,7 +10189,7 @@
       </w:rPr>
     </w:lvl>
   </w:abstractNum>
-  <w:abstractNum w:abstractNumId="2" w15:restartNumberingAfterBreak="0">
+  <w:abstractNum w:abstractNumId="4" w15:restartNumberingAfterBreak="0">
     <w:nsid w:val="10483DD0"/>
     <w:multiLevelType w:val="hybridMultilevel"/>
     <w:tmpl w:val="2DBCE026"/>
@@ -9744,7 +10278,346 @@
       </w:pPr>
     </w:lvl>
   </w:abstractNum>
-  <w:abstractNum w:abstractNumId="3" w15:restartNumberingAfterBreak="0">
+  <w:abstractNum w:abstractNumId="5" w15:restartNumberingAfterBreak="0">
+    <w:nsid w:val="1E5E3089"/>
+    <w:multiLevelType w:val="hybridMultilevel"/>
+    <w:tmpl w:val="6220011C"/>
+    <w:lvl w:ilvl="0" w:tplc="04090001">
+      <w:start w:val="1"/>
+      <w:numFmt w:val="bullet"/>
+      <w:lvlText w:val=""/>
+      <w:lvlJc w:val="left"/>
+      <w:pPr>
+        <w:ind w:left="720" w:hanging="360"/>
+      </w:pPr>
+      <w:rPr>
+        <w:rFonts w:ascii="Symbol" w:hAnsi="Symbol" w:hint="default"/>
+      </w:rPr>
+    </w:lvl>
+    <w:lvl w:ilvl="1" w:tplc="04090003" w:tentative="1">
+      <w:start w:val="1"/>
+      <w:numFmt w:val="bullet"/>
+      <w:lvlText w:val="o"/>
+      <w:lvlJc w:val="left"/>
+      <w:pPr>
+        <w:ind w:left="1440" w:hanging="360"/>
+      </w:pPr>
+      <w:rPr>
+        <w:rFonts w:ascii="Courier New" w:hAnsi="Courier New" w:hint="default"/>
+      </w:rPr>
+    </w:lvl>
+    <w:lvl w:ilvl="2" w:tplc="04090005" w:tentative="1">
+      <w:start w:val="1"/>
+      <w:numFmt w:val="bullet"/>
+      <w:lvlText w:val=""/>
+      <w:lvlJc w:val="left"/>
+      <w:pPr>
+        <w:ind w:left="2160" w:hanging="360"/>
+      </w:pPr>
+      <w:rPr>
+        <w:rFonts w:ascii="Wingdings" w:hAnsi="Wingdings" w:hint="default"/>
+      </w:rPr>
+    </w:lvl>
+    <w:lvl w:ilvl="3" w:tplc="04090001" w:tentative="1">
+      <w:start w:val="1"/>
+      <w:numFmt w:val="bullet"/>
+      <w:lvlText w:val=""/>
+      <w:lvlJc w:val="left"/>
+      <w:pPr>
+        <w:ind w:left="2880" w:hanging="360"/>
+      </w:pPr>
+      <w:rPr>
+        <w:rFonts w:ascii="Symbol" w:hAnsi="Symbol" w:hint="default"/>
+      </w:rPr>
+    </w:lvl>
+    <w:lvl w:ilvl="4" w:tplc="04090003" w:tentative="1">
+      <w:start w:val="1"/>
+      <w:numFmt w:val="bullet"/>
+      <w:lvlText w:val="o"/>
+      <w:lvlJc w:val="left"/>
+      <w:pPr>
+        <w:ind w:left="3600" w:hanging="360"/>
+      </w:pPr>
+      <w:rPr>
+        <w:rFonts w:ascii="Courier New" w:hAnsi="Courier New" w:hint="default"/>
+      </w:rPr>
+    </w:lvl>
+    <w:lvl w:ilvl="5" w:tplc="04090005" w:tentative="1">
+      <w:start w:val="1"/>
+      <w:numFmt w:val="bullet"/>
+      <w:lvlText w:val=""/>
+      <w:lvlJc w:val="left"/>
+      <w:pPr>
+        <w:ind w:left="4320" w:hanging="360"/>
+      </w:pPr>
+      <w:rPr>
+        <w:rFonts w:ascii="Wingdings" w:hAnsi="Wingdings" w:hint="default"/>
+      </w:rPr>
+    </w:lvl>
+    <w:lvl w:ilvl="6" w:tplc="04090001" w:tentative="1">
+      <w:start w:val="1"/>
+      <w:numFmt w:val="bullet"/>
+      <w:lvlText w:val=""/>
+      <w:lvlJc w:val="left"/>
+      <w:pPr>
+        <w:ind w:left="5040" w:hanging="360"/>
+      </w:pPr>
+      <w:rPr>
+        <w:rFonts w:ascii="Symbol" w:hAnsi="Symbol" w:hint="default"/>
+      </w:rPr>
+    </w:lvl>
+    <w:lvl w:ilvl="7" w:tplc="04090003" w:tentative="1">
+      <w:start w:val="1"/>
+      <w:numFmt w:val="bullet"/>
+      <w:lvlText w:val="o"/>
+      <w:lvlJc w:val="left"/>
+      <w:pPr>
+        <w:ind w:left="5760" w:hanging="360"/>
+      </w:pPr>
+      <w:rPr>
+        <w:rFonts w:ascii="Courier New" w:hAnsi="Courier New" w:hint="default"/>
+      </w:rPr>
+    </w:lvl>
+    <w:lvl w:ilvl="8" w:tplc="04090005" w:tentative="1">
+      <w:start w:val="1"/>
+      <w:numFmt w:val="bullet"/>
+      <w:lvlText w:val=""/>
+      <w:lvlJc w:val="left"/>
+      <w:pPr>
+        <w:ind w:left="6480" w:hanging="360"/>
+      </w:pPr>
+      <w:rPr>
+        <w:rFonts w:ascii="Wingdings" w:hAnsi="Wingdings" w:hint="default"/>
+      </w:rPr>
+    </w:lvl>
+  </w:abstractNum>
+  <w:abstractNum w:abstractNumId="6" w15:restartNumberingAfterBreak="0">
+    <w:nsid w:val="2779145B"/>
+    <w:multiLevelType w:val="hybridMultilevel"/>
+    <w:tmpl w:val="052846B0"/>
+    <w:lvl w:ilvl="0" w:tplc="D68084EE">
+      <w:start w:val="5"/>
+      <w:numFmt w:val="bullet"/>
+      <w:lvlText w:val="-"/>
+      <w:lvlJc w:val="left"/>
+      <w:pPr>
+        <w:ind w:left="630" w:hanging="360"/>
+      </w:pPr>
+      <w:rPr>
+        <w:rFonts w:ascii="Gill Sans MT" w:eastAsia="Gill Sans MT" w:hAnsi="Gill Sans MT" w:cs="Times New Roman" w:hint="default"/>
+      </w:rPr>
+    </w:lvl>
+    <w:lvl w:ilvl="1" w:tplc="FFFFFFFF" w:tentative="1">
+      <w:start w:val="1"/>
+      <w:numFmt w:val="bullet"/>
+      <w:lvlText w:val="o"/>
+      <w:lvlJc w:val="left"/>
+      <w:pPr>
+        <w:ind w:left="1440" w:hanging="360"/>
+      </w:pPr>
+      <w:rPr>
+        <w:rFonts w:ascii="Courier New" w:hAnsi="Courier New" w:hint="default"/>
+      </w:rPr>
+    </w:lvl>
+    <w:lvl w:ilvl="2" w:tplc="FFFFFFFF" w:tentative="1">
+      <w:start w:val="1"/>
+      <w:numFmt w:val="bullet"/>
+      <w:lvlText w:val=""/>
+      <w:lvlJc w:val="left"/>
+      <w:pPr>
+        <w:ind w:left="2160" w:hanging="360"/>
+      </w:pPr>
+      <w:rPr>
+        <w:rFonts w:ascii="Wingdings" w:hAnsi="Wingdings" w:hint="default"/>
+      </w:rPr>
+    </w:lvl>
+    <w:lvl w:ilvl="3" w:tplc="FFFFFFFF" w:tentative="1">
+      <w:start w:val="1"/>
+      <w:numFmt w:val="bullet"/>
+      <w:lvlText w:val=""/>
+      <w:lvlJc w:val="left"/>
+      <w:pPr>
+        <w:ind w:left="2880" w:hanging="360"/>
+      </w:pPr>
+      <w:rPr>
+        <w:rFonts w:ascii="Symbol" w:hAnsi="Symbol" w:hint="default"/>
+      </w:rPr>
+    </w:lvl>
+    <w:lvl w:ilvl="4" w:tplc="FFFFFFFF" w:tentative="1">
+      <w:start w:val="1"/>
+      <w:numFmt w:val="bullet"/>
+      <w:lvlText w:val="o"/>
+      <w:lvlJc w:val="left"/>
+      <w:pPr>
+        <w:ind w:left="3600" w:hanging="360"/>
+      </w:pPr>
+      <w:rPr>
+        <w:rFonts w:ascii="Courier New" w:hAnsi="Courier New" w:hint="default"/>
+      </w:rPr>
+    </w:lvl>
+    <w:lvl w:ilvl="5" w:tplc="FFFFFFFF" w:tentative="1">
+      <w:start w:val="1"/>
+      <w:numFmt w:val="bullet"/>
+      <w:lvlText w:val=""/>
+      <w:lvlJc w:val="left"/>
+      <w:pPr>
+        <w:ind w:left="4320" w:hanging="360"/>
+      </w:pPr>
+      <w:rPr>
+        <w:rFonts w:ascii="Wingdings" w:hAnsi="Wingdings" w:hint="default"/>
+      </w:rPr>
+    </w:lvl>
+    <w:lvl w:ilvl="6" w:tplc="FFFFFFFF" w:tentative="1">
+      <w:start w:val="1"/>
+      <w:numFmt w:val="bullet"/>
+      <w:lvlText w:val=""/>
+      <w:lvlJc w:val="left"/>
+      <w:pPr>
+        <w:ind w:left="5040" w:hanging="360"/>
+      </w:pPr>
+      <w:rPr>
+        <w:rFonts w:ascii="Symbol" w:hAnsi="Symbol" w:hint="default"/>
+      </w:rPr>
+    </w:lvl>
+    <w:lvl w:ilvl="7" w:tplc="FFFFFFFF" w:tentative="1">
+      <w:start w:val="1"/>
+      <w:numFmt w:val="bullet"/>
+      <w:lvlText w:val="o"/>
+      <w:lvlJc w:val="left"/>
+      <w:pPr>
+        <w:ind w:left="5760" w:hanging="360"/>
+      </w:pPr>
+      <w:rPr>
+        <w:rFonts w:ascii="Courier New" w:hAnsi="Courier New" w:hint="default"/>
+      </w:rPr>
+    </w:lvl>
+    <w:lvl w:ilvl="8" w:tplc="FFFFFFFF" w:tentative="1">
+      <w:start w:val="1"/>
+      <w:numFmt w:val="bullet"/>
+      <w:lvlText w:val=""/>
+      <w:lvlJc w:val="left"/>
+      <w:pPr>
+        <w:ind w:left="6480" w:hanging="360"/>
+      </w:pPr>
+      <w:rPr>
+        <w:rFonts w:ascii="Wingdings" w:hAnsi="Wingdings" w:hint="default"/>
+      </w:rPr>
+    </w:lvl>
+  </w:abstractNum>
+  <w:abstractNum w:abstractNumId="7" w15:restartNumberingAfterBreak="0">
+    <w:nsid w:val="38886E9A"/>
+    <w:multiLevelType w:val="hybridMultilevel"/>
+    <w:tmpl w:val="2BDC1830"/>
+    <w:lvl w:ilvl="0" w:tplc="D68084EE">
+      <w:start w:val="5"/>
+      <w:numFmt w:val="bullet"/>
+      <w:lvlText w:val="-"/>
+      <w:lvlJc w:val="left"/>
+      <w:pPr>
+        <w:ind w:left="720" w:hanging="360"/>
+      </w:pPr>
+      <w:rPr>
+        <w:rFonts w:ascii="Gill Sans MT" w:eastAsia="Gill Sans MT" w:hAnsi="Gill Sans MT" w:cs="Times New Roman" w:hint="default"/>
+      </w:rPr>
+    </w:lvl>
+    <w:lvl w:ilvl="1" w:tplc="FFFFFFFF" w:tentative="1">
+      <w:start w:val="1"/>
+      <w:numFmt w:val="bullet"/>
+      <w:lvlText w:val="o"/>
+      <w:lvlJc w:val="left"/>
+      <w:pPr>
+        <w:ind w:left="1440" w:hanging="360"/>
+      </w:pPr>
+      <w:rPr>
+        <w:rFonts w:ascii="Courier New" w:hAnsi="Courier New" w:hint="default"/>
+      </w:rPr>
+    </w:lvl>
+    <w:lvl w:ilvl="2" w:tplc="FFFFFFFF" w:tentative="1">
+      <w:start w:val="1"/>
+      <w:numFmt w:val="bullet"/>
+      <w:lvlText w:val=""/>
+      <w:lvlJc w:val="left"/>
+      <w:pPr>
+        <w:ind w:left="2160" w:hanging="360"/>
+      </w:pPr>
+      <w:rPr>
+        <w:rFonts w:ascii="Wingdings" w:hAnsi="Wingdings" w:hint="default"/>
+      </w:rPr>
+    </w:lvl>
+    <w:lvl w:ilvl="3" w:tplc="FFFFFFFF" w:tentative="1">
+      <w:start w:val="1"/>
+      <w:numFmt w:val="bullet"/>
+      <w:lvlText w:val=""/>
+      <w:lvlJc w:val="left"/>
+      <w:pPr>
+        <w:ind w:left="2880" w:hanging="360"/>
+      </w:pPr>
+      <w:rPr>
+        <w:rFonts w:ascii="Symbol" w:hAnsi="Symbol" w:hint="default"/>
+      </w:rPr>
+    </w:lvl>
+    <w:lvl w:ilvl="4" w:tplc="FFFFFFFF" w:tentative="1">
+      <w:start w:val="1"/>
+      <w:numFmt w:val="bullet"/>
+      <w:lvlText w:val="o"/>
+      <w:lvlJc w:val="left"/>
+      <w:pPr>
+        <w:ind w:left="3600" w:hanging="360"/>
+      </w:pPr>
+      <w:rPr>
+        <w:rFonts w:ascii="Courier New" w:hAnsi="Courier New" w:hint="default"/>
+      </w:rPr>
+    </w:lvl>
+    <w:lvl w:ilvl="5" w:tplc="FFFFFFFF" w:tentative="1">
+      <w:start w:val="1"/>
+      <w:numFmt w:val="bullet"/>
+      <w:lvlText w:val=""/>
+      <w:lvlJc w:val="left"/>
+      <w:pPr>
+        <w:ind w:left="4320" w:hanging="360"/>
+      </w:pPr>
+      <w:rPr>
+        <w:rFonts w:ascii="Wingdings" w:hAnsi="Wingdings" w:hint="default"/>
+      </w:rPr>
+    </w:lvl>
+    <w:lvl w:ilvl="6" w:tplc="FFFFFFFF" w:tentative="1">
+      <w:start w:val="1"/>
+      <w:numFmt w:val="bullet"/>
+      <w:lvlText w:val=""/>
+      <w:lvlJc w:val="left"/>
+      <w:pPr>
+        <w:ind w:left="5040" w:hanging="360"/>
+      </w:pPr>
+      <w:rPr>
+        <w:rFonts w:ascii="Symbol" w:hAnsi="Symbol" w:hint="default"/>
+      </w:rPr>
+    </w:lvl>
+    <w:lvl w:ilvl="7" w:tplc="FFFFFFFF" w:tentative="1">
+      <w:start w:val="1"/>
+      <w:numFmt w:val="bullet"/>
+      <w:lvlText w:val="o"/>
+      <w:lvlJc w:val="left"/>
+      <w:pPr>
+        <w:ind w:left="5760" w:hanging="360"/>
+      </w:pPr>
+      <w:rPr>
+        <w:rFonts w:ascii="Courier New" w:hAnsi="Courier New" w:hint="default"/>
+      </w:rPr>
+    </w:lvl>
+    <w:lvl w:ilvl="8" w:tplc="FFFFFFFF" w:tentative="1">
+      <w:start w:val="1"/>
+      <w:numFmt w:val="bullet"/>
+      <w:lvlText w:val=""/>
+      <w:lvlJc w:val="left"/>
+      <w:pPr>
+        <w:ind w:left="6480" w:hanging="360"/>
+      </w:pPr>
+      <w:rPr>
+        <w:rFonts w:ascii="Wingdings" w:hAnsi="Wingdings" w:hint="default"/>
+      </w:rPr>
+    </w:lvl>
+  </w:abstractNum>
+  <w:abstractNum w:abstractNumId="8" w15:restartNumberingAfterBreak="0">
     <w:nsid w:val="45AD51B3"/>
     <w:multiLevelType w:val="hybridMultilevel"/>
     <w:tmpl w:val="CF240FB4"/>
@@ -9857,7 +10730,7 @@
       </w:rPr>
     </w:lvl>
   </w:abstractNum>
-  <w:abstractNum w:abstractNumId="4" w15:restartNumberingAfterBreak="0">
+  <w:abstractNum w:abstractNumId="9" w15:restartNumberingAfterBreak="0">
     <w:nsid w:val="4C5C1D4A"/>
     <w:multiLevelType w:val="hybridMultilevel"/>
     <w:tmpl w:val="8C807EB0"/>
@@ -9970,7 +10843,7 @@
       </w:rPr>
     </w:lvl>
   </w:abstractNum>
-  <w:abstractNum w:abstractNumId="5" w15:restartNumberingAfterBreak="0">
+  <w:abstractNum w:abstractNumId="10" w15:restartNumberingAfterBreak="0">
     <w:nsid w:val="5FFA1A72"/>
     <w:multiLevelType w:val="singleLevel"/>
     <w:tmpl w:val="5FFA1A72"/>
@@ -9990,23 +10863,154 @@
       </w:rPr>
     </w:lvl>
   </w:abstractNum>
+  <w:abstractNum w:abstractNumId="11" w15:restartNumberingAfterBreak="0">
+    <w:nsid w:val="60B72789"/>
+    <w:multiLevelType w:val="hybridMultilevel"/>
+    <w:tmpl w:val="ED709B50"/>
+    <w:lvl w:ilvl="0" w:tplc="D68084EE">
+      <w:start w:val="5"/>
+      <w:numFmt w:val="bullet"/>
+      <w:lvlText w:val="-"/>
+      <w:lvlJc w:val="left"/>
+      <w:pPr>
+        <w:ind w:left="720" w:hanging="360"/>
+      </w:pPr>
+      <w:rPr>
+        <w:rFonts w:ascii="Gill Sans MT" w:eastAsia="Gill Sans MT" w:hAnsi="Gill Sans MT" w:cs="Times New Roman" w:hint="default"/>
+      </w:rPr>
+    </w:lvl>
+    <w:lvl w:ilvl="1" w:tplc="04090003" w:tentative="1">
+      <w:start w:val="1"/>
+      <w:numFmt w:val="bullet"/>
+      <w:lvlText w:val="o"/>
+      <w:lvlJc w:val="left"/>
+      <w:pPr>
+        <w:ind w:left="1440" w:hanging="360"/>
+      </w:pPr>
+      <w:rPr>
+        <w:rFonts w:ascii="Courier New" w:hAnsi="Courier New" w:hint="default"/>
+      </w:rPr>
+    </w:lvl>
+    <w:lvl w:ilvl="2" w:tplc="04090005" w:tentative="1">
+      <w:start w:val="1"/>
+      <w:numFmt w:val="bullet"/>
+      <w:lvlText w:val=""/>
+      <w:lvlJc w:val="left"/>
+      <w:pPr>
+        <w:ind w:left="2160" w:hanging="360"/>
+      </w:pPr>
+      <w:rPr>
+        <w:rFonts w:ascii="Wingdings" w:hAnsi="Wingdings" w:hint="default"/>
+      </w:rPr>
+    </w:lvl>
+    <w:lvl w:ilvl="3" w:tplc="04090001" w:tentative="1">
+      <w:start w:val="1"/>
+      <w:numFmt w:val="bullet"/>
+      <w:lvlText w:val=""/>
+      <w:lvlJc w:val="left"/>
+      <w:pPr>
+        <w:ind w:left="2880" w:hanging="360"/>
+      </w:pPr>
+      <w:rPr>
+        <w:rFonts w:ascii="Symbol" w:hAnsi="Symbol" w:hint="default"/>
+      </w:rPr>
+    </w:lvl>
+    <w:lvl w:ilvl="4" w:tplc="04090003" w:tentative="1">
+      <w:start w:val="1"/>
+      <w:numFmt w:val="bullet"/>
+      <w:lvlText w:val="o"/>
+      <w:lvlJc w:val="left"/>
+      <w:pPr>
+        <w:ind w:left="3600" w:hanging="360"/>
+      </w:pPr>
+      <w:rPr>
+        <w:rFonts w:ascii="Courier New" w:hAnsi="Courier New" w:hint="default"/>
+      </w:rPr>
+    </w:lvl>
+    <w:lvl w:ilvl="5" w:tplc="04090005" w:tentative="1">
+      <w:start w:val="1"/>
+      <w:numFmt w:val="bullet"/>
+      <w:lvlText w:val=""/>
+      <w:lvlJc w:val="left"/>
+      <w:pPr>
+        <w:ind w:left="4320" w:hanging="360"/>
+      </w:pPr>
+      <w:rPr>
+        <w:rFonts w:ascii="Wingdings" w:hAnsi="Wingdings" w:hint="default"/>
+      </w:rPr>
+    </w:lvl>
+    <w:lvl w:ilvl="6" w:tplc="04090001" w:tentative="1">
+      <w:start w:val="1"/>
+      <w:numFmt w:val="bullet"/>
+      <w:lvlText w:val=""/>
+      <w:lvlJc w:val="left"/>
+      <w:pPr>
+        <w:ind w:left="5040" w:hanging="360"/>
+      </w:pPr>
+      <w:rPr>
+        <w:rFonts w:ascii="Symbol" w:hAnsi="Symbol" w:hint="default"/>
+      </w:rPr>
+    </w:lvl>
+    <w:lvl w:ilvl="7" w:tplc="04090003" w:tentative="1">
+      <w:start w:val="1"/>
+      <w:numFmt w:val="bullet"/>
+      <w:lvlText w:val="o"/>
+      <w:lvlJc w:val="left"/>
+      <w:pPr>
+        <w:ind w:left="5760" w:hanging="360"/>
+      </w:pPr>
+      <w:rPr>
+        <w:rFonts w:ascii="Courier New" w:hAnsi="Courier New" w:hint="default"/>
+      </w:rPr>
+    </w:lvl>
+    <w:lvl w:ilvl="8" w:tplc="04090005" w:tentative="1">
+      <w:start w:val="1"/>
+      <w:numFmt w:val="bullet"/>
+      <w:lvlText w:val=""/>
+      <w:lvlJc w:val="left"/>
+      <w:pPr>
+        <w:ind w:left="6480" w:hanging="360"/>
+      </w:pPr>
+      <w:rPr>
+        <w:rFonts w:ascii="Wingdings" w:hAnsi="Wingdings" w:hint="default"/>
+      </w:rPr>
+    </w:lvl>
+  </w:abstractNum>
   <w:num w:numId="1" w16cid:durableId="1111897921">
+    <w:abstractNumId w:val="9"/>
+  </w:num>
+  <w:num w:numId="2" w16cid:durableId="921715859">
+    <w:abstractNumId w:val="3"/>
+  </w:num>
+  <w:num w:numId="3" w16cid:durableId="1207259668">
     <w:abstractNumId w:val="4"/>
   </w:num>
-  <w:num w:numId="2" w16cid:durableId="921715859">
-    <w:abstractNumId w:val="1"/>
-  </w:num>
-  <w:num w:numId="3" w16cid:durableId="1207259668">
-    <w:abstractNumId w:val="2"/>
-  </w:num>
   <w:num w:numId="4" w16cid:durableId="140706239">
-    <w:abstractNumId w:val="5"/>
+    <w:abstractNumId w:val="10"/>
   </w:num>
   <w:num w:numId="5" w16cid:durableId="1379666355">
     <w:abstractNumId w:val="0"/>
   </w:num>
   <w:num w:numId="6" w16cid:durableId="1913928729">
-    <w:abstractNumId w:val="3"/>
+    <w:abstractNumId w:val="8"/>
+  </w:num>
+  <w:num w:numId="7" w16cid:durableId="1444306487">
+    <w:abstractNumId w:val="5"/>
+  </w:num>
+  <w:num w:numId="8" w16cid:durableId="2105303193">
+    <w:abstractNumId w:val="2"/>
+  </w:num>
+  <w:num w:numId="9" w16cid:durableId="1301763211">
+    <w:abstractNumId w:val="7"/>
+  </w:num>
+  <w:num w:numId="10" w16cid:durableId="524562034">
+    <w:abstractNumId w:val="6"/>
+  </w:num>
+  <w:num w:numId="11" w16cid:durableId="1300649061">
+    <w:abstractNumId w:val="11"/>
+  </w:num>
+  <w:num w:numId="12" w16cid:durableId="419182665">
+    <w:abstractNumId w:val="1"/>
   </w:num>
 </w:numbering>
 </file>
@@ -11044,12 +12048,12 @@
     <w:pitch w:val="variable"/>
     <w:sig w:usb0="E0002EFF" w:usb1="C000785B" w:usb2="00000009" w:usb3="00000000" w:csb0="000001FF" w:csb1="00000000"/>
   </w:font>
-  <w:font w:name="Symbol">
-    <w:panose1 w:val="05050102010706020507"/>
-    <w:charset w:val="02"/>
-    <w:family w:val="decorative"/>
+  <w:font w:name="Gill Sans MT">
+    <w:panose1 w:val="020B0502020104020203"/>
+    <w:charset w:val="4D"/>
+    <w:family w:val="swiss"/>
     <w:pitch w:val="variable"/>
-    <w:sig w:usb0="00000000" w:usb1="10000000" w:usb2="00000000" w:usb3="00000000" w:csb0="80000000" w:csb1="00000000"/>
+    <w:sig w:usb0="00000003" w:usb1="00000000" w:usb2="00000000" w:usb3="00000000" w:csb0="00000003" w:csb1="00000000"/>
   </w:font>
   <w:font w:name="Courier New">
     <w:panose1 w:val="02070309020205020404"/>
@@ -11065,12 +12069,12 @@
     <w:pitch w:val="variable"/>
     <w:sig w:usb0="00000003" w:usb1="00000000" w:usb2="00000000" w:usb3="00000000" w:csb0="80000001" w:csb1="00000000"/>
   </w:font>
-  <w:font w:name="Gill Sans MT">
-    <w:panose1 w:val="020B0502020104020203"/>
-    <w:charset w:val="4D"/>
-    <w:family w:val="swiss"/>
+  <w:font w:name="Symbol">
+    <w:panose1 w:val="05050102010706020507"/>
+    <w:charset w:val="02"/>
+    <w:family w:val="decorative"/>
     <w:pitch w:val="variable"/>
-    <w:sig w:usb0="00000003" w:usb1="00000000" w:usb2="00000000" w:usb3="00000000" w:csb0="00000003" w:csb1="00000000"/>
+    <w:sig w:usb0="00000000" w:usb1="10000000" w:usb2="00000000" w:usb3="00000000" w:csb0="80000000" w:csb1="00000000"/>
   </w:font>
   <w:font w:name="Aptos">
     <w:panose1 w:val="020B0004020202020204"/>
@@ -11124,6 +12128,7 @@
     <w:rsid w:val="00425EDB"/>
     <w:rsid w:val="0045715B"/>
     <w:rsid w:val="00475F2C"/>
+    <w:rsid w:val="004856D4"/>
     <w:rsid w:val="004C7B6F"/>
     <w:rsid w:val="00522FA4"/>
     <w:rsid w:val="005C0BE5"/>
@@ -11132,6 +12137,7 @@
     <w:rsid w:val="00727107"/>
     <w:rsid w:val="00783C27"/>
     <w:rsid w:val="007D0AC6"/>
+    <w:rsid w:val="008155A7"/>
     <w:rsid w:val="008504BC"/>
     <w:rsid w:val="008548F3"/>
     <w:rsid w:val="008E2474"/>
